--- a/Milestone 1/24046599 Naitik Joshi .docx
+++ b/Milestone 1/24046599 Naitik Joshi .docx
@@ -276,19 +276,11 @@
           <w:b/>
         </w:rPr>
       </w:pPr>
-      <w:proofErr w:type="gramStart"/>
       <w:r>
         <w:rPr>
           <w:b/>
         </w:rPr>
-        <w:t>Submission :</w:t>
-      </w:r>
-      <w:proofErr w:type="gramEnd"/>
-      <w:r>
-        <w:rPr>
-          <w:b/>
-        </w:rPr>
-        <w:t xml:space="preserve"> </w:t>
+        <w:t xml:space="preserve">Submission : </w:t>
       </w:r>
       <w:sdt>
         <w:sdtPr>
@@ -644,25 +636,7 @@
           <w:sz w:val="20"/>
           <w:szCs w:val="20"/>
         </w:rPr>
-        <w:t xml:space="preserve">I confirm that I understand my coursework needs to be submitted online via MST Classroom under the relevant module page before the deadline </w:t>
-      </w:r>
-      <w:proofErr w:type="gramStart"/>
-      <w:r>
-        <w:rPr>
-          <w:i/>
-          <w:sz w:val="20"/>
-          <w:szCs w:val="20"/>
-        </w:rPr>
-        <w:t>in order for</w:t>
-      </w:r>
-      <w:proofErr w:type="gramEnd"/>
-      <w:r>
-        <w:rPr>
-          <w:i/>
-          <w:sz w:val="20"/>
-          <w:szCs w:val="20"/>
-        </w:rPr>
-        <w:t xml:space="preserve"> my assignment to be accepted and marked. I am fully aware that late submissions will be treated as non-submission and a mark of zero will be awarded.</w:t>
+        <w:t>I confirm that I understand my coursework needs to be submitted online via MST Classroom under the relevant module page before the deadline in order for my assignment to be accepted and marked. I am fully aware that late submissions will be treated as non-submission and a mark of zero will be awarded.</w:t>
       </w:r>
     </w:p>
     <w:sdt>
@@ -2777,9 +2751,9 @@
       </w:tblPr>
       <w:tblGrid>
         <w:gridCol w:w="2295"/>
-        <w:gridCol w:w="1455"/>
-        <w:gridCol w:w="3019"/>
-        <w:gridCol w:w="2575"/>
+        <w:gridCol w:w="1426"/>
+        <w:gridCol w:w="2844"/>
+        <w:gridCol w:w="2439"/>
       </w:tblGrid>
       <w:tr>
         <w:tc>
@@ -5013,6 +4987,7 @@
                 <w:color w:val="1F1F1F"/>
                 <w:lang w:val="en-NP" w:eastAsia="en-US"/>
               </w:rPr>
+              <w:lastRenderedPageBreak/>
               <w:t>unnamed1</w:t>
             </w:r>
           </w:p>
@@ -5151,7 +5126,6 @@
           <w:szCs w:val="28"/>
           <w:lang w:val="en-NP" w:eastAsia="en-US"/>
         </w:rPr>
-        <w:lastRenderedPageBreak/>
         <w:t>1.3 Identified Challenges</w:t>
       </w:r>
       <w:bookmarkEnd w:id="3"/>
@@ -5173,16 +5147,6 @@
         </w:rPr>
         <w:t>Upon initial inspection, a few data quality challenges were identified. Firstly, there are missing values (NaN) in the crucial Amount and Age columns. Secondly, there are completely empty or irrelevant columns such as unnamed1 and Cust_name that add noise to the dataset. Finally, the raw data needs specific encoding to be read correctly into Python without throwing formatting errors.</w:t>
       </w:r>
-    </w:p>
-    <w:p>
-      <w:pPr>
-        <w:spacing w:after="240" w:line="360" w:lineRule="auto"/>
-        <w:rPr>
-          <w:rFonts w:eastAsia="Times New Roman"/>
-          <w:color w:val="1F1F1F"/>
-          <w:lang w:val="en-NP" w:eastAsia="en-US"/>
-        </w:rPr>
-      </w:pPr>
     </w:p>
     <w:p>
       <w:pPr>
@@ -5556,15 +5520,7 @@
         <w:fldChar w:fldCharType="end"/>
       </w:r>
       <w:r>
-        <w:t xml:space="preserve">: Showing data </w:t>
-      </w:r>
-      <w:proofErr w:type="gramStart"/>
-      <w:r>
-        <w:t>using .head</w:t>
-      </w:r>
-      <w:proofErr w:type="gramEnd"/>
-      <w:r>
-        <w:t>(15)</w:t>
+        <w:t>: Showing data using .head(15)</w:t>
       </w:r>
       <w:bookmarkEnd w:id="7"/>
     </w:p>
@@ -5638,6 +5594,26 @@
         </w:rPr>
         <w:t xml:space="preserve"> the chardet library was utilized. This automatically detected the correct encoding from the file's raw bytes and passed it into the pd.read_csv() function. The output of the first 15 rows confirms that the data was loaded successfully without any formatting errors.</w:t>
       </w:r>
+    </w:p>
+    <w:p>
+      <w:pPr>
+        <w:spacing w:after="240" w:line="360" w:lineRule="auto"/>
+        <w:rPr>
+          <w:rFonts w:eastAsia="Times New Roman"/>
+          <w:color w:val="1F1F1F"/>
+          <w:lang w:val="en-NP" w:eastAsia="en-US"/>
+        </w:rPr>
+      </w:pPr>
+    </w:p>
+    <w:p>
+      <w:pPr>
+        <w:spacing w:after="240" w:line="360" w:lineRule="auto"/>
+        <w:rPr>
+          <w:rFonts w:eastAsia="Times New Roman"/>
+          <w:color w:val="1F1F1F"/>
+          <w:lang w:val="en-NP" w:eastAsia="en-US"/>
+        </w:rPr>
+      </w:pPr>
     </w:p>
     <w:p>
       <w:pPr>
@@ -5663,6 +5639,7 @@
           <w:szCs w:val="28"/>
           <w:lang w:val="en-NP" w:eastAsia="en-US"/>
         </w:rPr>
+        <w:lastRenderedPageBreak/>
         <w:t>2.2 Dataset Insight</w:t>
       </w:r>
       <w:bookmarkEnd w:id="8"/>
@@ -5682,7 +5659,6 @@
           <w:lang w:val="en-NP" w:eastAsia="en-US"/>
           <w14:ligatures w14:val="standardContextual"/>
         </w:rPr>
-        <w:lastRenderedPageBreak/>
         <w:drawing>
           <wp:inline distT="0" distB="0" distL="0" distR="0" wp14:anchorId="4AD725A4" wp14:editId="7CF64CF9">
             <wp:extent cx="5943600" cy="2061845"/>
@@ -5760,15 +5736,7 @@
         <w:fldChar w:fldCharType="end"/>
       </w:r>
       <w:r>
-        <w:t xml:space="preserve">: </w:t>
-      </w:r>
-      <w:proofErr w:type="gramStart"/>
-      <w:r>
-        <w:t>df.info(</w:t>
-      </w:r>
-      <w:proofErr w:type="gramEnd"/>
-      <w:r>
-        <w:t>) showing datatypes</w:t>
+        <w:t>: df.info() showing datatypes</w:t>
       </w:r>
       <w:bookmarkEnd w:id="9"/>
     </w:p>
@@ -5857,7 +5825,7 @@
       </w:tblPr>
       <w:tblGrid>
         <w:gridCol w:w="2268"/>
-        <w:gridCol w:w="7076"/>
+        <w:gridCol w:w="6736"/>
       </w:tblGrid>
       <w:tr>
         <w:tc>
@@ -6264,6 +6232,14 @@
     </w:tbl>
     <w:p>
       <w:pPr>
+        <w:rPr>
+          <w:lang w:val="en-NP" w:eastAsia="en-US"/>
+        </w:rPr>
+      </w:pPr>
+      <w:bookmarkStart w:id="11" w:name="_Toc226119618"/>
+    </w:p>
+    <w:p>
+      <w:pPr>
         <w:spacing w:before="480" w:after="120" w:line="360" w:lineRule="auto"/>
         <w:outlineLvl w:val="0"/>
         <w:rPr>
@@ -6276,7 +6252,6 @@
           <w:lang w:val="en-NP" w:eastAsia="en-US"/>
         </w:rPr>
       </w:pPr>
-      <w:bookmarkStart w:id="11" w:name="_Toc226119618"/>
       <w:r>
         <w:rPr>
           <w:rFonts w:eastAsia="Times New Roman"/>
@@ -6288,6 +6263,7 @@
           <w:szCs w:val="28"/>
           <w:lang w:val="en-NP" w:eastAsia="en-US"/>
         </w:rPr>
+        <w:lastRenderedPageBreak/>
         <w:t>3. Data Cleaning</w:t>
       </w:r>
       <w:bookmarkEnd w:id="11"/>
@@ -6316,7 +6292,6 @@
           <w:szCs w:val="26"/>
           <w:lang w:val="en-NP" w:eastAsia="en-US"/>
         </w:rPr>
-        <w:lastRenderedPageBreak/>
         <w:t>3.1 Convert Age Group to Ordinal Categorical</w:t>
       </w:r>
       <w:bookmarkEnd w:id="12"/>
@@ -6499,6 +6474,25 @@
         <w:spacing w:after="240" w:line="360" w:lineRule="auto"/>
         <w:rPr>
           <w:rFonts w:eastAsia="Times New Roman"/>
+          <w:color w:val="1F1F1F"/>
+          <w:lang w:val="en-NP" w:eastAsia="en-US"/>
+        </w:rPr>
+      </w:pPr>
+    </w:p>
+    <w:p>
+      <w:pPr>
+        <w:spacing w:after="240" w:line="360" w:lineRule="auto"/>
+        <w:rPr>
+          <w:rFonts w:eastAsia="Times New Roman"/>
+          <w:lang w:val="en-NP" w:eastAsia="en-US"/>
+        </w:rPr>
+      </w:pPr>
+    </w:p>
+    <w:p>
+      <w:pPr>
+        <w:spacing w:after="240" w:line="360" w:lineRule="auto"/>
+        <w:rPr>
+          <w:rFonts w:eastAsia="Times New Roman"/>
           <w:lang w:val="en-NP" w:eastAsia="en-US"/>
         </w:rPr>
       </w:pPr>
@@ -6527,6 +6521,7 @@
           <w:szCs w:val="26"/>
           <w:lang w:val="en-NP" w:eastAsia="en-US"/>
         </w:rPr>
+        <w:lastRenderedPageBreak/>
         <w:t>3.2 Create Purchase_Value_Category Column</w:t>
       </w:r>
       <w:bookmarkEnd w:id="14"/>
@@ -6544,7 +6539,6 @@
           <w:lang w:val="en-NP" w:eastAsia="en-US"/>
           <w14:ligatures w14:val="standardContextual"/>
         </w:rPr>
-        <w:lastRenderedPageBreak/>
         <w:drawing>
           <wp:inline distT="0" distB="0" distL="0" distR="0" wp14:anchorId="23CE9572" wp14:editId="195C8FE4">
             <wp:extent cx="5943600" cy="1746250"/>
@@ -6776,15 +6770,7 @@
         <w:fldChar w:fldCharType="end"/>
       </w:r>
       <w:r>
-        <w:t xml:space="preserve">: Dropping </w:t>
-      </w:r>
-      <w:proofErr w:type="spellStart"/>
-      <w:r>
-        <w:t>Irelevant</w:t>
-      </w:r>
-      <w:proofErr w:type="spellEnd"/>
-      <w:r>
-        <w:t xml:space="preserve"> columns</w:t>
+        <w:t>: Dropping Irelevant columns</w:t>
       </w:r>
       <w:bookmarkEnd w:id="17"/>
     </w:p>
@@ -6824,6 +6810,15 @@
         </w:rPr>
         <w:t>Irrelevant columns were removed to clean the dataset. Cust_name and User_ID contain personal identifiers that provide no statistical value for aggregate sales analysis, and dropping them maintains data privacy. The unnamed1 column was an empty artefact. Removing these variables reduces dimensionality and saves memory.</w:t>
       </w:r>
+    </w:p>
+    <w:p>
+      <w:pPr>
+        <w:spacing w:after="240" w:line="360" w:lineRule="auto"/>
+        <w:rPr>
+          <w:rFonts w:eastAsia="Times New Roman"/>
+          <w:lang w:val="en-NP" w:eastAsia="en-US"/>
+        </w:rPr>
+      </w:pPr>
     </w:p>
     <w:p>
       <w:pPr>
@@ -6858,6 +6853,7 @@
           <w:szCs w:val="26"/>
           <w:lang w:val="en-NP" w:eastAsia="en-US"/>
         </w:rPr>
+        <w:lastRenderedPageBreak/>
         <w:t>3.4 Handle Missing Values</w:t>
       </w:r>
       <w:bookmarkEnd w:id="18"/>
@@ -6878,7 +6874,6 @@
           <w:color w:val="1F1F1F"/>
           <w:lang w:val="en-NP" w:eastAsia="en-US"/>
         </w:rPr>
-        <w:lastRenderedPageBreak/>
         <w:t>Techniques for Handling Missing Values:</w:t>
       </w:r>
     </w:p>
@@ -7179,6 +7174,15 @@
         <w:rPr>
           <w:rFonts w:eastAsia="Times New Roman"/>
           <w:color w:val="1F1F1F"/>
+          <w:lang w:val="en-NP" w:eastAsia="en-US"/>
+        </w:rPr>
+      </w:pPr>
+    </w:p>
+    <w:p>
+      <w:pPr>
+        <w:spacing w:after="240" w:line="360" w:lineRule="auto"/>
+        <w:rPr>
+          <w:rFonts w:eastAsia="Times New Roman"/>
           <w:lang w:val="en-NP" w:eastAsia="en-US"/>
         </w:rPr>
       </w:pPr>
@@ -7331,10 +7335,11 @@
       <w:headerReference w:type="default" r:id="rId20"/>
       <w:footerReference w:type="default" r:id="rId21"/>
       <w:footerReference w:type="first" r:id="rId22"/>
-      <w:pgSz w:w="12240" w:h="15840"/>
+      <w:pgSz w:w="11900" w:h="16840"/>
       <w:pgMar w:top="1440" w:right="1440" w:bottom="1440" w:left="1440" w:header="720" w:footer="720" w:gutter="0"/>
       <w:pgNumType w:start="1"/>
       <w:cols w:space="720"/>
+      <w:docGrid w:linePitch="326"/>
     </w:sectPr>
   </w:body>
 </w:document>
@@ -9389,8 +9394,8 @@
   <w:rsids>
     <w:rsidRoot w:val="00B44355"/>
     <w:rsid w:val="007863D9"/>
-    <w:rsid w:val="009A1500"/>
     <w:rsid w:val="00B44355"/>
+    <w:rsid w:val="00E23C07"/>
   </w:rsids>
   <m:mathPr>
     <m:mathFont m:val="Cambria Math"/>
@@ -10185,7 +10190,7 @@
 </file>
 
 <file path=customXml/itemProps1.xml><?xml version="1.0" encoding="utf-8"?>
-<ds:datastoreItem xmlns:ds="http://schemas.openxmlformats.org/officeDocument/2006/customXml" ds:itemID="{694E9CD5-D821-404D-B2CB-3DC4EB2CDC82}">
+<ds:datastoreItem xmlns:ds="http://schemas.openxmlformats.org/officeDocument/2006/customXml" ds:itemID="{C577BA7E-C587-AD47-8BAF-FC2E7A2CC5CA}">
   <ds:schemaRefs>
     <ds:schemaRef ds:uri="http://schemas.openxmlformats.org/officeDocument/2006/bibliography"/>
   </ds:schemaRefs>

--- a/Milestone 1/24046599 Naitik Joshi .docx
+++ b/Milestone 1/24046599 Naitik Joshi .docx
@@ -259,13 +259,7 @@
         <w:rPr>
           <w:b/>
         </w:rPr>
-        <w:t>60</w:t>
-      </w:r>
-      <w:r>
-        <w:rPr>
-          <w:b/>
-        </w:rPr>
-        <w:t>% Individual Coursework</w:t>
+        <w:t>60% Individual Coursework</w:t>
       </w:r>
     </w:p>
     <w:p>
@@ -276,11 +270,19 @@
           <w:b/>
         </w:rPr>
       </w:pPr>
+      <w:proofErr w:type="gramStart"/>
       <w:r>
         <w:rPr>
           <w:b/>
         </w:rPr>
-        <w:t xml:space="preserve">Submission : </w:t>
+        <w:t>Submission :</w:t>
+      </w:r>
+      <w:proofErr w:type="gramEnd"/>
+      <w:r>
+        <w:rPr>
+          <w:b/>
+        </w:rPr>
+        <w:t xml:space="preserve"> </w:t>
       </w:r>
       <w:sdt>
         <w:sdtPr>
@@ -297,7 +299,13 @@
             <w:rPr>
               <w:b/>
             </w:rPr>
-            <w:t>Milestone 1</w:t>
+            <w:t xml:space="preserve">Milestone </w:t>
+          </w:r>
+          <w:r>
+            <w:rPr>
+              <w:b/>
+            </w:rPr>
+            <w:t>2</w:t>
           </w:r>
         </w:sdtContent>
       </w:sdt>
@@ -527,7 +535,7 @@
           <w:placeholder>
             <w:docPart w:val="C5804D42DE0EE74DB71962997B292839"/>
           </w:placeholder>
-          <w:date w:fullDate="2026-04-03T00:00:00Z">
+          <w:date w:fullDate="2026-04-27T00:00:00Z">
             <w:dateFormat w:val="dddd, MMMM d, yyyy"/>
             <w:lid w:val="en-US"/>
             <w:storeMappedDataAs w:val="dateTime"/>
@@ -541,7 +549,7 @@
               <w:bCs/>
               <w:lang w:val="en-US"/>
             </w:rPr>
-            <w:t>Friday, April 3, 2026</w:t>
+            <w:t>Monday, April 27, 2026</w:t>
           </w:r>
         </w:sdtContent>
       </w:sdt>
@@ -577,7 +585,7 @@
           <w:placeholder>
             <w:docPart w:val="035E11BB1CD7464DBD6B5A99E3E44AEF"/>
           </w:placeholder>
-          <w:date w:fullDate="2026-04-03T00:00:00Z">
+          <w:date w:fullDate="2026-04-27T00:00:00Z">
             <w:dateFormat w:val="dddd, MMMM d, yyyy"/>
             <w:lid w:val="en-US"/>
             <w:storeMappedDataAs w:val="dateTime"/>
@@ -591,7 +599,7 @@
               <w:bCs/>
               <w:lang w:val="en-US"/>
             </w:rPr>
-            <w:t>Friday, April 3, 2026</w:t>
+            <w:t>Monday, April 27, 2026</w:t>
           </w:r>
         </w:sdtContent>
       </w:sdt>
@@ -636,11 +644,38 @@
           <w:sz w:val="20"/>
           <w:szCs w:val="20"/>
         </w:rPr>
-        <w:t>I confirm that I understand my coursework needs to be submitted online via MST Classroom under the relevant module page before the deadline in order for my assignment to be accepted and marked. I am fully aware that late submissions will be treated as non-submission and a mark of zero will be awarded.</w:t>
+        <w:t xml:space="preserve">I confirm that I understand my coursework needs to be submitted online via MST Classroom under the relevant module page before the deadline </w:t>
+      </w:r>
+      <w:proofErr w:type="gramStart"/>
+      <w:r>
+        <w:rPr>
+          <w:i/>
+          <w:sz w:val="20"/>
+          <w:szCs w:val="20"/>
+        </w:rPr>
+        <w:t>in order for</w:t>
+      </w:r>
+      <w:proofErr w:type="gramEnd"/>
+      <w:r>
+        <w:rPr>
+          <w:i/>
+          <w:sz w:val="20"/>
+          <w:szCs w:val="20"/>
+        </w:rPr>
+        <w:t xml:space="preserve"> my assignment to be accepted and marked. I am fully aware that late submissions will be treated as non-submission and a mark of zero will be awarded.</w:t>
       </w:r>
     </w:p>
     <w:sdt>
       <w:sdtPr>
+        <w:rPr>
+          <w:rFonts w:eastAsia="Arial" w:cs="Arial"/>
+          <w:b/>
+          <w:bCs w:val="0"/>
+          <w:color w:val="auto"/>
+          <w:sz w:val="24"/>
+          <w:szCs w:val="24"/>
+          <w:lang w:val="en-GB" w:eastAsia="en-GB"/>
+        </w:rPr>
         <w:id w:val="1305746591"/>
         <w:docPartObj>
           <w:docPartGallery w:val="Table of Contents"/>
@@ -649,26 +684,16 @@
       </w:sdtPr>
       <w:sdtEndPr>
         <w:rPr>
-          <w:rFonts w:ascii="Arial" w:eastAsia="Arial" w:hAnsi="Arial" w:cs="Arial"/>
+          <w:b w:val="0"/>
           <w:noProof/>
-          <w:color w:val="auto"/>
-          <w:sz w:val="24"/>
-          <w:szCs w:val="24"/>
-          <w:lang w:val="en-GB" w:eastAsia="en-GB"/>
         </w:rPr>
       </w:sdtEndPr>
       <w:sdtContent>
         <w:p>
           <w:pPr>
             <w:pStyle w:val="TOCHeading"/>
-            <w:rPr>
-              <w:color w:val="000000" w:themeColor="text1"/>
-            </w:rPr>
           </w:pPr>
           <w:r>
-            <w:rPr>
-              <w:color w:val="000000" w:themeColor="text1"/>
-            </w:rPr>
             <w:t>Table of Contents</w:t>
           </w:r>
         </w:p>
@@ -707,7 +732,7 @@
             </w:rPr>
             <w:fldChar w:fldCharType="separate"/>
           </w:r>
-          <w:hyperlink w:anchor="_Toc226119612" w:history="1">
+          <w:hyperlink w:anchor="_Toc228188116" w:history="1">
             <w:r>
               <w:rPr>
                 <w:rStyle w:val="Hyperlink"/>
@@ -737,7 +762,7 @@
                 <w:noProof/>
                 <w:webHidden/>
               </w:rPr>
-              <w:instrText xml:space="preserve"> PAGEREF _Toc226119612 \h </w:instrText>
+              <w:instrText xml:space="preserve"> PAGEREF _Toc228188116 \h </w:instrText>
             </w:r>
             <w:r>
               <w:rPr>
@@ -784,7 +809,7 @@
               <w14:ligatures w14:val="standardContextual"/>
             </w:rPr>
           </w:pPr>
-          <w:hyperlink w:anchor="_Toc226119613" w:history="1">
+          <w:hyperlink w:anchor="_Toc228188117" w:history="1">
             <w:r>
               <w:rPr>
                 <w:rStyle w:val="Hyperlink"/>
@@ -815,7 +840,7 @@
                 <w:noProof/>
                 <w:webHidden/>
               </w:rPr>
-              <w:instrText xml:space="preserve"> PAGEREF _Toc226119613 \h </w:instrText>
+              <w:instrText xml:space="preserve"> PAGEREF _Toc228188117 \h </w:instrText>
             </w:r>
             <w:r>
               <w:rPr>
@@ -862,7 +887,7 @@
               <w14:ligatures w14:val="standardContextual"/>
             </w:rPr>
           </w:pPr>
-          <w:hyperlink w:anchor="_Toc226119614" w:history="1">
+          <w:hyperlink w:anchor="_Toc228188118" w:history="1">
             <w:r>
               <w:rPr>
                 <w:rStyle w:val="Hyperlink"/>
@@ -893,7 +918,7 @@
                 <w:noProof/>
                 <w:webHidden/>
               </w:rPr>
-              <w:instrText xml:space="preserve"> PAGEREF _Toc226119614 \h </w:instrText>
+              <w:instrText xml:space="preserve"> PAGEREF _Toc228188118 \h </w:instrText>
             </w:r>
             <w:r>
               <w:rPr>
@@ -942,7 +967,7 @@
               <w14:ligatures w14:val="standardContextual"/>
             </w:rPr>
           </w:pPr>
-          <w:hyperlink w:anchor="_Toc226119615" w:history="1">
+          <w:hyperlink w:anchor="_Toc228188119" w:history="1">
             <w:r>
               <w:rPr>
                 <w:rStyle w:val="Hyperlink"/>
@@ -972,7 +997,7 @@
                 <w:noProof/>
                 <w:webHidden/>
               </w:rPr>
-              <w:instrText xml:space="preserve"> PAGEREF _Toc226119615 \h </w:instrText>
+              <w:instrText xml:space="preserve"> PAGEREF _Toc228188119 \h </w:instrText>
             </w:r>
             <w:r>
               <w:rPr>
@@ -1019,7 +1044,7 @@
               <w14:ligatures w14:val="standardContextual"/>
             </w:rPr>
           </w:pPr>
-          <w:hyperlink w:anchor="_Toc226119616" w:history="1">
+          <w:hyperlink w:anchor="_Toc228188120" w:history="1">
             <w:r>
               <w:rPr>
                 <w:rStyle w:val="Hyperlink"/>
@@ -1050,7 +1075,7 @@
                 <w:noProof/>
                 <w:webHidden/>
               </w:rPr>
-              <w:instrText xml:space="preserve"> PAGEREF _Toc226119616 \h </w:instrText>
+              <w:instrText xml:space="preserve"> PAGEREF _Toc228188120 \h </w:instrText>
             </w:r>
             <w:r>
               <w:rPr>
@@ -1097,7 +1122,7 @@
               <w14:ligatures w14:val="standardContextual"/>
             </w:rPr>
           </w:pPr>
-          <w:hyperlink w:anchor="_Toc226119617" w:history="1">
+          <w:hyperlink w:anchor="_Toc228188121" w:history="1">
             <w:r>
               <w:rPr>
                 <w:rStyle w:val="Hyperlink"/>
@@ -1128,7 +1153,7 @@
                 <w:noProof/>
                 <w:webHidden/>
               </w:rPr>
-              <w:instrText xml:space="preserve"> PAGEREF _Toc226119617 \h </w:instrText>
+              <w:instrText xml:space="preserve"> PAGEREF _Toc228188121 \h </w:instrText>
             </w:r>
             <w:r>
               <w:rPr>
@@ -1148,7 +1173,7 @@
                 <w:noProof/>
                 <w:webHidden/>
               </w:rPr>
-              <w:t>4</w:t>
+              <w:t>5</w:t>
             </w:r>
             <w:r>
               <w:rPr>
@@ -1177,7 +1202,7 @@
               <w14:ligatures w14:val="standardContextual"/>
             </w:rPr>
           </w:pPr>
-          <w:hyperlink w:anchor="_Toc226119618" w:history="1">
+          <w:hyperlink w:anchor="_Toc228188122" w:history="1">
             <w:r>
               <w:rPr>
                 <w:rStyle w:val="Hyperlink"/>
@@ -1207,7 +1232,7 @@
                 <w:noProof/>
                 <w:webHidden/>
               </w:rPr>
-              <w:instrText xml:space="preserve"> PAGEREF _Toc226119618 \h </w:instrText>
+              <w:instrText xml:space="preserve"> PAGEREF _Toc228188122 \h </w:instrText>
             </w:r>
             <w:r>
               <w:rPr>
@@ -1227,7 +1252,7 @@
                 <w:noProof/>
                 <w:webHidden/>
               </w:rPr>
-              <w:t>5</w:t>
+              <w:t>6</w:t>
             </w:r>
             <w:r>
               <w:rPr>
@@ -1254,7 +1279,7 @@
               <w14:ligatures w14:val="standardContextual"/>
             </w:rPr>
           </w:pPr>
-          <w:hyperlink w:anchor="_Toc226119619" w:history="1">
+          <w:hyperlink w:anchor="_Toc228188123" w:history="1">
             <w:r>
               <w:rPr>
                 <w:rStyle w:val="Hyperlink"/>
@@ -1285,7 +1310,7 @@
                 <w:noProof/>
                 <w:webHidden/>
               </w:rPr>
-              <w:instrText xml:space="preserve"> PAGEREF _Toc226119619 \h </w:instrText>
+              <w:instrText xml:space="preserve"> PAGEREF _Toc228188123 \h </w:instrText>
             </w:r>
             <w:r>
               <w:rPr>
@@ -1332,7 +1357,7 @@
               <w14:ligatures w14:val="standardContextual"/>
             </w:rPr>
           </w:pPr>
-          <w:hyperlink w:anchor="_Toc226119620" w:history="1">
+          <w:hyperlink w:anchor="_Toc228188124" w:history="1">
             <w:r>
               <w:rPr>
                 <w:rStyle w:val="Hyperlink"/>
@@ -1363,7 +1388,7 @@
                 <w:noProof/>
                 <w:webHidden/>
               </w:rPr>
-              <w:instrText xml:space="preserve"> PAGEREF _Toc226119620 \h </w:instrText>
+              <w:instrText xml:space="preserve"> PAGEREF _Toc228188124 \h </w:instrText>
             </w:r>
             <w:r>
               <w:rPr>
@@ -1383,7 +1408,7 @@
                 <w:noProof/>
                 <w:webHidden/>
               </w:rPr>
-              <w:t>6</w:t>
+              <w:t>7</w:t>
             </w:r>
             <w:r>
               <w:rPr>
@@ -1410,7 +1435,7 @@
               <w14:ligatures w14:val="standardContextual"/>
             </w:rPr>
           </w:pPr>
-          <w:hyperlink w:anchor="_Toc226119621" w:history="1">
+          <w:hyperlink w:anchor="_Toc228188125" w:history="1">
             <w:r>
               <w:rPr>
                 <w:rStyle w:val="Hyperlink"/>
@@ -1441,7 +1466,7 @@
                 <w:noProof/>
                 <w:webHidden/>
               </w:rPr>
-              <w:instrText xml:space="preserve"> PAGEREF _Toc226119621 \h </w:instrText>
+              <w:instrText xml:space="preserve"> PAGEREF _Toc228188125 \h </w:instrText>
             </w:r>
             <w:r>
               <w:rPr>
@@ -1488,7 +1513,7 @@
               <w14:ligatures w14:val="standardContextual"/>
             </w:rPr>
           </w:pPr>
-          <w:hyperlink w:anchor="_Toc226119622" w:history="1">
+          <w:hyperlink w:anchor="_Toc228188126" w:history="1">
             <w:r>
               <w:rPr>
                 <w:rStyle w:val="Hyperlink"/>
@@ -1519,7 +1544,7 @@
                 <w:noProof/>
                 <w:webHidden/>
               </w:rPr>
-              <w:instrText xml:space="preserve"> PAGEREF _Toc226119622 \h </w:instrText>
+              <w:instrText xml:space="preserve"> PAGEREF _Toc228188126 \h </w:instrText>
             </w:r>
             <w:r>
               <w:rPr>
@@ -1539,7 +1564,7 @@
                 <w:noProof/>
                 <w:webHidden/>
               </w:rPr>
-              <w:t>7</w:t>
+              <w:t>8</w:t>
             </w:r>
             <w:r>
               <w:rPr>
@@ -1566,7 +1591,7 @@
               <w14:ligatures w14:val="standardContextual"/>
             </w:rPr>
           </w:pPr>
-          <w:hyperlink w:anchor="_Toc226119623" w:history="1">
+          <w:hyperlink w:anchor="_Toc228188127" w:history="1">
             <w:r>
               <w:rPr>
                 <w:rStyle w:val="Hyperlink"/>
@@ -1597,7 +1622,7 @@
                 <w:noProof/>
                 <w:webHidden/>
               </w:rPr>
-              <w:instrText xml:space="preserve"> PAGEREF _Toc226119623 \h </w:instrText>
+              <w:instrText xml:space="preserve"> PAGEREF _Toc228188127 \h </w:instrText>
             </w:r>
             <w:r>
               <w:rPr>
@@ -1617,7 +1642,1076 @@
                 <w:noProof/>
                 <w:webHidden/>
               </w:rPr>
-              <w:t>8</w:t>
+              <w:t>9</w:t>
+            </w:r>
+            <w:r>
+              <w:rPr>
+                <w:noProof/>
+                <w:webHidden/>
+              </w:rPr>
+              <w:fldChar w:fldCharType="end"/>
+            </w:r>
+          </w:hyperlink>
+        </w:p>
+        <w:p>
+          <w:pPr>
+            <w:pStyle w:val="TOC1"/>
+            <w:tabs>
+              <w:tab w:val="right" w:leader="dot" w:pos="9350"/>
+            </w:tabs>
+            <w:rPr>
+              <w:rFonts w:eastAsiaTheme="minorEastAsia" w:cstheme="minorBidi"/>
+              <w:b w:val="0"/>
+              <w:bCs w:val="0"/>
+              <w:i w:val="0"/>
+              <w:iCs w:val="0"/>
+              <w:noProof/>
+              <w:kern w:val="2"/>
+              <w:lang w:val="en-NP" w:eastAsia="en-US"/>
+              <w14:ligatures w14:val="standardContextual"/>
+            </w:rPr>
+          </w:pPr>
+          <w:hyperlink w:anchor="_Toc228188128" w:history="1">
+            <w:r>
+              <w:rPr>
+                <w:rStyle w:val="Hyperlink"/>
+                <w:noProof/>
+                <w:lang w:val="en-NP"/>
+              </w:rPr>
+              <w:t>4. Data Analysis</w:t>
+            </w:r>
+            <w:r>
+              <w:rPr>
+                <w:noProof/>
+                <w:webHidden/>
+              </w:rPr>
+              <w:tab/>
+            </w:r>
+            <w:r>
+              <w:rPr>
+                <w:noProof/>
+                <w:webHidden/>
+              </w:rPr>
+              <w:fldChar w:fldCharType="begin"/>
+            </w:r>
+            <w:r>
+              <w:rPr>
+                <w:noProof/>
+                <w:webHidden/>
+              </w:rPr>
+              <w:instrText xml:space="preserve"> PAGEREF _Toc228188128 \h </w:instrText>
+            </w:r>
+            <w:r>
+              <w:rPr>
+                <w:noProof/>
+                <w:webHidden/>
+              </w:rPr>
+            </w:r>
+            <w:r>
+              <w:rPr>
+                <w:noProof/>
+                <w:webHidden/>
+              </w:rPr>
+              <w:fldChar w:fldCharType="separate"/>
+            </w:r>
+            <w:r>
+              <w:rPr>
+                <w:noProof/>
+                <w:webHidden/>
+              </w:rPr>
+              <w:t>10</w:t>
+            </w:r>
+            <w:r>
+              <w:rPr>
+                <w:noProof/>
+                <w:webHidden/>
+              </w:rPr>
+              <w:fldChar w:fldCharType="end"/>
+            </w:r>
+          </w:hyperlink>
+        </w:p>
+        <w:p>
+          <w:pPr>
+            <w:pStyle w:val="TOC2"/>
+            <w:tabs>
+              <w:tab w:val="right" w:leader="dot" w:pos="9350"/>
+            </w:tabs>
+            <w:rPr>
+              <w:rFonts w:eastAsiaTheme="minorEastAsia" w:cstheme="minorBidi"/>
+              <w:b w:val="0"/>
+              <w:bCs w:val="0"/>
+              <w:noProof/>
+              <w:kern w:val="2"/>
+              <w:sz w:val="24"/>
+              <w:szCs w:val="24"/>
+              <w:lang w:val="en-NP" w:eastAsia="en-US"/>
+              <w14:ligatures w14:val="standardContextual"/>
+            </w:rPr>
+          </w:pPr>
+          <w:hyperlink w:anchor="_Toc228188129" w:history="1">
+            <w:r>
+              <w:rPr>
+                <w:rStyle w:val="Hyperlink"/>
+                <w:noProof/>
+                <w:lang w:val="en-NP"/>
+              </w:rPr>
+              <w:t>4.1 Summary Statistics</w:t>
+            </w:r>
+            <w:r>
+              <w:rPr>
+                <w:noProof/>
+                <w:webHidden/>
+              </w:rPr>
+              <w:tab/>
+            </w:r>
+            <w:r>
+              <w:rPr>
+                <w:noProof/>
+                <w:webHidden/>
+              </w:rPr>
+              <w:fldChar w:fldCharType="begin"/>
+            </w:r>
+            <w:r>
+              <w:rPr>
+                <w:noProof/>
+                <w:webHidden/>
+              </w:rPr>
+              <w:instrText xml:space="preserve"> PAGEREF _Toc228188129 \h </w:instrText>
+            </w:r>
+            <w:r>
+              <w:rPr>
+                <w:noProof/>
+                <w:webHidden/>
+              </w:rPr>
+            </w:r>
+            <w:r>
+              <w:rPr>
+                <w:noProof/>
+                <w:webHidden/>
+              </w:rPr>
+              <w:fldChar w:fldCharType="separate"/>
+            </w:r>
+            <w:r>
+              <w:rPr>
+                <w:noProof/>
+                <w:webHidden/>
+              </w:rPr>
+              <w:t>10</w:t>
+            </w:r>
+            <w:r>
+              <w:rPr>
+                <w:noProof/>
+                <w:webHidden/>
+              </w:rPr>
+              <w:fldChar w:fldCharType="end"/>
+            </w:r>
+          </w:hyperlink>
+        </w:p>
+        <w:p>
+          <w:pPr>
+            <w:pStyle w:val="TOC2"/>
+            <w:tabs>
+              <w:tab w:val="right" w:leader="dot" w:pos="9350"/>
+            </w:tabs>
+            <w:rPr>
+              <w:rFonts w:eastAsiaTheme="minorEastAsia" w:cstheme="minorBidi"/>
+              <w:b w:val="0"/>
+              <w:bCs w:val="0"/>
+              <w:noProof/>
+              <w:kern w:val="2"/>
+              <w:sz w:val="24"/>
+              <w:szCs w:val="24"/>
+              <w:lang w:val="en-NP" w:eastAsia="en-US"/>
+              <w14:ligatures w14:val="standardContextual"/>
+            </w:rPr>
+          </w:pPr>
+          <w:hyperlink w:anchor="_Toc228188130" w:history="1">
+            <w:r>
+              <w:rPr>
+                <w:rStyle w:val="Hyperlink"/>
+                <w:noProof/>
+                <w:lang w:val="en-NP"/>
+              </w:rPr>
+              <w:t>4.2 Correlation Analysis</w:t>
+            </w:r>
+            <w:r>
+              <w:rPr>
+                <w:noProof/>
+                <w:webHidden/>
+              </w:rPr>
+              <w:tab/>
+            </w:r>
+            <w:r>
+              <w:rPr>
+                <w:noProof/>
+                <w:webHidden/>
+              </w:rPr>
+              <w:fldChar w:fldCharType="begin"/>
+            </w:r>
+            <w:r>
+              <w:rPr>
+                <w:noProof/>
+                <w:webHidden/>
+              </w:rPr>
+              <w:instrText xml:space="preserve"> PAGEREF _Toc228188130 \h </w:instrText>
+            </w:r>
+            <w:r>
+              <w:rPr>
+                <w:noProof/>
+                <w:webHidden/>
+              </w:rPr>
+            </w:r>
+            <w:r>
+              <w:rPr>
+                <w:noProof/>
+                <w:webHidden/>
+              </w:rPr>
+              <w:fldChar w:fldCharType="separate"/>
+            </w:r>
+            <w:r>
+              <w:rPr>
+                <w:noProof/>
+                <w:webHidden/>
+              </w:rPr>
+              <w:t>11</w:t>
+            </w:r>
+            <w:r>
+              <w:rPr>
+                <w:noProof/>
+                <w:webHidden/>
+              </w:rPr>
+              <w:fldChar w:fldCharType="end"/>
+            </w:r>
+          </w:hyperlink>
+        </w:p>
+        <w:p>
+          <w:pPr>
+            <w:pStyle w:val="TOC1"/>
+            <w:tabs>
+              <w:tab w:val="right" w:leader="dot" w:pos="9350"/>
+            </w:tabs>
+            <w:rPr>
+              <w:rFonts w:eastAsiaTheme="minorEastAsia" w:cstheme="minorBidi"/>
+              <w:b w:val="0"/>
+              <w:bCs w:val="0"/>
+              <w:i w:val="0"/>
+              <w:iCs w:val="0"/>
+              <w:noProof/>
+              <w:kern w:val="2"/>
+              <w:lang w:val="en-NP" w:eastAsia="en-US"/>
+              <w14:ligatures w14:val="standardContextual"/>
+            </w:rPr>
+          </w:pPr>
+          <w:hyperlink w:anchor="_Toc228188131" w:history="1">
+            <w:r>
+              <w:rPr>
+                <w:rStyle w:val="Hyperlink"/>
+                <w:noProof/>
+                <w:lang w:val="en-NP"/>
+              </w:rPr>
+              <w:t>5. Comprehensive Data Discovery</w:t>
+            </w:r>
+            <w:r>
+              <w:rPr>
+                <w:noProof/>
+                <w:webHidden/>
+              </w:rPr>
+              <w:tab/>
+            </w:r>
+            <w:r>
+              <w:rPr>
+                <w:noProof/>
+                <w:webHidden/>
+              </w:rPr>
+              <w:fldChar w:fldCharType="begin"/>
+            </w:r>
+            <w:r>
+              <w:rPr>
+                <w:noProof/>
+                <w:webHidden/>
+              </w:rPr>
+              <w:instrText xml:space="preserve"> PAGEREF _Toc228188131 \h </w:instrText>
+            </w:r>
+            <w:r>
+              <w:rPr>
+                <w:noProof/>
+                <w:webHidden/>
+              </w:rPr>
+            </w:r>
+            <w:r>
+              <w:rPr>
+                <w:noProof/>
+                <w:webHidden/>
+              </w:rPr>
+              <w:fldChar w:fldCharType="separate"/>
+            </w:r>
+            <w:r>
+              <w:rPr>
+                <w:noProof/>
+                <w:webHidden/>
+              </w:rPr>
+              <w:t>13</w:t>
+            </w:r>
+            <w:r>
+              <w:rPr>
+                <w:noProof/>
+                <w:webHidden/>
+              </w:rPr>
+              <w:fldChar w:fldCharType="end"/>
+            </w:r>
+          </w:hyperlink>
+        </w:p>
+        <w:p>
+          <w:pPr>
+            <w:pStyle w:val="TOC2"/>
+            <w:tabs>
+              <w:tab w:val="right" w:leader="dot" w:pos="9350"/>
+            </w:tabs>
+            <w:rPr>
+              <w:rFonts w:eastAsiaTheme="minorEastAsia" w:cstheme="minorBidi"/>
+              <w:b w:val="0"/>
+              <w:bCs w:val="0"/>
+              <w:noProof/>
+              <w:kern w:val="2"/>
+              <w:sz w:val="24"/>
+              <w:szCs w:val="24"/>
+              <w:lang w:val="en-NP" w:eastAsia="en-US"/>
+              <w14:ligatures w14:val="standardContextual"/>
+            </w:rPr>
+          </w:pPr>
+          <w:hyperlink w:anchor="_Toc228188132" w:history="1">
+            <w:r>
+              <w:rPr>
+                <w:rStyle w:val="Hyperlink"/>
+                <w:noProof/>
+                <w:lang w:val="en-NP"/>
+              </w:rPr>
+              <w:t>5.1 Visualizing Significant Trends</w:t>
+            </w:r>
+            <w:r>
+              <w:rPr>
+                <w:noProof/>
+                <w:webHidden/>
+              </w:rPr>
+              <w:tab/>
+            </w:r>
+            <w:r>
+              <w:rPr>
+                <w:noProof/>
+                <w:webHidden/>
+              </w:rPr>
+              <w:fldChar w:fldCharType="begin"/>
+            </w:r>
+            <w:r>
+              <w:rPr>
+                <w:noProof/>
+                <w:webHidden/>
+              </w:rPr>
+              <w:instrText xml:space="preserve"> PAGEREF _Toc228188132 \h </w:instrText>
+            </w:r>
+            <w:r>
+              <w:rPr>
+                <w:noProof/>
+                <w:webHidden/>
+              </w:rPr>
+            </w:r>
+            <w:r>
+              <w:rPr>
+                <w:noProof/>
+                <w:webHidden/>
+              </w:rPr>
+              <w:fldChar w:fldCharType="separate"/>
+            </w:r>
+            <w:r>
+              <w:rPr>
+                <w:noProof/>
+                <w:webHidden/>
+              </w:rPr>
+              <w:t>13</w:t>
+            </w:r>
+            <w:r>
+              <w:rPr>
+                <w:noProof/>
+                <w:webHidden/>
+              </w:rPr>
+              <w:fldChar w:fldCharType="end"/>
+            </w:r>
+          </w:hyperlink>
+        </w:p>
+        <w:p>
+          <w:pPr>
+            <w:pStyle w:val="TOC3"/>
+            <w:tabs>
+              <w:tab w:val="right" w:leader="dot" w:pos="9350"/>
+            </w:tabs>
+            <w:rPr>
+              <w:rFonts w:eastAsiaTheme="minorEastAsia" w:cstheme="minorBidi"/>
+              <w:noProof/>
+              <w:kern w:val="2"/>
+              <w:sz w:val="24"/>
+              <w:szCs w:val="24"/>
+              <w:lang w:val="en-NP" w:eastAsia="en-US"/>
+              <w14:ligatures w14:val="standardContextual"/>
+            </w:rPr>
+          </w:pPr>
+          <w:hyperlink w:anchor="_Toc228188133" w:history="1">
+            <w:r>
+              <w:rPr>
+                <w:rStyle w:val="Hyperlink"/>
+                <w:noProof/>
+              </w:rPr>
+              <w:t>5.1.1. Top 5 states by total Amount</w:t>
+            </w:r>
+            <w:r>
+              <w:rPr>
+                <w:noProof/>
+                <w:webHidden/>
+              </w:rPr>
+              <w:tab/>
+            </w:r>
+            <w:r>
+              <w:rPr>
+                <w:noProof/>
+                <w:webHidden/>
+              </w:rPr>
+              <w:fldChar w:fldCharType="begin"/>
+            </w:r>
+            <w:r>
+              <w:rPr>
+                <w:noProof/>
+                <w:webHidden/>
+              </w:rPr>
+              <w:instrText xml:space="preserve"> PAGEREF _Toc228188133 \h </w:instrText>
+            </w:r>
+            <w:r>
+              <w:rPr>
+                <w:noProof/>
+                <w:webHidden/>
+              </w:rPr>
+            </w:r>
+            <w:r>
+              <w:rPr>
+                <w:noProof/>
+                <w:webHidden/>
+              </w:rPr>
+              <w:fldChar w:fldCharType="separate"/>
+            </w:r>
+            <w:r>
+              <w:rPr>
+                <w:noProof/>
+                <w:webHidden/>
+              </w:rPr>
+              <w:t>13</w:t>
+            </w:r>
+            <w:r>
+              <w:rPr>
+                <w:noProof/>
+                <w:webHidden/>
+              </w:rPr>
+              <w:fldChar w:fldCharType="end"/>
+            </w:r>
+          </w:hyperlink>
+        </w:p>
+        <w:p>
+          <w:pPr>
+            <w:pStyle w:val="TOC3"/>
+            <w:tabs>
+              <w:tab w:val="right" w:leader="dot" w:pos="9350"/>
+            </w:tabs>
+            <w:rPr>
+              <w:rFonts w:eastAsiaTheme="minorEastAsia" w:cstheme="minorBidi"/>
+              <w:noProof/>
+              <w:kern w:val="2"/>
+              <w:sz w:val="24"/>
+              <w:szCs w:val="24"/>
+              <w:lang w:val="en-NP" w:eastAsia="en-US"/>
+              <w14:ligatures w14:val="standardContextual"/>
+            </w:rPr>
+          </w:pPr>
+          <w:hyperlink w:anchor="_Toc228188134" w:history="1">
+            <w:r>
+              <w:rPr>
+                <w:rStyle w:val="Hyperlink"/>
+                <w:noProof/>
+                <w:lang w:val="en-NP"/>
+              </w:rPr>
+              <w:t>5.1.2. Demographic Preferences across Product Categories</w:t>
+            </w:r>
+            <w:r>
+              <w:rPr>
+                <w:noProof/>
+                <w:webHidden/>
+              </w:rPr>
+              <w:tab/>
+            </w:r>
+            <w:r>
+              <w:rPr>
+                <w:noProof/>
+                <w:webHidden/>
+              </w:rPr>
+              <w:fldChar w:fldCharType="begin"/>
+            </w:r>
+            <w:r>
+              <w:rPr>
+                <w:noProof/>
+                <w:webHidden/>
+              </w:rPr>
+              <w:instrText xml:space="preserve"> PAGEREF _Toc228188134 \h </w:instrText>
+            </w:r>
+            <w:r>
+              <w:rPr>
+                <w:noProof/>
+                <w:webHidden/>
+              </w:rPr>
+            </w:r>
+            <w:r>
+              <w:rPr>
+                <w:noProof/>
+                <w:webHidden/>
+              </w:rPr>
+              <w:fldChar w:fldCharType="separate"/>
+            </w:r>
+            <w:r>
+              <w:rPr>
+                <w:noProof/>
+                <w:webHidden/>
+              </w:rPr>
+              <w:t>14</w:t>
+            </w:r>
+            <w:r>
+              <w:rPr>
+                <w:noProof/>
+                <w:webHidden/>
+              </w:rPr>
+              <w:fldChar w:fldCharType="end"/>
+            </w:r>
+          </w:hyperlink>
+        </w:p>
+        <w:p>
+          <w:pPr>
+            <w:pStyle w:val="TOC3"/>
+            <w:tabs>
+              <w:tab w:val="right" w:leader="dot" w:pos="9350"/>
+            </w:tabs>
+            <w:rPr>
+              <w:rFonts w:eastAsiaTheme="minorEastAsia" w:cstheme="minorBidi"/>
+              <w:noProof/>
+              <w:kern w:val="2"/>
+              <w:sz w:val="24"/>
+              <w:szCs w:val="24"/>
+              <w:lang w:val="en-NP" w:eastAsia="en-US"/>
+              <w14:ligatures w14:val="standardContextual"/>
+            </w:rPr>
+          </w:pPr>
+          <w:hyperlink w:anchor="_Toc228188135" w:history="1">
+            <w:r>
+              <w:rPr>
+                <w:rStyle w:val="Hyperlink"/>
+                <w:noProof/>
+                <w:lang w:val="en-NP"/>
+              </w:rPr>
+              <w:t>5.1.3. Purchasing Power across Age Groups</w:t>
+            </w:r>
+            <w:r>
+              <w:rPr>
+                <w:noProof/>
+                <w:webHidden/>
+              </w:rPr>
+              <w:tab/>
+            </w:r>
+            <w:r>
+              <w:rPr>
+                <w:noProof/>
+                <w:webHidden/>
+              </w:rPr>
+              <w:fldChar w:fldCharType="begin"/>
+            </w:r>
+            <w:r>
+              <w:rPr>
+                <w:noProof/>
+                <w:webHidden/>
+              </w:rPr>
+              <w:instrText xml:space="preserve"> PAGEREF _Toc228188135 \h </w:instrText>
+            </w:r>
+            <w:r>
+              <w:rPr>
+                <w:noProof/>
+                <w:webHidden/>
+              </w:rPr>
+            </w:r>
+            <w:r>
+              <w:rPr>
+                <w:noProof/>
+                <w:webHidden/>
+              </w:rPr>
+              <w:fldChar w:fldCharType="separate"/>
+            </w:r>
+            <w:r>
+              <w:rPr>
+                <w:noProof/>
+                <w:webHidden/>
+              </w:rPr>
+              <w:t>15</w:t>
+            </w:r>
+            <w:r>
+              <w:rPr>
+                <w:noProof/>
+                <w:webHidden/>
+              </w:rPr>
+              <w:fldChar w:fldCharType="end"/>
+            </w:r>
+          </w:hyperlink>
+        </w:p>
+        <w:p>
+          <w:pPr>
+            <w:pStyle w:val="TOC3"/>
+            <w:tabs>
+              <w:tab w:val="right" w:leader="dot" w:pos="9350"/>
+            </w:tabs>
+            <w:rPr>
+              <w:rFonts w:eastAsiaTheme="minorEastAsia" w:cstheme="minorBidi"/>
+              <w:noProof/>
+              <w:kern w:val="2"/>
+              <w:sz w:val="24"/>
+              <w:szCs w:val="24"/>
+              <w:lang w:val="en-NP" w:eastAsia="en-US"/>
+              <w14:ligatures w14:val="standardContextual"/>
+            </w:rPr>
+          </w:pPr>
+          <w:hyperlink w:anchor="_Toc228188136" w:history="1">
+            <w:r>
+              <w:rPr>
+                <w:rStyle w:val="Hyperlink"/>
+                <w:noProof/>
+                <w:lang w:val="en-NP"/>
+              </w:rPr>
+              <w:t>5.1.4. Correlation between Marital Status and Order Volume</w:t>
+            </w:r>
+            <w:r>
+              <w:rPr>
+                <w:noProof/>
+                <w:webHidden/>
+              </w:rPr>
+              <w:tab/>
+            </w:r>
+            <w:r>
+              <w:rPr>
+                <w:noProof/>
+                <w:webHidden/>
+              </w:rPr>
+              <w:fldChar w:fldCharType="begin"/>
+            </w:r>
+            <w:r>
+              <w:rPr>
+                <w:noProof/>
+                <w:webHidden/>
+              </w:rPr>
+              <w:instrText xml:space="preserve"> PAGEREF _Toc228188136 \h </w:instrText>
+            </w:r>
+            <w:r>
+              <w:rPr>
+                <w:noProof/>
+                <w:webHidden/>
+              </w:rPr>
+            </w:r>
+            <w:r>
+              <w:rPr>
+                <w:noProof/>
+                <w:webHidden/>
+              </w:rPr>
+              <w:fldChar w:fldCharType="separate"/>
+            </w:r>
+            <w:r>
+              <w:rPr>
+                <w:noProof/>
+                <w:webHidden/>
+              </w:rPr>
+              <w:t>16</w:t>
+            </w:r>
+            <w:r>
+              <w:rPr>
+                <w:noProof/>
+                <w:webHidden/>
+              </w:rPr>
+              <w:fldChar w:fldCharType="end"/>
+            </w:r>
+          </w:hyperlink>
+        </w:p>
+        <w:p>
+          <w:pPr>
+            <w:pStyle w:val="TOC2"/>
+            <w:tabs>
+              <w:tab w:val="right" w:leader="dot" w:pos="9350"/>
+            </w:tabs>
+            <w:rPr>
+              <w:rFonts w:eastAsiaTheme="minorEastAsia" w:cstheme="minorBidi"/>
+              <w:b w:val="0"/>
+              <w:bCs w:val="0"/>
+              <w:noProof/>
+              <w:kern w:val="2"/>
+              <w:sz w:val="24"/>
+              <w:szCs w:val="24"/>
+              <w:lang w:val="en-NP" w:eastAsia="en-US"/>
+              <w14:ligatures w14:val="standardContextual"/>
+            </w:rPr>
+          </w:pPr>
+          <w:hyperlink w:anchor="_Toc228188137" w:history="1">
+            <w:r>
+              <w:rPr>
+                <w:rStyle w:val="Hyperlink"/>
+                <w:noProof/>
+                <w:lang w:val="en-NP"/>
+              </w:rPr>
+              <w:t>5.2 Multi-Dimensional Grouped Analysis</w:t>
+            </w:r>
+            <w:r>
+              <w:rPr>
+                <w:noProof/>
+                <w:webHidden/>
+              </w:rPr>
+              <w:tab/>
+            </w:r>
+            <w:r>
+              <w:rPr>
+                <w:noProof/>
+                <w:webHidden/>
+              </w:rPr>
+              <w:fldChar w:fldCharType="begin"/>
+            </w:r>
+            <w:r>
+              <w:rPr>
+                <w:noProof/>
+                <w:webHidden/>
+              </w:rPr>
+              <w:instrText xml:space="preserve"> PAGEREF _Toc228188137 \h </w:instrText>
+            </w:r>
+            <w:r>
+              <w:rPr>
+                <w:noProof/>
+                <w:webHidden/>
+              </w:rPr>
+            </w:r>
+            <w:r>
+              <w:rPr>
+                <w:noProof/>
+                <w:webHidden/>
+              </w:rPr>
+              <w:fldChar w:fldCharType="separate"/>
+            </w:r>
+            <w:r>
+              <w:rPr>
+                <w:noProof/>
+                <w:webHidden/>
+              </w:rPr>
+              <w:t>17</w:t>
+            </w:r>
+            <w:r>
+              <w:rPr>
+                <w:noProof/>
+                <w:webHidden/>
+              </w:rPr>
+              <w:fldChar w:fldCharType="end"/>
+            </w:r>
+          </w:hyperlink>
+        </w:p>
+        <w:p>
+          <w:pPr>
+            <w:pStyle w:val="TOC1"/>
+            <w:tabs>
+              <w:tab w:val="right" w:leader="dot" w:pos="9350"/>
+            </w:tabs>
+            <w:rPr>
+              <w:rFonts w:eastAsiaTheme="minorEastAsia" w:cstheme="minorBidi"/>
+              <w:b w:val="0"/>
+              <w:bCs w:val="0"/>
+              <w:i w:val="0"/>
+              <w:iCs w:val="0"/>
+              <w:noProof/>
+              <w:kern w:val="2"/>
+              <w:lang w:val="en-NP" w:eastAsia="en-US"/>
+              <w14:ligatures w14:val="standardContextual"/>
+            </w:rPr>
+          </w:pPr>
+          <w:hyperlink w:anchor="_Toc228188138" w:history="1">
+            <w:r>
+              <w:rPr>
+                <w:rStyle w:val="Hyperlink"/>
+                <w:noProof/>
+                <w:lang w:val="en-NP"/>
+              </w:rPr>
+              <w:t>6. Formal Statistical Evaluation</w:t>
+            </w:r>
+            <w:r>
+              <w:rPr>
+                <w:noProof/>
+                <w:webHidden/>
+              </w:rPr>
+              <w:tab/>
+            </w:r>
+            <w:r>
+              <w:rPr>
+                <w:noProof/>
+                <w:webHidden/>
+              </w:rPr>
+              <w:fldChar w:fldCharType="begin"/>
+            </w:r>
+            <w:r>
+              <w:rPr>
+                <w:noProof/>
+                <w:webHidden/>
+              </w:rPr>
+              <w:instrText xml:space="preserve"> PAGEREF _Toc228188138 \h </w:instrText>
+            </w:r>
+            <w:r>
+              <w:rPr>
+                <w:noProof/>
+                <w:webHidden/>
+              </w:rPr>
+            </w:r>
+            <w:r>
+              <w:rPr>
+                <w:noProof/>
+                <w:webHidden/>
+              </w:rPr>
+              <w:fldChar w:fldCharType="separate"/>
+            </w:r>
+            <w:r>
+              <w:rPr>
+                <w:noProof/>
+                <w:webHidden/>
+              </w:rPr>
+              <w:t>18</w:t>
+            </w:r>
+            <w:r>
+              <w:rPr>
+                <w:noProof/>
+                <w:webHidden/>
+              </w:rPr>
+              <w:fldChar w:fldCharType="end"/>
+            </w:r>
+          </w:hyperlink>
+        </w:p>
+        <w:p>
+          <w:pPr>
+            <w:pStyle w:val="TOC2"/>
+            <w:tabs>
+              <w:tab w:val="right" w:leader="dot" w:pos="9350"/>
+            </w:tabs>
+            <w:rPr>
+              <w:rFonts w:eastAsiaTheme="minorEastAsia" w:cstheme="minorBidi"/>
+              <w:b w:val="0"/>
+              <w:bCs w:val="0"/>
+              <w:noProof/>
+              <w:kern w:val="2"/>
+              <w:sz w:val="24"/>
+              <w:szCs w:val="24"/>
+              <w:lang w:val="en-NP" w:eastAsia="en-US"/>
+              <w14:ligatures w14:val="standardContextual"/>
+            </w:rPr>
+          </w:pPr>
+          <w:hyperlink w:anchor="_Toc228188139" w:history="1">
+            <w:r>
+              <w:rPr>
+                <w:rStyle w:val="Hyperlink"/>
+                <w:noProof/>
+                <w:lang w:val="en-NP"/>
+              </w:rPr>
+              <w:t>6.1 ANOVA Methodology (Occupation vs. Spending)</w:t>
+            </w:r>
+            <w:r>
+              <w:rPr>
+                <w:noProof/>
+                <w:webHidden/>
+              </w:rPr>
+              <w:tab/>
+            </w:r>
+            <w:r>
+              <w:rPr>
+                <w:noProof/>
+                <w:webHidden/>
+              </w:rPr>
+              <w:fldChar w:fldCharType="begin"/>
+            </w:r>
+            <w:r>
+              <w:rPr>
+                <w:noProof/>
+                <w:webHidden/>
+              </w:rPr>
+              <w:instrText xml:space="preserve"> PAGEREF _Toc228188139 \h </w:instrText>
+            </w:r>
+            <w:r>
+              <w:rPr>
+                <w:noProof/>
+                <w:webHidden/>
+              </w:rPr>
+            </w:r>
+            <w:r>
+              <w:rPr>
+                <w:noProof/>
+                <w:webHidden/>
+              </w:rPr>
+              <w:fldChar w:fldCharType="separate"/>
+            </w:r>
+            <w:r>
+              <w:rPr>
+                <w:noProof/>
+                <w:webHidden/>
+              </w:rPr>
+              <w:t>18</w:t>
+            </w:r>
+            <w:r>
+              <w:rPr>
+                <w:noProof/>
+                <w:webHidden/>
+              </w:rPr>
+              <w:fldChar w:fldCharType="end"/>
+            </w:r>
+          </w:hyperlink>
+        </w:p>
+        <w:p>
+          <w:pPr>
+            <w:pStyle w:val="TOC2"/>
+            <w:tabs>
+              <w:tab w:val="right" w:leader="dot" w:pos="9350"/>
+            </w:tabs>
+            <w:rPr>
+              <w:rFonts w:eastAsiaTheme="minorEastAsia" w:cstheme="minorBidi"/>
+              <w:b w:val="0"/>
+              <w:bCs w:val="0"/>
+              <w:noProof/>
+              <w:kern w:val="2"/>
+              <w:sz w:val="24"/>
+              <w:szCs w:val="24"/>
+              <w:lang w:val="en-NP" w:eastAsia="en-US"/>
+              <w14:ligatures w14:val="standardContextual"/>
+            </w:rPr>
+          </w:pPr>
+          <w:hyperlink w:anchor="_Toc228188140" w:history="1">
+            <w:r>
+              <w:rPr>
+                <w:rStyle w:val="Hyperlink"/>
+                <w:noProof/>
+                <w:lang w:val="en-NP"/>
+              </w:rPr>
+              <w:t>6.2 Chi-Square Test (Categories vs. Geography)</w:t>
+            </w:r>
+            <w:r>
+              <w:rPr>
+                <w:noProof/>
+                <w:webHidden/>
+              </w:rPr>
+              <w:tab/>
+            </w:r>
+            <w:r>
+              <w:rPr>
+                <w:noProof/>
+                <w:webHidden/>
+              </w:rPr>
+              <w:fldChar w:fldCharType="begin"/>
+            </w:r>
+            <w:r>
+              <w:rPr>
+                <w:noProof/>
+                <w:webHidden/>
+              </w:rPr>
+              <w:instrText xml:space="preserve"> PAGEREF _Toc228188140 \h </w:instrText>
+            </w:r>
+            <w:r>
+              <w:rPr>
+                <w:noProof/>
+                <w:webHidden/>
+              </w:rPr>
+            </w:r>
+            <w:r>
+              <w:rPr>
+                <w:noProof/>
+                <w:webHidden/>
+              </w:rPr>
+              <w:fldChar w:fldCharType="separate"/>
+            </w:r>
+            <w:r>
+              <w:rPr>
+                <w:noProof/>
+                <w:webHidden/>
+              </w:rPr>
+              <w:t>19</w:t>
+            </w:r>
+            <w:r>
+              <w:rPr>
+                <w:noProof/>
+                <w:webHidden/>
+              </w:rPr>
+              <w:fldChar w:fldCharType="end"/>
+            </w:r>
+          </w:hyperlink>
+        </w:p>
+        <w:p>
+          <w:pPr>
+            <w:pStyle w:val="TOC1"/>
+            <w:tabs>
+              <w:tab w:val="right" w:leader="dot" w:pos="9350"/>
+            </w:tabs>
+            <w:rPr>
+              <w:rFonts w:eastAsiaTheme="minorEastAsia" w:cstheme="minorBidi"/>
+              <w:b w:val="0"/>
+              <w:bCs w:val="0"/>
+              <w:i w:val="0"/>
+              <w:iCs w:val="0"/>
+              <w:noProof/>
+              <w:kern w:val="2"/>
+              <w:lang w:val="en-NP" w:eastAsia="en-US"/>
+              <w14:ligatures w14:val="standardContextual"/>
+            </w:rPr>
+          </w:pPr>
+          <w:hyperlink w:anchor="_Toc228188141" w:history="1">
+            <w:r>
+              <w:rPr>
+                <w:rStyle w:val="Hyperlink"/>
+                <w:noProof/>
+                <w:lang w:val="en-NP"/>
+              </w:rPr>
+              <w:t>7. Conclusion</w:t>
+            </w:r>
+            <w:r>
+              <w:rPr>
+                <w:noProof/>
+                <w:webHidden/>
+              </w:rPr>
+              <w:tab/>
+            </w:r>
+            <w:r>
+              <w:rPr>
+                <w:noProof/>
+                <w:webHidden/>
+              </w:rPr>
+              <w:fldChar w:fldCharType="begin"/>
+            </w:r>
+            <w:r>
+              <w:rPr>
+                <w:noProof/>
+                <w:webHidden/>
+              </w:rPr>
+              <w:instrText xml:space="preserve"> PAGEREF _Toc228188141 \h </w:instrText>
+            </w:r>
+            <w:r>
+              <w:rPr>
+                <w:noProof/>
+                <w:webHidden/>
+              </w:rPr>
+            </w:r>
+            <w:r>
+              <w:rPr>
+                <w:noProof/>
+                <w:webHidden/>
+              </w:rPr>
+              <w:fldChar w:fldCharType="separate"/>
+            </w:r>
+            <w:r>
+              <w:rPr>
+                <w:noProof/>
+                <w:webHidden/>
+              </w:rPr>
+              <w:t>20</w:t>
             </w:r>
             <w:r>
               <w:rPr>
@@ -1643,65 +2737,9 @@
     <w:p>
       <w:pPr>
         <w:rPr>
-          <w:b/>
-          <w:bCs/>
           <w:noProof/>
         </w:rPr>
       </w:pPr>
-      <w:r>
-        <w:br/>
-      </w:r>
-      <w:r>
-        <w:br/>
-      </w:r>
-      <w:r>
-        <w:br/>
-      </w:r>
-      <w:r>
-        <w:br/>
-      </w:r>
-      <w:r>
-        <w:br/>
-      </w:r>
-      <w:r>
-        <w:br/>
-      </w:r>
-      <w:r>
-        <w:br/>
-      </w:r>
-      <w:r>
-        <w:br/>
-      </w:r>
-      <w:r>
-        <w:br/>
-      </w:r>
-      <w:r>
-        <w:br/>
-      </w:r>
-      <w:r>
-        <w:br/>
-      </w:r>
-      <w:r>
-        <w:br/>
-      </w:r>
-      <w:r>
-        <w:br/>
-      </w:r>
-      <w:r>
-        <w:br/>
-      </w:r>
-      <w:r>
-        <w:br/>
-      </w:r>
-      <w:r>
-        <w:br/>
-      </w:r>
-      <w:r>
-        <w:br/>
-      </w:r>
-      <w:r>
-        <w:br/>
-      </w:r>
       <w:r>
         <w:br/>
       </w:r>
@@ -1773,10 +2811,14 @@
           <w:tab w:val="right" w:leader="dot" w:pos="9350"/>
         </w:tabs>
         <w:rPr>
+          <w:rFonts w:asciiTheme="minorHAnsi" w:eastAsiaTheme="minorEastAsia" w:hAnsiTheme="minorHAnsi" w:cstheme="minorBidi"/>
           <w:noProof/>
-        </w:rPr>
-      </w:pPr>
-      <w:hyperlink w:anchor="_Toc226119624" w:history="1">
+          <w:kern w:val="2"/>
+          <w:lang w:val="en-NP" w:eastAsia="en-US"/>
+          <w14:ligatures w14:val="standardContextual"/>
+        </w:rPr>
+      </w:pPr>
+      <w:hyperlink w:anchor="_Toc228188149" w:history="1">
         <w:r>
           <w:rPr>
             <w:rStyle w:val="Hyperlink"/>
@@ -1803,7 +2845,7 @@
             <w:noProof/>
             <w:webHidden/>
           </w:rPr>
-          <w:instrText xml:space="preserve"> PAGEREF _Toc226119624 \h </w:instrText>
+          <w:instrText xml:space="preserve"> PAGEREF _Toc228188149 \h </w:instrText>
         </w:r>
         <w:r>
           <w:rPr>
@@ -1841,10 +2883,14 @@
           <w:tab w:val="right" w:leader="dot" w:pos="9350"/>
         </w:tabs>
         <w:rPr>
+          <w:rFonts w:asciiTheme="minorHAnsi" w:eastAsiaTheme="minorEastAsia" w:hAnsiTheme="minorHAnsi" w:cstheme="minorBidi"/>
           <w:noProof/>
-        </w:rPr>
-      </w:pPr>
-      <w:hyperlink w:anchor="_Toc226119625" w:history="1">
+          <w:kern w:val="2"/>
+          <w:lang w:val="en-NP" w:eastAsia="en-US"/>
+          <w14:ligatures w14:val="standardContextual"/>
+        </w:rPr>
+      </w:pPr>
+      <w:hyperlink w:anchor="_Toc228188150" w:history="1">
         <w:r>
           <w:rPr>
             <w:rStyle w:val="Hyperlink"/>
@@ -1871,7 +2917,7 @@
             <w:noProof/>
             <w:webHidden/>
           </w:rPr>
-          <w:instrText xml:space="preserve"> PAGEREF _Toc226119625 \h </w:instrText>
+          <w:instrText xml:space="preserve"> PAGEREF _Toc228188150 \h </w:instrText>
         </w:r>
         <w:r>
           <w:rPr>
@@ -1909,10 +2955,14 @@
           <w:tab w:val="right" w:leader="dot" w:pos="9350"/>
         </w:tabs>
         <w:rPr>
+          <w:rFonts w:asciiTheme="minorHAnsi" w:eastAsiaTheme="minorEastAsia" w:hAnsiTheme="minorHAnsi" w:cstheme="minorBidi"/>
           <w:noProof/>
-        </w:rPr>
-      </w:pPr>
-      <w:hyperlink w:anchor="_Toc226119626" w:history="1">
+          <w:kern w:val="2"/>
+          <w:lang w:val="en-NP" w:eastAsia="en-US"/>
+          <w14:ligatures w14:val="standardContextual"/>
+        </w:rPr>
+      </w:pPr>
+      <w:hyperlink w:anchor="_Toc228188151" w:history="1">
         <w:r>
           <w:rPr>
             <w:rStyle w:val="Hyperlink"/>
@@ -1939,7 +2989,7 @@
             <w:noProof/>
             <w:webHidden/>
           </w:rPr>
-          <w:instrText xml:space="preserve"> PAGEREF _Toc226119626 \h </w:instrText>
+          <w:instrText xml:space="preserve"> PAGEREF _Toc228188151 \h </w:instrText>
         </w:r>
         <w:r>
           <w:rPr>
@@ -1977,10 +3027,14 @@
           <w:tab w:val="right" w:leader="dot" w:pos="9350"/>
         </w:tabs>
         <w:rPr>
+          <w:rFonts w:asciiTheme="minorHAnsi" w:eastAsiaTheme="minorEastAsia" w:hAnsiTheme="minorHAnsi" w:cstheme="minorBidi"/>
           <w:noProof/>
-        </w:rPr>
-      </w:pPr>
-      <w:hyperlink w:anchor="_Toc226119627" w:history="1">
+          <w:kern w:val="2"/>
+          <w:lang w:val="en-NP" w:eastAsia="en-US"/>
+          <w14:ligatures w14:val="standardContextual"/>
+        </w:rPr>
+      </w:pPr>
+      <w:hyperlink w:anchor="_Toc228188152" w:history="1">
         <w:r>
           <w:rPr>
             <w:rStyle w:val="Hyperlink"/>
@@ -2007,7 +3061,7 @@
             <w:noProof/>
             <w:webHidden/>
           </w:rPr>
-          <w:instrText xml:space="preserve"> PAGEREF _Toc226119627 \h </w:instrText>
+          <w:instrText xml:space="preserve"> PAGEREF _Toc228188152 \h </w:instrText>
         </w:r>
         <w:r>
           <w:rPr>
@@ -2045,10 +3099,14 @@
           <w:tab w:val="right" w:leader="dot" w:pos="9350"/>
         </w:tabs>
         <w:rPr>
+          <w:rFonts w:asciiTheme="minorHAnsi" w:eastAsiaTheme="minorEastAsia" w:hAnsiTheme="minorHAnsi" w:cstheme="minorBidi"/>
           <w:noProof/>
-        </w:rPr>
-      </w:pPr>
-      <w:hyperlink w:anchor="_Toc226119628" w:history="1">
+          <w:kern w:val="2"/>
+          <w:lang w:val="en-NP" w:eastAsia="en-US"/>
+          <w14:ligatures w14:val="standardContextual"/>
+        </w:rPr>
+      </w:pPr>
+      <w:hyperlink w:anchor="_Toc228188153" w:history="1">
         <w:r>
           <w:rPr>
             <w:rStyle w:val="Hyperlink"/>
@@ -2075,7 +3133,7 @@
             <w:noProof/>
             <w:webHidden/>
           </w:rPr>
-          <w:instrText xml:space="preserve"> PAGEREF _Toc226119628 \h </w:instrText>
+          <w:instrText xml:space="preserve"> PAGEREF _Toc228188153 \h </w:instrText>
         </w:r>
         <w:r>
           <w:rPr>
@@ -2113,10 +3171,14 @@
           <w:tab w:val="right" w:leader="dot" w:pos="9350"/>
         </w:tabs>
         <w:rPr>
+          <w:rFonts w:asciiTheme="minorHAnsi" w:eastAsiaTheme="minorEastAsia" w:hAnsiTheme="minorHAnsi" w:cstheme="minorBidi"/>
           <w:noProof/>
-        </w:rPr>
-      </w:pPr>
-      <w:hyperlink w:anchor="_Toc226119629" w:history="1">
+          <w:kern w:val="2"/>
+          <w:lang w:val="en-NP" w:eastAsia="en-US"/>
+          <w14:ligatures w14:val="standardContextual"/>
+        </w:rPr>
+      </w:pPr>
+      <w:hyperlink w:anchor="_Toc228188154" w:history="1">
         <w:r>
           <w:rPr>
             <w:rStyle w:val="Hyperlink"/>
@@ -2143,7 +3205,7 @@
             <w:noProof/>
             <w:webHidden/>
           </w:rPr>
-          <w:instrText xml:space="preserve"> PAGEREF _Toc226119629 \h </w:instrText>
+          <w:instrText xml:space="preserve"> PAGEREF _Toc228188154 \h </w:instrText>
         </w:r>
         <w:r>
           <w:rPr>
@@ -2181,10 +3243,14 @@
           <w:tab w:val="right" w:leader="dot" w:pos="9350"/>
         </w:tabs>
         <w:rPr>
+          <w:rFonts w:asciiTheme="minorHAnsi" w:eastAsiaTheme="minorEastAsia" w:hAnsiTheme="minorHAnsi" w:cstheme="minorBidi"/>
           <w:noProof/>
-        </w:rPr>
-      </w:pPr>
-      <w:hyperlink w:anchor="_Toc226119630" w:history="1">
+          <w:kern w:val="2"/>
+          <w:lang w:val="en-NP" w:eastAsia="en-US"/>
+          <w14:ligatures w14:val="standardContextual"/>
+        </w:rPr>
+      </w:pPr>
+      <w:hyperlink w:anchor="_Toc228188155" w:history="1">
         <w:r>
           <w:rPr>
             <w:rStyle w:val="Hyperlink"/>
@@ -2211,7 +3277,7 @@
             <w:noProof/>
             <w:webHidden/>
           </w:rPr>
-          <w:instrText xml:space="preserve"> PAGEREF _Toc226119630 \h </w:instrText>
+          <w:instrText xml:space="preserve"> PAGEREF _Toc228188155 \h </w:instrText>
         </w:r>
         <w:r>
           <w:rPr>
@@ -2232,6 +3298,1374 @@
             <w:webHidden/>
           </w:rPr>
           <w:t>8</w:t>
+        </w:r>
+        <w:r>
+          <w:rPr>
+            <w:noProof/>
+            <w:webHidden/>
+          </w:rPr>
+          <w:fldChar w:fldCharType="end"/>
+        </w:r>
+      </w:hyperlink>
+    </w:p>
+    <w:p>
+      <w:pPr>
+        <w:pStyle w:val="TableofFigures"/>
+        <w:tabs>
+          <w:tab w:val="right" w:leader="dot" w:pos="9350"/>
+        </w:tabs>
+        <w:rPr>
+          <w:rFonts w:asciiTheme="minorHAnsi" w:eastAsiaTheme="minorEastAsia" w:hAnsiTheme="minorHAnsi" w:cstheme="minorBidi"/>
+          <w:noProof/>
+          <w:kern w:val="2"/>
+          <w:lang w:val="en-NP" w:eastAsia="en-US"/>
+          <w14:ligatures w14:val="standardContextual"/>
+        </w:rPr>
+      </w:pPr>
+      <w:hyperlink w:anchor="_Toc228188156" w:history="1">
+        <w:r>
+          <w:rPr>
+            <w:rStyle w:val="Hyperlink"/>
+            <w:noProof/>
+          </w:rPr>
+          <w:t>Figure 8: Listing unique values</w:t>
+        </w:r>
+        <w:r>
+          <w:rPr>
+            <w:noProof/>
+            <w:webHidden/>
+          </w:rPr>
+          <w:tab/>
+        </w:r>
+        <w:r>
+          <w:rPr>
+            <w:noProof/>
+            <w:webHidden/>
+          </w:rPr>
+          <w:fldChar w:fldCharType="begin"/>
+        </w:r>
+        <w:r>
+          <w:rPr>
+            <w:noProof/>
+            <w:webHidden/>
+          </w:rPr>
+          <w:instrText xml:space="preserve"> PAGEREF _Toc228188156 \h </w:instrText>
+        </w:r>
+        <w:r>
+          <w:rPr>
+            <w:noProof/>
+            <w:webHidden/>
+          </w:rPr>
+        </w:r>
+        <w:r>
+          <w:rPr>
+            <w:noProof/>
+            <w:webHidden/>
+          </w:rPr>
+          <w:fldChar w:fldCharType="separate"/>
+        </w:r>
+        <w:r>
+          <w:rPr>
+            <w:noProof/>
+            <w:webHidden/>
+          </w:rPr>
+          <w:t>9</w:t>
+        </w:r>
+        <w:r>
+          <w:rPr>
+            <w:noProof/>
+            <w:webHidden/>
+          </w:rPr>
+          <w:fldChar w:fldCharType="end"/>
+        </w:r>
+      </w:hyperlink>
+    </w:p>
+    <w:p>
+      <w:pPr>
+        <w:pStyle w:val="TableofFigures"/>
+        <w:tabs>
+          <w:tab w:val="right" w:leader="dot" w:pos="9350"/>
+        </w:tabs>
+        <w:rPr>
+          <w:rFonts w:asciiTheme="minorHAnsi" w:eastAsiaTheme="minorEastAsia" w:hAnsiTheme="minorHAnsi" w:cstheme="minorBidi"/>
+          <w:noProof/>
+          <w:kern w:val="2"/>
+          <w:lang w:val="en-NP" w:eastAsia="en-US"/>
+          <w14:ligatures w14:val="standardContextual"/>
+        </w:rPr>
+      </w:pPr>
+      <w:hyperlink w:anchor="_Toc228188157" w:history="1">
+        <w:r>
+          <w:rPr>
+            <w:rStyle w:val="Hyperlink"/>
+            <w:noProof/>
+          </w:rPr>
+          <w:t>Figure 9: Code for statistics 4.1</w:t>
+        </w:r>
+        <w:r>
+          <w:rPr>
+            <w:noProof/>
+            <w:webHidden/>
+          </w:rPr>
+          <w:tab/>
+        </w:r>
+        <w:r>
+          <w:rPr>
+            <w:noProof/>
+            <w:webHidden/>
+          </w:rPr>
+          <w:fldChar w:fldCharType="begin"/>
+        </w:r>
+        <w:r>
+          <w:rPr>
+            <w:noProof/>
+            <w:webHidden/>
+          </w:rPr>
+          <w:instrText xml:space="preserve"> PAGEREF _Toc228188157 \h </w:instrText>
+        </w:r>
+        <w:r>
+          <w:rPr>
+            <w:noProof/>
+            <w:webHidden/>
+          </w:rPr>
+        </w:r>
+        <w:r>
+          <w:rPr>
+            <w:noProof/>
+            <w:webHidden/>
+          </w:rPr>
+          <w:fldChar w:fldCharType="separate"/>
+        </w:r>
+        <w:r>
+          <w:rPr>
+            <w:noProof/>
+            <w:webHidden/>
+          </w:rPr>
+          <w:t>10</w:t>
+        </w:r>
+        <w:r>
+          <w:rPr>
+            <w:noProof/>
+            <w:webHidden/>
+          </w:rPr>
+          <w:fldChar w:fldCharType="end"/>
+        </w:r>
+      </w:hyperlink>
+    </w:p>
+    <w:p>
+      <w:pPr>
+        <w:pStyle w:val="TableofFigures"/>
+        <w:tabs>
+          <w:tab w:val="right" w:leader="dot" w:pos="9350"/>
+        </w:tabs>
+        <w:rPr>
+          <w:rFonts w:asciiTheme="minorHAnsi" w:eastAsiaTheme="minorEastAsia" w:hAnsiTheme="minorHAnsi" w:cstheme="minorBidi"/>
+          <w:noProof/>
+          <w:kern w:val="2"/>
+          <w:lang w:val="en-NP" w:eastAsia="en-US"/>
+          <w14:ligatures w14:val="standardContextual"/>
+        </w:rPr>
+      </w:pPr>
+      <w:hyperlink w:anchor="_Toc228188158" w:history="1">
+        <w:r>
+          <w:rPr>
+            <w:rStyle w:val="Hyperlink"/>
+            <w:noProof/>
+          </w:rPr>
+          <w:t>Figure 10: Output 4.1</w:t>
+        </w:r>
+        <w:r>
+          <w:rPr>
+            <w:noProof/>
+            <w:webHidden/>
+          </w:rPr>
+          <w:tab/>
+        </w:r>
+        <w:r>
+          <w:rPr>
+            <w:noProof/>
+            <w:webHidden/>
+          </w:rPr>
+          <w:fldChar w:fldCharType="begin"/>
+        </w:r>
+        <w:r>
+          <w:rPr>
+            <w:noProof/>
+            <w:webHidden/>
+          </w:rPr>
+          <w:instrText xml:space="preserve"> PAGEREF _Toc228188158 \h </w:instrText>
+        </w:r>
+        <w:r>
+          <w:rPr>
+            <w:noProof/>
+            <w:webHidden/>
+          </w:rPr>
+        </w:r>
+        <w:r>
+          <w:rPr>
+            <w:noProof/>
+            <w:webHidden/>
+          </w:rPr>
+          <w:fldChar w:fldCharType="separate"/>
+        </w:r>
+        <w:r>
+          <w:rPr>
+            <w:noProof/>
+            <w:webHidden/>
+          </w:rPr>
+          <w:t>10</w:t>
+        </w:r>
+        <w:r>
+          <w:rPr>
+            <w:noProof/>
+            <w:webHidden/>
+          </w:rPr>
+          <w:fldChar w:fldCharType="end"/>
+        </w:r>
+      </w:hyperlink>
+    </w:p>
+    <w:p>
+      <w:pPr>
+        <w:pStyle w:val="TableofFigures"/>
+        <w:tabs>
+          <w:tab w:val="right" w:leader="dot" w:pos="9350"/>
+        </w:tabs>
+        <w:rPr>
+          <w:rFonts w:asciiTheme="minorHAnsi" w:eastAsiaTheme="minorEastAsia" w:hAnsiTheme="minorHAnsi" w:cstheme="minorBidi"/>
+          <w:noProof/>
+          <w:kern w:val="2"/>
+          <w:lang w:val="en-NP" w:eastAsia="en-US"/>
+          <w14:ligatures w14:val="standardContextual"/>
+        </w:rPr>
+      </w:pPr>
+      <w:hyperlink w:anchor="_Toc228188159" w:history="1">
+        <w:r>
+          <w:rPr>
+            <w:rStyle w:val="Hyperlink"/>
+            <w:noProof/>
+          </w:rPr>
+          <w:t>Figure 11: Code 4.2 Correlation</w:t>
+        </w:r>
+        <w:r>
+          <w:rPr>
+            <w:noProof/>
+            <w:webHidden/>
+          </w:rPr>
+          <w:tab/>
+        </w:r>
+        <w:r>
+          <w:rPr>
+            <w:noProof/>
+            <w:webHidden/>
+          </w:rPr>
+          <w:fldChar w:fldCharType="begin"/>
+        </w:r>
+        <w:r>
+          <w:rPr>
+            <w:noProof/>
+            <w:webHidden/>
+          </w:rPr>
+          <w:instrText xml:space="preserve"> PAGEREF _Toc228188159 \h </w:instrText>
+        </w:r>
+        <w:r>
+          <w:rPr>
+            <w:noProof/>
+            <w:webHidden/>
+          </w:rPr>
+        </w:r>
+        <w:r>
+          <w:rPr>
+            <w:noProof/>
+            <w:webHidden/>
+          </w:rPr>
+          <w:fldChar w:fldCharType="separate"/>
+        </w:r>
+        <w:r>
+          <w:rPr>
+            <w:noProof/>
+            <w:webHidden/>
+          </w:rPr>
+          <w:t>11</w:t>
+        </w:r>
+        <w:r>
+          <w:rPr>
+            <w:noProof/>
+            <w:webHidden/>
+          </w:rPr>
+          <w:fldChar w:fldCharType="end"/>
+        </w:r>
+      </w:hyperlink>
+    </w:p>
+    <w:p>
+      <w:pPr>
+        <w:pStyle w:val="TableofFigures"/>
+        <w:tabs>
+          <w:tab w:val="right" w:leader="dot" w:pos="9350"/>
+        </w:tabs>
+        <w:rPr>
+          <w:rFonts w:asciiTheme="minorHAnsi" w:eastAsiaTheme="minorEastAsia" w:hAnsiTheme="minorHAnsi" w:cstheme="minorBidi"/>
+          <w:noProof/>
+          <w:kern w:val="2"/>
+          <w:lang w:val="en-NP" w:eastAsia="en-US"/>
+          <w14:ligatures w14:val="standardContextual"/>
+        </w:rPr>
+      </w:pPr>
+      <w:hyperlink w:anchor="_Toc228188160" w:history="1">
+        <w:r>
+          <w:rPr>
+            <w:rStyle w:val="Hyperlink"/>
+            <w:noProof/>
+          </w:rPr>
+          <w:t>Figure 12: output 4.2 heatmap</w:t>
+        </w:r>
+        <w:r>
+          <w:rPr>
+            <w:noProof/>
+            <w:webHidden/>
+          </w:rPr>
+          <w:tab/>
+        </w:r>
+        <w:r>
+          <w:rPr>
+            <w:noProof/>
+            <w:webHidden/>
+          </w:rPr>
+          <w:fldChar w:fldCharType="begin"/>
+        </w:r>
+        <w:r>
+          <w:rPr>
+            <w:noProof/>
+            <w:webHidden/>
+          </w:rPr>
+          <w:instrText xml:space="preserve"> PAGEREF _Toc228188160 \h </w:instrText>
+        </w:r>
+        <w:r>
+          <w:rPr>
+            <w:noProof/>
+            <w:webHidden/>
+          </w:rPr>
+        </w:r>
+        <w:r>
+          <w:rPr>
+            <w:noProof/>
+            <w:webHidden/>
+          </w:rPr>
+          <w:fldChar w:fldCharType="separate"/>
+        </w:r>
+        <w:r>
+          <w:rPr>
+            <w:noProof/>
+            <w:webHidden/>
+          </w:rPr>
+          <w:t>11</w:t>
+        </w:r>
+        <w:r>
+          <w:rPr>
+            <w:noProof/>
+            <w:webHidden/>
+          </w:rPr>
+          <w:fldChar w:fldCharType="end"/>
+        </w:r>
+      </w:hyperlink>
+    </w:p>
+    <w:p>
+      <w:pPr>
+        <w:pStyle w:val="TableofFigures"/>
+        <w:tabs>
+          <w:tab w:val="right" w:leader="dot" w:pos="9350"/>
+        </w:tabs>
+        <w:rPr>
+          <w:rFonts w:asciiTheme="minorHAnsi" w:eastAsiaTheme="minorEastAsia" w:hAnsiTheme="minorHAnsi" w:cstheme="minorBidi"/>
+          <w:noProof/>
+          <w:kern w:val="2"/>
+          <w:lang w:val="en-NP" w:eastAsia="en-US"/>
+          <w14:ligatures w14:val="standardContextual"/>
+        </w:rPr>
+      </w:pPr>
+      <w:hyperlink w:anchor="_Toc228188161" w:history="1">
+        <w:r>
+          <w:rPr>
+            <w:rStyle w:val="Hyperlink"/>
+            <w:noProof/>
+          </w:rPr>
+          <w:t>Figure 13: Code, 5.1.1 Top 5 states by amount</w:t>
+        </w:r>
+        <w:r>
+          <w:rPr>
+            <w:noProof/>
+            <w:webHidden/>
+          </w:rPr>
+          <w:tab/>
+        </w:r>
+        <w:r>
+          <w:rPr>
+            <w:noProof/>
+            <w:webHidden/>
+          </w:rPr>
+          <w:fldChar w:fldCharType="begin"/>
+        </w:r>
+        <w:r>
+          <w:rPr>
+            <w:noProof/>
+            <w:webHidden/>
+          </w:rPr>
+          <w:instrText xml:space="preserve"> PAGEREF _Toc228188161 \h </w:instrText>
+        </w:r>
+        <w:r>
+          <w:rPr>
+            <w:noProof/>
+            <w:webHidden/>
+          </w:rPr>
+        </w:r>
+        <w:r>
+          <w:rPr>
+            <w:noProof/>
+            <w:webHidden/>
+          </w:rPr>
+          <w:fldChar w:fldCharType="separate"/>
+        </w:r>
+        <w:r>
+          <w:rPr>
+            <w:noProof/>
+            <w:webHidden/>
+          </w:rPr>
+          <w:t>13</w:t>
+        </w:r>
+        <w:r>
+          <w:rPr>
+            <w:noProof/>
+            <w:webHidden/>
+          </w:rPr>
+          <w:fldChar w:fldCharType="end"/>
+        </w:r>
+      </w:hyperlink>
+    </w:p>
+    <w:p>
+      <w:pPr>
+        <w:pStyle w:val="TableofFigures"/>
+        <w:tabs>
+          <w:tab w:val="right" w:leader="dot" w:pos="9350"/>
+        </w:tabs>
+        <w:rPr>
+          <w:rFonts w:asciiTheme="minorHAnsi" w:eastAsiaTheme="minorEastAsia" w:hAnsiTheme="minorHAnsi" w:cstheme="minorBidi"/>
+          <w:noProof/>
+          <w:kern w:val="2"/>
+          <w:lang w:val="en-NP" w:eastAsia="en-US"/>
+          <w14:ligatures w14:val="standardContextual"/>
+        </w:rPr>
+      </w:pPr>
+      <w:hyperlink w:anchor="_Toc228188162" w:history="1">
+        <w:r>
+          <w:rPr>
+            <w:rStyle w:val="Hyperlink"/>
+            <w:noProof/>
+          </w:rPr>
+          <w:t>Figure 14: Output 5.1.1</w:t>
+        </w:r>
+        <w:r>
+          <w:rPr>
+            <w:noProof/>
+            <w:webHidden/>
+          </w:rPr>
+          <w:tab/>
+        </w:r>
+        <w:r>
+          <w:rPr>
+            <w:noProof/>
+            <w:webHidden/>
+          </w:rPr>
+          <w:fldChar w:fldCharType="begin"/>
+        </w:r>
+        <w:r>
+          <w:rPr>
+            <w:noProof/>
+            <w:webHidden/>
+          </w:rPr>
+          <w:instrText xml:space="preserve"> PAGEREF _Toc228188162 \h </w:instrText>
+        </w:r>
+        <w:r>
+          <w:rPr>
+            <w:noProof/>
+            <w:webHidden/>
+          </w:rPr>
+        </w:r>
+        <w:r>
+          <w:rPr>
+            <w:noProof/>
+            <w:webHidden/>
+          </w:rPr>
+          <w:fldChar w:fldCharType="separate"/>
+        </w:r>
+        <w:r>
+          <w:rPr>
+            <w:noProof/>
+            <w:webHidden/>
+          </w:rPr>
+          <w:t>13</w:t>
+        </w:r>
+        <w:r>
+          <w:rPr>
+            <w:noProof/>
+            <w:webHidden/>
+          </w:rPr>
+          <w:fldChar w:fldCharType="end"/>
+        </w:r>
+      </w:hyperlink>
+    </w:p>
+    <w:p>
+      <w:pPr>
+        <w:pStyle w:val="TableofFigures"/>
+        <w:tabs>
+          <w:tab w:val="right" w:leader="dot" w:pos="9350"/>
+        </w:tabs>
+        <w:rPr>
+          <w:rFonts w:asciiTheme="minorHAnsi" w:eastAsiaTheme="minorEastAsia" w:hAnsiTheme="minorHAnsi" w:cstheme="minorBidi"/>
+          <w:noProof/>
+          <w:kern w:val="2"/>
+          <w:lang w:val="en-NP" w:eastAsia="en-US"/>
+          <w14:ligatures w14:val="standardContextual"/>
+        </w:rPr>
+      </w:pPr>
+      <w:hyperlink w:anchor="_Toc228188163" w:history="1">
+        <w:r>
+          <w:rPr>
+            <w:rStyle w:val="Hyperlink"/>
+            <w:noProof/>
+          </w:rPr>
+          <w:t>Figure 15: 5.1.2. Code, Preferences for product categories</w:t>
+        </w:r>
+        <w:r>
+          <w:rPr>
+            <w:noProof/>
+            <w:webHidden/>
+          </w:rPr>
+          <w:tab/>
+        </w:r>
+        <w:r>
+          <w:rPr>
+            <w:noProof/>
+            <w:webHidden/>
+          </w:rPr>
+          <w:fldChar w:fldCharType="begin"/>
+        </w:r>
+        <w:r>
+          <w:rPr>
+            <w:noProof/>
+            <w:webHidden/>
+          </w:rPr>
+          <w:instrText xml:space="preserve"> PAGEREF _Toc228188163 \h </w:instrText>
+        </w:r>
+        <w:r>
+          <w:rPr>
+            <w:noProof/>
+            <w:webHidden/>
+          </w:rPr>
+        </w:r>
+        <w:r>
+          <w:rPr>
+            <w:noProof/>
+            <w:webHidden/>
+          </w:rPr>
+          <w:fldChar w:fldCharType="separate"/>
+        </w:r>
+        <w:r>
+          <w:rPr>
+            <w:noProof/>
+            <w:webHidden/>
+          </w:rPr>
+          <w:t>14</w:t>
+        </w:r>
+        <w:r>
+          <w:rPr>
+            <w:noProof/>
+            <w:webHidden/>
+          </w:rPr>
+          <w:fldChar w:fldCharType="end"/>
+        </w:r>
+      </w:hyperlink>
+    </w:p>
+    <w:p>
+      <w:pPr>
+        <w:pStyle w:val="TableofFigures"/>
+        <w:tabs>
+          <w:tab w:val="right" w:leader="dot" w:pos="9350"/>
+        </w:tabs>
+        <w:rPr>
+          <w:rFonts w:asciiTheme="minorHAnsi" w:eastAsiaTheme="minorEastAsia" w:hAnsiTheme="minorHAnsi" w:cstheme="minorBidi"/>
+          <w:noProof/>
+          <w:kern w:val="2"/>
+          <w:lang w:val="en-NP" w:eastAsia="en-US"/>
+          <w14:ligatures w14:val="standardContextual"/>
+        </w:rPr>
+      </w:pPr>
+      <w:hyperlink w:anchor="_Toc228188164" w:history="1">
+        <w:r>
+          <w:rPr>
+            <w:rStyle w:val="Hyperlink"/>
+            <w:noProof/>
+          </w:rPr>
+          <w:t>Figure 16: Output 5.1.2</w:t>
+        </w:r>
+        <w:r>
+          <w:rPr>
+            <w:noProof/>
+            <w:webHidden/>
+          </w:rPr>
+          <w:tab/>
+        </w:r>
+        <w:r>
+          <w:rPr>
+            <w:noProof/>
+            <w:webHidden/>
+          </w:rPr>
+          <w:fldChar w:fldCharType="begin"/>
+        </w:r>
+        <w:r>
+          <w:rPr>
+            <w:noProof/>
+            <w:webHidden/>
+          </w:rPr>
+          <w:instrText xml:space="preserve"> PAGEREF _Toc228188164 \h </w:instrText>
+        </w:r>
+        <w:r>
+          <w:rPr>
+            <w:noProof/>
+            <w:webHidden/>
+          </w:rPr>
+        </w:r>
+        <w:r>
+          <w:rPr>
+            <w:noProof/>
+            <w:webHidden/>
+          </w:rPr>
+          <w:fldChar w:fldCharType="separate"/>
+        </w:r>
+        <w:r>
+          <w:rPr>
+            <w:noProof/>
+            <w:webHidden/>
+          </w:rPr>
+          <w:t>14</w:t>
+        </w:r>
+        <w:r>
+          <w:rPr>
+            <w:noProof/>
+            <w:webHidden/>
+          </w:rPr>
+          <w:fldChar w:fldCharType="end"/>
+        </w:r>
+      </w:hyperlink>
+    </w:p>
+    <w:p>
+      <w:pPr>
+        <w:pStyle w:val="TableofFigures"/>
+        <w:tabs>
+          <w:tab w:val="right" w:leader="dot" w:pos="9350"/>
+        </w:tabs>
+        <w:rPr>
+          <w:rFonts w:asciiTheme="minorHAnsi" w:eastAsiaTheme="minorEastAsia" w:hAnsiTheme="minorHAnsi" w:cstheme="minorBidi"/>
+          <w:noProof/>
+          <w:kern w:val="2"/>
+          <w:lang w:val="en-NP" w:eastAsia="en-US"/>
+          <w14:ligatures w14:val="standardContextual"/>
+        </w:rPr>
+      </w:pPr>
+      <w:hyperlink w:anchor="_Toc228188165" w:history="1">
+        <w:r>
+          <w:rPr>
+            <w:rStyle w:val="Hyperlink"/>
+            <w:noProof/>
+          </w:rPr>
+          <w:t>Figure 17: 5.1.3. Code, Purchase power across Age groups</w:t>
+        </w:r>
+        <w:r>
+          <w:rPr>
+            <w:noProof/>
+            <w:webHidden/>
+          </w:rPr>
+          <w:tab/>
+        </w:r>
+        <w:r>
+          <w:rPr>
+            <w:noProof/>
+            <w:webHidden/>
+          </w:rPr>
+          <w:fldChar w:fldCharType="begin"/>
+        </w:r>
+        <w:r>
+          <w:rPr>
+            <w:noProof/>
+            <w:webHidden/>
+          </w:rPr>
+          <w:instrText xml:space="preserve"> PAGEREF _Toc228188165 \h </w:instrText>
+        </w:r>
+        <w:r>
+          <w:rPr>
+            <w:noProof/>
+            <w:webHidden/>
+          </w:rPr>
+        </w:r>
+        <w:r>
+          <w:rPr>
+            <w:noProof/>
+            <w:webHidden/>
+          </w:rPr>
+          <w:fldChar w:fldCharType="separate"/>
+        </w:r>
+        <w:r>
+          <w:rPr>
+            <w:noProof/>
+            <w:webHidden/>
+          </w:rPr>
+          <w:t>15</w:t>
+        </w:r>
+        <w:r>
+          <w:rPr>
+            <w:noProof/>
+            <w:webHidden/>
+          </w:rPr>
+          <w:fldChar w:fldCharType="end"/>
+        </w:r>
+      </w:hyperlink>
+    </w:p>
+    <w:p>
+      <w:pPr>
+        <w:pStyle w:val="TableofFigures"/>
+        <w:tabs>
+          <w:tab w:val="right" w:leader="dot" w:pos="9350"/>
+        </w:tabs>
+        <w:rPr>
+          <w:rFonts w:asciiTheme="minorHAnsi" w:eastAsiaTheme="minorEastAsia" w:hAnsiTheme="minorHAnsi" w:cstheme="minorBidi"/>
+          <w:noProof/>
+          <w:kern w:val="2"/>
+          <w:lang w:val="en-NP" w:eastAsia="en-US"/>
+          <w14:ligatures w14:val="standardContextual"/>
+        </w:rPr>
+      </w:pPr>
+      <w:hyperlink w:anchor="_Toc228188166" w:history="1">
+        <w:r>
+          <w:rPr>
+            <w:rStyle w:val="Hyperlink"/>
+            <w:noProof/>
+          </w:rPr>
+          <w:t>Figure 18: Output 5.1.3.</w:t>
+        </w:r>
+        <w:r>
+          <w:rPr>
+            <w:noProof/>
+            <w:webHidden/>
+          </w:rPr>
+          <w:tab/>
+        </w:r>
+        <w:r>
+          <w:rPr>
+            <w:noProof/>
+            <w:webHidden/>
+          </w:rPr>
+          <w:fldChar w:fldCharType="begin"/>
+        </w:r>
+        <w:r>
+          <w:rPr>
+            <w:noProof/>
+            <w:webHidden/>
+          </w:rPr>
+          <w:instrText xml:space="preserve"> PAGEREF _Toc228188166 \h </w:instrText>
+        </w:r>
+        <w:r>
+          <w:rPr>
+            <w:noProof/>
+            <w:webHidden/>
+          </w:rPr>
+        </w:r>
+        <w:r>
+          <w:rPr>
+            <w:noProof/>
+            <w:webHidden/>
+          </w:rPr>
+          <w:fldChar w:fldCharType="separate"/>
+        </w:r>
+        <w:r>
+          <w:rPr>
+            <w:noProof/>
+            <w:webHidden/>
+          </w:rPr>
+          <w:t>15</w:t>
+        </w:r>
+        <w:r>
+          <w:rPr>
+            <w:noProof/>
+            <w:webHidden/>
+          </w:rPr>
+          <w:fldChar w:fldCharType="end"/>
+        </w:r>
+      </w:hyperlink>
+    </w:p>
+    <w:p>
+      <w:pPr>
+        <w:pStyle w:val="TableofFigures"/>
+        <w:tabs>
+          <w:tab w:val="right" w:leader="dot" w:pos="9350"/>
+        </w:tabs>
+        <w:rPr>
+          <w:rFonts w:asciiTheme="minorHAnsi" w:eastAsiaTheme="minorEastAsia" w:hAnsiTheme="minorHAnsi" w:cstheme="minorBidi"/>
+          <w:noProof/>
+          <w:kern w:val="2"/>
+          <w:lang w:val="en-NP" w:eastAsia="en-US"/>
+          <w14:ligatures w14:val="standardContextual"/>
+        </w:rPr>
+      </w:pPr>
+      <w:hyperlink w:anchor="_Toc228188167" w:history="1">
+        <w:r>
+          <w:rPr>
+            <w:rStyle w:val="Hyperlink"/>
+            <w:noProof/>
+          </w:rPr>
+          <w:t>Figure 19: 5.1.4. Code, Correlation between Marital Status and Order Volume</w:t>
+        </w:r>
+        <w:r>
+          <w:rPr>
+            <w:noProof/>
+            <w:webHidden/>
+          </w:rPr>
+          <w:tab/>
+        </w:r>
+        <w:r>
+          <w:rPr>
+            <w:noProof/>
+            <w:webHidden/>
+          </w:rPr>
+          <w:fldChar w:fldCharType="begin"/>
+        </w:r>
+        <w:r>
+          <w:rPr>
+            <w:noProof/>
+            <w:webHidden/>
+          </w:rPr>
+          <w:instrText xml:space="preserve"> PAGEREF _Toc228188167 \h </w:instrText>
+        </w:r>
+        <w:r>
+          <w:rPr>
+            <w:noProof/>
+            <w:webHidden/>
+          </w:rPr>
+        </w:r>
+        <w:r>
+          <w:rPr>
+            <w:noProof/>
+            <w:webHidden/>
+          </w:rPr>
+          <w:fldChar w:fldCharType="separate"/>
+        </w:r>
+        <w:r>
+          <w:rPr>
+            <w:noProof/>
+            <w:webHidden/>
+          </w:rPr>
+          <w:t>16</w:t>
+        </w:r>
+        <w:r>
+          <w:rPr>
+            <w:noProof/>
+            <w:webHidden/>
+          </w:rPr>
+          <w:fldChar w:fldCharType="end"/>
+        </w:r>
+      </w:hyperlink>
+    </w:p>
+    <w:p>
+      <w:pPr>
+        <w:pStyle w:val="TableofFigures"/>
+        <w:tabs>
+          <w:tab w:val="right" w:leader="dot" w:pos="9350"/>
+        </w:tabs>
+        <w:rPr>
+          <w:rFonts w:asciiTheme="minorHAnsi" w:eastAsiaTheme="minorEastAsia" w:hAnsiTheme="minorHAnsi" w:cstheme="minorBidi"/>
+          <w:noProof/>
+          <w:kern w:val="2"/>
+          <w:lang w:val="en-NP" w:eastAsia="en-US"/>
+          <w14:ligatures w14:val="standardContextual"/>
+        </w:rPr>
+      </w:pPr>
+      <w:hyperlink w:anchor="_Toc228188168" w:history="1">
+        <w:r>
+          <w:rPr>
+            <w:rStyle w:val="Hyperlink"/>
+            <w:noProof/>
+          </w:rPr>
+          <w:t>Figure 20: 5.1.4. Code, Correlation between Marital Status and Order Volume</w:t>
+        </w:r>
+        <w:r>
+          <w:rPr>
+            <w:noProof/>
+            <w:webHidden/>
+          </w:rPr>
+          <w:tab/>
+        </w:r>
+        <w:r>
+          <w:rPr>
+            <w:noProof/>
+            <w:webHidden/>
+          </w:rPr>
+          <w:fldChar w:fldCharType="begin"/>
+        </w:r>
+        <w:r>
+          <w:rPr>
+            <w:noProof/>
+            <w:webHidden/>
+          </w:rPr>
+          <w:instrText xml:space="preserve"> PAGEREF _Toc228188168 \h </w:instrText>
+        </w:r>
+        <w:r>
+          <w:rPr>
+            <w:noProof/>
+            <w:webHidden/>
+          </w:rPr>
+        </w:r>
+        <w:r>
+          <w:rPr>
+            <w:noProof/>
+            <w:webHidden/>
+          </w:rPr>
+          <w:fldChar w:fldCharType="separate"/>
+        </w:r>
+        <w:r>
+          <w:rPr>
+            <w:noProof/>
+            <w:webHidden/>
+          </w:rPr>
+          <w:t>16</w:t>
+        </w:r>
+        <w:r>
+          <w:rPr>
+            <w:noProof/>
+            <w:webHidden/>
+          </w:rPr>
+          <w:fldChar w:fldCharType="end"/>
+        </w:r>
+      </w:hyperlink>
+    </w:p>
+    <w:p>
+      <w:pPr>
+        <w:pStyle w:val="TableofFigures"/>
+        <w:tabs>
+          <w:tab w:val="right" w:leader="dot" w:pos="9350"/>
+        </w:tabs>
+        <w:rPr>
+          <w:rFonts w:asciiTheme="minorHAnsi" w:eastAsiaTheme="minorEastAsia" w:hAnsiTheme="minorHAnsi" w:cstheme="minorBidi"/>
+          <w:noProof/>
+          <w:kern w:val="2"/>
+          <w:lang w:val="en-NP" w:eastAsia="en-US"/>
+          <w14:ligatures w14:val="standardContextual"/>
+        </w:rPr>
+      </w:pPr>
+      <w:hyperlink w:anchor="_Toc228188169" w:history="1">
+        <w:r>
+          <w:rPr>
+            <w:rStyle w:val="Hyperlink"/>
+            <w:noProof/>
+          </w:rPr>
+          <w:t>Figure 21: 5.2. Code, Grouped Analysis</w:t>
+        </w:r>
+        <w:r>
+          <w:rPr>
+            <w:noProof/>
+            <w:webHidden/>
+          </w:rPr>
+          <w:tab/>
+        </w:r>
+        <w:r>
+          <w:rPr>
+            <w:noProof/>
+            <w:webHidden/>
+          </w:rPr>
+          <w:fldChar w:fldCharType="begin"/>
+        </w:r>
+        <w:r>
+          <w:rPr>
+            <w:noProof/>
+            <w:webHidden/>
+          </w:rPr>
+          <w:instrText xml:space="preserve"> PAGEREF _Toc228188169 \h </w:instrText>
+        </w:r>
+        <w:r>
+          <w:rPr>
+            <w:noProof/>
+            <w:webHidden/>
+          </w:rPr>
+        </w:r>
+        <w:r>
+          <w:rPr>
+            <w:noProof/>
+            <w:webHidden/>
+          </w:rPr>
+          <w:fldChar w:fldCharType="separate"/>
+        </w:r>
+        <w:r>
+          <w:rPr>
+            <w:noProof/>
+            <w:webHidden/>
+          </w:rPr>
+          <w:t>17</w:t>
+        </w:r>
+        <w:r>
+          <w:rPr>
+            <w:noProof/>
+            <w:webHidden/>
+          </w:rPr>
+          <w:fldChar w:fldCharType="end"/>
+        </w:r>
+      </w:hyperlink>
+    </w:p>
+    <w:p>
+      <w:pPr>
+        <w:pStyle w:val="TableofFigures"/>
+        <w:tabs>
+          <w:tab w:val="right" w:leader="dot" w:pos="9350"/>
+        </w:tabs>
+        <w:rPr>
+          <w:rFonts w:asciiTheme="minorHAnsi" w:eastAsiaTheme="minorEastAsia" w:hAnsiTheme="minorHAnsi" w:cstheme="minorBidi"/>
+          <w:noProof/>
+          <w:kern w:val="2"/>
+          <w:lang w:val="en-NP" w:eastAsia="en-US"/>
+          <w14:ligatures w14:val="standardContextual"/>
+        </w:rPr>
+      </w:pPr>
+      <w:hyperlink w:anchor="_Toc228188170" w:history="1">
+        <w:r>
+          <w:rPr>
+            <w:rStyle w:val="Hyperlink"/>
+            <w:noProof/>
+          </w:rPr>
+          <w:t>Figure 22:5.2.  Ouput</w:t>
+        </w:r>
+        <w:r>
+          <w:rPr>
+            <w:noProof/>
+            <w:webHidden/>
+          </w:rPr>
+          <w:tab/>
+        </w:r>
+        <w:r>
+          <w:rPr>
+            <w:noProof/>
+            <w:webHidden/>
+          </w:rPr>
+          <w:fldChar w:fldCharType="begin"/>
+        </w:r>
+        <w:r>
+          <w:rPr>
+            <w:noProof/>
+            <w:webHidden/>
+          </w:rPr>
+          <w:instrText xml:space="preserve"> PAGEREF _Toc228188170 \h </w:instrText>
+        </w:r>
+        <w:r>
+          <w:rPr>
+            <w:noProof/>
+            <w:webHidden/>
+          </w:rPr>
+        </w:r>
+        <w:r>
+          <w:rPr>
+            <w:noProof/>
+            <w:webHidden/>
+          </w:rPr>
+          <w:fldChar w:fldCharType="separate"/>
+        </w:r>
+        <w:r>
+          <w:rPr>
+            <w:noProof/>
+            <w:webHidden/>
+          </w:rPr>
+          <w:t>17</w:t>
+        </w:r>
+        <w:r>
+          <w:rPr>
+            <w:noProof/>
+            <w:webHidden/>
+          </w:rPr>
+          <w:fldChar w:fldCharType="end"/>
+        </w:r>
+      </w:hyperlink>
+    </w:p>
+    <w:p>
+      <w:pPr>
+        <w:pStyle w:val="TableofFigures"/>
+        <w:tabs>
+          <w:tab w:val="right" w:leader="dot" w:pos="9350"/>
+        </w:tabs>
+        <w:rPr>
+          <w:rFonts w:asciiTheme="minorHAnsi" w:eastAsiaTheme="minorEastAsia" w:hAnsiTheme="minorHAnsi" w:cstheme="minorBidi"/>
+          <w:noProof/>
+          <w:kern w:val="2"/>
+          <w:lang w:val="en-NP" w:eastAsia="en-US"/>
+          <w14:ligatures w14:val="standardContextual"/>
+        </w:rPr>
+      </w:pPr>
+      <w:hyperlink w:anchor="_Toc228188171" w:history="1">
+        <w:r>
+          <w:rPr>
+            <w:rStyle w:val="Hyperlink"/>
+            <w:noProof/>
+          </w:rPr>
+          <w:t>Figure 23: 6.1. Code, Anoa Methodology</w:t>
+        </w:r>
+        <w:r>
+          <w:rPr>
+            <w:noProof/>
+            <w:webHidden/>
+          </w:rPr>
+          <w:tab/>
+        </w:r>
+        <w:r>
+          <w:rPr>
+            <w:noProof/>
+            <w:webHidden/>
+          </w:rPr>
+          <w:fldChar w:fldCharType="begin"/>
+        </w:r>
+        <w:r>
+          <w:rPr>
+            <w:noProof/>
+            <w:webHidden/>
+          </w:rPr>
+          <w:instrText xml:space="preserve"> PAGEREF _Toc228188171 \h </w:instrText>
+        </w:r>
+        <w:r>
+          <w:rPr>
+            <w:noProof/>
+            <w:webHidden/>
+          </w:rPr>
+        </w:r>
+        <w:r>
+          <w:rPr>
+            <w:noProof/>
+            <w:webHidden/>
+          </w:rPr>
+          <w:fldChar w:fldCharType="separate"/>
+        </w:r>
+        <w:r>
+          <w:rPr>
+            <w:noProof/>
+            <w:webHidden/>
+          </w:rPr>
+          <w:t>18</w:t>
+        </w:r>
+        <w:r>
+          <w:rPr>
+            <w:noProof/>
+            <w:webHidden/>
+          </w:rPr>
+          <w:fldChar w:fldCharType="end"/>
+        </w:r>
+      </w:hyperlink>
+    </w:p>
+    <w:p>
+      <w:pPr>
+        <w:pStyle w:val="TableofFigures"/>
+        <w:tabs>
+          <w:tab w:val="right" w:leader="dot" w:pos="9350"/>
+        </w:tabs>
+        <w:rPr>
+          <w:rFonts w:asciiTheme="minorHAnsi" w:eastAsiaTheme="minorEastAsia" w:hAnsiTheme="minorHAnsi" w:cstheme="minorBidi"/>
+          <w:noProof/>
+          <w:kern w:val="2"/>
+          <w:lang w:val="en-NP" w:eastAsia="en-US"/>
+          <w14:ligatures w14:val="standardContextual"/>
+        </w:rPr>
+      </w:pPr>
+      <w:hyperlink w:anchor="_Toc228188172" w:history="1">
+        <w:r>
+          <w:rPr>
+            <w:rStyle w:val="Hyperlink"/>
+            <w:noProof/>
+          </w:rPr>
+          <w:t>Figure 24: 6.1. Output, Anoa Methodology</w:t>
+        </w:r>
+        <w:r>
+          <w:rPr>
+            <w:noProof/>
+            <w:webHidden/>
+          </w:rPr>
+          <w:tab/>
+        </w:r>
+        <w:r>
+          <w:rPr>
+            <w:noProof/>
+            <w:webHidden/>
+          </w:rPr>
+          <w:fldChar w:fldCharType="begin"/>
+        </w:r>
+        <w:r>
+          <w:rPr>
+            <w:noProof/>
+            <w:webHidden/>
+          </w:rPr>
+          <w:instrText xml:space="preserve"> PAGEREF _Toc228188172 \h </w:instrText>
+        </w:r>
+        <w:r>
+          <w:rPr>
+            <w:noProof/>
+            <w:webHidden/>
+          </w:rPr>
+        </w:r>
+        <w:r>
+          <w:rPr>
+            <w:noProof/>
+            <w:webHidden/>
+          </w:rPr>
+          <w:fldChar w:fldCharType="separate"/>
+        </w:r>
+        <w:r>
+          <w:rPr>
+            <w:noProof/>
+            <w:webHidden/>
+          </w:rPr>
+          <w:t>18</w:t>
+        </w:r>
+        <w:r>
+          <w:rPr>
+            <w:noProof/>
+            <w:webHidden/>
+          </w:rPr>
+          <w:fldChar w:fldCharType="end"/>
+        </w:r>
+      </w:hyperlink>
+    </w:p>
+    <w:p>
+      <w:pPr>
+        <w:pStyle w:val="TableofFigures"/>
+        <w:tabs>
+          <w:tab w:val="right" w:leader="dot" w:pos="9350"/>
+        </w:tabs>
+        <w:rPr>
+          <w:rFonts w:asciiTheme="minorHAnsi" w:eastAsiaTheme="minorEastAsia" w:hAnsiTheme="minorHAnsi" w:cstheme="minorBidi"/>
+          <w:noProof/>
+          <w:kern w:val="2"/>
+          <w:lang w:val="en-NP" w:eastAsia="en-US"/>
+          <w14:ligatures w14:val="standardContextual"/>
+        </w:rPr>
+      </w:pPr>
+      <w:hyperlink w:anchor="_Toc228188173" w:history="1">
+        <w:r>
+          <w:rPr>
+            <w:rStyle w:val="Hyperlink"/>
+            <w:noProof/>
+          </w:rPr>
+          <w:t>Figure 25: Code, Chi-Square Test</w:t>
+        </w:r>
+        <w:r>
+          <w:rPr>
+            <w:noProof/>
+            <w:webHidden/>
+          </w:rPr>
+          <w:tab/>
+        </w:r>
+        <w:r>
+          <w:rPr>
+            <w:noProof/>
+            <w:webHidden/>
+          </w:rPr>
+          <w:fldChar w:fldCharType="begin"/>
+        </w:r>
+        <w:r>
+          <w:rPr>
+            <w:noProof/>
+            <w:webHidden/>
+          </w:rPr>
+          <w:instrText xml:space="preserve"> PAGEREF _Toc228188173 \h </w:instrText>
+        </w:r>
+        <w:r>
+          <w:rPr>
+            <w:noProof/>
+            <w:webHidden/>
+          </w:rPr>
+        </w:r>
+        <w:r>
+          <w:rPr>
+            <w:noProof/>
+            <w:webHidden/>
+          </w:rPr>
+          <w:fldChar w:fldCharType="separate"/>
+        </w:r>
+        <w:r>
+          <w:rPr>
+            <w:noProof/>
+            <w:webHidden/>
+          </w:rPr>
+          <w:t>19</w:t>
+        </w:r>
+        <w:r>
+          <w:rPr>
+            <w:noProof/>
+            <w:webHidden/>
+          </w:rPr>
+          <w:fldChar w:fldCharType="end"/>
+        </w:r>
+      </w:hyperlink>
+    </w:p>
+    <w:p>
+      <w:pPr>
+        <w:pStyle w:val="TableofFigures"/>
+        <w:tabs>
+          <w:tab w:val="right" w:leader="dot" w:pos="9350"/>
+        </w:tabs>
+        <w:rPr>
+          <w:rFonts w:asciiTheme="minorHAnsi" w:eastAsiaTheme="minorEastAsia" w:hAnsiTheme="minorHAnsi" w:cstheme="minorBidi"/>
+          <w:noProof/>
+          <w:kern w:val="2"/>
+          <w:lang w:val="en-NP" w:eastAsia="en-US"/>
+          <w14:ligatures w14:val="standardContextual"/>
+        </w:rPr>
+      </w:pPr>
+      <w:hyperlink w:anchor="_Toc228188174" w:history="1">
+        <w:r>
+          <w:rPr>
+            <w:rStyle w:val="Hyperlink"/>
+            <w:noProof/>
+          </w:rPr>
+          <w:t>Figure 26: Output, Chi-Square</w:t>
+        </w:r>
+        <w:r>
+          <w:rPr>
+            <w:noProof/>
+            <w:webHidden/>
+          </w:rPr>
+          <w:tab/>
+        </w:r>
+        <w:r>
+          <w:rPr>
+            <w:noProof/>
+            <w:webHidden/>
+          </w:rPr>
+          <w:fldChar w:fldCharType="begin"/>
+        </w:r>
+        <w:r>
+          <w:rPr>
+            <w:noProof/>
+            <w:webHidden/>
+          </w:rPr>
+          <w:instrText xml:space="preserve"> PAGEREF _Toc228188174 \h </w:instrText>
+        </w:r>
+        <w:r>
+          <w:rPr>
+            <w:noProof/>
+            <w:webHidden/>
+          </w:rPr>
+        </w:r>
+        <w:r>
+          <w:rPr>
+            <w:noProof/>
+            <w:webHidden/>
+          </w:rPr>
+          <w:fldChar w:fldCharType="separate"/>
+        </w:r>
+        <w:r>
+          <w:rPr>
+            <w:noProof/>
+            <w:webHidden/>
+          </w:rPr>
+          <w:t>19</w:t>
         </w:r>
         <w:r>
           <w:rPr>
@@ -2299,6 +4733,7 @@
         <w:br/>
       </w:r>
       <w:r>
+        <w:lastRenderedPageBreak/>
         <w:br/>
       </w:r>
       <w:r>
@@ -2357,7 +4792,6 @@
           <w:b/>
           <w:bCs/>
         </w:rPr>
-        <w:lastRenderedPageBreak/>
         <w:t>Table of Tables</w:t>
       </w:r>
       <w:r>
@@ -2588,7 +5022,7 @@
           <w:lang w:val="en-NP" w:eastAsia="en-US"/>
         </w:rPr>
       </w:pPr>
-      <w:bookmarkStart w:id="0" w:name="_Toc226119612"/>
+      <w:bookmarkStart w:id="0" w:name="_Toc228188116"/>
       <w:r>
         <w:rPr>
           <w:rFonts w:eastAsia="Times New Roman"/>
@@ -2618,7 +5052,7 @@
           <w:lang w:val="en-NP" w:eastAsia="en-US"/>
         </w:rPr>
       </w:pPr>
-      <w:bookmarkStart w:id="1" w:name="_Toc226119613"/>
+      <w:bookmarkStart w:id="1" w:name="_Toc228188117"/>
       <w:r>
         <w:rPr>
           <w:rFonts w:eastAsia="Times New Roman"/>
@@ -5115,7 +7549,7 @@
           <w:lang w:val="en-NP" w:eastAsia="en-US"/>
         </w:rPr>
       </w:pPr>
-      <w:bookmarkStart w:id="3" w:name="_Toc226119614"/>
+      <w:bookmarkStart w:id="3" w:name="_Toc228188118"/>
       <w:r>
         <w:rPr>
           <w:rFonts w:eastAsia="Times New Roman"/>
@@ -5303,7 +7737,7 @@
           <w:lang w:val="en-NP" w:eastAsia="en-US"/>
         </w:rPr>
       </w:pPr>
-      <w:bookmarkStart w:id="4" w:name="_Toc226119615"/>
+      <w:bookmarkStart w:id="4" w:name="_Toc228188119"/>
       <w:r>
         <w:rPr>
           <w:rFonts w:eastAsia="Times New Roman"/>
@@ -5334,7 +7768,7 @@
           <w:lang w:val="en-NP" w:eastAsia="en-US"/>
         </w:rPr>
       </w:pPr>
-      <w:bookmarkStart w:id="5" w:name="_Toc226119616"/>
+      <w:bookmarkStart w:id="5" w:name="_Toc228188120"/>
       <w:r>
         <w:rPr>
           <w:rFonts w:eastAsia="Times New Roman"/>
@@ -5401,7 +7835,7 @@
       <w:pPr>
         <w:pStyle w:val="Caption"/>
       </w:pPr>
-      <w:bookmarkStart w:id="6" w:name="_Toc226119624"/>
+      <w:bookmarkStart w:id="6" w:name="_Toc228188149"/>
       <w:r>
         <w:t xml:space="preserve">Figure </w:t>
       </w:r>
@@ -5497,7 +7931,7 @@
           <w:lang w:val="en-NP" w:eastAsia="en-US"/>
         </w:rPr>
       </w:pPr>
-      <w:bookmarkStart w:id="7" w:name="_Toc226119625"/>
+      <w:bookmarkStart w:id="7" w:name="_Toc228188150"/>
       <w:r>
         <w:t xml:space="preserve">Figure </w:t>
       </w:r>
@@ -5520,7 +7954,15 @@
         <w:fldChar w:fldCharType="end"/>
       </w:r>
       <w:r>
-        <w:t>: Showing data using .head(15)</w:t>
+        <w:t xml:space="preserve">: Showing data </w:t>
+      </w:r>
+      <w:proofErr w:type="gramStart"/>
+      <w:r>
+        <w:t>using .head</w:t>
+      </w:r>
+      <w:proofErr w:type="gramEnd"/>
+      <w:r>
+        <w:t>(15)</w:t>
       </w:r>
       <w:bookmarkEnd w:id="7"/>
     </w:p>
@@ -5628,7 +8070,7 @@
           <w:lang w:val="en-NP" w:eastAsia="en-US"/>
         </w:rPr>
       </w:pPr>
-      <w:bookmarkStart w:id="8" w:name="_Toc226119617"/>
+      <w:bookmarkStart w:id="8" w:name="_Toc228188121"/>
       <w:r>
         <w:rPr>
           <w:rFonts w:eastAsia="Times New Roman"/>
@@ -5713,7 +8155,7 @@
           <w:lang w:val="en-NP" w:eastAsia="en-US"/>
         </w:rPr>
       </w:pPr>
-      <w:bookmarkStart w:id="9" w:name="_Toc226119626"/>
+      <w:bookmarkStart w:id="9" w:name="_Toc228188151"/>
       <w:r>
         <w:t xml:space="preserve">Figure </w:t>
       </w:r>
@@ -5736,7 +8178,15 @@
         <w:fldChar w:fldCharType="end"/>
       </w:r>
       <w:r>
-        <w:t>: df.info() showing datatypes</w:t>
+        <w:t xml:space="preserve">: </w:t>
+      </w:r>
+      <w:proofErr w:type="gramStart"/>
+      <w:r>
+        <w:t>df.info(</w:t>
+      </w:r>
+      <w:proofErr w:type="gramEnd"/>
+      <w:r>
+        <w:t>) showing datatypes</w:t>
       </w:r>
       <w:bookmarkEnd w:id="9"/>
     </w:p>
@@ -6236,7 +8686,6 @@
           <w:lang w:val="en-NP" w:eastAsia="en-US"/>
         </w:rPr>
       </w:pPr>
-      <w:bookmarkStart w:id="11" w:name="_Toc226119618"/>
     </w:p>
     <w:p>
       <w:pPr>
@@ -6252,6 +8701,7 @@
           <w:lang w:val="en-NP" w:eastAsia="en-US"/>
         </w:rPr>
       </w:pPr>
+      <w:bookmarkStart w:id="11" w:name="_Toc228188122"/>
       <w:r>
         <w:rPr>
           <w:rFonts w:eastAsia="Times New Roman"/>
@@ -6281,7 +8731,7 @@
           <w:lang w:val="en-NP" w:eastAsia="en-US"/>
         </w:rPr>
       </w:pPr>
-      <w:bookmarkStart w:id="12" w:name="_Toc226119619"/>
+      <w:bookmarkStart w:id="12" w:name="_Toc228188123"/>
       <w:r>
         <w:rPr>
           <w:rFonts w:eastAsia="Times New Roman"/>
@@ -6365,7 +8815,7 @@
           <w:lang w:val="en-NP" w:eastAsia="en-US"/>
         </w:rPr>
       </w:pPr>
-      <w:bookmarkStart w:id="13" w:name="_Toc226119627"/>
+      <w:bookmarkStart w:id="13" w:name="_Toc228188152"/>
       <w:r>
         <w:t xml:space="preserve">Figure </w:t>
       </w:r>
@@ -6510,7 +8960,7 @@
           <w:lang w:val="en-NP" w:eastAsia="en-US"/>
         </w:rPr>
       </w:pPr>
-      <w:bookmarkStart w:id="14" w:name="_Toc226119620"/>
+      <w:bookmarkStart w:id="14" w:name="_Toc228188124"/>
       <w:r>
         <w:rPr>
           <w:rFonts w:eastAsia="Times New Roman"/>
@@ -6591,7 +9041,7 @@
           <w:lang w:val="en-NP" w:eastAsia="en-US"/>
         </w:rPr>
       </w:pPr>
-      <w:bookmarkStart w:id="15" w:name="_Toc226119628"/>
+      <w:bookmarkStart w:id="15" w:name="_Toc228188153"/>
       <w:r>
         <w:t xml:space="preserve">Figure </w:t>
       </w:r>
@@ -6667,7 +9117,7 @@
           <w:lang w:val="en-NP" w:eastAsia="en-US"/>
         </w:rPr>
       </w:pPr>
-      <w:bookmarkStart w:id="16" w:name="_Toc226119621"/>
+      <w:bookmarkStart w:id="16" w:name="_Toc228188125"/>
       <w:r>
         <w:rPr>
           <w:rFonts w:eastAsia="Times New Roman"/>
@@ -6747,7 +9197,7 @@
           <w:lang w:val="en-NP" w:eastAsia="en-US"/>
         </w:rPr>
       </w:pPr>
-      <w:bookmarkStart w:id="17" w:name="_Toc226119629"/>
+      <w:bookmarkStart w:id="17" w:name="_Toc228188154"/>
       <w:r>
         <w:t xml:space="preserve">Figure </w:t>
       </w:r>
@@ -6770,7 +9220,15 @@
         <w:fldChar w:fldCharType="end"/>
       </w:r>
       <w:r>
-        <w:t>: Dropping Irelevant columns</w:t>
+        <w:t xml:space="preserve">: Dropping </w:t>
+      </w:r>
+      <w:proofErr w:type="spellStart"/>
+      <w:r>
+        <w:t>Irelevant</w:t>
+      </w:r>
+      <w:proofErr w:type="spellEnd"/>
+      <w:r>
+        <w:t xml:space="preserve"> columns</w:t>
       </w:r>
       <w:bookmarkEnd w:id="17"/>
     </w:p>
@@ -6842,7 +9300,7 @@
           <w:lang w:val="en-NP" w:eastAsia="en-US"/>
         </w:rPr>
       </w:pPr>
-      <w:bookmarkStart w:id="18" w:name="_Toc226119622"/>
+      <w:bookmarkStart w:id="18" w:name="_Toc228188126"/>
       <w:r>
         <w:rPr>
           <w:rFonts w:eastAsia="Times New Roman"/>
@@ -7064,7 +9522,7 @@
           <w:lang w:val="en-NP" w:eastAsia="en-US"/>
         </w:rPr>
       </w:pPr>
-      <w:bookmarkStart w:id="19" w:name="_Toc226119630"/>
+      <w:bookmarkStart w:id="19" w:name="_Toc228188155"/>
       <w:r>
         <w:t xml:space="preserve">Figure </w:t>
       </w:r>
@@ -7209,7 +9667,7 @@
           <w:lang w:val="en-NP" w:eastAsia="en-US"/>
         </w:rPr>
       </w:pPr>
-      <w:bookmarkStart w:id="20" w:name="_Toc226119623"/>
+      <w:bookmarkStart w:id="20" w:name="_Toc228188127"/>
       <w:r>
         <w:rPr>
           <w:rFonts w:eastAsia="Times New Roman"/>
@@ -7220,18 +9678,15 @@
           <w:szCs w:val="26"/>
           <w:lang w:val="en-NP" w:eastAsia="en-US"/>
         </w:rPr>
+        <w:lastRenderedPageBreak/>
         <w:t>3.5 List Unique Values for Categorical Columns</w:t>
       </w:r>
       <w:bookmarkEnd w:id="20"/>
     </w:p>
     <w:p>
       <w:pPr>
+        <w:keepNext/>
         <w:spacing w:after="240" w:line="360" w:lineRule="auto"/>
-        <w:rPr>
-          <w:rFonts w:eastAsia="Times New Roman"/>
-          <w:color w:val="1F1F1F"/>
-          <w:lang w:val="en-NP" w:eastAsia="en-US"/>
-        </w:rPr>
       </w:pPr>
       <w:r>
         <w:rPr>
@@ -7241,7 +9696,6 @@
           <w:lang w:val="en-NP" w:eastAsia="en-US"/>
           <w14:ligatures w14:val="standardContextual"/>
         </w:rPr>
-        <w:lastRenderedPageBreak/>
         <w:drawing>
           <wp:inline distT="0" distB="0" distL="0" distR="0" wp14:anchorId="7F5A2059" wp14:editId="41D76C5A">
             <wp:extent cx="5943600" cy="4337050"/>
@@ -7287,6 +9741,42 @@
     </w:p>
     <w:p>
       <w:pPr>
+        <w:pStyle w:val="Caption"/>
+        <w:rPr>
+          <w:rFonts w:eastAsia="Times New Roman"/>
+          <w:color w:val="1F1F1F"/>
+          <w:lang w:val="en-NP" w:eastAsia="en-US"/>
+        </w:rPr>
+      </w:pPr>
+      <w:bookmarkStart w:id="21" w:name="_Toc228188156"/>
+      <w:r>
+        <w:t xml:space="preserve">Figure </w:t>
+      </w:r>
+      <w:r>
+        <w:fldChar w:fldCharType="begin"/>
+      </w:r>
+      <w:r>
+        <w:instrText xml:space="preserve"> SEQ Figure \* ARABIC </w:instrText>
+      </w:r>
+      <w:r>
+        <w:fldChar w:fldCharType="separate"/>
+      </w:r>
+      <w:r>
+        <w:rPr>
+          <w:noProof/>
+        </w:rPr>
+        <w:t>8</w:t>
+      </w:r>
+      <w:r>
+        <w:fldChar w:fldCharType="end"/>
+      </w:r>
+      <w:r>
+        <w:t>: Listing unique values</w:t>
+      </w:r>
+      <w:bookmarkEnd w:id="21"/>
+    </w:p>
+    <w:p>
+      <w:pPr>
         <w:spacing w:after="240" w:line="360" w:lineRule="auto"/>
         <w:rPr>
           <w:rFonts w:eastAsia="Times New Roman"/>
@@ -7331,10 +9821,3028 @@
       </w:pPr>
     </w:p>
     <w:p/>
+    <w:p/>
+    <w:p/>
+    <w:p/>
+    <w:p/>
+    <w:p>
+      <w:pPr>
+        <w:pStyle w:val="Heading1"/>
+        <w:rPr>
+          <w:lang w:val="en-NP"/>
+        </w:rPr>
+      </w:pPr>
+      <w:bookmarkStart w:id="22" w:name="_Toc228188128"/>
+      <w:r>
+        <w:rPr>
+          <w:lang w:val="en-NP"/>
+        </w:rPr>
+        <w:lastRenderedPageBreak/>
+        <w:t>4. Data Analysis</w:t>
+      </w:r>
+      <w:bookmarkEnd w:id="22"/>
+    </w:p>
+    <w:p>
+      <w:pPr>
+        <w:pStyle w:val="Heading2"/>
+        <w:rPr>
+          <w:lang w:val="en-NP"/>
+        </w:rPr>
+      </w:pPr>
+      <w:bookmarkStart w:id="23" w:name="_Toc228188129"/>
+      <w:r>
+        <w:rPr>
+          <w:lang w:val="en-NP"/>
+        </w:rPr>
+        <w:t>4.1 Summary Statistics</w:t>
+      </w:r>
+      <w:bookmarkEnd w:id="23"/>
+    </w:p>
+    <w:p>
+      <w:pPr>
+        <w:keepNext/>
+      </w:pPr>
+      <w:r>
+        <w:rPr>
+          <w:noProof/>
+          <w:lang w:val="en-NP"/>
+          <w14:ligatures w14:val="standardContextual"/>
+        </w:rPr>
+        <w:drawing>
+          <wp:inline distT="0" distB="0" distL="0" distR="0" wp14:anchorId="5A94BBAF" wp14:editId="5B3DB964">
+            <wp:extent cx="5727700" cy="1660525"/>
+            <wp:effectExtent l="0" t="0" r="0" b="3175"/>
+            <wp:docPr id="1991698959" name="Picture 1"/>
+            <wp:cNvGraphicFramePr>
+              <a:graphicFrameLocks xmlns:a="http://schemas.openxmlformats.org/drawingml/2006/main" noChangeAspect="1"/>
+            </wp:cNvGraphicFramePr>
+            <a:graphic xmlns:a="http://schemas.openxmlformats.org/drawingml/2006/main">
+              <a:graphicData uri="http://schemas.openxmlformats.org/drawingml/2006/picture">
+                <pic:pic xmlns:pic="http://schemas.openxmlformats.org/drawingml/2006/picture">
+                  <pic:nvPicPr>
+                    <pic:cNvPr id="1991698959" name="Picture 1991698959"/>
+                    <pic:cNvPicPr/>
+                  </pic:nvPicPr>
+                  <pic:blipFill>
+                    <a:blip r:embed="rId20" cstate="print">
+                      <a:extLst>
+                        <a:ext uri="{28A0092B-C50C-407E-A947-70E740481C1C}">
+                          <a14:useLocalDpi xmlns:a14="http://schemas.microsoft.com/office/drawing/2010/main" val="0"/>
+                        </a:ext>
+                      </a:extLst>
+                    </a:blip>
+                    <a:stretch>
+                      <a:fillRect/>
+                    </a:stretch>
+                  </pic:blipFill>
+                  <pic:spPr>
+                    <a:xfrm>
+                      <a:off x="0" y="0"/>
+                      <a:ext cx="5727700" cy="1660525"/>
+                    </a:xfrm>
+                    <a:prstGeom prst="rect">
+                      <a:avLst/>
+                    </a:prstGeom>
+                  </pic:spPr>
+                </pic:pic>
+              </a:graphicData>
+            </a:graphic>
+          </wp:inline>
+        </w:drawing>
+      </w:r>
+    </w:p>
+    <w:p>
+      <w:pPr>
+        <w:pStyle w:val="Caption"/>
+      </w:pPr>
+      <w:bookmarkStart w:id="24" w:name="_Toc228188157"/>
+      <w:r>
+        <w:t xml:space="preserve">Figure </w:t>
+      </w:r>
+      <w:r>
+        <w:fldChar w:fldCharType="begin"/>
+      </w:r>
+      <w:r>
+        <w:instrText xml:space="preserve"> SEQ Figure \* ARABIC </w:instrText>
+      </w:r>
+      <w:r>
+        <w:fldChar w:fldCharType="separate"/>
+      </w:r>
+      <w:r>
+        <w:rPr>
+          <w:noProof/>
+        </w:rPr>
+        <w:t>9</w:t>
+      </w:r>
+      <w:r>
+        <w:fldChar w:fldCharType="end"/>
+      </w:r>
+      <w:r>
+        <w:t>: Code for statistics 4.1</w:t>
+      </w:r>
+      <w:bookmarkEnd w:id="24"/>
+    </w:p>
+    <w:p>
+      <w:pPr>
+        <w:keepNext/>
+      </w:pPr>
+      <w:r>
+        <w:rPr>
+          <w:noProof/>
+          <w:lang w:val="en-NP"/>
+          <w14:ligatures w14:val="standardContextual"/>
+        </w:rPr>
+        <w:drawing>
+          <wp:inline distT="0" distB="0" distL="0" distR="0" wp14:anchorId="3D85EEFF" wp14:editId="437E317F">
+            <wp:extent cx="5727700" cy="3465830"/>
+            <wp:effectExtent l="0" t="0" r="0" b="1270"/>
+            <wp:docPr id="221937613" name="Picture 2"/>
+            <wp:cNvGraphicFramePr>
+              <a:graphicFrameLocks xmlns:a="http://schemas.openxmlformats.org/drawingml/2006/main" noChangeAspect="1"/>
+            </wp:cNvGraphicFramePr>
+            <a:graphic xmlns:a="http://schemas.openxmlformats.org/drawingml/2006/main">
+              <a:graphicData uri="http://schemas.openxmlformats.org/drawingml/2006/picture">
+                <pic:pic xmlns:pic="http://schemas.openxmlformats.org/drawingml/2006/picture">
+                  <pic:nvPicPr>
+                    <pic:cNvPr id="221937613" name="Picture 221937613"/>
+                    <pic:cNvPicPr/>
+                  </pic:nvPicPr>
+                  <pic:blipFill>
+                    <a:blip r:embed="rId21" cstate="print">
+                      <a:extLst>
+                        <a:ext uri="{28A0092B-C50C-407E-A947-70E740481C1C}">
+                          <a14:useLocalDpi xmlns:a14="http://schemas.microsoft.com/office/drawing/2010/main" val="0"/>
+                        </a:ext>
+                      </a:extLst>
+                    </a:blip>
+                    <a:stretch>
+                      <a:fillRect/>
+                    </a:stretch>
+                  </pic:blipFill>
+                  <pic:spPr>
+                    <a:xfrm>
+                      <a:off x="0" y="0"/>
+                      <a:ext cx="5727700" cy="3465830"/>
+                    </a:xfrm>
+                    <a:prstGeom prst="rect">
+                      <a:avLst/>
+                    </a:prstGeom>
+                  </pic:spPr>
+                </pic:pic>
+              </a:graphicData>
+            </a:graphic>
+          </wp:inline>
+        </w:drawing>
+      </w:r>
+    </w:p>
+    <w:p>
+      <w:pPr>
+        <w:pStyle w:val="Caption"/>
+        <w:rPr>
+          <w:lang w:val="en-NP"/>
+        </w:rPr>
+      </w:pPr>
+      <w:bookmarkStart w:id="25" w:name="_Toc228188158"/>
+      <w:r>
+        <w:t xml:space="preserve">Figure </w:t>
+      </w:r>
+      <w:r>
+        <w:fldChar w:fldCharType="begin"/>
+      </w:r>
+      <w:r>
+        <w:instrText xml:space="preserve"> SEQ Figure \* ARABIC </w:instrText>
+      </w:r>
+      <w:r>
+        <w:fldChar w:fldCharType="separate"/>
+      </w:r>
+      <w:r>
+        <w:rPr>
+          <w:noProof/>
+        </w:rPr>
+        <w:t>10</w:t>
+      </w:r>
+      <w:r>
+        <w:fldChar w:fldCharType="end"/>
+      </w:r>
+      <w:r>
+        <w:t>: Output 4.1</w:t>
+      </w:r>
+      <w:bookmarkEnd w:id="25"/>
+    </w:p>
+    <w:p>
+      <w:pPr>
+        <w:rPr>
+          <w:lang w:val="en-NP"/>
+        </w:rPr>
+      </w:pPr>
+      <w:r>
+        <w:rPr>
+          <w:b/>
+          <w:bCs/>
+          <w:lang w:val="en-NP"/>
+        </w:rPr>
+        <w:t>Explanation:</w:t>
+      </w:r>
+    </w:p>
+    <w:p>
+      <w:pPr>
+        <w:rPr>
+          <w:lang w:val="en-NP"/>
+        </w:rPr>
+      </w:pPr>
+      <w:r>
+        <w:rPr>
+          <w:lang w:val="en-NP"/>
+        </w:rPr>
+        <w:t>We calculated key statistics (summary statistics) for the 'Age,' 'Orders,' and 'Amount' columns to better understand the way our numerical data is distributed. We used the .agg() function to compute four main metrics simultaneously:</w:t>
+      </w:r>
+    </w:p>
+    <w:p>
+      <w:pPr>
+        <w:numPr>
+          <w:ilvl w:val="0"/>
+          <w:numId w:val="3"/>
+        </w:numPr>
+        <w:rPr>
+          <w:lang w:val="en-NP"/>
+        </w:rPr>
+      </w:pPr>
+      <w:r>
+        <w:rPr>
+          <w:b/>
+          <w:bCs/>
+          <w:lang w:val="en-NP"/>
+        </w:rPr>
+        <w:t>Mean:</w:t>
+      </w:r>
+      <w:r>
+        <w:rPr>
+          <w:lang w:val="en-NP"/>
+        </w:rPr>
+        <w:t xml:space="preserve"> The average value for each column.</w:t>
+      </w:r>
+    </w:p>
+    <w:p>
+      <w:pPr>
+        <w:numPr>
+          <w:ilvl w:val="0"/>
+          <w:numId w:val="3"/>
+        </w:numPr>
+        <w:rPr>
+          <w:lang w:val="en-NP"/>
+        </w:rPr>
+      </w:pPr>
+      <w:r>
+        <w:rPr>
+          <w:b/>
+          <w:bCs/>
+          <w:lang w:val="en-NP"/>
+        </w:rPr>
+        <w:t>Standard Deviation (std):</w:t>
+      </w:r>
+      <w:r>
+        <w:rPr>
+          <w:lang w:val="en-NP"/>
+        </w:rPr>
+        <w:t xml:space="preserve"> Shows how much the data points are spread out from the average.</w:t>
+      </w:r>
+    </w:p>
+    <w:p>
+      <w:pPr>
+        <w:numPr>
+          <w:ilvl w:val="0"/>
+          <w:numId w:val="3"/>
+        </w:numPr>
+        <w:rPr>
+          <w:lang w:val="en-NP"/>
+        </w:rPr>
+      </w:pPr>
+      <w:r>
+        <w:rPr>
+          <w:b/>
+          <w:bCs/>
+          <w:lang w:val="en-NP"/>
+        </w:rPr>
+        <w:t>Skewness:</w:t>
+      </w:r>
+      <w:r>
+        <w:rPr>
+          <w:lang w:val="en-NP"/>
+        </w:rPr>
+        <w:t xml:space="preserve"> Measures if the data is unbalanced (asymmetrical). For instance, a positive skew in 'Amount' suggests that most purchases are small, but there are a few very large outliers.</w:t>
+      </w:r>
+    </w:p>
+    <w:p>
+      <w:pPr>
+        <w:numPr>
+          <w:ilvl w:val="0"/>
+          <w:numId w:val="3"/>
+        </w:numPr>
+        <w:rPr>
+          <w:lang w:val="en-NP"/>
+        </w:rPr>
+      </w:pPr>
+      <w:r>
+        <w:rPr>
+          <w:b/>
+          <w:bCs/>
+          <w:lang w:val="en-NP"/>
+        </w:rPr>
+        <w:lastRenderedPageBreak/>
+        <w:t>Kurtosis:</w:t>
+      </w:r>
+      <w:r>
+        <w:rPr>
+          <w:lang w:val="en-NP"/>
+        </w:rPr>
+        <w:t xml:space="preserve"> Helps to </w:t>
+      </w:r>
+      <w:r>
+        <w:rPr>
+          <w:i/>
+          <w:iCs/>
+          <w:lang w:val="en-NP"/>
+        </w:rPr>
+        <w:t>identify</w:t>
+      </w:r>
+      <w:r>
+        <w:rPr>
+          <w:lang w:val="en-NP"/>
+        </w:rPr>
+        <w:t xml:space="preserve"> whether the data has heavy tails (meaning it has extreme outliers).</w:t>
+      </w:r>
+    </w:p>
+    <w:p>
+      <w:pPr>
+        <w:pStyle w:val="Heading2"/>
+        <w:rPr>
+          <w:lang w:val="en-NP"/>
+        </w:rPr>
+      </w:pPr>
+      <w:bookmarkStart w:id="26" w:name="_Toc228188130"/>
+      <w:r>
+        <w:rPr>
+          <w:lang w:val="en-NP"/>
+        </w:rPr>
+        <w:t>4.2 Correlation Analysis</w:t>
+      </w:r>
+      <w:bookmarkEnd w:id="26"/>
+    </w:p>
+    <w:p>
+      <w:pPr>
+        <w:keepNext/>
+      </w:pPr>
+      <w:r>
+        <w:rPr>
+          <w:b/>
+          <w:bCs/>
+          <w:noProof/>
+          <w:lang w:val="en-NP"/>
+          <w14:ligatures w14:val="standardContextual"/>
+        </w:rPr>
+        <w:drawing>
+          <wp:inline distT="0" distB="0" distL="0" distR="0" wp14:anchorId="218F8ABE" wp14:editId="2E27E879">
+            <wp:extent cx="5727700" cy="2004060"/>
+            <wp:effectExtent l="0" t="0" r="0" b="2540"/>
+            <wp:docPr id="2051796850" name="Picture 4"/>
+            <wp:cNvGraphicFramePr>
+              <a:graphicFrameLocks xmlns:a="http://schemas.openxmlformats.org/drawingml/2006/main" noChangeAspect="1"/>
+            </wp:cNvGraphicFramePr>
+            <a:graphic xmlns:a="http://schemas.openxmlformats.org/drawingml/2006/main">
+              <a:graphicData uri="http://schemas.openxmlformats.org/drawingml/2006/picture">
+                <pic:pic xmlns:pic="http://schemas.openxmlformats.org/drawingml/2006/picture">
+                  <pic:nvPicPr>
+                    <pic:cNvPr id="2051796850" name="Picture 2051796850"/>
+                    <pic:cNvPicPr/>
+                  </pic:nvPicPr>
+                  <pic:blipFill>
+                    <a:blip r:embed="rId22">
+                      <a:extLst>
+                        <a:ext uri="{28A0092B-C50C-407E-A947-70E740481C1C}">
+                          <a14:useLocalDpi xmlns:a14="http://schemas.microsoft.com/office/drawing/2010/main" val="0"/>
+                        </a:ext>
+                      </a:extLst>
+                    </a:blip>
+                    <a:stretch>
+                      <a:fillRect/>
+                    </a:stretch>
+                  </pic:blipFill>
+                  <pic:spPr>
+                    <a:xfrm>
+                      <a:off x="0" y="0"/>
+                      <a:ext cx="5727700" cy="2004060"/>
+                    </a:xfrm>
+                    <a:prstGeom prst="rect">
+                      <a:avLst/>
+                    </a:prstGeom>
+                  </pic:spPr>
+                </pic:pic>
+              </a:graphicData>
+            </a:graphic>
+          </wp:inline>
+        </w:drawing>
+      </w:r>
+    </w:p>
+    <w:p>
+      <w:pPr>
+        <w:pStyle w:val="Caption"/>
+      </w:pPr>
+      <w:bookmarkStart w:id="27" w:name="_Toc228188159"/>
+      <w:r>
+        <w:t xml:space="preserve">Figure </w:t>
+      </w:r>
+      <w:r>
+        <w:fldChar w:fldCharType="begin"/>
+      </w:r>
+      <w:r>
+        <w:instrText xml:space="preserve"> SEQ Figure \* ARABIC </w:instrText>
+      </w:r>
+      <w:r>
+        <w:fldChar w:fldCharType="separate"/>
+      </w:r>
+      <w:r>
+        <w:rPr>
+          <w:noProof/>
+        </w:rPr>
+        <w:t>11</w:t>
+      </w:r>
+      <w:r>
+        <w:fldChar w:fldCharType="end"/>
+      </w:r>
+      <w:r>
+        <w:t>: Code 4.2 Correlation</w:t>
+      </w:r>
+      <w:bookmarkEnd w:id="27"/>
+    </w:p>
+    <w:p>
+      <w:pPr>
+        <w:keepNext/>
+      </w:pPr>
+      <w:r>
+        <w:rPr>
+          <w:b/>
+          <w:bCs/>
+          <w:noProof/>
+          <w:lang w:val="en-NP"/>
+          <w14:ligatures w14:val="standardContextual"/>
+        </w:rPr>
+        <w:drawing>
+          <wp:inline distT="0" distB="0" distL="0" distR="0" wp14:anchorId="417A8CBA" wp14:editId="325C250A">
+            <wp:extent cx="5727700" cy="4358640"/>
+            <wp:effectExtent l="0" t="0" r="0" b="0"/>
+            <wp:docPr id="537915563" name="Picture 3"/>
+            <wp:cNvGraphicFramePr>
+              <a:graphicFrameLocks xmlns:a="http://schemas.openxmlformats.org/drawingml/2006/main" noChangeAspect="1"/>
+            </wp:cNvGraphicFramePr>
+            <a:graphic xmlns:a="http://schemas.openxmlformats.org/drawingml/2006/main">
+              <a:graphicData uri="http://schemas.openxmlformats.org/drawingml/2006/picture">
+                <pic:pic xmlns:pic="http://schemas.openxmlformats.org/drawingml/2006/picture">
+                  <pic:nvPicPr>
+                    <pic:cNvPr id="537915563" name="Picture 537915563"/>
+                    <pic:cNvPicPr/>
+                  </pic:nvPicPr>
+                  <pic:blipFill>
+                    <a:blip r:embed="rId23" cstate="print">
+                      <a:extLst>
+                        <a:ext uri="{28A0092B-C50C-407E-A947-70E740481C1C}">
+                          <a14:useLocalDpi xmlns:a14="http://schemas.microsoft.com/office/drawing/2010/main" val="0"/>
+                        </a:ext>
+                      </a:extLst>
+                    </a:blip>
+                    <a:stretch>
+                      <a:fillRect/>
+                    </a:stretch>
+                  </pic:blipFill>
+                  <pic:spPr>
+                    <a:xfrm>
+                      <a:off x="0" y="0"/>
+                      <a:ext cx="5727700" cy="4358640"/>
+                    </a:xfrm>
+                    <a:prstGeom prst="rect">
+                      <a:avLst/>
+                    </a:prstGeom>
+                  </pic:spPr>
+                </pic:pic>
+              </a:graphicData>
+            </a:graphic>
+          </wp:inline>
+        </w:drawing>
+      </w:r>
+    </w:p>
+    <w:p>
+      <w:pPr>
+        <w:pStyle w:val="Caption"/>
+      </w:pPr>
+      <w:bookmarkStart w:id="28" w:name="_Toc228188160"/>
+      <w:r>
+        <w:t xml:space="preserve">Figure </w:t>
+      </w:r>
+      <w:r>
+        <w:fldChar w:fldCharType="begin"/>
+      </w:r>
+      <w:r>
+        <w:instrText xml:space="preserve"> SEQ Figure \* ARABIC </w:instrText>
+      </w:r>
+      <w:r>
+        <w:fldChar w:fldCharType="separate"/>
+      </w:r>
+      <w:r>
+        <w:rPr>
+          <w:noProof/>
+        </w:rPr>
+        <w:t>12</w:t>
+      </w:r>
+      <w:r>
+        <w:fldChar w:fldCharType="end"/>
+      </w:r>
+      <w:r>
+        <w:t>: output 4.2 heatmap</w:t>
+      </w:r>
+      <w:bookmarkEnd w:id="28"/>
+    </w:p>
+    <w:p>
+      <w:pPr>
+        <w:rPr>
+          <w:b/>
+          <w:bCs/>
+          <w:lang w:val="en-NP"/>
+        </w:rPr>
+      </w:pPr>
+    </w:p>
+    <w:p>
+      <w:pPr>
+        <w:rPr>
+          <w:b/>
+          <w:bCs/>
+          <w:lang w:val="en-NP"/>
+        </w:rPr>
+      </w:pPr>
+    </w:p>
+    <w:p>
+      <w:pPr>
+        <w:rPr>
+          <w:b/>
+          <w:bCs/>
+          <w:lang w:val="en-NP"/>
+        </w:rPr>
+      </w:pPr>
+    </w:p>
+    <w:p>
+      <w:pPr>
+        <w:rPr>
+          <w:lang w:val="en-NP"/>
+        </w:rPr>
+      </w:pPr>
+      <w:r>
+        <w:rPr>
+          <w:b/>
+          <w:bCs/>
+          <w:lang w:val="en-NP"/>
+        </w:rPr>
+        <w:lastRenderedPageBreak/>
+        <w:t>Explanation:</w:t>
+      </w:r>
+    </w:p>
+    <w:p>
+      <w:pPr>
+        <w:rPr>
+          <w:lang w:val="en-NP"/>
+        </w:rPr>
+      </w:pPr>
+      <w:r>
+        <w:rPr>
+          <w:lang w:val="en-NP"/>
+        </w:rPr>
+        <w:t xml:space="preserve">We performed a correlation analysis to </w:t>
+      </w:r>
+      <w:r>
+        <w:rPr>
+          <w:i/>
+          <w:iCs/>
+          <w:lang w:val="en-NP"/>
+        </w:rPr>
+        <w:t>determine</w:t>
+      </w:r>
+      <w:r>
+        <w:rPr>
+          <w:lang w:val="en-NP"/>
+        </w:rPr>
+        <w:t xml:space="preserve"> if there is a statistical link (relationship) between the numerical variables. We used the Pearson correlation method to calculate the links between all pairs, which we then visualized using a Seaborn heatmap. In this heatmap, values that are close to 1 show a strong positive relationship (for example, if 'Orders' increase, the 'Amount' spent also increases). Values closer to 0 indicate no meaningful relationship. Displaying this information as a heatmap makes it easy to quickly </w:t>
+      </w:r>
+      <w:r>
+        <w:rPr>
+          <w:i/>
+          <w:iCs/>
+          <w:lang w:val="en-NP"/>
+        </w:rPr>
+        <w:t>discern</w:t>
+      </w:r>
+      <w:r>
+        <w:rPr>
+          <w:lang w:val="en-NP"/>
+        </w:rPr>
+        <w:t xml:space="preserve"> which variables </w:t>
+      </w:r>
+      <w:r>
+        <w:rPr>
+          <w:i/>
+          <w:iCs/>
+          <w:lang w:val="en-NP"/>
+        </w:rPr>
+        <w:t>coincide</w:t>
+      </w:r>
+      <w:r>
+        <w:rPr>
+          <w:lang w:val="en-NP"/>
+        </w:rPr>
+        <w:t xml:space="preserve"> (move together).</w:t>
+      </w:r>
+    </w:p>
+    <w:p>
+      <w:pPr>
+        <w:rPr>
+          <w:lang w:val="en-NP"/>
+        </w:rPr>
+      </w:pPr>
+    </w:p>
+    <w:p>
+      <w:pPr>
+        <w:rPr>
+          <w:lang w:val="en-NP"/>
+        </w:rPr>
+      </w:pPr>
+    </w:p>
+    <w:p>
+      <w:pPr>
+        <w:rPr>
+          <w:lang w:val="en-NP"/>
+        </w:rPr>
+      </w:pPr>
+    </w:p>
+    <w:p>
+      <w:pPr>
+        <w:rPr>
+          <w:lang w:val="en-NP"/>
+        </w:rPr>
+      </w:pPr>
+    </w:p>
+    <w:p>
+      <w:pPr>
+        <w:rPr>
+          <w:lang w:val="en-NP"/>
+        </w:rPr>
+      </w:pPr>
+    </w:p>
+    <w:p>
+      <w:pPr>
+        <w:rPr>
+          <w:lang w:val="en-NP"/>
+        </w:rPr>
+      </w:pPr>
+    </w:p>
+    <w:p>
+      <w:pPr>
+        <w:rPr>
+          <w:lang w:val="en-NP"/>
+        </w:rPr>
+      </w:pPr>
+    </w:p>
+    <w:p>
+      <w:pPr>
+        <w:rPr>
+          <w:lang w:val="en-NP"/>
+        </w:rPr>
+      </w:pPr>
+    </w:p>
+    <w:p>
+      <w:pPr>
+        <w:rPr>
+          <w:lang w:val="en-NP"/>
+        </w:rPr>
+      </w:pPr>
+    </w:p>
+    <w:p>
+      <w:pPr>
+        <w:rPr>
+          <w:lang w:val="en-NP"/>
+        </w:rPr>
+      </w:pPr>
+    </w:p>
+    <w:p>
+      <w:pPr>
+        <w:rPr>
+          <w:lang w:val="en-NP"/>
+        </w:rPr>
+      </w:pPr>
+    </w:p>
+    <w:p>
+      <w:pPr>
+        <w:rPr>
+          <w:lang w:val="en-NP"/>
+        </w:rPr>
+      </w:pPr>
+    </w:p>
+    <w:p>
+      <w:pPr>
+        <w:rPr>
+          <w:lang w:val="en-NP"/>
+        </w:rPr>
+      </w:pPr>
+    </w:p>
+    <w:p>
+      <w:pPr>
+        <w:rPr>
+          <w:lang w:val="en-NP"/>
+        </w:rPr>
+      </w:pPr>
+    </w:p>
+    <w:p>
+      <w:pPr>
+        <w:rPr>
+          <w:lang w:val="en-NP"/>
+        </w:rPr>
+      </w:pPr>
+    </w:p>
+    <w:p>
+      <w:pPr>
+        <w:rPr>
+          <w:lang w:val="en-NP"/>
+        </w:rPr>
+      </w:pPr>
+    </w:p>
+    <w:p>
+      <w:pPr>
+        <w:rPr>
+          <w:lang w:val="en-NP"/>
+        </w:rPr>
+      </w:pPr>
+    </w:p>
+    <w:p>
+      <w:pPr>
+        <w:rPr>
+          <w:lang w:val="en-NP"/>
+        </w:rPr>
+      </w:pPr>
+    </w:p>
+    <w:p>
+      <w:pPr>
+        <w:rPr>
+          <w:lang w:val="en-NP"/>
+        </w:rPr>
+      </w:pPr>
+    </w:p>
+    <w:p>
+      <w:pPr>
+        <w:rPr>
+          <w:lang w:val="en-NP"/>
+        </w:rPr>
+      </w:pPr>
+    </w:p>
+    <w:p>
+      <w:pPr>
+        <w:rPr>
+          <w:lang w:val="en-NP"/>
+        </w:rPr>
+      </w:pPr>
+    </w:p>
+    <w:p>
+      <w:pPr>
+        <w:rPr>
+          <w:lang w:val="en-NP"/>
+        </w:rPr>
+      </w:pPr>
+    </w:p>
+    <w:p/>
+    <w:p/>
+    <w:p>
+      <w:pPr>
+        <w:pStyle w:val="Heading1"/>
+        <w:rPr>
+          <w:lang w:val="en-NP"/>
+        </w:rPr>
+      </w:pPr>
+      <w:bookmarkStart w:id="29" w:name="_Toc228188131"/>
+      <w:r>
+        <w:rPr>
+          <w:lang w:val="en-NP"/>
+        </w:rPr>
+        <w:lastRenderedPageBreak/>
+        <w:t>5. Comprehensive Data Discovery</w:t>
+      </w:r>
+      <w:bookmarkEnd w:id="29"/>
+    </w:p>
+    <w:p>
+      <w:pPr>
+        <w:pStyle w:val="Heading2"/>
+        <w:rPr>
+          <w:lang w:val="en-NP"/>
+        </w:rPr>
+      </w:pPr>
+      <w:bookmarkStart w:id="30" w:name="_Toc228188132"/>
+      <w:r>
+        <w:rPr>
+          <w:lang w:val="en-NP"/>
+        </w:rPr>
+        <w:t>5.1 Visualizing Significant Trends</w:t>
+      </w:r>
+      <w:bookmarkEnd w:id="30"/>
+    </w:p>
+    <w:p>
+      <w:pPr>
+        <w:pStyle w:val="Heading3"/>
+      </w:pPr>
+      <w:bookmarkStart w:id="31" w:name="_Toc228188133"/>
+      <w:r>
+        <w:t xml:space="preserve">5.1.1. </w:t>
+      </w:r>
+      <w:r>
+        <w:t>Top 5 states by total Amount</w:t>
+      </w:r>
+      <w:bookmarkEnd w:id="31"/>
+    </w:p>
+    <w:p>
+      <w:r>
+        <w:rPr>
+          <w:noProof/>
+          <w:lang w:val="en-NP"/>
+        </w:rPr>
+        <w:drawing>
+          <wp:inline distT="0" distB="0" distL="0" distR="0" wp14:anchorId="7003A64C" wp14:editId="713691D7">
+            <wp:extent cx="5727700" cy="1736725"/>
+            <wp:effectExtent l="0" t="0" r="0" b="3175"/>
+            <wp:docPr id="23691460" name="Picture 17"/>
+            <wp:cNvGraphicFramePr>
+              <a:graphicFrameLocks xmlns:a="http://schemas.openxmlformats.org/drawingml/2006/main" noChangeAspect="1"/>
+            </wp:cNvGraphicFramePr>
+            <a:graphic xmlns:a="http://schemas.openxmlformats.org/drawingml/2006/main">
+              <a:graphicData uri="http://schemas.openxmlformats.org/drawingml/2006/picture">
+                <pic:pic xmlns:pic="http://schemas.openxmlformats.org/drawingml/2006/picture">
+                  <pic:nvPicPr>
+                    <pic:cNvPr id="23691460" name="Picture 23691460"/>
+                    <pic:cNvPicPr/>
+                  </pic:nvPicPr>
+                  <pic:blipFill>
+                    <a:blip r:embed="rId24">
+                      <a:extLst>
+                        <a:ext uri="{28A0092B-C50C-407E-A947-70E740481C1C}">
+                          <a14:useLocalDpi xmlns:a14="http://schemas.microsoft.com/office/drawing/2010/main" val="0"/>
+                        </a:ext>
+                      </a:extLst>
+                    </a:blip>
+                    <a:stretch>
+                      <a:fillRect/>
+                    </a:stretch>
+                  </pic:blipFill>
+                  <pic:spPr>
+                    <a:xfrm>
+                      <a:off x="0" y="0"/>
+                      <a:ext cx="5727700" cy="1736725"/>
+                    </a:xfrm>
+                    <a:prstGeom prst="rect">
+                      <a:avLst/>
+                    </a:prstGeom>
+                  </pic:spPr>
+                </pic:pic>
+              </a:graphicData>
+            </a:graphic>
+          </wp:inline>
+        </w:drawing>
+      </w:r>
+    </w:p>
+    <w:p>
+      <w:pPr>
+        <w:pStyle w:val="Caption"/>
+      </w:pPr>
+      <w:bookmarkStart w:id="32" w:name="_Toc228188161"/>
+      <w:r>
+        <w:t xml:space="preserve">Figure </w:t>
+      </w:r>
+      <w:r>
+        <w:fldChar w:fldCharType="begin"/>
+      </w:r>
+      <w:r>
+        <w:instrText xml:space="preserve"> SEQ Figure \* ARABIC </w:instrText>
+      </w:r>
+      <w:r>
+        <w:fldChar w:fldCharType="separate"/>
+      </w:r>
+      <w:r>
+        <w:rPr>
+          <w:noProof/>
+        </w:rPr>
+        <w:t>13</w:t>
+      </w:r>
+      <w:r>
+        <w:fldChar w:fldCharType="end"/>
+      </w:r>
+      <w:r>
+        <w:t>: Code</w:t>
+      </w:r>
+      <w:r>
+        <w:t>,</w:t>
+      </w:r>
+      <w:r>
+        <w:t xml:space="preserve"> 5.1</w:t>
+      </w:r>
+      <w:r>
+        <w:t>.1</w:t>
+      </w:r>
+      <w:r>
+        <w:t xml:space="preserve"> Top 5 states by amount</w:t>
+      </w:r>
+      <w:bookmarkEnd w:id="32"/>
+    </w:p>
+    <w:p>
+      <w:pPr>
+        <w:keepNext/>
+      </w:pPr>
+      <w:r>
+        <w:rPr>
+          <w:noProof/>
+          <w14:ligatures w14:val="standardContextual"/>
+        </w:rPr>
+        <w:drawing>
+          <wp:inline distT="0" distB="0" distL="0" distR="0" wp14:anchorId="7C11696A" wp14:editId="591A25F9">
+            <wp:extent cx="5727700" cy="3630295"/>
+            <wp:effectExtent l="0" t="0" r="0" b="1905"/>
+            <wp:docPr id="883344050" name="Picture 22"/>
+            <wp:cNvGraphicFramePr>
+              <a:graphicFrameLocks xmlns:a="http://schemas.openxmlformats.org/drawingml/2006/main" noChangeAspect="1"/>
+            </wp:cNvGraphicFramePr>
+            <a:graphic xmlns:a="http://schemas.openxmlformats.org/drawingml/2006/main">
+              <a:graphicData uri="http://schemas.openxmlformats.org/drawingml/2006/picture">
+                <pic:pic xmlns:pic="http://schemas.openxmlformats.org/drawingml/2006/picture">
+                  <pic:nvPicPr>
+                    <pic:cNvPr id="883344050" name="Picture 883344050"/>
+                    <pic:cNvPicPr/>
+                  </pic:nvPicPr>
+                  <pic:blipFill>
+                    <a:blip r:embed="rId25" cstate="print">
+                      <a:extLst>
+                        <a:ext uri="{28A0092B-C50C-407E-A947-70E740481C1C}">
+                          <a14:useLocalDpi xmlns:a14="http://schemas.microsoft.com/office/drawing/2010/main" val="0"/>
+                        </a:ext>
+                      </a:extLst>
+                    </a:blip>
+                    <a:stretch>
+                      <a:fillRect/>
+                    </a:stretch>
+                  </pic:blipFill>
+                  <pic:spPr>
+                    <a:xfrm>
+                      <a:off x="0" y="0"/>
+                      <a:ext cx="5727700" cy="3630295"/>
+                    </a:xfrm>
+                    <a:prstGeom prst="rect">
+                      <a:avLst/>
+                    </a:prstGeom>
+                  </pic:spPr>
+                </pic:pic>
+              </a:graphicData>
+            </a:graphic>
+          </wp:inline>
+        </w:drawing>
+      </w:r>
+    </w:p>
+    <w:p>
+      <w:pPr>
+        <w:pStyle w:val="Caption"/>
+      </w:pPr>
+      <w:bookmarkStart w:id="33" w:name="_Toc228188162"/>
+      <w:r>
+        <w:t xml:space="preserve">Figure </w:t>
+      </w:r>
+      <w:r>
+        <w:fldChar w:fldCharType="begin"/>
+      </w:r>
+      <w:r>
+        <w:instrText xml:space="preserve"> SEQ Figure \* ARABIC </w:instrText>
+      </w:r>
+      <w:r>
+        <w:fldChar w:fldCharType="separate"/>
+      </w:r>
+      <w:r>
+        <w:rPr>
+          <w:noProof/>
+        </w:rPr>
+        <w:t>14</w:t>
+      </w:r>
+      <w:r>
+        <w:fldChar w:fldCharType="end"/>
+      </w:r>
+      <w:r>
+        <w:t>: Output 5.1</w:t>
+      </w:r>
+      <w:r>
+        <w:t>.1</w:t>
+      </w:r>
+      <w:bookmarkEnd w:id="33"/>
+    </w:p>
+    <w:p>
+      <w:pPr>
+        <w:rPr>
+          <w:lang w:val="en-NP"/>
+        </w:rPr>
+      </w:pPr>
+      <w:r>
+        <w:rPr>
+          <w:b/>
+          <w:bCs/>
+          <w:lang w:val="en-NP"/>
+        </w:rPr>
+        <w:t>Analysis:</w:t>
+      </w:r>
+      <w:r>
+        <w:rPr>
+          <w:lang w:val="en-NP"/>
+        </w:rPr>
+        <w:t xml:space="preserve"> By aggregating total expenditure by region, this chart delineates the primary geographic drivers of our revenue. Such empirical evidence is vital for strategic resource allocation, allowing leadership to prioritize marketing investments in high-yield territories.</w:t>
+      </w:r>
+    </w:p>
+    <w:p>
+      <w:pPr>
+        <w:rPr>
+          <w:lang w:val="en-NP"/>
+        </w:rPr>
+      </w:pPr>
+    </w:p>
+    <w:p>
+      <w:pPr>
+        <w:rPr>
+          <w:lang w:val="en-NP"/>
+        </w:rPr>
+      </w:pPr>
+    </w:p>
+    <w:p>
+      <w:pPr>
+        <w:rPr>
+          <w:lang w:val="en-NP"/>
+        </w:rPr>
+      </w:pPr>
+    </w:p>
+    <w:p>
+      <w:pPr>
+        <w:rPr>
+          <w:lang w:val="en-NP"/>
+        </w:rPr>
+      </w:pPr>
+    </w:p>
+    <w:p>
+      <w:pPr>
+        <w:pStyle w:val="Heading3"/>
+        <w:rPr>
+          <w:lang w:val="en-NP"/>
+        </w:rPr>
+      </w:pPr>
+      <w:bookmarkStart w:id="34" w:name="_Toc228188134"/>
+      <w:r>
+        <w:rPr>
+          <w:lang w:val="en-NP"/>
+        </w:rPr>
+        <w:t xml:space="preserve">5.1.2. </w:t>
+      </w:r>
+      <w:r>
+        <w:rPr>
+          <w:lang w:val="en-NP"/>
+        </w:rPr>
+        <w:t>Demographic Preferences across Product Categories</w:t>
+      </w:r>
+      <w:bookmarkEnd w:id="34"/>
+    </w:p>
+    <w:p>
+      <w:pPr>
+        <w:keepNext/>
+      </w:pPr>
+      <w:r>
+        <w:rPr>
+          <w:b/>
+          <w:bCs/>
+          <w:noProof/>
+          <w:lang w:val="en-NP"/>
+          <w14:ligatures w14:val="standardContextual"/>
+        </w:rPr>
+        <w:drawing>
+          <wp:inline distT="0" distB="0" distL="0" distR="0" wp14:anchorId="2E2CBACE" wp14:editId="3B59291C">
+            <wp:extent cx="5727700" cy="1576705"/>
+            <wp:effectExtent l="0" t="0" r="0" b="0"/>
+            <wp:docPr id="1122263781" name="Picture 18"/>
+            <wp:cNvGraphicFramePr>
+              <a:graphicFrameLocks xmlns:a="http://schemas.openxmlformats.org/drawingml/2006/main" noChangeAspect="1"/>
+            </wp:cNvGraphicFramePr>
+            <a:graphic xmlns:a="http://schemas.openxmlformats.org/drawingml/2006/main">
+              <a:graphicData uri="http://schemas.openxmlformats.org/drawingml/2006/picture">
+                <pic:pic xmlns:pic="http://schemas.openxmlformats.org/drawingml/2006/picture">
+                  <pic:nvPicPr>
+                    <pic:cNvPr id="1122263781" name="Picture 1122263781"/>
+                    <pic:cNvPicPr/>
+                  </pic:nvPicPr>
+                  <pic:blipFill>
+                    <a:blip r:embed="rId26">
+                      <a:extLst>
+                        <a:ext uri="{28A0092B-C50C-407E-A947-70E740481C1C}">
+                          <a14:useLocalDpi xmlns:a14="http://schemas.microsoft.com/office/drawing/2010/main" val="0"/>
+                        </a:ext>
+                      </a:extLst>
+                    </a:blip>
+                    <a:stretch>
+                      <a:fillRect/>
+                    </a:stretch>
+                  </pic:blipFill>
+                  <pic:spPr>
+                    <a:xfrm>
+                      <a:off x="0" y="0"/>
+                      <a:ext cx="5727700" cy="1576705"/>
+                    </a:xfrm>
+                    <a:prstGeom prst="rect">
+                      <a:avLst/>
+                    </a:prstGeom>
+                  </pic:spPr>
+                </pic:pic>
+              </a:graphicData>
+            </a:graphic>
+          </wp:inline>
+        </w:drawing>
+      </w:r>
+    </w:p>
+    <w:p>
+      <w:pPr>
+        <w:pStyle w:val="Caption"/>
+      </w:pPr>
+      <w:bookmarkStart w:id="35" w:name="_Toc228188163"/>
+      <w:r>
+        <w:t xml:space="preserve">Figure </w:t>
+      </w:r>
+      <w:r>
+        <w:fldChar w:fldCharType="begin"/>
+      </w:r>
+      <w:r>
+        <w:instrText xml:space="preserve"> SEQ Figure \* ARABIC </w:instrText>
+      </w:r>
+      <w:r>
+        <w:fldChar w:fldCharType="separate"/>
+      </w:r>
+      <w:r>
+        <w:rPr>
+          <w:noProof/>
+        </w:rPr>
+        <w:t>15</w:t>
+      </w:r>
+      <w:r>
+        <w:fldChar w:fldCharType="end"/>
+      </w:r>
+      <w:r>
+        <w:t xml:space="preserve">: 5.1.2. </w:t>
+      </w:r>
+      <w:r>
+        <w:t xml:space="preserve">Code, </w:t>
+      </w:r>
+      <w:r>
+        <w:t>Preferences for product categories</w:t>
+      </w:r>
+      <w:bookmarkEnd w:id="35"/>
+    </w:p>
+    <w:p>
+      <w:pPr>
+        <w:keepNext/>
+      </w:pPr>
+      <w:r>
+        <w:rPr>
+          <w:noProof/>
+          <w14:ligatures w14:val="standardContextual"/>
+        </w:rPr>
+        <w:drawing>
+          <wp:inline distT="0" distB="0" distL="0" distR="0" wp14:anchorId="5E346A6F" wp14:editId="1791264E">
+            <wp:extent cx="5727700" cy="3345180"/>
+            <wp:effectExtent l="0" t="0" r="0" b="0"/>
+            <wp:docPr id="1589448101" name="Picture 23"/>
+            <wp:cNvGraphicFramePr>
+              <a:graphicFrameLocks xmlns:a="http://schemas.openxmlformats.org/drawingml/2006/main" noChangeAspect="1"/>
+            </wp:cNvGraphicFramePr>
+            <a:graphic xmlns:a="http://schemas.openxmlformats.org/drawingml/2006/main">
+              <a:graphicData uri="http://schemas.openxmlformats.org/drawingml/2006/picture">
+                <pic:pic xmlns:pic="http://schemas.openxmlformats.org/drawingml/2006/picture">
+                  <pic:nvPicPr>
+                    <pic:cNvPr id="1589448101" name="Picture 1589448101"/>
+                    <pic:cNvPicPr/>
+                  </pic:nvPicPr>
+                  <pic:blipFill>
+                    <a:blip r:embed="rId27" cstate="print">
+                      <a:extLst>
+                        <a:ext uri="{28A0092B-C50C-407E-A947-70E740481C1C}">
+                          <a14:useLocalDpi xmlns:a14="http://schemas.microsoft.com/office/drawing/2010/main" val="0"/>
+                        </a:ext>
+                      </a:extLst>
+                    </a:blip>
+                    <a:stretch>
+                      <a:fillRect/>
+                    </a:stretch>
+                  </pic:blipFill>
+                  <pic:spPr>
+                    <a:xfrm>
+                      <a:off x="0" y="0"/>
+                      <a:ext cx="5727700" cy="3345180"/>
+                    </a:xfrm>
+                    <a:prstGeom prst="rect">
+                      <a:avLst/>
+                    </a:prstGeom>
+                  </pic:spPr>
+                </pic:pic>
+              </a:graphicData>
+            </a:graphic>
+          </wp:inline>
+        </w:drawing>
+      </w:r>
+    </w:p>
+    <w:p>
+      <w:pPr>
+        <w:pStyle w:val="Caption"/>
+      </w:pPr>
+      <w:bookmarkStart w:id="36" w:name="_Toc228188164"/>
+      <w:r>
+        <w:t xml:space="preserve">Figure </w:t>
+      </w:r>
+      <w:r>
+        <w:fldChar w:fldCharType="begin"/>
+      </w:r>
+      <w:r>
+        <w:instrText xml:space="preserve"> SEQ Figure \* ARABIC </w:instrText>
+      </w:r>
+      <w:r>
+        <w:fldChar w:fldCharType="separate"/>
+      </w:r>
+      <w:r>
+        <w:rPr>
+          <w:noProof/>
+        </w:rPr>
+        <w:t>16</w:t>
+      </w:r>
+      <w:r>
+        <w:fldChar w:fldCharType="end"/>
+      </w:r>
+      <w:r>
+        <w:t>: Output 5.1.2</w:t>
+      </w:r>
+      <w:bookmarkEnd w:id="36"/>
+    </w:p>
+    <w:p>
+      <w:pPr>
+        <w:rPr>
+          <w:lang w:val="en-NP"/>
+        </w:rPr>
+      </w:pPr>
+      <w:r>
+        <w:rPr>
+          <w:b/>
+          <w:bCs/>
+          <w:lang w:val="en-NP"/>
+        </w:rPr>
+        <w:t>Analysis:</w:t>
+      </w:r>
+      <w:r>
+        <w:rPr>
+          <w:lang w:val="en-NP"/>
+        </w:rPr>
+        <w:t xml:space="preserve"> This visualization clarifies customer engagement patterns across different product segments based on gender. These insights facilitate the development of tailored promotional strategies aimed at specific demographic cohorts.</w:t>
+      </w:r>
+    </w:p>
+    <w:p>
+      <w:pPr>
+        <w:rPr>
+          <w:lang w:val="en-NP"/>
+        </w:rPr>
+      </w:pPr>
+    </w:p>
+    <w:p>
+      <w:pPr>
+        <w:rPr>
+          <w:lang w:val="en-NP"/>
+        </w:rPr>
+      </w:pPr>
+    </w:p>
+    <w:p>
+      <w:pPr>
+        <w:rPr>
+          <w:lang w:val="en-NP"/>
+        </w:rPr>
+      </w:pPr>
+    </w:p>
+    <w:p>
+      <w:pPr>
+        <w:rPr>
+          <w:lang w:val="en-NP"/>
+        </w:rPr>
+      </w:pPr>
+    </w:p>
+    <w:p>
+      <w:pPr>
+        <w:rPr>
+          <w:lang w:val="en-NP"/>
+        </w:rPr>
+      </w:pPr>
+    </w:p>
+    <w:p>
+      <w:pPr>
+        <w:rPr>
+          <w:lang w:val="en-NP"/>
+        </w:rPr>
+      </w:pPr>
+    </w:p>
+    <w:p>
+      <w:pPr>
+        <w:rPr>
+          <w:lang w:val="en-NP"/>
+        </w:rPr>
+      </w:pPr>
+    </w:p>
+    <w:p>
+      <w:pPr>
+        <w:rPr>
+          <w:lang w:val="en-NP"/>
+        </w:rPr>
+      </w:pPr>
+    </w:p>
+    <w:p>
+      <w:pPr>
+        <w:pStyle w:val="Heading3"/>
+        <w:rPr>
+          <w:lang w:val="en-NP"/>
+        </w:rPr>
+      </w:pPr>
+      <w:bookmarkStart w:id="37" w:name="_Toc228188135"/>
+      <w:r>
+        <w:rPr>
+          <w:lang w:val="en-NP"/>
+        </w:rPr>
+        <w:t xml:space="preserve">5.1.3. </w:t>
+      </w:r>
+      <w:r>
+        <w:rPr>
+          <w:lang w:val="en-NP"/>
+        </w:rPr>
+        <w:t>Purchasing Power across Age Groups</w:t>
+      </w:r>
+      <w:bookmarkEnd w:id="37"/>
+    </w:p>
+    <w:p>
+      <w:pPr>
+        <w:keepNext/>
+      </w:pPr>
+      <w:r>
+        <w:rPr>
+          <w:noProof/>
+          <w:lang w:val="en-NP"/>
+          <w14:ligatures w14:val="standardContextual"/>
+        </w:rPr>
+        <w:drawing>
+          <wp:inline distT="0" distB="0" distL="0" distR="0" wp14:anchorId="0B72272A" wp14:editId="1A0DBBAF">
+            <wp:extent cx="5727700" cy="1727835"/>
+            <wp:effectExtent l="0" t="0" r="0" b="0"/>
+            <wp:docPr id="1536863317" name="Picture 19"/>
+            <wp:cNvGraphicFramePr>
+              <a:graphicFrameLocks xmlns:a="http://schemas.openxmlformats.org/drawingml/2006/main" noChangeAspect="1"/>
+            </wp:cNvGraphicFramePr>
+            <a:graphic xmlns:a="http://schemas.openxmlformats.org/drawingml/2006/main">
+              <a:graphicData uri="http://schemas.openxmlformats.org/drawingml/2006/picture">
+                <pic:pic xmlns:pic="http://schemas.openxmlformats.org/drawingml/2006/picture">
+                  <pic:nvPicPr>
+                    <pic:cNvPr id="1536863317" name="Picture 1536863317"/>
+                    <pic:cNvPicPr/>
+                  </pic:nvPicPr>
+                  <pic:blipFill>
+                    <a:blip r:embed="rId28">
+                      <a:extLst>
+                        <a:ext uri="{28A0092B-C50C-407E-A947-70E740481C1C}">
+                          <a14:useLocalDpi xmlns:a14="http://schemas.microsoft.com/office/drawing/2010/main" val="0"/>
+                        </a:ext>
+                      </a:extLst>
+                    </a:blip>
+                    <a:stretch>
+                      <a:fillRect/>
+                    </a:stretch>
+                  </pic:blipFill>
+                  <pic:spPr>
+                    <a:xfrm>
+                      <a:off x="0" y="0"/>
+                      <a:ext cx="5727700" cy="1727835"/>
+                    </a:xfrm>
+                    <a:prstGeom prst="rect">
+                      <a:avLst/>
+                    </a:prstGeom>
+                  </pic:spPr>
+                </pic:pic>
+              </a:graphicData>
+            </a:graphic>
+          </wp:inline>
+        </w:drawing>
+      </w:r>
+    </w:p>
+    <w:p>
+      <w:pPr>
+        <w:pStyle w:val="Caption"/>
+      </w:pPr>
+      <w:bookmarkStart w:id="38" w:name="_Toc228188165"/>
+      <w:r>
+        <w:t xml:space="preserve">Figure </w:t>
+      </w:r>
+      <w:r>
+        <w:fldChar w:fldCharType="begin"/>
+      </w:r>
+      <w:r>
+        <w:instrText xml:space="preserve"> SEQ Figure \* ARABIC </w:instrText>
+      </w:r>
+      <w:r>
+        <w:fldChar w:fldCharType="separate"/>
+      </w:r>
+      <w:r>
+        <w:rPr>
+          <w:noProof/>
+        </w:rPr>
+        <w:t>17</w:t>
+      </w:r>
+      <w:r>
+        <w:fldChar w:fldCharType="end"/>
+      </w:r>
+      <w:r>
+        <w:t xml:space="preserve">: 5.1.3. </w:t>
+      </w:r>
+      <w:r>
+        <w:t>Code</w:t>
+      </w:r>
+      <w:r>
+        <w:t>,</w:t>
+      </w:r>
+      <w:r>
+        <w:t xml:space="preserve"> </w:t>
+      </w:r>
+      <w:r>
+        <w:t>Purchase power across Age groups</w:t>
+      </w:r>
+      <w:bookmarkEnd w:id="38"/>
+    </w:p>
+    <w:p>
+      <w:pPr>
+        <w:keepNext/>
+      </w:pPr>
+      <w:r>
+        <w:rPr>
+          <w:noProof/>
+          <w:lang w:val="en-NP"/>
+          <w14:ligatures w14:val="standardContextual"/>
+        </w:rPr>
+        <w:drawing>
+          <wp:inline distT="0" distB="0" distL="0" distR="0" wp14:anchorId="3878F21F" wp14:editId="6A9782C9">
+            <wp:extent cx="5727700" cy="3740150"/>
+            <wp:effectExtent l="0" t="0" r="0" b="6350"/>
+            <wp:docPr id="503386566" name="Picture 24"/>
+            <wp:cNvGraphicFramePr>
+              <a:graphicFrameLocks xmlns:a="http://schemas.openxmlformats.org/drawingml/2006/main" noChangeAspect="1"/>
+            </wp:cNvGraphicFramePr>
+            <a:graphic xmlns:a="http://schemas.openxmlformats.org/drawingml/2006/main">
+              <a:graphicData uri="http://schemas.openxmlformats.org/drawingml/2006/picture">
+                <pic:pic xmlns:pic="http://schemas.openxmlformats.org/drawingml/2006/picture">
+                  <pic:nvPicPr>
+                    <pic:cNvPr id="503386566" name="Picture 503386566"/>
+                    <pic:cNvPicPr/>
+                  </pic:nvPicPr>
+                  <pic:blipFill>
+                    <a:blip r:embed="rId29" cstate="print">
+                      <a:extLst>
+                        <a:ext uri="{28A0092B-C50C-407E-A947-70E740481C1C}">
+                          <a14:useLocalDpi xmlns:a14="http://schemas.microsoft.com/office/drawing/2010/main" val="0"/>
+                        </a:ext>
+                      </a:extLst>
+                    </a:blip>
+                    <a:stretch>
+                      <a:fillRect/>
+                    </a:stretch>
+                  </pic:blipFill>
+                  <pic:spPr>
+                    <a:xfrm>
+                      <a:off x="0" y="0"/>
+                      <a:ext cx="5727700" cy="3740150"/>
+                    </a:xfrm>
+                    <a:prstGeom prst="rect">
+                      <a:avLst/>
+                    </a:prstGeom>
+                  </pic:spPr>
+                </pic:pic>
+              </a:graphicData>
+            </a:graphic>
+          </wp:inline>
+        </w:drawing>
+      </w:r>
+    </w:p>
+    <w:p>
+      <w:pPr>
+        <w:pStyle w:val="Caption"/>
+        <w:rPr>
+          <w:lang w:val="en-NP"/>
+        </w:rPr>
+      </w:pPr>
+      <w:bookmarkStart w:id="39" w:name="_Toc228188166"/>
+      <w:r>
+        <w:t xml:space="preserve">Figure </w:t>
+      </w:r>
+      <w:r>
+        <w:fldChar w:fldCharType="begin"/>
+      </w:r>
+      <w:r>
+        <w:instrText xml:space="preserve"> SEQ Figure \* ARABIC </w:instrText>
+      </w:r>
+      <w:r>
+        <w:fldChar w:fldCharType="separate"/>
+      </w:r>
+      <w:r>
+        <w:rPr>
+          <w:noProof/>
+        </w:rPr>
+        <w:t>18</w:t>
+      </w:r>
+      <w:r>
+        <w:fldChar w:fldCharType="end"/>
+      </w:r>
+      <w:r>
+        <w:t>: Output 5.1.3.</w:t>
+      </w:r>
+      <w:bookmarkEnd w:id="39"/>
+    </w:p>
+    <w:p>
+      <w:pPr>
+        <w:rPr>
+          <w:lang w:val="en-NP"/>
+        </w:rPr>
+      </w:pPr>
+      <w:r>
+        <w:rPr>
+          <w:b/>
+          <w:bCs/>
+          <w:lang w:val="en-NP"/>
+        </w:rPr>
+        <w:t>Analysis:</w:t>
+      </w:r>
+      <w:r>
+        <w:rPr>
+          <w:lang w:val="en-NP"/>
+        </w:rPr>
+        <w:t xml:space="preserve"> This data evaluates the average transaction value relative to various life stages. Identifying which age groups possess higher spending capacity enables more precise audience segmentation.</w:t>
+      </w:r>
+    </w:p>
+    <w:p>
+      <w:pPr>
+        <w:pStyle w:val="Heading3"/>
+        <w:rPr>
+          <w:lang w:val="en-NP"/>
+        </w:rPr>
+      </w:pPr>
+      <w:bookmarkStart w:id="40" w:name="_Toc228188136"/>
+      <w:r>
+        <w:rPr>
+          <w:lang w:val="en-NP"/>
+        </w:rPr>
+        <w:lastRenderedPageBreak/>
+        <w:t xml:space="preserve">5.1.4. </w:t>
+      </w:r>
+      <w:r>
+        <w:rPr>
+          <w:lang w:val="en-NP"/>
+        </w:rPr>
+        <w:t>Correlation between Marital Status and Order Volume</w:t>
+      </w:r>
+      <w:bookmarkEnd w:id="40"/>
+    </w:p>
+    <w:p>
+      <w:pPr>
+        <w:keepNext/>
+      </w:pPr>
+      <w:r>
+        <w:rPr>
+          <w:b/>
+          <w:bCs/>
+          <w:noProof/>
+          <w:lang w:val="en-NP"/>
+          <w14:ligatures w14:val="standardContextual"/>
+        </w:rPr>
+        <w:drawing>
+          <wp:inline distT="0" distB="0" distL="0" distR="0" wp14:anchorId="17818B07" wp14:editId="625A901E">
+            <wp:extent cx="5727700" cy="1727835"/>
+            <wp:effectExtent l="0" t="0" r="0" b="0"/>
+            <wp:docPr id="2000167718" name="Picture 20"/>
+            <wp:cNvGraphicFramePr>
+              <a:graphicFrameLocks xmlns:a="http://schemas.openxmlformats.org/drawingml/2006/main" noChangeAspect="1"/>
+            </wp:cNvGraphicFramePr>
+            <a:graphic xmlns:a="http://schemas.openxmlformats.org/drawingml/2006/main">
+              <a:graphicData uri="http://schemas.openxmlformats.org/drawingml/2006/picture">
+                <pic:pic xmlns:pic="http://schemas.openxmlformats.org/drawingml/2006/picture">
+                  <pic:nvPicPr>
+                    <pic:cNvPr id="2000167718" name="Picture 2000167718"/>
+                    <pic:cNvPicPr/>
+                  </pic:nvPicPr>
+                  <pic:blipFill>
+                    <a:blip r:embed="rId30">
+                      <a:extLst>
+                        <a:ext uri="{28A0092B-C50C-407E-A947-70E740481C1C}">
+                          <a14:useLocalDpi xmlns:a14="http://schemas.microsoft.com/office/drawing/2010/main" val="0"/>
+                        </a:ext>
+                      </a:extLst>
+                    </a:blip>
+                    <a:stretch>
+                      <a:fillRect/>
+                    </a:stretch>
+                  </pic:blipFill>
+                  <pic:spPr>
+                    <a:xfrm>
+                      <a:off x="0" y="0"/>
+                      <a:ext cx="5727700" cy="1727835"/>
+                    </a:xfrm>
+                    <a:prstGeom prst="rect">
+                      <a:avLst/>
+                    </a:prstGeom>
+                  </pic:spPr>
+                </pic:pic>
+              </a:graphicData>
+            </a:graphic>
+          </wp:inline>
+        </w:drawing>
+      </w:r>
+    </w:p>
+    <w:p>
+      <w:pPr>
+        <w:pStyle w:val="Caption"/>
+      </w:pPr>
+      <w:bookmarkStart w:id="41" w:name="_Toc228188167"/>
+      <w:r>
+        <w:t xml:space="preserve">Figure </w:t>
+      </w:r>
+      <w:r>
+        <w:fldChar w:fldCharType="begin"/>
+      </w:r>
+      <w:r>
+        <w:instrText xml:space="preserve"> SEQ Figure \* ARABIC </w:instrText>
+      </w:r>
+      <w:r>
+        <w:fldChar w:fldCharType="separate"/>
+      </w:r>
+      <w:r>
+        <w:rPr>
+          <w:noProof/>
+        </w:rPr>
+        <w:t>19</w:t>
+      </w:r>
+      <w:r>
+        <w:fldChar w:fldCharType="end"/>
+      </w:r>
+      <w:r>
+        <w:t xml:space="preserve">: 5.1.4. Code, </w:t>
+      </w:r>
+      <w:r>
+        <w:t>Correlation between Marital Status and Order Volume</w:t>
+      </w:r>
+      <w:bookmarkEnd w:id="41"/>
+    </w:p>
+    <w:p>
+      <w:pPr>
+        <w:keepNext/>
+      </w:pPr>
+      <w:r>
+        <w:rPr>
+          <w:noProof/>
+          <w14:ligatures w14:val="standardContextual"/>
+        </w:rPr>
+        <w:drawing>
+          <wp:inline distT="0" distB="0" distL="0" distR="0" wp14:anchorId="3CFCEE5F" wp14:editId="759B479E">
+            <wp:extent cx="5727700" cy="4804410"/>
+            <wp:effectExtent l="0" t="0" r="0" b="0"/>
+            <wp:docPr id="914877457" name="Picture 25"/>
+            <wp:cNvGraphicFramePr>
+              <a:graphicFrameLocks xmlns:a="http://schemas.openxmlformats.org/drawingml/2006/main" noChangeAspect="1"/>
+            </wp:cNvGraphicFramePr>
+            <a:graphic xmlns:a="http://schemas.openxmlformats.org/drawingml/2006/main">
+              <a:graphicData uri="http://schemas.openxmlformats.org/drawingml/2006/picture">
+                <pic:pic xmlns:pic="http://schemas.openxmlformats.org/drawingml/2006/picture">
+                  <pic:nvPicPr>
+                    <pic:cNvPr id="914877457" name="Picture 914877457"/>
+                    <pic:cNvPicPr/>
+                  </pic:nvPicPr>
+                  <pic:blipFill>
+                    <a:blip r:embed="rId31">
+                      <a:extLst>
+                        <a:ext uri="{28A0092B-C50C-407E-A947-70E740481C1C}">
+                          <a14:useLocalDpi xmlns:a14="http://schemas.microsoft.com/office/drawing/2010/main" val="0"/>
+                        </a:ext>
+                      </a:extLst>
+                    </a:blip>
+                    <a:stretch>
+                      <a:fillRect/>
+                    </a:stretch>
+                  </pic:blipFill>
+                  <pic:spPr>
+                    <a:xfrm>
+                      <a:off x="0" y="0"/>
+                      <a:ext cx="5727700" cy="4804410"/>
+                    </a:xfrm>
+                    <a:prstGeom prst="rect">
+                      <a:avLst/>
+                    </a:prstGeom>
+                  </pic:spPr>
+                </pic:pic>
+              </a:graphicData>
+            </a:graphic>
+          </wp:inline>
+        </w:drawing>
+      </w:r>
+    </w:p>
+    <w:p>
+      <w:pPr>
+        <w:pStyle w:val="Caption"/>
+      </w:pPr>
+      <w:bookmarkStart w:id="42" w:name="_Toc228188168"/>
+      <w:r>
+        <w:t xml:space="preserve">Figure </w:t>
+      </w:r>
+      <w:r>
+        <w:fldChar w:fldCharType="begin"/>
+      </w:r>
+      <w:r>
+        <w:instrText xml:space="preserve"> SEQ Figure \* ARABIC </w:instrText>
+      </w:r>
+      <w:r>
+        <w:fldChar w:fldCharType="separate"/>
+      </w:r>
+      <w:r>
+        <w:rPr>
+          <w:noProof/>
+        </w:rPr>
+        <w:t>20</w:t>
+      </w:r>
+      <w:r>
+        <w:fldChar w:fldCharType="end"/>
+      </w:r>
+      <w:r>
+        <w:t xml:space="preserve">: </w:t>
+      </w:r>
+      <w:r>
+        <w:t xml:space="preserve">5.1.4. </w:t>
+      </w:r>
+      <w:r>
+        <w:t xml:space="preserve">Code, </w:t>
+      </w:r>
+      <w:r>
+        <w:t>Correlation between Marital Status and Order Volume</w:t>
+      </w:r>
+      <w:bookmarkEnd w:id="42"/>
+    </w:p>
+    <w:p>
+      <w:pPr>
+        <w:rPr>
+          <w:lang w:val="en-NP"/>
+        </w:rPr>
+      </w:pPr>
+      <w:r>
+        <w:rPr>
+          <w:b/>
+          <w:bCs/>
+          <w:lang w:val="en-NP"/>
+        </w:rPr>
+        <w:t>Analysis:</w:t>
+      </w:r>
+      <w:r>
+        <w:rPr>
+          <w:lang w:val="en-NP"/>
+        </w:rPr>
+        <w:t xml:space="preserve"> By examining order totals based on marital status, we can determine which household types are most inclined toward high-frequency purchasing. This helps in refining incentive structures for either individual or family-oriented consumers.</w:t>
+      </w:r>
+    </w:p>
+    <w:p>
+      <w:pPr>
+        <w:rPr>
+          <w:lang w:val="en-NP"/>
+        </w:rPr>
+      </w:pPr>
+    </w:p>
+    <w:p>
+      <w:pPr>
+        <w:pStyle w:val="Heading2"/>
+        <w:rPr>
+          <w:lang w:val="en-NP"/>
+        </w:rPr>
+      </w:pPr>
+      <w:bookmarkStart w:id="43" w:name="_Toc228188137"/>
+      <w:r>
+        <w:rPr>
+          <w:lang w:val="en-NP"/>
+        </w:rPr>
+        <w:lastRenderedPageBreak/>
+        <w:t>5.2 Multi-Dimensional Grouped Analysis</w:t>
+      </w:r>
+      <w:bookmarkEnd w:id="43"/>
+    </w:p>
+    <w:p>
+      <w:pPr>
+        <w:keepNext/>
+      </w:pPr>
+      <w:r>
+        <w:rPr>
+          <w:noProof/>
+          <w:lang w:val="en-NP"/>
+          <w14:ligatures w14:val="standardContextual"/>
+        </w:rPr>
+        <w:drawing>
+          <wp:inline distT="0" distB="0" distL="0" distR="0" wp14:anchorId="74B65082" wp14:editId="66BAD37B">
+            <wp:extent cx="5727700" cy="2244725"/>
+            <wp:effectExtent l="0" t="0" r="0" b="3175"/>
+            <wp:docPr id="520018879" name="Picture 26"/>
+            <wp:cNvGraphicFramePr>
+              <a:graphicFrameLocks xmlns:a="http://schemas.openxmlformats.org/drawingml/2006/main" noChangeAspect="1"/>
+            </wp:cNvGraphicFramePr>
+            <a:graphic xmlns:a="http://schemas.openxmlformats.org/drawingml/2006/main">
+              <a:graphicData uri="http://schemas.openxmlformats.org/drawingml/2006/picture">
+                <pic:pic xmlns:pic="http://schemas.openxmlformats.org/drawingml/2006/picture">
+                  <pic:nvPicPr>
+                    <pic:cNvPr id="520018879" name="Picture 520018879"/>
+                    <pic:cNvPicPr/>
+                  </pic:nvPicPr>
+                  <pic:blipFill>
+                    <a:blip r:embed="rId32" cstate="print">
+                      <a:extLst>
+                        <a:ext uri="{28A0092B-C50C-407E-A947-70E740481C1C}">
+                          <a14:useLocalDpi xmlns:a14="http://schemas.microsoft.com/office/drawing/2010/main" val="0"/>
+                        </a:ext>
+                      </a:extLst>
+                    </a:blip>
+                    <a:stretch>
+                      <a:fillRect/>
+                    </a:stretch>
+                  </pic:blipFill>
+                  <pic:spPr>
+                    <a:xfrm>
+                      <a:off x="0" y="0"/>
+                      <a:ext cx="5727700" cy="2244725"/>
+                    </a:xfrm>
+                    <a:prstGeom prst="rect">
+                      <a:avLst/>
+                    </a:prstGeom>
+                  </pic:spPr>
+                </pic:pic>
+              </a:graphicData>
+            </a:graphic>
+          </wp:inline>
+        </w:drawing>
+      </w:r>
+    </w:p>
+    <w:p>
+      <w:pPr>
+        <w:pStyle w:val="Caption"/>
+      </w:pPr>
+      <w:bookmarkStart w:id="44" w:name="_Toc228188169"/>
+      <w:r>
+        <w:t xml:space="preserve">Figure </w:t>
+      </w:r>
+      <w:r>
+        <w:fldChar w:fldCharType="begin"/>
+      </w:r>
+      <w:r>
+        <w:instrText xml:space="preserve"> SEQ Figure \* ARABIC </w:instrText>
+      </w:r>
+      <w:r>
+        <w:fldChar w:fldCharType="separate"/>
+      </w:r>
+      <w:r>
+        <w:rPr>
+          <w:noProof/>
+        </w:rPr>
+        <w:t>21</w:t>
+      </w:r>
+      <w:r>
+        <w:fldChar w:fldCharType="end"/>
+      </w:r>
+      <w:r>
+        <w:t>: 5.2. Code, Grouped Analysis</w:t>
+      </w:r>
+      <w:bookmarkEnd w:id="44"/>
+    </w:p>
+    <w:p>
+      <w:pPr>
+        <w:keepNext/>
+      </w:pPr>
+      <w:r>
+        <w:rPr>
+          <w:noProof/>
+          <w:lang w:val="en-NP"/>
+          <w14:ligatures w14:val="standardContextual"/>
+        </w:rPr>
+        <w:drawing>
+          <wp:inline distT="0" distB="0" distL="0" distR="0" wp14:anchorId="57AC3640" wp14:editId="74C5E3A3">
+            <wp:extent cx="5727700" cy="3459480"/>
+            <wp:effectExtent l="0" t="0" r="0" b="0"/>
+            <wp:docPr id="498322673" name="Picture 27"/>
+            <wp:cNvGraphicFramePr>
+              <a:graphicFrameLocks xmlns:a="http://schemas.openxmlformats.org/drawingml/2006/main" noChangeAspect="1"/>
+            </wp:cNvGraphicFramePr>
+            <a:graphic xmlns:a="http://schemas.openxmlformats.org/drawingml/2006/main">
+              <a:graphicData uri="http://schemas.openxmlformats.org/drawingml/2006/picture">
+                <pic:pic xmlns:pic="http://schemas.openxmlformats.org/drawingml/2006/picture">
+                  <pic:nvPicPr>
+                    <pic:cNvPr id="498322673" name="Picture 498322673"/>
+                    <pic:cNvPicPr/>
+                  </pic:nvPicPr>
+                  <pic:blipFill>
+                    <a:blip r:embed="rId33" cstate="print">
+                      <a:extLst>
+                        <a:ext uri="{28A0092B-C50C-407E-A947-70E740481C1C}">
+                          <a14:useLocalDpi xmlns:a14="http://schemas.microsoft.com/office/drawing/2010/main" val="0"/>
+                        </a:ext>
+                      </a:extLst>
+                    </a:blip>
+                    <a:stretch>
+                      <a:fillRect/>
+                    </a:stretch>
+                  </pic:blipFill>
+                  <pic:spPr>
+                    <a:xfrm>
+                      <a:off x="0" y="0"/>
+                      <a:ext cx="5727700" cy="3459480"/>
+                    </a:xfrm>
+                    <a:prstGeom prst="rect">
+                      <a:avLst/>
+                    </a:prstGeom>
+                  </pic:spPr>
+                </pic:pic>
+              </a:graphicData>
+            </a:graphic>
+          </wp:inline>
+        </w:drawing>
+      </w:r>
+    </w:p>
+    <w:p>
+      <w:pPr>
+        <w:pStyle w:val="Caption"/>
+      </w:pPr>
+      <w:bookmarkStart w:id="45" w:name="_Toc228188170"/>
+      <w:r>
+        <w:t xml:space="preserve">Figure </w:t>
+      </w:r>
+      <w:r>
+        <w:fldChar w:fldCharType="begin"/>
+      </w:r>
+      <w:r>
+        <w:instrText xml:space="preserve"> SEQ Figure \* ARABIC </w:instrText>
+      </w:r>
+      <w:r>
+        <w:fldChar w:fldCharType="separate"/>
+      </w:r>
+      <w:r>
+        <w:rPr>
+          <w:noProof/>
+        </w:rPr>
+        <w:t>22</w:t>
+      </w:r>
+      <w:r>
+        <w:fldChar w:fldCharType="end"/>
+      </w:r>
+      <w:r>
+        <w:t xml:space="preserve">:5.2.  </w:t>
+      </w:r>
+      <w:proofErr w:type="spellStart"/>
+      <w:r>
+        <w:t>Ouput</w:t>
+      </w:r>
+      <w:bookmarkEnd w:id="45"/>
+      <w:proofErr w:type="spellEnd"/>
+    </w:p>
+    <w:p>
+      <w:pPr>
+        <w:rPr>
+          <w:lang w:val="en-NP"/>
+        </w:rPr>
+      </w:pPr>
+      <w:r>
+        <w:rPr>
+          <w:b/>
+          <w:bCs/>
+          <w:lang w:val="en-NP"/>
+        </w:rPr>
+        <w:t>Analysis:</w:t>
+      </w:r>
+    </w:p>
+    <w:p>
+      <w:pPr>
+        <w:rPr>
+          <w:lang w:val="en-NP"/>
+        </w:rPr>
+      </w:pPr>
+      <w:r>
+        <w:rPr>
+          <w:lang w:val="en-NP"/>
+        </w:rPr>
+        <w:t>A categorized assessment was conducted via pivot tables to determine average expenditure across product types and geographic zones. This analysis reveals regional nuances in consumer behavior, pinpointing which specific product categories are thriving in particular markets rather than just observing general trends.</w:t>
+      </w:r>
+    </w:p>
+    <w:p>
+      <w:pPr>
+        <w:pStyle w:val="Heading1"/>
+        <w:rPr>
+          <w:lang w:val="en-NP"/>
+        </w:rPr>
+      </w:pPr>
+      <w:bookmarkStart w:id="46" w:name="_Toc228188138"/>
+      <w:r>
+        <w:rPr>
+          <w:lang w:val="en-NP"/>
+        </w:rPr>
+        <w:lastRenderedPageBreak/>
+        <w:t>6. Formal Statistical Evaluation</w:t>
+      </w:r>
+      <w:bookmarkEnd w:id="46"/>
+    </w:p>
+    <w:p>
+      <w:pPr>
+        <w:pStyle w:val="Heading2"/>
+        <w:rPr>
+          <w:lang w:val="en-NP"/>
+        </w:rPr>
+      </w:pPr>
+      <w:bookmarkStart w:id="47" w:name="_Toc228188139"/>
+      <w:r>
+        <w:rPr>
+          <w:lang w:val="en-NP"/>
+        </w:rPr>
+        <w:t>6.1 ANOVA Methodology (Occupation vs. Spending)</w:t>
+      </w:r>
+      <w:bookmarkEnd w:id="47"/>
+    </w:p>
+    <w:p>
+      <w:pPr>
+        <w:rPr>
+          <w:lang w:val="en-NP"/>
+        </w:rPr>
+      </w:pPr>
+      <w:r>
+        <w:rPr>
+          <w:b/>
+          <w:bCs/>
+          <w:lang w:val="en-NP"/>
+        </w:rPr>
+        <w:t>Statistical Hypotheses:</w:t>
+      </w:r>
+    </w:p>
+    <w:p>
+      <w:pPr>
+        <w:numPr>
+          <w:ilvl w:val="0"/>
+          <w:numId w:val="6"/>
+        </w:numPr>
+        <w:rPr>
+          <w:lang w:val="en-NP"/>
+        </w:rPr>
+      </w:pPr>
+      <w:r>
+        <w:rPr>
+          <w:b/>
+          <w:bCs/>
+          <w:lang w:val="en-NP"/>
+        </w:rPr>
+        <w:drawing>
+          <wp:inline distT="0" distB="0" distL="0" distR="0" wp14:anchorId="7EAEDB21" wp14:editId="242D560D">
+            <wp:extent cx="233680" cy="233680"/>
+            <wp:effectExtent l="0" t="0" r="0" b="0"/>
+            <wp:docPr id="2044836371" name="Picture 16"/>
+            <wp:cNvGraphicFramePr>
+              <a:graphicFrameLocks xmlns:a="http://schemas.openxmlformats.org/drawingml/2006/main" noChangeAspect="1"/>
+            </wp:cNvGraphicFramePr>
+            <a:graphic xmlns:a="http://schemas.openxmlformats.org/drawingml/2006/main">
+              <a:graphicData uri="http://schemas.openxmlformats.org/drawingml/2006/picture">
+                <pic:pic xmlns:pic="http://schemas.openxmlformats.org/drawingml/2006/picture">
+                  <pic:nvPicPr>
+                    <pic:cNvPr id="0" name="Picture 29"/>
+                    <pic:cNvPicPr>
+                      <a:picLocks noChangeAspect="1" noChangeArrowheads="1"/>
+                    </pic:cNvPicPr>
+                  </pic:nvPicPr>
+                  <pic:blipFill>
+                    <a:blip r:embed="rId34">
+                      <a:extLst>
+                        <a:ext uri="{28A0092B-C50C-407E-A947-70E740481C1C}">
+                          <a14:useLocalDpi xmlns:a14="http://schemas.microsoft.com/office/drawing/2010/main" val="0"/>
+                        </a:ext>
+                      </a:extLst>
+                    </a:blip>
+                    <a:srcRect/>
+                    <a:stretch>
+                      <a:fillRect/>
+                    </a:stretch>
+                  </pic:blipFill>
+                  <pic:spPr bwMode="auto">
+                    <a:xfrm>
+                      <a:off x="0" y="0"/>
+                      <a:ext cx="233680" cy="233680"/>
+                    </a:xfrm>
+                    <a:prstGeom prst="rect">
+                      <a:avLst/>
+                    </a:prstGeom>
+                    <a:noFill/>
+                    <a:ln>
+                      <a:noFill/>
+                    </a:ln>
+                  </pic:spPr>
+                </pic:pic>
+              </a:graphicData>
+            </a:graphic>
+          </wp:inline>
+        </w:drawing>
+      </w:r>
+      <w:r>
+        <w:rPr>
+          <w:b/>
+          <w:bCs/>
+          <w:lang w:val="en-NP"/>
+        </w:rPr>
+        <w:t xml:space="preserve"> (Null Hypothesis):</w:t>
+      </w:r>
+      <w:r>
+        <w:rPr>
+          <w:lang w:val="en-NP"/>
+        </w:rPr>
+        <w:t xml:space="preserve"> Expenditure is uniform across all professional groups.</w:t>
+      </w:r>
+    </w:p>
+    <w:p>
+      <w:pPr>
+        <w:numPr>
+          <w:ilvl w:val="0"/>
+          <w:numId w:val="6"/>
+        </w:numPr>
+        <w:rPr>
+          <w:lang w:val="en-NP"/>
+        </w:rPr>
+      </w:pPr>
+      <w:r>
+        <w:rPr>
+          <w:lang w:val="en-NP"/>
+        </w:rPr>
+        <w:drawing>
+          <wp:inline distT="0" distB="0" distL="0" distR="0" wp14:anchorId="15196EE9" wp14:editId="0FB63661">
+            <wp:extent cx="252730" cy="233680"/>
+            <wp:effectExtent l="0" t="0" r="1270" b="0"/>
+            <wp:docPr id="1818365949" name="Picture 15"/>
+            <wp:cNvGraphicFramePr>
+              <a:graphicFrameLocks xmlns:a="http://schemas.openxmlformats.org/drawingml/2006/main" noChangeAspect="1"/>
+            </wp:cNvGraphicFramePr>
+            <a:graphic xmlns:a="http://schemas.openxmlformats.org/drawingml/2006/main">
+              <a:graphicData uri="http://schemas.openxmlformats.org/drawingml/2006/picture">
+                <pic:pic xmlns:pic="http://schemas.openxmlformats.org/drawingml/2006/picture">
+                  <pic:nvPicPr>
+                    <pic:cNvPr id="0" name="Picture 30"/>
+                    <pic:cNvPicPr>
+                      <a:picLocks noChangeAspect="1" noChangeArrowheads="1"/>
+                    </pic:cNvPicPr>
+                  </pic:nvPicPr>
+                  <pic:blipFill>
+                    <a:blip r:embed="rId35">
+                      <a:extLst>
+                        <a:ext uri="{28A0092B-C50C-407E-A947-70E740481C1C}">
+                          <a14:useLocalDpi xmlns:a14="http://schemas.microsoft.com/office/drawing/2010/main" val="0"/>
+                        </a:ext>
+                      </a:extLst>
+                    </a:blip>
+                    <a:srcRect/>
+                    <a:stretch>
+                      <a:fillRect/>
+                    </a:stretch>
+                  </pic:blipFill>
+                  <pic:spPr bwMode="auto">
+                    <a:xfrm>
+                      <a:off x="0" y="0"/>
+                      <a:ext cx="252730" cy="233680"/>
+                    </a:xfrm>
+                    <a:prstGeom prst="rect">
+                      <a:avLst/>
+                    </a:prstGeom>
+                    <a:noFill/>
+                    <a:ln>
+                      <a:noFill/>
+                    </a:ln>
+                  </pic:spPr>
+                </pic:pic>
+              </a:graphicData>
+            </a:graphic>
+          </wp:inline>
+        </w:drawing>
+      </w:r>
+      <w:r>
+        <w:rPr>
+          <w:b/>
+          <w:bCs/>
+          <w:lang w:val="en-NP"/>
+        </w:rPr>
+        <w:t xml:space="preserve"> (Alternative Hypothesis):</w:t>
+      </w:r>
+      <w:r>
+        <w:rPr>
+          <w:lang w:val="en-NP"/>
+        </w:rPr>
+        <w:t xml:space="preserve"> At least one professional group exhibits a statistically significant difference in mean spending.</w:t>
+      </w:r>
+    </w:p>
+    <w:p>
+      <w:pPr>
+        <w:keepNext/>
+      </w:pPr>
+      <w:r>
+        <w:rPr>
+          <w:noProof/>
+          <w:lang w:val="en-NP"/>
+          <w14:ligatures w14:val="standardContextual"/>
+        </w:rPr>
+        <w:drawing>
+          <wp:inline distT="0" distB="0" distL="0" distR="0" wp14:anchorId="637708D9" wp14:editId="7869D960">
+            <wp:extent cx="5727700" cy="1529715"/>
+            <wp:effectExtent l="0" t="0" r="0" b="0"/>
+            <wp:docPr id="320287653" name="Picture 28"/>
+            <wp:cNvGraphicFramePr>
+              <a:graphicFrameLocks xmlns:a="http://schemas.openxmlformats.org/drawingml/2006/main" noChangeAspect="1"/>
+            </wp:cNvGraphicFramePr>
+            <a:graphic xmlns:a="http://schemas.openxmlformats.org/drawingml/2006/main">
+              <a:graphicData uri="http://schemas.openxmlformats.org/drawingml/2006/picture">
+                <pic:pic xmlns:pic="http://schemas.openxmlformats.org/drawingml/2006/picture">
+                  <pic:nvPicPr>
+                    <pic:cNvPr id="320287653" name="Picture 320287653"/>
+                    <pic:cNvPicPr/>
+                  </pic:nvPicPr>
+                  <pic:blipFill>
+                    <a:blip r:embed="rId36" cstate="print">
+                      <a:extLst>
+                        <a:ext uri="{28A0092B-C50C-407E-A947-70E740481C1C}">
+                          <a14:useLocalDpi xmlns:a14="http://schemas.microsoft.com/office/drawing/2010/main" val="0"/>
+                        </a:ext>
+                      </a:extLst>
+                    </a:blip>
+                    <a:stretch>
+                      <a:fillRect/>
+                    </a:stretch>
+                  </pic:blipFill>
+                  <pic:spPr>
+                    <a:xfrm>
+                      <a:off x="0" y="0"/>
+                      <a:ext cx="5727700" cy="1529715"/>
+                    </a:xfrm>
+                    <a:prstGeom prst="rect">
+                      <a:avLst/>
+                    </a:prstGeom>
+                  </pic:spPr>
+                </pic:pic>
+              </a:graphicData>
+            </a:graphic>
+          </wp:inline>
+        </w:drawing>
+      </w:r>
+    </w:p>
+    <w:p>
+      <w:pPr>
+        <w:pStyle w:val="Caption"/>
+      </w:pPr>
+      <w:bookmarkStart w:id="48" w:name="_Toc228188171"/>
+      <w:r>
+        <w:t xml:space="preserve">Figure </w:t>
+      </w:r>
+      <w:r>
+        <w:fldChar w:fldCharType="begin"/>
+      </w:r>
+      <w:r>
+        <w:instrText xml:space="preserve"> SEQ Figure \* ARABIC </w:instrText>
+      </w:r>
+      <w:r>
+        <w:fldChar w:fldCharType="separate"/>
+      </w:r>
+      <w:r>
+        <w:rPr>
+          <w:noProof/>
+        </w:rPr>
+        <w:t>23</w:t>
+      </w:r>
+      <w:r>
+        <w:fldChar w:fldCharType="end"/>
+      </w:r>
+      <w:r>
+        <w:t>: 6.1. Code, Anoa Methodology</w:t>
+      </w:r>
+      <w:bookmarkEnd w:id="48"/>
+    </w:p>
+    <w:p>
+      <w:pPr>
+        <w:keepNext/>
+      </w:pPr>
+      <w:r>
+        <w:rPr>
+          <w:noProof/>
+          <w:lang w:val="en-NP"/>
+          <w14:ligatures w14:val="standardContextual"/>
+        </w:rPr>
+        <w:drawing>
+          <wp:inline distT="0" distB="0" distL="0" distR="0" wp14:anchorId="75863F18" wp14:editId="6BB91798">
+            <wp:extent cx="5727700" cy="391160"/>
+            <wp:effectExtent l="0" t="0" r="0" b="2540"/>
+            <wp:docPr id="2023771009" name="Picture 29"/>
+            <wp:cNvGraphicFramePr>
+              <a:graphicFrameLocks xmlns:a="http://schemas.openxmlformats.org/drawingml/2006/main" noChangeAspect="1"/>
+            </wp:cNvGraphicFramePr>
+            <a:graphic xmlns:a="http://schemas.openxmlformats.org/drawingml/2006/main">
+              <a:graphicData uri="http://schemas.openxmlformats.org/drawingml/2006/picture">
+                <pic:pic xmlns:pic="http://schemas.openxmlformats.org/drawingml/2006/picture">
+                  <pic:nvPicPr>
+                    <pic:cNvPr id="2023771009" name="Picture 2023771009"/>
+                    <pic:cNvPicPr/>
+                  </pic:nvPicPr>
+                  <pic:blipFill>
+                    <a:blip r:embed="rId37" cstate="print">
+                      <a:extLst>
+                        <a:ext uri="{28A0092B-C50C-407E-A947-70E740481C1C}">
+                          <a14:useLocalDpi xmlns:a14="http://schemas.microsoft.com/office/drawing/2010/main" val="0"/>
+                        </a:ext>
+                      </a:extLst>
+                    </a:blip>
+                    <a:stretch>
+                      <a:fillRect/>
+                    </a:stretch>
+                  </pic:blipFill>
+                  <pic:spPr>
+                    <a:xfrm>
+                      <a:off x="0" y="0"/>
+                      <a:ext cx="5727700" cy="391160"/>
+                    </a:xfrm>
+                    <a:prstGeom prst="rect">
+                      <a:avLst/>
+                    </a:prstGeom>
+                  </pic:spPr>
+                </pic:pic>
+              </a:graphicData>
+            </a:graphic>
+          </wp:inline>
+        </w:drawing>
+      </w:r>
+    </w:p>
+    <w:p>
+      <w:pPr>
+        <w:pStyle w:val="Caption"/>
+        <w:rPr>
+          <w:lang w:val="en-NP"/>
+        </w:rPr>
+      </w:pPr>
+      <w:bookmarkStart w:id="49" w:name="_Toc228188172"/>
+      <w:r>
+        <w:t xml:space="preserve">Figure </w:t>
+      </w:r>
+      <w:r>
+        <w:fldChar w:fldCharType="begin"/>
+      </w:r>
+      <w:r>
+        <w:instrText xml:space="preserve"> SEQ Figure \* ARABIC </w:instrText>
+      </w:r>
+      <w:r>
+        <w:fldChar w:fldCharType="separate"/>
+      </w:r>
+      <w:r>
+        <w:rPr>
+          <w:noProof/>
+        </w:rPr>
+        <w:t>24</w:t>
+      </w:r>
+      <w:r>
+        <w:fldChar w:fldCharType="end"/>
+      </w:r>
+      <w:r>
+        <w:t>: 6.1. Output</w:t>
+      </w:r>
+      <w:r>
+        <w:rPr>
+          <w:noProof/>
+        </w:rPr>
+        <w:t>, Anoa Methodology</w:t>
+      </w:r>
+      <w:bookmarkEnd w:id="49"/>
+    </w:p>
+    <w:p>
+      <w:pPr>
+        <w:rPr>
+          <w:lang w:val="en-NP"/>
+        </w:rPr>
+      </w:pPr>
+      <w:r>
+        <w:rPr>
+          <w:b/>
+          <w:bCs/>
+          <w:lang w:val="en-NP"/>
+        </w:rPr>
+        <w:t>Analysis:</w:t>
+      </w:r>
+    </w:p>
+    <w:p>
+      <w:pPr>
+        <w:rPr>
+          <w:lang w:val="en-NP"/>
+        </w:rPr>
+      </w:pPr>
+      <w:r>
+        <w:rPr>
+          <w:lang w:val="en-NP"/>
+        </w:rPr>
+        <w:t>A One-Way ANOVA test was utilized to investigate if professional background influences purchasing behavior. By analyzing variance within and between groups, we determine if the p-value meets the 0.05 threshold. Reaching this level of significance allows us to conclude that occupation is a substantial factor in determining spending levels.</w:t>
+      </w:r>
+    </w:p>
+    <w:p>
+      <w:pPr>
+        <w:rPr>
+          <w:lang w:val="en-NP"/>
+        </w:rPr>
+      </w:pPr>
+    </w:p>
+    <w:p>
+      <w:pPr>
+        <w:rPr>
+          <w:lang w:val="en-NP"/>
+        </w:rPr>
+      </w:pPr>
+    </w:p>
+    <w:p>
+      <w:pPr>
+        <w:rPr>
+          <w:lang w:val="en-NP"/>
+        </w:rPr>
+      </w:pPr>
+    </w:p>
+    <w:p>
+      <w:pPr>
+        <w:rPr>
+          <w:lang w:val="en-NP"/>
+        </w:rPr>
+      </w:pPr>
+    </w:p>
+    <w:p>
+      <w:pPr>
+        <w:rPr>
+          <w:lang w:val="en-NP"/>
+        </w:rPr>
+      </w:pPr>
+    </w:p>
+    <w:p>
+      <w:pPr>
+        <w:rPr>
+          <w:lang w:val="en-NP"/>
+        </w:rPr>
+      </w:pPr>
+    </w:p>
+    <w:p>
+      <w:pPr>
+        <w:rPr>
+          <w:lang w:val="en-NP"/>
+        </w:rPr>
+      </w:pPr>
+    </w:p>
+    <w:p>
+      <w:pPr>
+        <w:rPr>
+          <w:lang w:val="en-NP"/>
+        </w:rPr>
+      </w:pPr>
+    </w:p>
+    <w:p>
+      <w:pPr>
+        <w:rPr>
+          <w:lang w:val="en-NP"/>
+        </w:rPr>
+      </w:pPr>
+    </w:p>
+    <w:p>
+      <w:pPr>
+        <w:pStyle w:val="Heading2"/>
+        <w:rPr>
+          <w:lang w:val="en-NP"/>
+        </w:rPr>
+      </w:pPr>
+      <w:bookmarkStart w:id="50" w:name="_Toc228188140"/>
+      <w:r>
+        <w:rPr>
+          <w:lang w:val="en-NP"/>
+        </w:rPr>
+        <w:lastRenderedPageBreak/>
+        <w:t xml:space="preserve">6.2 Chi-Square </w:t>
+      </w:r>
+      <w:r>
+        <w:rPr>
+          <w:lang w:val="en-NP"/>
+        </w:rPr>
+        <w:t>Test</w:t>
+      </w:r>
+      <w:r>
+        <w:rPr>
+          <w:lang w:val="en-NP"/>
+        </w:rPr>
+        <w:t xml:space="preserve"> (Categories vs. Geography)</w:t>
+      </w:r>
+      <w:bookmarkEnd w:id="50"/>
+    </w:p>
+    <w:p>
+      <w:pPr>
+        <w:rPr>
+          <w:lang w:val="en-NP"/>
+        </w:rPr>
+      </w:pPr>
+      <w:r>
+        <w:rPr>
+          <w:b/>
+          <w:bCs/>
+          <w:lang w:val="en-NP"/>
+        </w:rPr>
+        <w:t>Statistical Hypotheses:</w:t>
+      </w:r>
+    </w:p>
+    <w:p>
+      <w:pPr>
+        <w:numPr>
+          <w:ilvl w:val="0"/>
+          <w:numId w:val="7"/>
+        </w:numPr>
+        <w:rPr>
+          <w:lang w:val="en-NP"/>
+        </w:rPr>
+      </w:pPr>
+      <w:r>
+        <w:rPr>
+          <w:b/>
+          <w:bCs/>
+          <w:lang w:val="en-NP"/>
+        </w:rPr>
+        <w:drawing>
+          <wp:inline distT="0" distB="0" distL="0" distR="0" wp14:anchorId="0BC0A61B" wp14:editId="14B190A3">
+            <wp:extent cx="233680" cy="233680"/>
+            <wp:effectExtent l="0" t="0" r="0" b="0"/>
+            <wp:docPr id="1788603079" name="Picture 14"/>
+            <wp:cNvGraphicFramePr>
+              <a:graphicFrameLocks xmlns:a="http://schemas.openxmlformats.org/drawingml/2006/main" noChangeAspect="1"/>
+            </wp:cNvGraphicFramePr>
+            <a:graphic xmlns:a="http://schemas.openxmlformats.org/drawingml/2006/main">
+              <a:graphicData uri="http://schemas.openxmlformats.org/drawingml/2006/picture">
+                <pic:pic xmlns:pic="http://schemas.openxmlformats.org/drawingml/2006/picture">
+                  <pic:nvPicPr>
+                    <pic:cNvPr id="0" name="Picture 31"/>
+                    <pic:cNvPicPr>
+                      <a:picLocks noChangeAspect="1" noChangeArrowheads="1"/>
+                    </pic:cNvPicPr>
+                  </pic:nvPicPr>
+                  <pic:blipFill>
+                    <a:blip r:embed="rId34">
+                      <a:extLst>
+                        <a:ext uri="{28A0092B-C50C-407E-A947-70E740481C1C}">
+                          <a14:useLocalDpi xmlns:a14="http://schemas.microsoft.com/office/drawing/2010/main" val="0"/>
+                        </a:ext>
+                      </a:extLst>
+                    </a:blip>
+                    <a:srcRect/>
+                    <a:stretch>
+                      <a:fillRect/>
+                    </a:stretch>
+                  </pic:blipFill>
+                  <pic:spPr bwMode="auto">
+                    <a:xfrm>
+                      <a:off x="0" y="0"/>
+                      <a:ext cx="233680" cy="233680"/>
+                    </a:xfrm>
+                    <a:prstGeom prst="rect">
+                      <a:avLst/>
+                    </a:prstGeom>
+                    <a:noFill/>
+                    <a:ln>
+                      <a:noFill/>
+                    </a:ln>
+                  </pic:spPr>
+                </pic:pic>
+              </a:graphicData>
+            </a:graphic>
+          </wp:inline>
+        </w:drawing>
+      </w:r>
+      <w:r>
+        <w:rPr>
+          <w:b/>
+          <w:bCs/>
+          <w:lang w:val="en-NP"/>
+        </w:rPr>
+        <w:t xml:space="preserve"> (Null Hypothesis):</w:t>
+      </w:r>
+      <w:r>
+        <w:rPr>
+          <w:lang w:val="en-NP"/>
+        </w:rPr>
+        <w:t xml:space="preserve"> Product preferences are independent of geographic zone.</w:t>
+      </w:r>
+    </w:p>
+    <w:p>
+      <w:pPr>
+        <w:numPr>
+          <w:ilvl w:val="0"/>
+          <w:numId w:val="7"/>
+        </w:numPr>
+        <w:rPr>
+          <w:lang w:val="en-NP"/>
+        </w:rPr>
+      </w:pPr>
+      <w:r>
+        <w:rPr>
+          <w:lang w:val="en-NP"/>
+        </w:rPr>
+        <w:drawing>
+          <wp:inline distT="0" distB="0" distL="0" distR="0" wp14:anchorId="78B11BE4" wp14:editId="2AFE93E4">
+            <wp:extent cx="252730" cy="233680"/>
+            <wp:effectExtent l="0" t="0" r="1270" b="0"/>
+            <wp:docPr id="820308045" name="Picture 13"/>
+            <wp:cNvGraphicFramePr>
+              <a:graphicFrameLocks xmlns:a="http://schemas.openxmlformats.org/drawingml/2006/main" noChangeAspect="1"/>
+            </wp:cNvGraphicFramePr>
+            <a:graphic xmlns:a="http://schemas.openxmlformats.org/drawingml/2006/main">
+              <a:graphicData uri="http://schemas.openxmlformats.org/drawingml/2006/picture">
+                <pic:pic xmlns:pic="http://schemas.openxmlformats.org/drawingml/2006/picture">
+                  <pic:nvPicPr>
+                    <pic:cNvPr id="0" name="Picture 32"/>
+                    <pic:cNvPicPr>
+                      <a:picLocks noChangeAspect="1" noChangeArrowheads="1"/>
+                    </pic:cNvPicPr>
+                  </pic:nvPicPr>
+                  <pic:blipFill>
+                    <a:blip r:embed="rId35">
+                      <a:extLst>
+                        <a:ext uri="{28A0092B-C50C-407E-A947-70E740481C1C}">
+                          <a14:useLocalDpi xmlns:a14="http://schemas.microsoft.com/office/drawing/2010/main" val="0"/>
+                        </a:ext>
+                      </a:extLst>
+                    </a:blip>
+                    <a:srcRect/>
+                    <a:stretch>
+                      <a:fillRect/>
+                    </a:stretch>
+                  </pic:blipFill>
+                  <pic:spPr bwMode="auto">
+                    <a:xfrm>
+                      <a:off x="0" y="0"/>
+                      <a:ext cx="252730" cy="233680"/>
+                    </a:xfrm>
+                    <a:prstGeom prst="rect">
+                      <a:avLst/>
+                    </a:prstGeom>
+                    <a:noFill/>
+                    <a:ln>
+                      <a:noFill/>
+                    </a:ln>
+                  </pic:spPr>
+                </pic:pic>
+              </a:graphicData>
+            </a:graphic>
+          </wp:inline>
+        </w:drawing>
+      </w:r>
+      <w:r>
+        <w:rPr>
+          <w:b/>
+          <w:bCs/>
+          <w:lang w:val="en-NP"/>
+        </w:rPr>
+        <w:t xml:space="preserve"> (Alternative Hypothesis):</w:t>
+      </w:r>
+      <w:r>
+        <w:rPr>
+          <w:lang w:val="en-NP"/>
+        </w:rPr>
+        <w:t xml:space="preserve"> A significant correlation exists between product categories and geographic locations.</w:t>
+      </w:r>
+    </w:p>
+    <w:p>
+      <w:pPr>
+        <w:keepNext/>
+      </w:pPr>
+      <w:r>
+        <w:rPr>
+          <w:b/>
+          <w:bCs/>
+          <w:noProof/>
+          <w:lang w:val="en-NP"/>
+          <w14:ligatures w14:val="standardContextual"/>
+        </w:rPr>
+        <w:drawing>
+          <wp:inline distT="0" distB="0" distL="0" distR="0" wp14:anchorId="67B48E4B" wp14:editId="27E51C3B">
+            <wp:extent cx="5727700" cy="1864360"/>
+            <wp:effectExtent l="0" t="0" r="0" b="2540"/>
+            <wp:docPr id="1423414603" name="Picture 32"/>
+            <wp:cNvGraphicFramePr>
+              <a:graphicFrameLocks xmlns:a="http://schemas.openxmlformats.org/drawingml/2006/main" noChangeAspect="1"/>
+            </wp:cNvGraphicFramePr>
+            <a:graphic xmlns:a="http://schemas.openxmlformats.org/drawingml/2006/main">
+              <a:graphicData uri="http://schemas.openxmlformats.org/drawingml/2006/picture">
+                <pic:pic xmlns:pic="http://schemas.openxmlformats.org/drawingml/2006/picture">
+                  <pic:nvPicPr>
+                    <pic:cNvPr id="1423414603" name="Picture 32"/>
+                    <pic:cNvPicPr/>
+                  </pic:nvPicPr>
+                  <pic:blipFill>
+                    <a:blip r:embed="rId38" cstate="print">
+                      <a:extLst>
+                        <a:ext uri="{28A0092B-C50C-407E-A947-70E740481C1C}">
+                          <a14:useLocalDpi xmlns:a14="http://schemas.microsoft.com/office/drawing/2010/main" val="0"/>
+                        </a:ext>
+                      </a:extLst>
+                    </a:blip>
+                    <a:stretch>
+                      <a:fillRect/>
+                    </a:stretch>
+                  </pic:blipFill>
+                  <pic:spPr>
+                    <a:xfrm>
+                      <a:off x="0" y="0"/>
+                      <a:ext cx="5727700" cy="1864360"/>
+                    </a:xfrm>
+                    <a:prstGeom prst="rect">
+                      <a:avLst/>
+                    </a:prstGeom>
+                  </pic:spPr>
+                </pic:pic>
+              </a:graphicData>
+            </a:graphic>
+          </wp:inline>
+        </w:drawing>
+      </w:r>
+    </w:p>
+    <w:p>
+      <w:pPr>
+        <w:pStyle w:val="Caption"/>
+      </w:pPr>
+      <w:bookmarkStart w:id="51" w:name="_Toc228188173"/>
+      <w:r>
+        <w:t xml:space="preserve">Figure </w:t>
+      </w:r>
+      <w:r>
+        <w:fldChar w:fldCharType="begin"/>
+      </w:r>
+      <w:r>
+        <w:instrText xml:space="preserve"> SEQ Figure \* ARABIC </w:instrText>
+      </w:r>
+      <w:r>
+        <w:fldChar w:fldCharType="separate"/>
+      </w:r>
+      <w:r>
+        <w:rPr>
+          <w:noProof/>
+        </w:rPr>
+        <w:t>25</w:t>
+      </w:r>
+      <w:r>
+        <w:fldChar w:fldCharType="end"/>
+      </w:r>
+      <w:r>
+        <w:t>: Code, Chi-Square Test</w:t>
+      </w:r>
+      <w:bookmarkEnd w:id="51"/>
+    </w:p>
+    <w:p>
+      <w:pPr>
+        <w:keepNext/>
+      </w:pPr>
+      <w:r>
+        <w:rPr>
+          <w:b/>
+          <w:bCs/>
+          <w:noProof/>
+          <w:lang w:val="en-NP"/>
+          <w14:ligatures w14:val="standardContextual"/>
+        </w:rPr>
+        <w:drawing>
+          <wp:inline distT="0" distB="0" distL="0" distR="0" wp14:anchorId="542DD182" wp14:editId="3C8C8300">
+            <wp:extent cx="5727700" cy="422275"/>
+            <wp:effectExtent l="0" t="0" r="0" b="0"/>
+            <wp:docPr id="639246581" name="Picture 31"/>
+            <wp:cNvGraphicFramePr>
+              <a:graphicFrameLocks xmlns:a="http://schemas.openxmlformats.org/drawingml/2006/main" noChangeAspect="1"/>
+            </wp:cNvGraphicFramePr>
+            <a:graphic xmlns:a="http://schemas.openxmlformats.org/drawingml/2006/main">
+              <a:graphicData uri="http://schemas.openxmlformats.org/drawingml/2006/picture">
+                <pic:pic xmlns:pic="http://schemas.openxmlformats.org/drawingml/2006/picture">
+                  <pic:nvPicPr>
+                    <pic:cNvPr id="639246581" name="Picture 639246581"/>
+                    <pic:cNvPicPr/>
+                  </pic:nvPicPr>
+                  <pic:blipFill>
+                    <a:blip r:embed="rId39" cstate="print">
+                      <a:extLst>
+                        <a:ext uri="{28A0092B-C50C-407E-A947-70E740481C1C}">
+                          <a14:useLocalDpi xmlns:a14="http://schemas.microsoft.com/office/drawing/2010/main" val="0"/>
+                        </a:ext>
+                      </a:extLst>
+                    </a:blip>
+                    <a:stretch>
+                      <a:fillRect/>
+                    </a:stretch>
+                  </pic:blipFill>
+                  <pic:spPr>
+                    <a:xfrm>
+                      <a:off x="0" y="0"/>
+                      <a:ext cx="5727700" cy="422275"/>
+                    </a:xfrm>
+                    <a:prstGeom prst="rect">
+                      <a:avLst/>
+                    </a:prstGeom>
+                  </pic:spPr>
+                </pic:pic>
+              </a:graphicData>
+            </a:graphic>
+          </wp:inline>
+        </w:drawing>
+      </w:r>
+    </w:p>
+    <w:p>
+      <w:pPr>
+        <w:pStyle w:val="Caption"/>
+      </w:pPr>
+      <w:bookmarkStart w:id="52" w:name="_Toc228188174"/>
+      <w:r>
+        <w:t xml:space="preserve">Figure </w:t>
+      </w:r>
+      <w:r>
+        <w:fldChar w:fldCharType="begin"/>
+      </w:r>
+      <w:r>
+        <w:instrText xml:space="preserve"> SEQ Figure \* ARABIC </w:instrText>
+      </w:r>
+      <w:r>
+        <w:fldChar w:fldCharType="separate"/>
+      </w:r>
+      <w:r>
+        <w:rPr>
+          <w:noProof/>
+        </w:rPr>
+        <w:t>26</w:t>
+      </w:r>
+      <w:r>
+        <w:fldChar w:fldCharType="end"/>
+      </w:r>
+      <w:r>
+        <w:t>: Output, Chi-Square</w:t>
+      </w:r>
+      <w:bookmarkEnd w:id="52"/>
+    </w:p>
+    <w:p>
+      <w:pPr>
+        <w:rPr>
+          <w:lang w:val="en-NP"/>
+        </w:rPr>
+      </w:pPr>
+      <w:r>
+        <w:rPr>
+          <w:b/>
+          <w:bCs/>
+          <w:lang w:val="en-NP"/>
+        </w:rPr>
+        <w:t>Analysis:</w:t>
+      </w:r>
+    </w:p>
+    <w:p>
+      <w:pPr>
+        <w:rPr>
+          <w:lang w:val="en-NP"/>
+        </w:rPr>
+      </w:pPr>
+      <w:r>
+        <w:rPr>
+          <w:lang w:val="en-NP"/>
+        </w:rPr>
+        <w:t>The Chi-Square test of independence was employed to determine if regionality affects product selection. By constructing contingency tables to measure frequency distribution, we evaluate the resulting p-value. If significant, the findings confirm that specific geographic zones exhibit distinct preferences for certain merchandise.</w:t>
+      </w:r>
+    </w:p>
+    <w:p>
+      <w:pPr>
+        <w:rPr>
+          <w:lang w:val="en-NP"/>
+        </w:rPr>
+      </w:pPr>
+    </w:p>
+    <w:p>
+      <w:pPr>
+        <w:rPr>
+          <w:lang w:val="en-NP"/>
+        </w:rPr>
+      </w:pPr>
+    </w:p>
+    <w:p>
+      <w:pPr>
+        <w:rPr>
+          <w:lang w:val="en-NP"/>
+        </w:rPr>
+      </w:pPr>
+    </w:p>
+    <w:p>
+      <w:pPr>
+        <w:rPr>
+          <w:lang w:val="en-NP"/>
+        </w:rPr>
+      </w:pPr>
+    </w:p>
+    <w:p>
+      <w:pPr>
+        <w:rPr>
+          <w:lang w:val="en-NP"/>
+        </w:rPr>
+      </w:pPr>
+    </w:p>
+    <w:p>
+      <w:pPr>
+        <w:rPr>
+          <w:lang w:val="en-NP"/>
+        </w:rPr>
+      </w:pPr>
+    </w:p>
+    <w:p>
+      <w:pPr>
+        <w:rPr>
+          <w:lang w:val="en-NP"/>
+        </w:rPr>
+      </w:pPr>
+    </w:p>
+    <w:p>
+      <w:pPr>
+        <w:rPr>
+          <w:lang w:val="en-NP"/>
+        </w:rPr>
+      </w:pPr>
+    </w:p>
+    <w:p>
+      <w:pPr>
+        <w:pStyle w:val="Heading1"/>
+        <w:rPr>
+          <w:lang w:val="en-NP"/>
+        </w:rPr>
+      </w:pPr>
+      <w:bookmarkStart w:id="53" w:name="_Toc228188141"/>
+      <w:r>
+        <w:rPr>
+          <w:lang w:val="en-NP"/>
+        </w:rPr>
+        <w:lastRenderedPageBreak/>
+        <w:t>7. Conclu</w:t>
+      </w:r>
+      <w:r>
+        <w:rPr>
+          <w:lang w:val="en-NP"/>
+        </w:rPr>
+        <w:t>sion</w:t>
+      </w:r>
+      <w:bookmarkEnd w:id="53"/>
+    </w:p>
+    <w:p>
+      <w:pPr>
+        <w:rPr>
+          <w:lang w:val="en-NP"/>
+        </w:rPr>
+      </w:pPr>
+      <w:r>
+        <w:rPr>
+          <w:lang w:val="en-NP"/>
+        </w:rPr>
+        <w:t>This analysis has successfully converted complex transaction data into strategic insights regarding sales performance.</w:t>
+      </w:r>
+    </w:p>
+    <w:p>
+      <w:pPr>
+        <w:rPr>
+          <w:lang w:val="en-NP"/>
+        </w:rPr>
+      </w:pPr>
+      <w:r>
+        <w:rPr>
+          <w:lang w:val="en-NP"/>
+        </w:rPr>
+        <w:t>Through data refinement, we identified key patterns including high-performing regions, gender-based preferences, and purchasing power across age groups. These findings highlight the most profitable markets and demographic segments for the organization.</w:t>
+      </w:r>
+    </w:p>
+    <w:p>
+      <w:pPr>
+        <w:rPr>
+          <w:lang w:val="en-NP"/>
+        </w:rPr>
+      </w:pPr>
+      <w:r>
+        <w:rPr>
+          <w:lang w:val="en-NP"/>
+        </w:rPr>
+        <w:t>Ultimately, these visual trends were corroborated by formal statistical evidence. The ANOVA and Chi-Square tests validated the significant roles that occupation and geography play in consumer behavior. These empirical results provide a robust foundation for optimizing inventory, targeting key audiences, and enhancing regional marketing strategies for upcoming seasons.</w:t>
+      </w:r>
+    </w:p>
+    <w:p>
+      <w:pPr>
+        <w:rPr>
+          <w:lang w:val="en-NP"/>
+        </w:rPr>
+      </w:pPr>
+    </w:p>
+    <w:p/>
     <w:sectPr>
-      <w:headerReference w:type="default" r:id="rId20"/>
-      <w:footerReference w:type="default" r:id="rId21"/>
-      <w:footerReference w:type="first" r:id="rId22"/>
+      <w:headerReference w:type="default" r:id="rId40"/>
+      <w:footerReference w:type="default" r:id="rId41"/>
+      <w:footerReference w:type="first" r:id="rId42"/>
       <w:pgSz w:w="11900" w:h="16840"/>
       <w:pgMar w:top="1440" w:right="1440" w:bottom="1440" w:left="1440" w:header="720" w:footer="720" w:gutter="0"/>
       <w:pgNumType w:start="1"/>
@@ -7622,9 +13130,9 @@
 <file path=word/numbering.xml><?xml version="1.0" encoding="utf-8"?>
 <w:numbering xmlns:wpc="http://schemas.microsoft.com/office/word/2010/wordprocessingCanvas" xmlns:cx="http://schemas.microsoft.com/office/drawing/2014/chartex" xmlns:cx1="http://schemas.microsoft.com/office/drawing/2015/9/8/chartex" xmlns:cx2="http://schemas.microsoft.com/office/drawing/2015/10/21/chartex" xmlns:cx3="http://schemas.microsoft.com/office/drawing/2016/5/9/chartex" xmlns:cx4="http://schemas.microsoft.com/office/drawing/2016/5/10/chartex" xmlns:cx5="http://schemas.microsoft.com/office/drawing/2016/5/11/chartex" xmlns:cx6="http://schemas.microsoft.com/office/drawing/2016/5/12/chartex" xmlns:cx7="http://schemas.microsoft.com/office/drawing/2016/5/13/chartex" xmlns:cx8="http://schemas.microsoft.com/office/drawing/2016/5/14/chartex" xmlns:mc="http://schemas.openxmlformats.org/markup-compatibility/2006" xmlns:aink="http://schemas.microsoft.com/office/drawing/2016/ink" xmlns:am3d="http://schemas.microsoft.com/office/drawing/2017/model3d" xmlns:o="urn:schemas-microsoft-com:office:office" xmlns:oel="http://schemas.microsoft.com/office/2019/extlst" xmlns:r="http://schemas.openxmlformats.org/officeDocument/2006/relationships" xmlns:m="http://schemas.openxmlformats.org/officeDocument/2006/math" xmlns:v="urn:schemas-microsoft-com:vml" xmlns:wp14="http://schemas.microsoft.com/office/word/2010/wordprocessingDrawing" xmlns:wp="http://schemas.openxmlformats.org/drawingml/2006/wordprocessingDrawing" xmlns:w10="urn:schemas-microsoft-com:office:word" xmlns:w="http://schemas.openxmlformats.org/wordprocessingml/2006/main" xmlns:w14="http://schemas.microsoft.com/office/word/2010/wordml" xmlns:w15="http://schemas.microsoft.com/office/word/2012/wordml" xmlns:w16cex="http://schemas.microsoft.com/office/word/2018/wordml/cex" xmlns:w16cid="http://schemas.microsoft.com/office/word/2016/wordml/cid" xmlns:w16="http://schemas.microsoft.com/office/word/2018/wordml" xmlns:w16du="http://schemas.microsoft.com/office/word/2023/wordml/word16du" xmlns:w16sdtdh="http://schemas.microsoft.com/office/word/2020/wordml/sdtdatahash" xmlns:w16sdtfl="http://schemas.microsoft.com/office/word/2024/wordml/sdtformatlock" xmlns:w16se="http://schemas.microsoft.com/office/word/2015/wordml/symex" xmlns:wpg="http://schemas.microsoft.com/office/word/2010/wordprocessingGroup" xmlns:wpi="http://schemas.microsoft.com/office/word/2010/wordprocessingInk" xmlns:wne="http://schemas.microsoft.com/office/word/2006/wordml" xmlns:wps="http://schemas.microsoft.com/office/word/2010/wordprocessingShape" mc:Ignorable="w14 w15 w16se w16cid w16 w16cex w16sdtdh w16sdtfl w16du wp14">
   <w:abstractNum w:abstractNumId="0" w15:restartNumberingAfterBreak="0">
-    <w:nsid w:val="0C7A4EB5"/>
+    <w:nsid w:val="074E7674"/>
     <w:multiLevelType w:val="multilevel"/>
-    <w:tmpl w:val="7772EA2E"/>
+    <w:tmpl w:val="18D06C5E"/>
     <w:lvl w:ilvl="0">
       <w:start w:val="1"/>
       <w:numFmt w:val="bullet"/>
@@ -7771,6 +13279,602 @@
     </w:lvl>
   </w:abstractNum>
   <w:abstractNum w:abstractNumId="1" w15:restartNumberingAfterBreak="0">
+    <w:nsid w:val="0C7A4EB5"/>
+    <w:multiLevelType w:val="multilevel"/>
+    <w:tmpl w:val="7772EA2E"/>
+    <w:lvl w:ilvl="0">
+      <w:start w:val="1"/>
+      <w:numFmt w:val="bullet"/>
+      <w:lvlText w:val=""/>
+      <w:lvlJc w:val="left"/>
+      <w:pPr>
+        <w:tabs>
+          <w:tab w:val="num" w:pos="720"/>
+        </w:tabs>
+        <w:ind w:left="720" w:hanging="360"/>
+      </w:pPr>
+      <w:rPr>
+        <w:rFonts w:ascii="Symbol" w:hAnsi="Symbol" w:hint="default"/>
+        <w:sz w:val="20"/>
+      </w:rPr>
+    </w:lvl>
+    <w:lvl w:ilvl="1" w:tentative="1">
+      <w:start w:val="1"/>
+      <w:numFmt w:val="bullet"/>
+      <w:lvlText w:val="o"/>
+      <w:lvlJc w:val="left"/>
+      <w:pPr>
+        <w:tabs>
+          <w:tab w:val="num" w:pos="1440"/>
+        </w:tabs>
+        <w:ind w:left="1440" w:hanging="360"/>
+      </w:pPr>
+      <w:rPr>
+        <w:rFonts w:ascii="Courier New" w:hAnsi="Courier New" w:hint="default"/>
+        <w:sz w:val="20"/>
+      </w:rPr>
+    </w:lvl>
+    <w:lvl w:ilvl="2" w:tentative="1">
+      <w:start w:val="1"/>
+      <w:numFmt w:val="bullet"/>
+      <w:lvlText w:val=""/>
+      <w:lvlJc w:val="left"/>
+      <w:pPr>
+        <w:tabs>
+          <w:tab w:val="num" w:pos="2160"/>
+        </w:tabs>
+        <w:ind w:left="2160" w:hanging="360"/>
+      </w:pPr>
+      <w:rPr>
+        <w:rFonts w:ascii="Wingdings" w:hAnsi="Wingdings" w:hint="default"/>
+        <w:sz w:val="20"/>
+      </w:rPr>
+    </w:lvl>
+    <w:lvl w:ilvl="3" w:tentative="1">
+      <w:start w:val="1"/>
+      <w:numFmt w:val="bullet"/>
+      <w:lvlText w:val=""/>
+      <w:lvlJc w:val="left"/>
+      <w:pPr>
+        <w:tabs>
+          <w:tab w:val="num" w:pos="2880"/>
+        </w:tabs>
+        <w:ind w:left="2880" w:hanging="360"/>
+      </w:pPr>
+      <w:rPr>
+        <w:rFonts w:ascii="Wingdings" w:hAnsi="Wingdings" w:hint="default"/>
+        <w:sz w:val="20"/>
+      </w:rPr>
+    </w:lvl>
+    <w:lvl w:ilvl="4" w:tentative="1">
+      <w:start w:val="1"/>
+      <w:numFmt w:val="bullet"/>
+      <w:lvlText w:val=""/>
+      <w:lvlJc w:val="left"/>
+      <w:pPr>
+        <w:tabs>
+          <w:tab w:val="num" w:pos="3600"/>
+        </w:tabs>
+        <w:ind w:left="3600" w:hanging="360"/>
+      </w:pPr>
+      <w:rPr>
+        <w:rFonts w:ascii="Wingdings" w:hAnsi="Wingdings" w:hint="default"/>
+        <w:sz w:val="20"/>
+      </w:rPr>
+    </w:lvl>
+    <w:lvl w:ilvl="5" w:tentative="1">
+      <w:start w:val="1"/>
+      <w:numFmt w:val="bullet"/>
+      <w:lvlText w:val=""/>
+      <w:lvlJc w:val="left"/>
+      <w:pPr>
+        <w:tabs>
+          <w:tab w:val="num" w:pos="4320"/>
+        </w:tabs>
+        <w:ind w:left="4320" w:hanging="360"/>
+      </w:pPr>
+      <w:rPr>
+        <w:rFonts w:ascii="Wingdings" w:hAnsi="Wingdings" w:hint="default"/>
+        <w:sz w:val="20"/>
+      </w:rPr>
+    </w:lvl>
+    <w:lvl w:ilvl="6" w:tentative="1">
+      <w:start w:val="1"/>
+      <w:numFmt w:val="bullet"/>
+      <w:lvlText w:val=""/>
+      <w:lvlJc w:val="left"/>
+      <w:pPr>
+        <w:tabs>
+          <w:tab w:val="num" w:pos="5040"/>
+        </w:tabs>
+        <w:ind w:left="5040" w:hanging="360"/>
+      </w:pPr>
+      <w:rPr>
+        <w:rFonts w:ascii="Wingdings" w:hAnsi="Wingdings" w:hint="default"/>
+        <w:sz w:val="20"/>
+      </w:rPr>
+    </w:lvl>
+    <w:lvl w:ilvl="7" w:tentative="1">
+      <w:start w:val="1"/>
+      <w:numFmt w:val="bullet"/>
+      <w:lvlText w:val=""/>
+      <w:lvlJc w:val="left"/>
+      <w:pPr>
+        <w:tabs>
+          <w:tab w:val="num" w:pos="5760"/>
+        </w:tabs>
+        <w:ind w:left="5760" w:hanging="360"/>
+      </w:pPr>
+      <w:rPr>
+        <w:rFonts w:ascii="Wingdings" w:hAnsi="Wingdings" w:hint="default"/>
+        <w:sz w:val="20"/>
+      </w:rPr>
+    </w:lvl>
+    <w:lvl w:ilvl="8" w:tentative="1">
+      <w:start w:val="1"/>
+      <w:numFmt w:val="bullet"/>
+      <w:lvlText w:val=""/>
+      <w:lvlJc w:val="left"/>
+      <w:pPr>
+        <w:tabs>
+          <w:tab w:val="num" w:pos="6480"/>
+        </w:tabs>
+        <w:ind w:left="6480" w:hanging="360"/>
+      </w:pPr>
+      <w:rPr>
+        <w:rFonts w:ascii="Wingdings" w:hAnsi="Wingdings" w:hint="default"/>
+        <w:sz w:val="20"/>
+      </w:rPr>
+    </w:lvl>
+  </w:abstractNum>
+  <w:abstractNum w:abstractNumId="2" w15:restartNumberingAfterBreak="0">
+    <w:nsid w:val="1B8862C1"/>
+    <w:multiLevelType w:val="multilevel"/>
+    <w:tmpl w:val="A0B00E94"/>
+    <w:lvl w:ilvl="0">
+      <w:start w:val="1"/>
+      <w:numFmt w:val="bullet"/>
+      <w:lvlText w:val=""/>
+      <w:lvlJc w:val="left"/>
+      <w:pPr>
+        <w:tabs>
+          <w:tab w:val="num" w:pos="720"/>
+        </w:tabs>
+        <w:ind w:left="720" w:hanging="360"/>
+      </w:pPr>
+      <w:rPr>
+        <w:rFonts w:ascii="Symbol" w:hAnsi="Symbol" w:hint="default"/>
+        <w:sz w:val="20"/>
+      </w:rPr>
+    </w:lvl>
+    <w:lvl w:ilvl="1" w:tentative="1">
+      <w:start w:val="1"/>
+      <w:numFmt w:val="bullet"/>
+      <w:lvlText w:val="o"/>
+      <w:lvlJc w:val="left"/>
+      <w:pPr>
+        <w:tabs>
+          <w:tab w:val="num" w:pos="1440"/>
+        </w:tabs>
+        <w:ind w:left="1440" w:hanging="360"/>
+      </w:pPr>
+      <w:rPr>
+        <w:rFonts w:ascii="Courier New" w:hAnsi="Courier New" w:hint="default"/>
+        <w:sz w:val="20"/>
+      </w:rPr>
+    </w:lvl>
+    <w:lvl w:ilvl="2" w:tentative="1">
+      <w:start w:val="1"/>
+      <w:numFmt w:val="bullet"/>
+      <w:lvlText w:val=""/>
+      <w:lvlJc w:val="left"/>
+      <w:pPr>
+        <w:tabs>
+          <w:tab w:val="num" w:pos="2160"/>
+        </w:tabs>
+        <w:ind w:left="2160" w:hanging="360"/>
+      </w:pPr>
+      <w:rPr>
+        <w:rFonts w:ascii="Wingdings" w:hAnsi="Wingdings" w:hint="default"/>
+        <w:sz w:val="20"/>
+      </w:rPr>
+    </w:lvl>
+    <w:lvl w:ilvl="3" w:tentative="1">
+      <w:start w:val="1"/>
+      <w:numFmt w:val="bullet"/>
+      <w:lvlText w:val=""/>
+      <w:lvlJc w:val="left"/>
+      <w:pPr>
+        <w:tabs>
+          <w:tab w:val="num" w:pos="2880"/>
+        </w:tabs>
+        <w:ind w:left="2880" w:hanging="360"/>
+      </w:pPr>
+      <w:rPr>
+        <w:rFonts w:ascii="Wingdings" w:hAnsi="Wingdings" w:hint="default"/>
+        <w:sz w:val="20"/>
+      </w:rPr>
+    </w:lvl>
+    <w:lvl w:ilvl="4" w:tentative="1">
+      <w:start w:val="1"/>
+      <w:numFmt w:val="bullet"/>
+      <w:lvlText w:val=""/>
+      <w:lvlJc w:val="left"/>
+      <w:pPr>
+        <w:tabs>
+          <w:tab w:val="num" w:pos="3600"/>
+        </w:tabs>
+        <w:ind w:left="3600" w:hanging="360"/>
+      </w:pPr>
+      <w:rPr>
+        <w:rFonts w:ascii="Wingdings" w:hAnsi="Wingdings" w:hint="default"/>
+        <w:sz w:val="20"/>
+      </w:rPr>
+    </w:lvl>
+    <w:lvl w:ilvl="5" w:tentative="1">
+      <w:start w:val="1"/>
+      <w:numFmt w:val="bullet"/>
+      <w:lvlText w:val=""/>
+      <w:lvlJc w:val="left"/>
+      <w:pPr>
+        <w:tabs>
+          <w:tab w:val="num" w:pos="4320"/>
+        </w:tabs>
+        <w:ind w:left="4320" w:hanging="360"/>
+      </w:pPr>
+      <w:rPr>
+        <w:rFonts w:ascii="Wingdings" w:hAnsi="Wingdings" w:hint="default"/>
+        <w:sz w:val="20"/>
+      </w:rPr>
+    </w:lvl>
+    <w:lvl w:ilvl="6" w:tentative="1">
+      <w:start w:val="1"/>
+      <w:numFmt w:val="bullet"/>
+      <w:lvlText w:val=""/>
+      <w:lvlJc w:val="left"/>
+      <w:pPr>
+        <w:tabs>
+          <w:tab w:val="num" w:pos="5040"/>
+        </w:tabs>
+        <w:ind w:left="5040" w:hanging="360"/>
+      </w:pPr>
+      <w:rPr>
+        <w:rFonts w:ascii="Wingdings" w:hAnsi="Wingdings" w:hint="default"/>
+        <w:sz w:val="20"/>
+      </w:rPr>
+    </w:lvl>
+    <w:lvl w:ilvl="7" w:tentative="1">
+      <w:start w:val="1"/>
+      <w:numFmt w:val="bullet"/>
+      <w:lvlText w:val=""/>
+      <w:lvlJc w:val="left"/>
+      <w:pPr>
+        <w:tabs>
+          <w:tab w:val="num" w:pos="5760"/>
+        </w:tabs>
+        <w:ind w:left="5760" w:hanging="360"/>
+      </w:pPr>
+      <w:rPr>
+        <w:rFonts w:ascii="Wingdings" w:hAnsi="Wingdings" w:hint="default"/>
+        <w:sz w:val="20"/>
+      </w:rPr>
+    </w:lvl>
+    <w:lvl w:ilvl="8" w:tentative="1">
+      <w:start w:val="1"/>
+      <w:numFmt w:val="bullet"/>
+      <w:lvlText w:val=""/>
+      <w:lvlJc w:val="left"/>
+      <w:pPr>
+        <w:tabs>
+          <w:tab w:val="num" w:pos="6480"/>
+        </w:tabs>
+        <w:ind w:left="6480" w:hanging="360"/>
+      </w:pPr>
+      <w:rPr>
+        <w:rFonts w:ascii="Wingdings" w:hAnsi="Wingdings" w:hint="default"/>
+        <w:sz w:val="20"/>
+      </w:rPr>
+    </w:lvl>
+  </w:abstractNum>
+  <w:abstractNum w:abstractNumId="3" w15:restartNumberingAfterBreak="0">
+    <w:nsid w:val="33CA00CC"/>
+    <w:multiLevelType w:val="multilevel"/>
+    <w:tmpl w:val="7B40B4B0"/>
+    <w:lvl w:ilvl="0">
+      <w:start w:val="1"/>
+      <w:numFmt w:val="bullet"/>
+      <w:lvlText w:val=""/>
+      <w:lvlJc w:val="left"/>
+      <w:pPr>
+        <w:tabs>
+          <w:tab w:val="num" w:pos="720"/>
+        </w:tabs>
+        <w:ind w:left="720" w:hanging="360"/>
+      </w:pPr>
+      <w:rPr>
+        <w:rFonts w:ascii="Symbol" w:hAnsi="Symbol" w:hint="default"/>
+        <w:sz w:val="20"/>
+      </w:rPr>
+    </w:lvl>
+    <w:lvl w:ilvl="1" w:tentative="1">
+      <w:start w:val="1"/>
+      <w:numFmt w:val="bullet"/>
+      <w:lvlText w:val="o"/>
+      <w:lvlJc w:val="left"/>
+      <w:pPr>
+        <w:tabs>
+          <w:tab w:val="num" w:pos="1440"/>
+        </w:tabs>
+        <w:ind w:left="1440" w:hanging="360"/>
+      </w:pPr>
+      <w:rPr>
+        <w:rFonts w:ascii="Courier New" w:hAnsi="Courier New" w:hint="default"/>
+        <w:sz w:val="20"/>
+      </w:rPr>
+    </w:lvl>
+    <w:lvl w:ilvl="2" w:tentative="1">
+      <w:start w:val="1"/>
+      <w:numFmt w:val="bullet"/>
+      <w:lvlText w:val=""/>
+      <w:lvlJc w:val="left"/>
+      <w:pPr>
+        <w:tabs>
+          <w:tab w:val="num" w:pos="2160"/>
+        </w:tabs>
+        <w:ind w:left="2160" w:hanging="360"/>
+      </w:pPr>
+      <w:rPr>
+        <w:rFonts w:ascii="Wingdings" w:hAnsi="Wingdings" w:hint="default"/>
+        <w:sz w:val="20"/>
+      </w:rPr>
+    </w:lvl>
+    <w:lvl w:ilvl="3" w:tentative="1">
+      <w:start w:val="1"/>
+      <w:numFmt w:val="bullet"/>
+      <w:lvlText w:val=""/>
+      <w:lvlJc w:val="left"/>
+      <w:pPr>
+        <w:tabs>
+          <w:tab w:val="num" w:pos="2880"/>
+        </w:tabs>
+        <w:ind w:left="2880" w:hanging="360"/>
+      </w:pPr>
+      <w:rPr>
+        <w:rFonts w:ascii="Wingdings" w:hAnsi="Wingdings" w:hint="default"/>
+        <w:sz w:val="20"/>
+      </w:rPr>
+    </w:lvl>
+    <w:lvl w:ilvl="4" w:tentative="1">
+      <w:start w:val="1"/>
+      <w:numFmt w:val="bullet"/>
+      <w:lvlText w:val=""/>
+      <w:lvlJc w:val="left"/>
+      <w:pPr>
+        <w:tabs>
+          <w:tab w:val="num" w:pos="3600"/>
+        </w:tabs>
+        <w:ind w:left="3600" w:hanging="360"/>
+      </w:pPr>
+      <w:rPr>
+        <w:rFonts w:ascii="Wingdings" w:hAnsi="Wingdings" w:hint="default"/>
+        <w:sz w:val="20"/>
+      </w:rPr>
+    </w:lvl>
+    <w:lvl w:ilvl="5" w:tentative="1">
+      <w:start w:val="1"/>
+      <w:numFmt w:val="bullet"/>
+      <w:lvlText w:val=""/>
+      <w:lvlJc w:val="left"/>
+      <w:pPr>
+        <w:tabs>
+          <w:tab w:val="num" w:pos="4320"/>
+        </w:tabs>
+        <w:ind w:left="4320" w:hanging="360"/>
+      </w:pPr>
+      <w:rPr>
+        <w:rFonts w:ascii="Wingdings" w:hAnsi="Wingdings" w:hint="default"/>
+        <w:sz w:val="20"/>
+      </w:rPr>
+    </w:lvl>
+    <w:lvl w:ilvl="6" w:tentative="1">
+      <w:start w:val="1"/>
+      <w:numFmt w:val="bullet"/>
+      <w:lvlText w:val=""/>
+      <w:lvlJc w:val="left"/>
+      <w:pPr>
+        <w:tabs>
+          <w:tab w:val="num" w:pos="5040"/>
+        </w:tabs>
+        <w:ind w:left="5040" w:hanging="360"/>
+      </w:pPr>
+      <w:rPr>
+        <w:rFonts w:ascii="Wingdings" w:hAnsi="Wingdings" w:hint="default"/>
+        <w:sz w:val="20"/>
+      </w:rPr>
+    </w:lvl>
+    <w:lvl w:ilvl="7" w:tentative="1">
+      <w:start w:val="1"/>
+      <w:numFmt w:val="bullet"/>
+      <w:lvlText w:val=""/>
+      <w:lvlJc w:val="left"/>
+      <w:pPr>
+        <w:tabs>
+          <w:tab w:val="num" w:pos="5760"/>
+        </w:tabs>
+        <w:ind w:left="5760" w:hanging="360"/>
+      </w:pPr>
+      <w:rPr>
+        <w:rFonts w:ascii="Wingdings" w:hAnsi="Wingdings" w:hint="default"/>
+        <w:sz w:val="20"/>
+      </w:rPr>
+    </w:lvl>
+    <w:lvl w:ilvl="8" w:tentative="1">
+      <w:start w:val="1"/>
+      <w:numFmt w:val="bullet"/>
+      <w:lvlText w:val=""/>
+      <w:lvlJc w:val="left"/>
+      <w:pPr>
+        <w:tabs>
+          <w:tab w:val="num" w:pos="6480"/>
+        </w:tabs>
+        <w:ind w:left="6480" w:hanging="360"/>
+      </w:pPr>
+      <w:rPr>
+        <w:rFonts w:ascii="Wingdings" w:hAnsi="Wingdings" w:hint="default"/>
+        <w:sz w:val="20"/>
+      </w:rPr>
+    </w:lvl>
+  </w:abstractNum>
+  <w:abstractNum w:abstractNumId="4" w15:restartNumberingAfterBreak="0">
+    <w:nsid w:val="3CBF3137"/>
+    <w:multiLevelType w:val="multilevel"/>
+    <w:tmpl w:val="871A62C4"/>
+    <w:lvl w:ilvl="0">
+      <w:start w:val="1"/>
+      <w:numFmt w:val="bullet"/>
+      <w:lvlText w:val=""/>
+      <w:lvlJc w:val="left"/>
+      <w:pPr>
+        <w:tabs>
+          <w:tab w:val="num" w:pos="720"/>
+        </w:tabs>
+        <w:ind w:left="720" w:hanging="360"/>
+      </w:pPr>
+      <w:rPr>
+        <w:rFonts w:ascii="Symbol" w:hAnsi="Symbol" w:hint="default"/>
+        <w:sz w:val="20"/>
+      </w:rPr>
+    </w:lvl>
+    <w:lvl w:ilvl="1" w:tentative="1">
+      <w:start w:val="1"/>
+      <w:numFmt w:val="bullet"/>
+      <w:lvlText w:val="o"/>
+      <w:lvlJc w:val="left"/>
+      <w:pPr>
+        <w:tabs>
+          <w:tab w:val="num" w:pos="1440"/>
+        </w:tabs>
+        <w:ind w:left="1440" w:hanging="360"/>
+      </w:pPr>
+      <w:rPr>
+        <w:rFonts w:ascii="Courier New" w:hAnsi="Courier New" w:hint="default"/>
+        <w:sz w:val="20"/>
+      </w:rPr>
+    </w:lvl>
+    <w:lvl w:ilvl="2" w:tentative="1">
+      <w:start w:val="1"/>
+      <w:numFmt w:val="bullet"/>
+      <w:lvlText w:val=""/>
+      <w:lvlJc w:val="left"/>
+      <w:pPr>
+        <w:tabs>
+          <w:tab w:val="num" w:pos="2160"/>
+        </w:tabs>
+        <w:ind w:left="2160" w:hanging="360"/>
+      </w:pPr>
+      <w:rPr>
+        <w:rFonts w:ascii="Wingdings" w:hAnsi="Wingdings" w:hint="default"/>
+        <w:sz w:val="20"/>
+      </w:rPr>
+    </w:lvl>
+    <w:lvl w:ilvl="3" w:tentative="1">
+      <w:start w:val="1"/>
+      <w:numFmt w:val="bullet"/>
+      <w:lvlText w:val=""/>
+      <w:lvlJc w:val="left"/>
+      <w:pPr>
+        <w:tabs>
+          <w:tab w:val="num" w:pos="2880"/>
+        </w:tabs>
+        <w:ind w:left="2880" w:hanging="360"/>
+      </w:pPr>
+      <w:rPr>
+        <w:rFonts w:ascii="Wingdings" w:hAnsi="Wingdings" w:hint="default"/>
+        <w:sz w:val="20"/>
+      </w:rPr>
+    </w:lvl>
+    <w:lvl w:ilvl="4" w:tentative="1">
+      <w:start w:val="1"/>
+      <w:numFmt w:val="bullet"/>
+      <w:lvlText w:val=""/>
+      <w:lvlJc w:val="left"/>
+      <w:pPr>
+        <w:tabs>
+          <w:tab w:val="num" w:pos="3600"/>
+        </w:tabs>
+        <w:ind w:left="3600" w:hanging="360"/>
+      </w:pPr>
+      <w:rPr>
+        <w:rFonts w:ascii="Wingdings" w:hAnsi="Wingdings" w:hint="default"/>
+        <w:sz w:val="20"/>
+      </w:rPr>
+    </w:lvl>
+    <w:lvl w:ilvl="5" w:tentative="1">
+      <w:start w:val="1"/>
+      <w:numFmt w:val="bullet"/>
+      <w:lvlText w:val=""/>
+      <w:lvlJc w:val="left"/>
+      <w:pPr>
+        <w:tabs>
+          <w:tab w:val="num" w:pos="4320"/>
+        </w:tabs>
+        <w:ind w:left="4320" w:hanging="360"/>
+      </w:pPr>
+      <w:rPr>
+        <w:rFonts w:ascii="Wingdings" w:hAnsi="Wingdings" w:hint="default"/>
+        <w:sz w:val="20"/>
+      </w:rPr>
+    </w:lvl>
+    <w:lvl w:ilvl="6" w:tentative="1">
+      <w:start w:val="1"/>
+      <w:numFmt w:val="bullet"/>
+      <w:lvlText w:val=""/>
+      <w:lvlJc w:val="left"/>
+      <w:pPr>
+        <w:tabs>
+          <w:tab w:val="num" w:pos="5040"/>
+        </w:tabs>
+        <w:ind w:left="5040" w:hanging="360"/>
+      </w:pPr>
+      <w:rPr>
+        <w:rFonts w:ascii="Wingdings" w:hAnsi="Wingdings" w:hint="default"/>
+        <w:sz w:val="20"/>
+      </w:rPr>
+    </w:lvl>
+    <w:lvl w:ilvl="7" w:tentative="1">
+      <w:start w:val="1"/>
+      <w:numFmt w:val="bullet"/>
+      <w:lvlText w:val=""/>
+      <w:lvlJc w:val="left"/>
+      <w:pPr>
+        <w:tabs>
+          <w:tab w:val="num" w:pos="5760"/>
+        </w:tabs>
+        <w:ind w:left="5760" w:hanging="360"/>
+      </w:pPr>
+      <w:rPr>
+        <w:rFonts w:ascii="Wingdings" w:hAnsi="Wingdings" w:hint="default"/>
+        <w:sz w:val="20"/>
+      </w:rPr>
+    </w:lvl>
+    <w:lvl w:ilvl="8" w:tentative="1">
+      <w:start w:val="1"/>
+      <w:numFmt w:val="bullet"/>
+      <w:lvlText w:val=""/>
+      <w:lvlJc w:val="left"/>
+      <w:pPr>
+        <w:tabs>
+          <w:tab w:val="num" w:pos="6480"/>
+        </w:tabs>
+        <w:ind w:left="6480" w:hanging="360"/>
+      </w:pPr>
+      <w:rPr>
+        <w:rFonts w:ascii="Wingdings" w:hAnsi="Wingdings" w:hint="default"/>
+        <w:sz w:val="20"/>
+      </w:rPr>
+    </w:lvl>
+  </w:abstractNum>
+  <w:abstractNum w:abstractNumId="5" w15:restartNumberingAfterBreak="0">
     <w:nsid w:val="6F805921"/>
     <w:multiLevelType w:val="multilevel"/>
     <w:tmpl w:val="1436BDD6"/>
@@ -7883,11 +13987,175 @@
       </w:pPr>
     </w:lvl>
   </w:abstractNum>
+  <w:abstractNum w:abstractNumId="6" w15:restartNumberingAfterBreak="0">
+    <w:nsid w:val="7FC03929"/>
+    <w:multiLevelType w:val="multilevel"/>
+    <w:tmpl w:val="382080A2"/>
+    <w:lvl w:ilvl="0">
+      <w:start w:val="1"/>
+      <w:numFmt w:val="bullet"/>
+      <w:lvlText w:val=""/>
+      <w:lvlJc w:val="left"/>
+      <w:pPr>
+        <w:tabs>
+          <w:tab w:val="num" w:pos="720"/>
+        </w:tabs>
+        <w:ind w:left="720" w:hanging="360"/>
+      </w:pPr>
+      <w:rPr>
+        <w:rFonts w:ascii="Symbol" w:hAnsi="Symbol" w:hint="default"/>
+        <w:sz w:val="20"/>
+      </w:rPr>
+    </w:lvl>
+    <w:lvl w:ilvl="1" w:tentative="1">
+      <w:start w:val="1"/>
+      <w:numFmt w:val="bullet"/>
+      <w:lvlText w:val="o"/>
+      <w:lvlJc w:val="left"/>
+      <w:pPr>
+        <w:tabs>
+          <w:tab w:val="num" w:pos="1440"/>
+        </w:tabs>
+        <w:ind w:left="1440" w:hanging="360"/>
+      </w:pPr>
+      <w:rPr>
+        <w:rFonts w:ascii="Courier New" w:hAnsi="Courier New" w:hint="default"/>
+        <w:sz w:val="20"/>
+      </w:rPr>
+    </w:lvl>
+    <w:lvl w:ilvl="2" w:tentative="1">
+      <w:start w:val="1"/>
+      <w:numFmt w:val="bullet"/>
+      <w:lvlText w:val=""/>
+      <w:lvlJc w:val="left"/>
+      <w:pPr>
+        <w:tabs>
+          <w:tab w:val="num" w:pos="2160"/>
+        </w:tabs>
+        <w:ind w:left="2160" w:hanging="360"/>
+      </w:pPr>
+      <w:rPr>
+        <w:rFonts w:ascii="Wingdings" w:hAnsi="Wingdings" w:hint="default"/>
+        <w:sz w:val="20"/>
+      </w:rPr>
+    </w:lvl>
+    <w:lvl w:ilvl="3" w:tentative="1">
+      <w:start w:val="1"/>
+      <w:numFmt w:val="bullet"/>
+      <w:lvlText w:val=""/>
+      <w:lvlJc w:val="left"/>
+      <w:pPr>
+        <w:tabs>
+          <w:tab w:val="num" w:pos="2880"/>
+        </w:tabs>
+        <w:ind w:left="2880" w:hanging="360"/>
+      </w:pPr>
+      <w:rPr>
+        <w:rFonts w:ascii="Wingdings" w:hAnsi="Wingdings" w:hint="default"/>
+        <w:sz w:val="20"/>
+      </w:rPr>
+    </w:lvl>
+    <w:lvl w:ilvl="4" w:tentative="1">
+      <w:start w:val="1"/>
+      <w:numFmt w:val="bullet"/>
+      <w:lvlText w:val=""/>
+      <w:lvlJc w:val="left"/>
+      <w:pPr>
+        <w:tabs>
+          <w:tab w:val="num" w:pos="3600"/>
+        </w:tabs>
+        <w:ind w:left="3600" w:hanging="360"/>
+      </w:pPr>
+      <w:rPr>
+        <w:rFonts w:ascii="Wingdings" w:hAnsi="Wingdings" w:hint="default"/>
+        <w:sz w:val="20"/>
+      </w:rPr>
+    </w:lvl>
+    <w:lvl w:ilvl="5" w:tentative="1">
+      <w:start w:val="1"/>
+      <w:numFmt w:val="bullet"/>
+      <w:lvlText w:val=""/>
+      <w:lvlJc w:val="left"/>
+      <w:pPr>
+        <w:tabs>
+          <w:tab w:val="num" w:pos="4320"/>
+        </w:tabs>
+        <w:ind w:left="4320" w:hanging="360"/>
+      </w:pPr>
+      <w:rPr>
+        <w:rFonts w:ascii="Wingdings" w:hAnsi="Wingdings" w:hint="default"/>
+        <w:sz w:val="20"/>
+      </w:rPr>
+    </w:lvl>
+    <w:lvl w:ilvl="6" w:tentative="1">
+      <w:start w:val="1"/>
+      <w:numFmt w:val="bullet"/>
+      <w:lvlText w:val=""/>
+      <w:lvlJc w:val="left"/>
+      <w:pPr>
+        <w:tabs>
+          <w:tab w:val="num" w:pos="5040"/>
+        </w:tabs>
+        <w:ind w:left="5040" w:hanging="360"/>
+      </w:pPr>
+      <w:rPr>
+        <w:rFonts w:ascii="Wingdings" w:hAnsi="Wingdings" w:hint="default"/>
+        <w:sz w:val="20"/>
+      </w:rPr>
+    </w:lvl>
+    <w:lvl w:ilvl="7" w:tentative="1">
+      <w:start w:val="1"/>
+      <w:numFmt w:val="bullet"/>
+      <w:lvlText w:val=""/>
+      <w:lvlJc w:val="left"/>
+      <w:pPr>
+        <w:tabs>
+          <w:tab w:val="num" w:pos="5760"/>
+        </w:tabs>
+        <w:ind w:left="5760" w:hanging="360"/>
+      </w:pPr>
+      <w:rPr>
+        <w:rFonts w:ascii="Wingdings" w:hAnsi="Wingdings" w:hint="default"/>
+        <w:sz w:val="20"/>
+      </w:rPr>
+    </w:lvl>
+    <w:lvl w:ilvl="8" w:tentative="1">
+      <w:start w:val="1"/>
+      <w:numFmt w:val="bullet"/>
+      <w:lvlText w:val=""/>
+      <w:lvlJc w:val="left"/>
+      <w:pPr>
+        <w:tabs>
+          <w:tab w:val="num" w:pos="6480"/>
+        </w:tabs>
+        <w:ind w:left="6480" w:hanging="360"/>
+      </w:pPr>
+      <w:rPr>
+        <w:rFonts w:ascii="Wingdings" w:hAnsi="Wingdings" w:hint="default"/>
+        <w:sz w:val="20"/>
+      </w:rPr>
+    </w:lvl>
+  </w:abstractNum>
   <w:num w:numId="1" w16cid:durableId="1438795845">
-    <w:abstractNumId w:val="0"/>
+    <w:abstractNumId w:val="1"/>
   </w:num>
   <w:num w:numId="2" w16cid:durableId="572008286">
-    <w:abstractNumId w:val="1"/>
+    <w:abstractNumId w:val="5"/>
+  </w:num>
+  <w:num w:numId="3" w16cid:durableId="983463173">
+    <w:abstractNumId w:val="4"/>
+  </w:num>
+  <w:num w:numId="4" w16cid:durableId="1134713281">
+    <w:abstractNumId w:val="2"/>
+  </w:num>
+  <w:num w:numId="5" w16cid:durableId="534656764">
+    <w:abstractNumId w:val="6"/>
+  </w:num>
+  <w:num w:numId="6" w16cid:durableId="1011955425">
+    <w:abstractNumId w:val="3"/>
+  </w:num>
+  <w:num w:numId="7" w16cid:durableId="1424572960">
+    <w:abstractNumId w:val="0"/>
   </w:num>
 </w:numbering>
 </file>
@@ -8310,17 +14578,19 @@
     <w:link w:val="Heading1Char"/>
     <w:uiPriority w:val="9"/>
     <w:qFormat/>
-    <w:rsid w:val="00B327D2"/>
+    <w:rsid w:val="00B1444A"/>
     <w:pPr>
       <w:keepNext/>
       <w:keepLines/>
       <w:spacing w:before="360" w:after="80"/>
+      <w:jc w:val="both"/>
       <w:outlineLvl w:val="0"/>
     </w:pPr>
     <w:rPr>
-      <w:rFonts w:asciiTheme="majorHAnsi" w:eastAsiaTheme="majorEastAsia" w:hAnsiTheme="majorHAnsi" w:cstheme="majorBidi"/>
-      <w:color w:val="0F4761" w:themeColor="accent1" w:themeShade="BF"/>
-      <w:sz w:val="40"/>
+      <w:rFonts w:eastAsiaTheme="majorEastAsia" w:cstheme="majorBidi"/>
+      <w:b/>
+      <w:color w:val="000000" w:themeColor="text1"/>
+      <w:sz w:val="28"/>
       <w:szCs w:val="40"/>
     </w:rPr>
   </w:style>
@@ -8330,20 +14600,21 @@
     <w:next w:val="Normal"/>
     <w:link w:val="Heading2Char"/>
     <w:uiPriority w:val="9"/>
-    <w:semiHidden/>
     <w:unhideWhenUsed/>
     <w:qFormat/>
-    <w:rsid w:val="00B327D2"/>
+    <w:rsid w:val="00B1444A"/>
     <w:pPr>
       <w:keepNext/>
       <w:keepLines/>
       <w:spacing w:before="160" w:after="80"/>
+      <w:jc w:val="both"/>
       <w:outlineLvl w:val="1"/>
     </w:pPr>
     <w:rPr>
-      <w:rFonts w:asciiTheme="majorHAnsi" w:eastAsiaTheme="majorEastAsia" w:hAnsiTheme="majorHAnsi" w:cstheme="majorBidi"/>
-      <w:color w:val="0F4761" w:themeColor="accent1" w:themeShade="BF"/>
-      <w:sz w:val="32"/>
+      <w:rFonts w:eastAsiaTheme="majorEastAsia" w:cstheme="majorBidi"/>
+      <w:b/>
+      <w:color w:val="000000" w:themeColor="text1"/>
+      <w:sz w:val="26"/>
       <w:szCs w:val="32"/>
     </w:rPr>
   </w:style>
@@ -8355,7 +14626,7 @@
     <w:uiPriority w:val="9"/>
     <w:unhideWhenUsed/>
     <w:qFormat/>
-    <w:rsid w:val="00B327D2"/>
+    <w:rsid w:val="002E67DC"/>
     <w:pPr>
       <w:keepNext/>
       <w:keepLines/>
@@ -8364,7 +14635,8 @@
     </w:pPr>
     <w:rPr>
       <w:rFonts w:eastAsiaTheme="majorEastAsia" w:cstheme="majorBidi"/>
-      <w:color w:val="0F4761" w:themeColor="accent1" w:themeShade="BF"/>
+      <w:b/>
+      <w:color w:val="000000" w:themeColor="text1"/>
       <w:sz w:val="28"/>
       <w:szCs w:val="28"/>
     </w:rPr>
@@ -8504,7 +14776,6 @@
   <w:style w:type="character" w:default="1" w:styleId="DefaultParagraphFont">
     <w:name w:val="Default Paragraph Font"/>
     <w:uiPriority w:val="1"/>
-    <w:semiHidden/>
     <w:unhideWhenUsed/>
   </w:style>
   <w:style w:type="table" w:default="1" w:styleId="TableNormal">
@@ -8533,12 +14804,16 @@
     <w:basedOn w:val="DefaultParagraphFont"/>
     <w:link w:val="Heading1"/>
     <w:uiPriority w:val="9"/>
-    <w:rsid w:val="00B327D2"/>
+    <w:rsid w:val="00B1444A"/>
     <w:rPr>
-      <w:rFonts w:asciiTheme="majorHAnsi" w:eastAsiaTheme="majorEastAsia" w:hAnsiTheme="majorHAnsi" w:cstheme="majorBidi"/>
-      <w:color w:val="0F4761" w:themeColor="accent1" w:themeShade="BF"/>
-      <w:sz w:val="40"/>
+      <w:rFonts w:ascii="Arial" w:eastAsiaTheme="majorEastAsia" w:hAnsi="Arial" w:cstheme="majorBidi"/>
+      <w:b/>
+      <w:color w:val="000000" w:themeColor="text1"/>
+      <w:kern w:val="0"/>
+      <w:sz w:val="28"/>
       <w:szCs w:val="40"/>
+      <w:lang w:val="en-GB" w:eastAsia="en-GB"/>
+      <w14:ligatures w14:val="none"/>
     </w:rPr>
   </w:style>
   <w:style w:type="character" w:customStyle="1" w:styleId="Heading2Char">
@@ -8546,13 +14821,16 @@
     <w:basedOn w:val="DefaultParagraphFont"/>
     <w:link w:val="Heading2"/>
     <w:uiPriority w:val="9"/>
-    <w:semiHidden/>
-    <w:rsid w:val="00B327D2"/>
+    <w:rsid w:val="00B1444A"/>
     <w:rPr>
-      <w:rFonts w:asciiTheme="majorHAnsi" w:eastAsiaTheme="majorEastAsia" w:hAnsiTheme="majorHAnsi" w:cstheme="majorBidi"/>
-      <w:color w:val="0F4761" w:themeColor="accent1" w:themeShade="BF"/>
-      <w:sz w:val="32"/>
+      <w:rFonts w:ascii="Arial" w:eastAsiaTheme="majorEastAsia" w:hAnsi="Arial" w:cstheme="majorBidi"/>
+      <w:b/>
+      <w:color w:val="000000" w:themeColor="text1"/>
+      <w:kern w:val="0"/>
+      <w:sz w:val="26"/>
       <w:szCs w:val="32"/>
+      <w:lang w:val="en-GB" w:eastAsia="en-GB"/>
+      <w14:ligatures w14:val="none"/>
     </w:rPr>
   </w:style>
   <w:style w:type="character" w:customStyle="1" w:styleId="Heading3Char">
@@ -8560,12 +14838,16 @@
     <w:basedOn w:val="DefaultParagraphFont"/>
     <w:link w:val="Heading3"/>
     <w:uiPriority w:val="9"/>
-    <w:rsid w:val="00B327D2"/>
+    <w:rsid w:val="002E67DC"/>
     <w:rPr>
-      <w:rFonts w:eastAsiaTheme="majorEastAsia" w:cstheme="majorBidi"/>
-      <w:color w:val="0F4761" w:themeColor="accent1" w:themeShade="BF"/>
+      <w:rFonts w:ascii="Arial" w:eastAsiaTheme="majorEastAsia" w:hAnsi="Arial" w:cstheme="majorBidi"/>
+      <w:b/>
+      <w:color w:val="000000" w:themeColor="text1"/>
+      <w:kern w:val="0"/>
       <w:sz w:val="28"/>
       <w:szCs w:val="28"/>
+      <w:lang w:val="en-GB" w:eastAsia="en-GB"/>
+      <w14:ligatures w14:val="none"/>
     </w:rPr>
   </w:style>
   <w:style w:type="character" w:customStyle="1" w:styleId="Heading4Char">
@@ -8938,9 +15220,8 @@
       <w:outlineLvl w:val="9"/>
     </w:pPr>
     <w:rPr>
-      <w:b/>
+      <w:b w:val="0"/>
       <w:bCs/>
-      <w:sz w:val="28"/>
       <w:szCs w:val="28"/>
       <w:lang w:val="en-US" w:eastAsia="en-US"/>
     </w:rPr>
@@ -8999,7 +15280,6 @@
     <w:next w:val="Normal"/>
     <w:autoRedefine/>
     <w:uiPriority w:val="39"/>
-    <w:semiHidden/>
     <w:unhideWhenUsed/>
     <w:rsid w:val="007E7D55"/>
     <w:pPr>
@@ -9393,8 +15673,11 @@
   </w:compat>
   <w:rsids>
     <w:rsidRoot w:val="00B44355"/>
+    <w:rsid w:val="006D68A3"/>
     <w:rsid w:val="007863D9"/>
+    <w:rsid w:val="009526D4"/>
     <w:rsid w:val="00B44355"/>
+    <w:rsid w:val="00D6081B"/>
     <w:rsid w:val="00E23C07"/>
   </w:rsids>
   <m:mathPr>

--- a/Milestone 1/24046599 Naitik Joshi .docx
+++ b/Milestone 1/24046599 Naitik Joshi .docx
@@ -299,13 +299,7 @@
             <w:rPr>
               <w:b/>
             </w:rPr>
-            <w:t xml:space="preserve">Milestone </w:t>
-          </w:r>
-          <w:r>
-            <w:rPr>
-              <w:b/>
-            </w:rPr>
-            <w:t>2</w:t>
+            <w:t>Final Submission</w:t>
           </w:r>
         </w:sdtContent>
       </w:sdt>
@@ -535,7 +529,7 @@
           <w:placeholder>
             <w:docPart w:val="C5804D42DE0EE74DB71962997B292839"/>
           </w:placeholder>
-          <w:date w:fullDate="2026-04-27T00:00:00Z">
+          <w:date w:fullDate="2026-05-18T00:00:00Z">
             <w:dateFormat w:val="dddd, MMMM d, yyyy"/>
             <w:lid w:val="en-US"/>
             <w:storeMappedDataAs w:val="dateTime"/>
@@ -549,7 +543,7 @@
               <w:bCs/>
               <w:lang w:val="en-US"/>
             </w:rPr>
-            <w:t>Monday, April 27, 2026</w:t>
+            <w:t>Monday, May 18, 2026</w:t>
           </w:r>
         </w:sdtContent>
       </w:sdt>
@@ -585,7 +579,7 @@
           <w:placeholder>
             <w:docPart w:val="035E11BB1CD7464DBD6B5A99E3E44AEF"/>
           </w:placeholder>
-          <w:date w:fullDate="2026-04-27T00:00:00Z">
+          <w:date w:fullDate="2026-05-17T00:00:00Z">
             <w:dateFormat w:val="dddd, MMMM d, yyyy"/>
             <w:lid w:val="en-US"/>
             <w:storeMappedDataAs w:val="dateTime"/>
@@ -599,7 +593,7 @@
               <w:bCs/>
               <w:lang w:val="en-US"/>
             </w:rPr>
-            <w:t>Monday, April 27, 2026</w:t>
+            <w:t>Sunday, May 17, 2026</w:t>
           </w:r>
         </w:sdtContent>
       </w:sdt>
@@ -4679,119 +4673,63 @@
     <w:p>
       <w:pPr>
         <w:rPr>
+          <w:noProof/>
+        </w:rPr>
+      </w:pPr>
+      <w:r>
+        <w:fldChar w:fldCharType="end"/>
+      </w:r>
+      <w:r>
+        <w:br/>
+      </w:r>
+      <w:r>
+        <w:br/>
+      </w:r>
+      <w:r>
+        <w:br/>
+      </w:r>
+      <w:r>
+        <w:br/>
+      </w:r>
+      <w:r>
+        <w:br/>
+      </w:r>
+      <w:r>
+        <w:br/>
+      </w:r>
+      <w:r>
+        <w:br/>
+      </w:r>
+      <w:r>
+        <w:br/>
+      </w:r>
+      <w:r>
+        <w:br/>
+      </w:r>
+      <w:r>
+        <w:br/>
+      </w:r>
+      <w:r>
+        <w:br/>
+      </w:r>
+      <w:r>
+        <w:br/>
+      </w:r>
+      <w:r>
+        <w:br/>
+      </w:r>
+      <w:r>
+        <w:br/>
+      </w:r>
+      <w:r>
+        <w:br/>
+      </w:r>
+      <w:r>
+        <w:rPr>
           <w:b/>
           <w:bCs/>
-          <w:noProof/>
-        </w:rPr>
-      </w:pPr>
-      <w:r>
-        <w:fldChar w:fldCharType="end"/>
-      </w:r>
-      <w:r>
-        <w:br/>
-      </w:r>
-      <w:r>
-        <w:br/>
-      </w:r>
-      <w:r>
-        <w:br/>
-      </w:r>
-      <w:r>
-        <w:br/>
-      </w:r>
-      <w:r>
-        <w:br/>
-      </w:r>
-      <w:r>
-        <w:br/>
-      </w:r>
-      <w:r>
-        <w:br/>
-      </w:r>
-      <w:r>
-        <w:br/>
-      </w:r>
-      <w:r>
-        <w:br/>
-      </w:r>
-      <w:r>
-        <w:br/>
-      </w:r>
-      <w:r>
-        <w:br/>
-      </w:r>
-      <w:r>
-        <w:br/>
-      </w:r>
-      <w:r>
-        <w:br/>
-      </w:r>
-      <w:r>
-        <w:br/>
-      </w:r>
-      <w:r>
-        <w:br/>
-      </w:r>
-      <w:r>
+        </w:rPr>
         <w:lastRenderedPageBreak/>
-        <w:br/>
-      </w:r>
-      <w:r>
-        <w:br/>
-      </w:r>
-      <w:r>
-        <w:br/>
-      </w:r>
-      <w:r>
-        <w:br/>
-      </w:r>
-      <w:r>
-        <w:br/>
-      </w:r>
-      <w:r>
-        <w:br/>
-      </w:r>
-      <w:r>
-        <w:br/>
-      </w:r>
-      <w:r>
-        <w:br/>
-      </w:r>
-      <w:r>
-        <w:br/>
-      </w:r>
-      <w:r>
-        <w:br/>
-      </w:r>
-      <w:r>
-        <w:br/>
-      </w:r>
-      <w:r>
-        <w:br/>
-      </w:r>
-      <w:r>
-        <w:br/>
-      </w:r>
-      <w:r>
-        <w:br/>
-      </w:r>
-      <w:r>
-        <w:br/>
-      </w:r>
-      <w:r>
-        <w:br/>
-      </w:r>
-      <w:r>
-        <w:br/>
-      </w:r>
-      <w:r>
-        <w:br/>
-      </w:r>
-      <w:r>
-        <w:rPr>
-          <w:b/>
-          <w:bCs/>
-        </w:rPr>
         <w:t>Table of Tables</w:t>
       </w:r>
       <w:r>
@@ -4837,7 +4775,7 @@
           <w14:ligatures w14:val="standardContextual"/>
         </w:rPr>
       </w:pPr>
-      <w:hyperlink w:anchor="_Toc226119642" w:history="1">
+      <w:hyperlink w:anchor="_Toc228188183" w:history="1">
         <w:r>
           <w:rPr>
             <w:rStyle w:val="Hyperlink"/>
@@ -4864,7 +4802,7 @@
             <w:noProof/>
             <w:webHidden/>
           </w:rPr>
-          <w:instrText xml:space="preserve"> PAGEREF _Toc226119642 \h </w:instrText>
+          <w:instrText xml:space="preserve"> PAGEREF _Toc228188183 \h </w:instrText>
         </w:r>
         <w:r>
           <w:rPr>
@@ -4909,7 +4847,7 @@
           <w14:ligatures w14:val="standardContextual"/>
         </w:rPr>
       </w:pPr>
-      <w:hyperlink w:anchor="_Toc226119643" w:history="1">
+      <w:hyperlink w:anchor="_Toc228188184" w:history="1">
         <w:r>
           <w:rPr>
             <w:rStyle w:val="Hyperlink"/>
@@ -4936,7 +4874,7 @@
             <w:noProof/>
             <w:webHidden/>
           </w:rPr>
-          <w:instrText xml:space="preserve"> PAGEREF _Toc226119643 \h </w:instrText>
+          <w:instrText xml:space="preserve"> PAGEREF _Toc228188184 \h </w:instrText>
         </w:r>
         <w:r>
           <w:rPr>
@@ -5145,7 +5083,7 @@
         <w:pStyle w:val="Caption"/>
         <w:keepNext/>
       </w:pPr>
-      <w:bookmarkStart w:id="2" w:name="_Toc226119642"/>
+      <w:bookmarkStart w:id="2" w:name="_Toc228188183"/>
       <w:r>
         <w:t xml:space="preserve">Table </w:t>
       </w:r>
@@ -5174,38 +5112,24 @@
     </w:p>
     <w:tbl>
       <w:tblPr>
+        <w:tblStyle w:val="GridTable1Light"/>
         <w:tblW w:w="0" w:type="auto"/>
-        <w:tblCellMar>
-          <w:top w:w="15" w:type="dxa"/>
-          <w:left w:w="15" w:type="dxa"/>
-          <w:bottom w:w="15" w:type="dxa"/>
-          <w:right w:w="15" w:type="dxa"/>
-        </w:tblCellMar>
         <w:tblLook w:val="04A0" w:firstRow="1" w:lastRow="0" w:firstColumn="1" w:lastColumn="0" w:noHBand="0" w:noVBand="1"/>
       </w:tblPr>
       <w:tblGrid>
-        <w:gridCol w:w="2295"/>
-        <w:gridCol w:w="1426"/>
-        <w:gridCol w:w="2844"/>
-        <w:gridCol w:w="2439"/>
+        <w:gridCol w:w="2297"/>
+        <w:gridCol w:w="1319"/>
+        <w:gridCol w:w="2924"/>
+        <w:gridCol w:w="2470"/>
       </w:tblGrid>
       <w:tr>
+        <w:trPr>
+          <w:cnfStyle w:val="100000000000" w:firstRow="1" w:lastRow="0" w:firstColumn="0" w:lastColumn="0" w:oddVBand="0" w:evenVBand="0" w:oddHBand="0" w:evenHBand="0" w:firstRowFirstColumn="0" w:firstRowLastColumn="0" w:lastRowFirstColumn="0" w:lastRowLastColumn="0"/>
+        </w:trPr>
         <w:tc>
           <w:tcPr>
+            <w:cnfStyle w:val="001000000000" w:firstRow="0" w:lastRow="0" w:firstColumn="1" w:lastColumn="0" w:oddVBand="0" w:evenVBand="0" w:oddHBand="0" w:evenHBand="0" w:firstRowFirstColumn="0" w:firstRowLastColumn="0" w:lastRowFirstColumn="0" w:lastRowLastColumn="0"/>
             <w:tcW w:w="0" w:type="auto"/>
-            <w:tcBorders>
-              <w:top w:val="single" w:sz="6" w:space="0" w:color="000000"/>
-              <w:left w:val="single" w:sz="6" w:space="0" w:color="000000"/>
-              <w:bottom w:val="single" w:sz="6" w:space="0" w:color="000000"/>
-              <w:right w:val="single" w:sz="6" w:space="0" w:color="000000"/>
-            </w:tcBorders>
-            <w:shd w:val="clear" w:color="auto" w:fill="F8FAFD"/>
-            <w:tcMar>
-              <w:top w:w="120" w:type="dxa"/>
-              <w:left w:w="180" w:type="dxa"/>
-              <w:bottom w:w="120" w:type="dxa"/>
-              <w:right w:w="180" w:type="dxa"/>
-            </w:tcMar>
             <w:hideMark/>
           </w:tcPr>
           <w:p>
@@ -5219,8 +5143,6 @@
             <w:r>
               <w:rPr>
                 <w:rFonts w:eastAsia="Times New Roman"/>
-                <w:b/>
-                <w:bCs/>
                 <w:color w:val="1F1F1F"/>
                 <w:lang w:val="en-NP" w:eastAsia="en-US"/>
               </w:rPr>
@@ -5231,24 +5153,12 @@
         <w:tc>
           <w:tcPr>
             <w:tcW w:w="0" w:type="auto"/>
-            <w:tcBorders>
-              <w:top w:val="single" w:sz="6" w:space="0" w:color="000000"/>
-              <w:left w:val="single" w:sz="6" w:space="0" w:color="000000"/>
-              <w:bottom w:val="single" w:sz="6" w:space="0" w:color="000000"/>
-              <w:right w:val="single" w:sz="6" w:space="0" w:color="000000"/>
-            </w:tcBorders>
-            <w:shd w:val="clear" w:color="auto" w:fill="F8FAFD"/>
-            <w:tcMar>
-              <w:top w:w="120" w:type="dxa"/>
-              <w:left w:w="180" w:type="dxa"/>
-              <w:bottom w:w="120" w:type="dxa"/>
-              <w:right w:w="180" w:type="dxa"/>
-            </w:tcMar>
             <w:hideMark/>
           </w:tcPr>
           <w:p>
             <w:pPr>
               <w:spacing w:before="120" w:after="120" w:line="360" w:lineRule="auto"/>
+              <w:cnfStyle w:val="100000000000" w:firstRow="1" w:lastRow="0" w:firstColumn="0" w:lastColumn="0" w:oddVBand="0" w:evenVBand="0" w:oddHBand="0" w:evenHBand="0" w:firstRowFirstColumn="0" w:firstRowLastColumn="0" w:lastRowFirstColumn="0" w:lastRowLastColumn="0"/>
               <w:rPr>
                 <w:rFonts w:eastAsia="Times New Roman"/>
                 <w:lang w:val="en-NP" w:eastAsia="en-US"/>
@@ -5257,8 +5167,6 @@
             <w:r>
               <w:rPr>
                 <w:rFonts w:eastAsia="Times New Roman"/>
-                <w:b/>
-                <w:bCs/>
                 <w:color w:val="1F1F1F"/>
                 <w:lang w:val="en-NP" w:eastAsia="en-US"/>
               </w:rPr>
@@ -5269,24 +5177,12 @@
         <w:tc>
           <w:tcPr>
             <w:tcW w:w="0" w:type="auto"/>
-            <w:tcBorders>
-              <w:top w:val="single" w:sz="6" w:space="0" w:color="000000"/>
-              <w:left w:val="single" w:sz="6" w:space="0" w:color="000000"/>
-              <w:bottom w:val="single" w:sz="6" w:space="0" w:color="000000"/>
-              <w:right w:val="single" w:sz="6" w:space="0" w:color="000000"/>
-            </w:tcBorders>
-            <w:shd w:val="clear" w:color="auto" w:fill="F8FAFD"/>
-            <w:tcMar>
-              <w:top w:w="120" w:type="dxa"/>
-              <w:left w:w="180" w:type="dxa"/>
-              <w:bottom w:w="120" w:type="dxa"/>
-              <w:right w:w="180" w:type="dxa"/>
-            </w:tcMar>
             <w:hideMark/>
           </w:tcPr>
           <w:p>
             <w:pPr>
               <w:spacing w:before="120" w:after="120" w:line="360" w:lineRule="auto"/>
+              <w:cnfStyle w:val="100000000000" w:firstRow="1" w:lastRow="0" w:firstColumn="0" w:lastColumn="0" w:oddVBand="0" w:evenVBand="0" w:oddHBand="0" w:evenHBand="0" w:firstRowFirstColumn="0" w:firstRowLastColumn="0" w:lastRowFirstColumn="0" w:lastRowLastColumn="0"/>
               <w:rPr>
                 <w:rFonts w:eastAsia="Times New Roman"/>
                 <w:lang w:val="en-NP" w:eastAsia="en-US"/>
@@ -5295,8 +5191,6 @@
             <w:r>
               <w:rPr>
                 <w:rFonts w:eastAsia="Times New Roman"/>
-                <w:b/>
-                <w:bCs/>
                 <w:color w:val="1F1F1F"/>
                 <w:lang w:val="en-NP" w:eastAsia="en-US"/>
               </w:rPr>
@@ -5307,24 +5201,12 @@
         <w:tc>
           <w:tcPr>
             <w:tcW w:w="0" w:type="auto"/>
-            <w:tcBorders>
-              <w:top w:val="single" w:sz="6" w:space="0" w:color="000000"/>
-              <w:left w:val="single" w:sz="6" w:space="0" w:color="000000"/>
-              <w:bottom w:val="single" w:sz="6" w:space="0" w:color="000000"/>
-              <w:right w:val="single" w:sz="6" w:space="0" w:color="000000"/>
-            </w:tcBorders>
-            <w:shd w:val="clear" w:color="auto" w:fill="F8FAFD"/>
-            <w:tcMar>
-              <w:top w:w="120" w:type="dxa"/>
-              <w:left w:w="180" w:type="dxa"/>
-              <w:bottom w:w="120" w:type="dxa"/>
-              <w:right w:w="180" w:type="dxa"/>
-            </w:tcMar>
             <w:hideMark/>
           </w:tcPr>
           <w:p>
             <w:pPr>
               <w:spacing w:before="120" w:after="120" w:line="360" w:lineRule="auto"/>
+              <w:cnfStyle w:val="100000000000" w:firstRow="1" w:lastRow="0" w:firstColumn="0" w:lastColumn="0" w:oddVBand="0" w:evenVBand="0" w:oddHBand="0" w:evenHBand="0" w:firstRowFirstColumn="0" w:firstRowLastColumn="0" w:lastRowFirstColumn="0" w:lastRowLastColumn="0"/>
               <w:rPr>
                 <w:rFonts w:eastAsia="Times New Roman"/>
                 <w:lang w:val="en-NP" w:eastAsia="en-US"/>
@@ -5333,8 +5215,6 @@
             <w:r>
               <w:rPr>
                 <w:rFonts w:eastAsia="Times New Roman"/>
-                <w:b/>
-                <w:bCs/>
                 <w:color w:val="1F1F1F"/>
                 <w:lang w:val="en-NP" w:eastAsia="en-US"/>
               </w:rPr>
@@ -5346,25 +5226,13 @@
       <w:tr>
         <w:tc>
           <w:tcPr>
+            <w:cnfStyle w:val="001000000000" w:firstRow="0" w:lastRow="0" w:firstColumn="1" w:lastColumn="0" w:oddVBand="0" w:evenVBand="0" w:oddHBand="0" w:evenHBand="0" w:firstRowFirstColumn="0" w:firstRowLastColumn="0" w:lastRowFirstColumn="0" w:lastRowLastColumn="0"/>
             <w:tcW w:w="0" w:type="auto"/>
-            <w:tcBorders>
-              <w:top w:val="single" w:sz="6" w:space="0" w:color="000000"/>
-              <w:left w:val="single" w:sz="6" w:space="0" w:color="000000"/>
-              <w:bottom w:val="single" w:sz="6" w:space="0" w:color="000000"/>
-              <w:right w:val="single" w:sz="6" w:space="0" w:color="000000"/>
-            </w:tcBorders>
-            <w:shd w:val="clear" w:color="auto" w:fill="F8FAFD"/>
-            <w:tcMar>
-              <w:top w:w="120" w:type="dxa"/>
-              <w:left w:w="180" w:type="dxa"/>
-              <w:bottom w:w="120" w:type="dxa"/>
-              <w:right w:w="180" w:type="dxa"/>
-            </w:tcMar>
             <w:hideMark/>
           </w:tcPr>
           <w:p>
             <w:pPr>
-              <w:spacing w:after="0" w:line="360" w:lineRule="auto"/>
+              <w:spacing w:line="360" w:lineRule="auto"/>
               <w:rPr>
                 <w:rFonts w:eastAsia="Times New Roman"/>
                 <w:lang w:val="en-NP" w:eastAsia="en-US"/>
@@ -5383,24 +5251,12 @@
         <w:tc>
           <w:tcPr>
             <w:tcW w:w="0" w:type="auto"/>
-            <w:tcBorders>
-              <w:top w:val="single" w:sz="6" w:space="0" w:color="000000"/>
-              <w:left w:val="single" w:sz="6" w:space="0" w:color="000000"/>
-              <w:bottom w:val="single" w:sz="6" w:space="0" w:color="000000"/>
-              <w:right w:val="single" w:sz="6" w:space="0" w:color="000000"/>
-            </w:tcBorders>
-            <w:shd w:val="clear" w:color="auto" w:fill="F8FAFD"/>
-            <w:tcMar>
-              <w:top w:w="120" w:type="dxa"/>
-              <w:left w:w="180" w:type="dxa"/>
-              <w:bottom w:w="120" w:type="dxa"/>
-              <w:right w:w="180" w:type="dxa"/>
-            </w:tcMar>
             <w:hideMark/>
           </w:tcPr>
           <w:p>
             <w:pPr>
-              <w:spacing w:after="0" w:line="360" w:lineRule="auto"/>
+              <w:spacing w:line="360" w:lineRule="auto"/>
+              <w:cnfStyle w:val="000000000000" w:firstRow="0" w:lastRow="0" w:firstColumn="0" w:lastColumn="0" w:oddVBand="0" w:evenVBand="0" w:oddHBand="0" w:evenHBand="0" w:firstRowFirstColumn="0" w:firstRowLastColumn="0" w:lastRowFirstColumn="0" w:lastRowLastColumn="0"/>
               <w:rPr>
                 <w:rFonts w:eastAsia="Times New Roman"/>
                 <w:lang w:val="en-NP" w:eastAsia="en-US"/>
@@ -5419,24 +5275,12 @@
         <w:tc>
           <w:tcPr>
             <w:tcW w:w="0" w:type="auto"/>
-            <w:tcBorders>
-              <w:top w:val="single" w:sz="6" w:space="0" w:color="000000"/>
-              <w:left w:val="single" w:sz="6" w:space="0" w:color="000000"/>
-              <w:bottom w:val="single" w:sz="6" w:space="0" w:color="000000"/>
-              <w:right w:val="single" w:sz="6" w:space="0" w:color="000000"/>
-            </w:tcBorders>
-            <w:shd w:val="clear" w:color="auto" w:fill="F8FAFD"/>
-            <w:tcMar>
-              <w:top w:w="120" w:type="dxa"/>
-              <w:left w:w="180" w:type="dxa"/>
-              <w:bottom w:w="120" w:type="dxa"/>
-              <w:right w:w="180" w:type="dxa"/>
-            </w:tcMar>
             <w:hideMark/>
           </w:tcPr>
           <w:p>
             <w:pPr>
-              <w:spacing w:after="0" w:line="360" w:lineRule="auto"/>
+              <w:spacing w:line="360" w:lineRule="auto"/>
+              <w:cnfStyle w:val="000000000000" w:firstRow="0" w:lastRow="0" w:firstColumn="0" w:lastColumn="0" w:oddVBand="0" w:evenVBand="0" w:oddHBand="0" w:evenHBand="0" w:firstRowFirstColumn="0" w:firstRowLastColumn="0" w:lastRowFirstColumn="0" w:lastRowLastColumn="0"/>
               <w:rPr>
                 <w:rFonts w:eastAsia="Times New Roman"/>
                 <w:lang w:val="en-NP" w:eastAsia="en-US"/>
@@ -5455,24 +5299,12 @@
         <w:tc>
           <w:tcPr>
             <w:tcW w:w="0" w:type="auto"/>
-            <w:tcBorders>
-              <w:top w:val="single" w:sz="6" w:space="0" w:color="000000"/>
-              <w:left w:val="single" w:sz="6" w:space="0" w:color="000000"/>
-              <w:bottom w:val="single" w:sz="6" w:space="0" w:color="000000"/>
-              <w:right w:val="single" w:sz="6" w:space="0" w:color="000000"/>
-            </w:tcBorders>
-            <w:shd w:val="clear" w:color="auto" w:fill="F8FAFD"/>
-            <w:tcMar>
-              <w:top w:w="120" w:type="dxa"/>
-              <w:left w:w="180" w:type="dxa"/>
-              <w:bottom w:w="120" w:type="dxa"/>
-              <w:right w:w="180" w:type="dxa"/>
-            </w:tcMar>
             <w:hideMark/>
           </w:tcPr>
           <w:p>
             <w:pPr>
-              <w:spacing w:after="0" w:line="360" w:lineRule="auto"/>
+              <w:spacing w:line="360" w:lineRule="auto"/>
+              <w:cnfStyle w:val="000000000000" w:firstRow="0" w:lastRow="0" w:firstColumn="0" w:lastColumn="0" w:oddVBand="0" w:evenVBand="0" w:oddHBand="0" w:evenHBand="0" w:firstRowFirstColumn="0" w:firstRowLastColumn="0" w:lastRowFirstColumn="0" w:lastRowLastColumn="0"/>
               <w:rPr>
                 <w:rFonts w:eastAsia="Times New Roman"/>
                 <w:lang w:val="en-NP" w:eastAsia="en-US"/>
@@ -5492,25 +5324,13 @@
       <w:tr>
         <w:tc>
           <w:tcPr>
+            <w:cnfStyle w:val="001000000000" w:firstRow="0" w:lastRow="0" w:firstColumn="1" w:lastColumn="0" w:oddVBand="0" w:evenVBand="0" w:oddHBand="0" w:evenHBand="0" w:firstRowFirstColumn="0" w:firstRowLastColumn="0" w:lastRowFirstColumn="0" w:lastRowLastColumn="0"/>
             <w:tcW w:w="0" w:type="auto"/>
-            <w:tcBorders>
-              <w:top w:val="single" w:sz="6" w:space="0" w:color="000000"/>
-              <w:left w:val="single" w:sz="6" w:space="0" w:color="000000"/>
-              <w:bottom w:val="single" w:sz="6" w:space="0" w:color="000000"/>
-              <w:right w:val="single" w:sz="6" w:space="0" w:color="000000"/>
-            </w:tcBorders>
-            <w:shd w:val="clear" w:color="auto" w:fill="F8FAFD"/>
-            <w:tcMar>
-              <w:top w:w="120" w:type="dxa"/>
-              <w:left w:w="180" w:type="dxa"/>
-              <w:bottom w:w="120" w:type="dxa"/>
-              <w:right w:w="180" w:type="dxa"/>
-            </w:tcMar>
             <w:hideMark/>
           </w:tcPr>
           <w:p>
             <w:pPr>
-              <w:spacing w:after="0" w:line="360" w:lineRule="auto"/>
+              <w:spacing w:line="360" w:lineRule="auto"/>
               <w:rPr>
                 <w:rFonts w:eastAsia="Times New Roman"/>
                 <w:lang w:val="en-NP" w:eastAsia="en-US"/>
@@ -5529,24 +5349,12 @@
         <w:tc>
           <w:tcPr>
             <w:tcW w:w="0" w:type="auto"/>
-            <w:tcBorders>
-              <w:top w:val="single" w:sz="6" w:space="0" w:color="000000"/>
-              <w:left w:val="single" w:sz="6" w:space="0" w:color="000000"/>
-              <w:bottom w:val="single" w:sz="6" w:space="0" w:color="000000"/>
-              <w:right w:val="single" w:sz="6" w:space="0" w:color="000000"/>
-            </w:tcBorders>
-            <w:shd w:val="clear" w:color="auto" w:fill="F8FAFD"/>
-            <w:tcMar>
-              <w:top w:w="120" w:type="dxa"/>
-              <w:left w:w="180" w:type="dxa"/>
-              <w:bottom w:w="120" w:type="dxa"/>
-              <w:right w:w="180" w:type="dxa"/>
-            </w:tcMar>
             <w:hideMark/>
           </w:tcPr>
           <w:p>
             <w:pPr>
-              <w:spacing w:after="0" w:line="360" w:lineRule="auto"/>
+              <w:spacing w:line="360" w:lineRule="auto"/>
+              <w:cnfStyle w:val="000000000000" w:firstRow="0" w:lastRow="0" w:firstColumn="0" w:lastColumn="0" w:oddVBand="0" w:evenVBand="0" w:oddHBand="0" w:evenHBand="0" w:firstRowFirstColumn="0" w:firstRowLastColumn="0" w:lastRowFirstColumn="0" w:lastRowLastColumn="0"/>
               <w:rPr>
                 <w:rFonts w:eastAsia="Times New Roman"/>
                 <w:lang w:val="en-NP" w:eastAsia="en-US"/>
@@ -5565,24 +5373,12 @@
         <w:tc>
           <w:tcPr>
             <w:tcW w:w="0" w:type="auto"/>
-            <w:tcBorders>
-              <w:top w:val="single" w:sz="6" w:space="0" w:color="000000"/>
-              <w:left w:val="single" w:sz="6" w:space="0" w:color="000000"/>
-              <w:bottom w:val="single" w:sz="6" w:space="0" w:color="000000"/>
-              <w:right w:val="single" w:sz="6" w:space="0" w:color="000000"/>
-            </w:tcBorders>
-            <w:shd w:val="clear" w:color="auto" w:fill="F8FAFD"/>
-            <w:tcMar>
-              <w:top w:w="120" w:type="dxa"/>
-              <w:left w:w="180" w:type="dxa"/>
-              <w:bottom w:w="120" w:type="dxa"/>
-              <w:right w:w="180" w:type="dxa"/>
-            </w:tcMar>
             <w:hideMark/>
           </w:tcPr>
           <w:p>
             <w:pPr>
-              <w:spacing w:after="0" w:line="360" w:lineRule="auto"/>
+              <w:spacing w:line="360" w:lineRule="auto"/>
+              <w:cnfStyle w:val="000000000000" w:firstRow="0" w:lastRow="0" w:firstColumn="0" w:lastColumn="0" w:oddVBand="0" w:evenVBand="0" w:oddHBand="0" w:evenHBand="0" w:firstRowFirstColumn="0" w:firstRowLastColumn="0" w:lastRowFirstColumn="0" w:lastRowLastColumn="0"/>
               <w:rPr>
                 <w:rFonts w:eastAsia="Times New Roman"/>
                 <w:lang w:val="en-NP" w:eastAsia="en-US"/>
@@ -5601,24 +5397,12 @@
         <w:tc>
           <w:tcPr>
             <w:tcW w:w="0" w:type="auto"/>
-            <w:tcBorders>
-              <w:top w:val="single" w:sz="6" w:space="0" w:color="000000"/>
-              <w:left w:val="single" w:sz="6" w:space="0" w:color="000000"/>
-              <w:bottom w:val="single" w:sz="6" w:space="0" w:color="000000"/>
-              <w:right w:val="single" w:sz="6" w:space="0" w:color="000000"/>
-            </w:tcBorders>
-            <w:shd w:val="clear" w:color="auto" w:fill="F8FAFD"/>
-            <w:tcMar>
-              <w:top w:w="120" w:type="dxa"/>
-              <w:left w:w="180" w:type="dxa"/>
-              <w:bottom w:w="120" w:type="dxa"/>
-              <w:right w:w="180" w:type="dxa"/>
-            </w:tcMar>
             <w:hideMark/>
           </w:tcPr>
           <w:p>
             <w:pPr>
-              <w:spacing w:after="0" w:line="360" w:lineRule="auto"/>
+              <w:spacing w:line="360" w:lineRule="auto"/>
+              <w:cnfStyle w:val="000000000000" w:firstRow="0" w:lastRow="0" w:firstColumn="0" w:lastColumn="0" w:oddVBand="0" w:evenVBand="0" w:oddHBand="0" w:evenHBand="0" w:firstRowFirstColumn="0" w:firstRowLastColumn="0" w:lastRowFirstColumn="0" w:lastRowLastColumn="0"/>
               <w:rPr>
                 <w:rFonts w:eastAsia="Times New Roman"/>
                 <w:lang w:val="en-NP" w:eastAsia="en-US"/>
@@ -5638,25 +5422,13 @@
       <w:tr>
         <w:tc>
           <w:tcPr>
+            <w:cnfStyle w:val="001000000000" w:firstRow="0" w:lastRow="0" w:firstColumn="1" w:lastColumn="0" w:oddVBand="0" w:evenVBand="0" w:oddHBand="0" w:evenHBand="0" w:firstRowFirstColumn="0" w:firstRowLastColumn="0" w:lastRowFirstColumn="0" w:lastRowLastColumn="0"/>
             <w:tcW w:w="0" w:type="auto"/>
-            <w:tcBorders>
-              <w:top w:val="single" w:sz="6" w:space="0" w:color="000000"/>
-              <w:left w:val="single" w:sz="6" w:space="0" w:color="000000"/>
-              <w:bottom w:val="single" w:sz="6" w:space="0" w:color="000000"/>
-              <w:right w:val="single" w:sz="6" w:space="0" w:color="000000"/>
-            </w:tcBorders>
-            <w:shd w:val="clear" w:color="auto" w:fill="F8FAFD"/>
-            <w:tcMar>
-              <w:top w:w="120" w:type="dxa"/>
-              <w:left w:w="180" w:type="dxa"/>
-              <w:bottom w:w="120" w:type="dxa"/>
-              <w:right w:w="180" w:type="dxa"/>
-            </w:tcMar>
             <w:hideMark/>
           </w:tcPr>
           <w:p>
             <w:pPr>
-              <w:spacing w:after="0" w:line="360" w:lineRule="auto"/>
+              <w:spacing w:line="360" w:lineRule="auto"/>
               <w:rPr>
                 <w:rFonts w:eastAsia="Times New Roman"/>
                 <w:lang w:val="en-NP" w:eastAsia="en-US"/>
@@ -5675,24 +5447,12 @@
         <w:tc>
           <w:tcPr>
             <w:tcW w:w="0" w:type="auto"/>
-            <w:tcBorders>
-              <w:top w:val="single" w:sz="6" w:space="0" w:color="000000"/>
-              <w:left w:val="single" w:sz="6" w:space="0" w:color="000000"/>
-              <w:bottom w:val="single" w:sz="6" w:space="0" w:color="000000"/>
-              <w:right w:val="single" w:sz="6" w:space="0" w:color="000000"/>
-            </w:tcBorders>
-            <w:shd w:val="clear" w:color="auto" w:fill="F8FAFD"/>
-            <w:tcMar>
-              <w:top w:w="120" w:type="dxa"/>
-              <w:left w:w="180" w:type="dxa"/>
-              <w:bottom w:w="120" w:type="dxa"/>
-              <w:right w:w="180" w:type="dxa"/>
-            </w:tcMar>
             <w:hideMark/>
           </w:tcPr>
           <w:p>
             <w:pPr>
-              <w:spacing w:after="0" w:line="360" w:lineRule="auto"/>
+              <w:spacing w:line="360" w:lineRule="auto"/>
+              <w:cnfStyle w:val="000000000000" w:firstRow="0" w:lastRow="0" w:firstColumn="0" w:lastColumn="0" w:oddVBand="0" w:evenVBand="0" w:oddHBand="0" w:evenHBand="0" w:firstRowFirstColumn="0" w:firstRowLastColumn="0" w:lastRowFirstColumn="0" w:lastRowLastColumn="0"/>
               <w:rPr>
                 <w:rFonts w:eastAsia="Times New Roman"/>
                 <w:lang w:val="en-NP" w:eastAsia="en-US"/>
@@ -5711,24 +5471,12 @@
         <w:tc>
           <w:tcPr>
             <w:tcW w:w="0" w:type="auto"/>
-            <w:tcBorders>
-              <w:top w:val="single" w:sz="6" w:space="0" w:color="000000"/>
-              <w:left w:val="single" w:sz="6" w:space="0" w:color="000000"/>
-              <w:bottom w:val="single" w:sz="6" w:space="0" w:color="000000"/>
-              <w:right w:val="single" w:sz="6" w:space="0" w:color="000000"/>
-            </w:tcBorders>
-            <w:shd w:val="clear" w:color="auto" w:fill="F8FAFD"/>
-            <w:tcMar>
-              <w:top w:w="120" w:type="dxa"/>
-              <w:left w:w="180" w:type="dxa"/>
-              <w:bottom w:w="120" w:type="dxa"/>
-              <w:right w:w="180" w:type="dxa"/>
-            </w:tcMar>
             <w:hideMark/>
           </w:tcPr>
           <w:p>
             <w:pPr>
-              <w:spacing w:after="0" w:line="360" w:lineRule="auto"/>
+              <w:spacing w:line="360" w:lineRule="auto"/>
+              <w:cnfStyle w:val="000000000000" w:firstRow="0" w:lastRow="0" w:firstColumn="0" w:lastColumn="0" w:oddVBand="0" w:evenVBand="0" w:oddHBand="0" w:evenHBand="0" w:firstRowFirstColumn="0" w:firstRowLastColumn="0" w:lastRowFirstColumn="0" w:lastRowLastColumn="0"/>
               <w:rPr>
                 <w:rFonts w:eastAsia="Times New Roman"/>
                 <w:lang w:val="en-NP" w:eastAsia="en-US"/>
@@ -5747,24 +5495,12 @@
         <w:tc>
           <w:tcPr>
             <w:tcW w:w="0" w:type="auto"/>
-            <w:tcBorders>
-              <w:top w:val="single" w:sz="6" w:space="0" w:color="000000"/>
-              <w:left w:val="single" w:sz="6" w:space="0" w:color="000000"/>
-              <w:bottom w:val="single" w:sz="6" w:space="0" w:color="000000"/>
-              <w:right w:val="single" w:sz="6" w:space="0" w:color="000000"/>
-            </w:tcBorders>
-            <w:shd w:val="clear" w:color="auto" w:fill="F8FAFD"/>
-            <w:tcMar>
-              <w:top w:w="120" w:type="dxa"/>
-              <w:left w:w="180" w:type="dxa"/>
-              <w:bottom w:w="120" w:type="dxa"/>
-              <w:right w:w="180" w:type="dxa"/>
-            </w:tcMar>
             <w:hideMark/>
           </w:tcPr>
           <w:p>
             <w:pPr>
-              <w:spacing w:after="0" w:line="360" w:lineRule="auto"/>
+              <w:spacing w:line="360" w:lineRule="auto"/>
+              <w:cnfStyle w:val="000000000000" w:firstRow="0" w:lastRow="0" w:firstColumn="0" w:lastColumn="0" w:oddVBand="0" w:evenVBand="0" w:oddHBand="0" w:evenHBand="0" w:firstRowFirstColumn="0" w:firstRowLastColumn="0" w:lastRowFirstColumn="0" w:lastRowLastColumn="0"/>
               <w:rPr>
                 <w:rFonts w:eastAsia="Times New Roman"/>
                 <w:lang w:val="en-NP" w:eastAsia="en-US"/>
@@ -5784,25 +5520,13 @@
       <w:tr>
         <w:tc>
           <w:tcPr>
+            <w:cnfStyle w:val="001000000000" w:firstRow="0" w:lastRow="0" w:firstColumn="1" w:lastColumn="0" w:oddVBand="0" w:evenVBand="0" w:oddHBand="0" w:evenHBand="0" w:firstRowFirstColumn="0" w:firstRowLastColumn="0" w:lastRowFirstColumn="0" w:lastRowLastColumn="0"/>
             <w:tcW w:w="0" w:type="auto"/>
-            <w:tcBorders>
-              <w:top w:val="single" w:sz="6" w:space="0" w:color="000000"/>
-              <w:left w:val="single" w:sz="6" w:space="0" w:color="000000"/>
-              <w:bottom w:val="single" w:sz="6" w:space="0" w:color="000000"/>
-              <w:right w:val="single" w:sz="6" w:space="0" w:color="000000"/>
-            </w:tcBorders>
-            <w:shd w:val="clear" w:color="auto" w:fill="F8FAFD"/>
-            <w:tcMar>
-              <w:top w:w="120" w:type="dxa"/>
-              <w:left w:w="180" w:type="dxa"/>
-              <w:bottom w:w="120" w:type="dxa"/>
-              <w:right w:w="180" w:type="dxa"/>
-            </w:tcMar>
             <w:hideMark/>
           </w:tcPr>
           <w:p>
             <w:pPr>
-              <w:spacing w:after="0" w:line="360" w:lineRule="auto"/>
+              <w:spacing w:line="360" w:lineRule="auto"/>
               <w:rPr>
                 <w:rFonts w:eastAsia="Times New Roman"/>
                 <w:lang w:val="en-NP" w:eastAsia="en-US"/>
@@ -5821,24 +5545,12 @@
         <w:tc>
           <w:tcPr>
             <w:tcW w:w="0" w:type="auto"/>
-            <w:tcBorders>
-              <w:top w:val="single" w:sz="6" w:space="0" w:color="000000"/>
-              <w:left w:val="single" w:sz="6" w:space="0" w:color="000000"/>
-              <w:bottom w:val="single" w:sz="6" w:space="0" w:color="000000"/>
-              <w:right w:val="single" w:sz="6" w:space="0" w:color="000000"/>
-            </w:tcBorders>
-            <w:shd w:val="clear" w:color="auto" w:fill="F8FAFD"/>
-            <w:tcMar>
-              <w:top w:w="120" w:type="dxa"/>
-              <w:left w:w="180" w:type="dxa"/>
-              <w:bottom w:w="120" w:type="dxa"/>
-              <w:right w:w="180" w:type="dxa"/>
-            </w:tcMar>
             <w:hideMark/>
           </w:tcPr>
           <w:p>
             <w:pPr>
-              <w:spacing w:after="0" w:line="360" w:lineRule="auto"/>
+              <w:spacing w:line="360" w:lineRule="auto"/>
+              <w:cnfStyle w:val="000000000000" w:firstRow="0" w:lastRow="0" w:firstColumn="0" w:lastColumn="0" w:oddVBand="0" w:evenVBand="0" w:oddHBand="0" w:evenHBand="0" w:firstRowFirstColumn="0" w:firstRowLastColumn="0" w:lastRowFirstColumn="0" w:lastRowLastColumn="0"/>
               <w:rPr>
                 <w:rFonts w:eastAsia="Times New Roman"/>
                 <w:lang w:val="en-NP" w:eastAsia="en-US"/>
@@ -5857,24 +5569,12 @@
         <w:tc>
           <w:tcPr>
             <w:tcW w:w="0" w:type="auto"/>
-            <w:tcBorders>
-              <w:top w:val="single" w:sz="6" w:space="0" w:color="000000"/>
-              <w:left w:val="single" w:sz="6" w:space="0" w:color="000000"/>
-              <w:bottom w:val="single" w:sz="6" w:space="0" w:color="000000"/>
-              <w:right w:val="single" w:sz="6" w:space="0" w:color="000000"/>
-            </w:tcBorders>
-            <w:shd w:val="clear" w:color="auto" w:fill="F8FAFD"/>
-            <w:tcMar>
-              <w:top w:w="120" w:type="dxa"/>
-              <w:left w:w="180" w:type="dxa"/>
-              <w:bottom w:w="120" w:type="dxa"/>
-              <w:right w:w="180" w:type="dxa"/>
-            </w:tcMar>
             <w:hideMark/>
           </w:tcPr>
           <w:p>
             <w:pPr>
-              <w:spacing w:after="0" w:line="360" w:lineRule="auto"/>
+              <w:spacing w:line="360" w:lineRule="auto"/>
+              <w:cnfStyle w:val="000000000000" w:firstRow="0" w:lastRow="0" w:firstColumn="0" w:lastColumn="0" w:oddVBand="0" w:evenVBand="0" w:oddHBand="0" w:evenHBand="0" w:firstRowFirstColumn="0" w:firstRowLastColumn="0" w:lastRowFirstColumn="0" w:lastRowLastColumn="0"/>
               <w:rPr>
                 <w:rFonts w:eastAsia="Times New Roman"/>
                 <w:lang w:val="en-NP" w:eastAsia="en-US"/>
@@ -5893,24 +5593,12 @@
         <w:tc>
           <w:tcPr>
             <w:tcW w:w="0" w:type="auto"/>
-            <w:tcBorders>
-              <w:top w:val="single" w:sz="6" w:space="0" w:color="000000"/>
-              <w:left w:val="single" w:sz="6" w:space="0" w:color="000000"/>
-              <w:bottom w:val="single" w:sz="6" w:space="0" w:color="000000"/>
-              <w:right w:val="single" w:sz="6" w:space="0" w:color="000000"/>
-            </w:tcBorders>
-            <w:shd w:val="clear" w:color="auto" w:fill="F8FAFD"/>
-            <w:tcMar>
-              <w:top w:w="120" w:type="dxa"/>
-              <w:left w:w="180" w:type="dxa"/>
-              <w:bottom w:w="120" w:type="dxa"/>
-              <w:right w:w="180" w:type="dxa"/>
-            </w:tcMar>
             <w:hideMark/>
           </w:tcPr>
           <w:p>
             <w:pPr>
-              <w:spacing w:after="0" w:line="360" w:lineRule="auto"/>
+              <w:spacing w:line="360" w:lineRule="auto"/>
+              <w:cnfStyle w:val="000000000000" w:firstRow="0" w:lastRow="0" w:firstColumn="0" w:lastColumn="0" w:oddVBand="0" w:evenVBand="0" w:oddHBand="0" w:evenHBand="0" w:firstRowFirstColumn="0" w:firstRowLastColumn="0" w:lastRowFirstColumn="0" w:lastRowLastColumn="0"/>
               <w:rPr>
                 <w:rFonts w:eastAsia="Times New Roman"/>
                 <w:lang w:val="en-NP" w:eastAsia="en-US"/>
@@ -5930,25 +5618,13 @@
       <w:tr>
         <w:tc>
           <w:tcPr>
+            <w:cnfStyle w:val="001000000000" w:firstRow="0" w:lastRow="0" w:firstColumn="1" w:lastColumn="0" w:oddVBand="0" w:evenVBand="0" w:oddHBand="0" w:evenHBand="0" w:firstRowFirstColumn="0" w:firstRowLastColumn="0" w:lastRowFirstColumn="0" w:lastRowLastColumn="0"/>
             <w:tcW w:w="0" w:type="auto"/>
-            <w:tcBorders>
-              <w:top w:val="single" w:sz="6" w:space="0" w:color="000000"/>
-              <w:left w:val="single" w:sz="6" w:space="0" w:color="000000"/>
-              <w:bottom w:val="single" w:sz="6" w:space="0" w:color="000000"/>
-              <w:right w:val="single" w:sz="6" w:space="0" w:color="000000"/>
-            </w:tcBorders>
-            <w:shd w:val="clear" w:color="auto" w:fill="F8FAFD"/>
-            <w:tcMar>
-              <w:top w:w="120" w:type="dxa"/>
-              <w:left w:w="180" w:type="dxa"/>
-              <w:bottom w:w="120" w:type="dxa"/>
-              <w:right w:w="180" w:type="dxa"/>
-            </w:tcMar>
             <w:hideMark/>
           </w:tcPr>
           <w:p>
             <w:pPr>
-              <w:spacing w:after="0" w:line="360" w:lineRule="auto"/>
+              <w:spacing w:line="360" w:lineRule="auto"/>
               <w:rPr>
                 <w:rFonts w:eastAsia="Times New Roman"/>
                 <w:lang w:val="en-NP" w:eastAsia="en-US"/>
@@ -5960,7 +5636,6 @@
                 <w:color w:val="1F1F1F"/>
                 <w:lang w:val="en-NP" w:eastAsia="en-US"/>
               </w:rPr>
-              <w:lastRenderedPageBreak/>
               <w:t>Age Group</w:t>
             </w:r>
           </w:p>
@@ -5968,24 +5643,12 @@
         <w:tc>
           <w:tcPr>
             <w:tcW w:w="0" w:type="auto"/>
-            <w:tcBorders>
-              <w:top w:val="single" w:sz="6" w:space="0" w:color="000000"/>
-              <w:left w:val="single" w:sz="6" w:space="0" w:color="000000"/>
-              <w:bottom w:val="single" w:sz="6" w:space="0" w:color="000000"/>
-              <w:right w:val="single" w:sz="6" w:space="0" w:color="000000"/>
-            </w:tcBorders>
-            <w:shd w:val="clear" w:color="auto" w:fill="F8FAFD"/>
-            <w:tcMar>
-              <w:top w:w="120" w:type="dxa"/>
-              <w:left w:w="180" w:type="dxa"/>
-              <w:bottom w:w="120" w:type="dxa"/>
-              <w:right w:w="180" w:type="dxa"/>
-            </w:tcMar>
             <w:hideMark/>
           </w:tcPr>
           <w:p>
             <w:pPr>
-              <w:spacing w:after="0" w:line="360" w:lineRule="auto"/>
+              <w:spacing w:line="360" w:lineRule="auto"/>
+              <w:cnfStyle w:val="000000000000" w:firstRow="0" w:lastRow="0" w:firstColumn="0" w:lastColumn="0" w:oddVBand="0" w:evenVBand="0" w:oddHBand="0" w:evenHBand="0" w:firstRowFirstColumn="0" w:firstRowLastColumn="0" w:lastRowFirstColumn="0" w:lastRowLastColumn="0"/>
               <w:rPr>
                 <w:rFonts w:eastAsia="Times New Roman"/>
                 <w:lang w:val="en-NP" w:eastAsia="en-US"/>
@@ -6004,24 +5667,12 @@
         <w:tc>
           <w:tcPr>
             <w:tcW w:w="0" w:type="auto"/>
-            <w:tcBorders>
-              <w:top w:val="single" w:sz="6" w:space="0" w:color="000000"/>
-              <w:left w:val="single" w:sz="6" w:space="0" w:color="000000"/>
-              <w:bottom w:val="single" w:sz="6" w:space="0" w:color="000000"/>
-              <w:right w:val="single" w:sz="6" w:space="0" w:color="000000"/>
-            </w:tcBorders>
-            <w:shd w:val="clear" w:color="auto" w:fill="F8FAFD"/>
-            <w:tcMar>
-              <w:top w:w="120" w:type="dxa"/>
-              <w:left w:w="180" w:type="dxa"/>
-              <w:bottom w:w="120" w:type="dxa"/>
-              <w:right w:w="180" w:type="dxa"/>
-            </w:tcMar>
             <w:hideMark/>
           </w:tcPr>
           <w:p>
             <w:pPr>
-              <w:spacing w:after="0" w:line="360" w:lineRule="auto"/>
+              <w:spacing w:line="360" w:lineRule="auto"/>
+              <w:cnfStyle w:val="000000000000" w:firstRow="0" w:lastRow="0" w:firstColumn="0" w:lastColumn="0" w:oddVBand="0" w:evenVBand="0" w:oddHBand="0" w:evenHBand="0" w:firstRowFirstColumn="0" w:firstRowLastColumn="0" w:lastRowFirstColumn="0" w:lastRowLastColumn="0"/>
               <w:rPr>
                 <w:rFonts w:eastAsia="Times New Roman"/>
                 <w:lang w:val="en-NP" w:eastAsia="en-US"/>
@@ -6040,24 +5691,12 @@
         <w:tc>
           <w:tcPr>
             <w:tcW w:w="0" w:type="auto"/>
-            <w:tcBorders>
-              <w:top w:val="single" w:sz="6" w:space="0" w:color="000000"/>
-              <w:left w:val="single" w:sz="6" w:space="0" w:color="000000"/>
-              <w:bottom w:val="single" w:sz="6" w:space="0" w:color="000000"/>
-              <w:right w:val="single" w:sz="6" w:space="0" w:color="000000"/>
-            </w:tcBorders>
-            <w:shd w:val="clear" w:color="auto" w:fill="F8FAFD"/>
-            <w:tcMar>
-              <w:top w:w="120" w:type="dxa"/>
-              <w:left w:w="180" w:type="dxa"/>
-              <w:bottom w:w="120" w:type="dxa"/>
-              <w:right w:w="180" w:type="dxa"/>
-            </w:tcMar>
             <w:hideMark/>
           </w:tcPr>
           <w:p>
             <w:pPr>
-              <w:spacing w:after="0" w:line="360" w:lineRule="auto"/>
+              <w:spacing w:line="360" w:lineRule="auto"/>
+              <w:cnfStyle w:val="000000000000" w:firstRow="0" w:lastRow="0" w:firstColumn="0" w:lastColumn="0" w:oddVBand="0" w:evenVBand="0" w:oddHBand="0" w:evenHBand="0" w:firstRowFirstColumn="0" w:firstRowLastColumn="0" w:lastRowFirstColumn="0" w:lastRowLastColumn="0"/>
               <w:rPr>
                 <w:rFonts w:eastAsia="Times New Roman"/>
                 <w:lang w:val="en-NP" w:eastAsia="en-US"/>
@@ -6077,25 +5716,13 @@
       <w:tr>
         <w:tc>
           <w:tcPr>
+            <w:cnfStyle w:val="001000000000" w:firstRow="0" w:lastRow="0" w:firstColumn="1" w:lastColumn="0" w:oddVBand="0" w:evenVBand="0" w:oddHBand="0" w:evenHBand="0" w:firstRowFirstColumn="0" w:firstRowLastColumn="0" w:lastRowFirstColumn="0" w:lastRowLastColumn="0"/>
             <w:tcW w:w="0" w:type="auto"/>
-            <w:tcBorders>
-              <w:top w:val="single" w:sz="6" w:space="0" w:color="000000"/>
-              <w:left w:val="single" w:sz="6" w:space="0" w:color="000000"/>
-              <w:bottom w:val="single" w:sz="6" w:space="0" w:color="000000"/>
-              <w:right w:val="single" w:sz="6" w:space="0" w:color="000000"/>
-            </w:tcBorders>
-            <w:shd w:val="clear" w:color="auto" w:fill="F8FAFD"/>
-            <w:tcMar>
-              <w:top w:w="120" w:type="dxa"/>
-              <w:left w:w="180" w:type="dxa"/>
-              <w:bottom w:w="120" w:type="dxa"/>
-              <w:right w:w="180" w:type="dxa"/>
-            </w:tcMar>
             <w:hideMark/>
           </w:tcPr>
           <w:p>
             <w:pPr>
-              <w:spacing w:after="0" w:line="360" w:lineRule="auto"/>
+              <w:spacing w:line="360" w:lineRule="auto"/>
               <w:rPr>
                 <w:rFonts w:eastAsia="Times New Roman"/>
                 <w:lang w:val="en-NP" w:eastAsia="en-US"/>
@@ -6114,24 +5741,12 @@
         <w:tc>
           <w:tcPr>
             <w:tcW w:w="0" w:type="auto"/>
-            <w:tcBorders>
-              <w:top w:val="single" w:sz="6" w:space="0" w:color="000000"/>
-              <w:left w:val="single" w:sz="6" w:space="0" w:color="000000"/>
-              <w:bottom w:val="single" w:sz="6" w:space="0" w:color="000000"/>
-              <w:right w:val="single" w:sz="6" w:space="0" w:color="000000"/>
-            </w:tcBorders>
-            <w:shd w:val="clear" w:color="auto" w:fill="F8FAFD"/>
-            <w:tcMar>
-              <w:top w:w="120" w:type="dxa"/>
-              <w:left w:w="180" w:type="dxa"/>
-              <w:bottom w:w="120" w:type="dxa"/>
-              <w:right w:w="180" w:type="dxa"/>
-            </w:tcMar>
             <w:hideMark/>
           </w:tcPr>
           <w:p>
             <w:pPr>
-              <w:spacing w:after="0" w:line="360" w:lineRule="auto"/>
+              <w:spacing w:line="360" w:lineRule="auto"/>
+              <w:cnfStyle w:val="000000000000" w:firstRow="0" w:lastRow="0" w:firstColumn="0" w:lastColumn="0" w:oddVBand="0" w:evenVBand="0" w:oddHBand="0" w:evenHBand="0" w:firstRowFirstColumn="0" w:firstRowLastColumn="0" w:lastRowFirstColumn="0" w:lastRowLastColumn="0"/>
               <w:rPr>
                 <w:rFonts w:eastAsia="Times New Roman"/>
                 <w:lang w:val="en-NP" w:eastAsia="en-US"/>
@@ -6150,24 +5765,12 @@
         <w:tc>
           <w:tcPr>
             <w:tcW w:w="0" w:type="auto"/>
-            <w:tcBorders>
-              <w:top w:val="single" w:sz="6" w:space="0" w:color="000000"/>
-              <w:left w:val="single" w:sz="6" w:space="0" w:color="000000"/>
-              <w:bottom w:val="single" w:sz="6" w:space="0" w:color="000000"/>
-              <w:right w:val="single" w:sz="6" w:space="0" w:color="000000"/>
-            </w:tcBorders>
-            <w:shd w:val="clear" w:color="auto" w:fill="F8FAFD"/>
-            <w:tcMar>
-              <w:top w:w="120" w:type="dxa"/>
-              <w:left w:w="180" w:type="dxa"/>
-              <w:bottom w:w="120" w:type="dxa"/>
-              <w:right w:w="180" w:type="dxa"/>
-            </w:tcMar>
             <w:hideMark/>
           </w:tcPr>
           <w:p>
             <w:pPr>
-              <w:spacing w:after="0" w:line="360" w:lineRule="auto"/>
+              <w:spacing w:line="360" w:lineRule="auto"/>
+              <w:cnfStyle w:val="000000000000" w:firstRow="0" w:lastRow="0" w:firstColumn="0" w:lastColumn="0" w:oddVBand="0" w:evenVBand="0" w:oddHBand="0" w:evenHBand="0" w:firstRowFirstColumn="0" w:firstRowLastColumn="0" w:lastRowFirstColumn="0" w:lastRowLastColumn="0"/>
               <w:rPr>
                 <w:rFonts w:eastAsia="Times New Roman"/>
                 <w:lang w:val="en-NP" w:eastAsia="en-US"/>
@@ -6186,24 +5789,12 @@
         <w:tc>
           <w:tcPr>
             <w:tcW w:w="0" w:type="auto"/>
-            <w:tcBorders>
-              <w:top w:val="single" w:sz="6" w:space="0" w:color="000000"/>
-              <w:left w:val="single" w:sz="6" w:space="0" w:color="000000"/>
-              <w:bottom w:val="single" w:sz="6" w:space="0" w:color="000000"/>
-              <w:right w:val="single" w:sz="6" w:space="0" w:color="000000"/>
-            </w:tcBorders>
-            <w:shd w:val="clear" w:color="auto" w:fill="F8FAFD"/>
-            <w:tcMar>
-              <w:top w:w="120" w:type="dxa"/>
-              <w:left w:w="180" w:type="dxa"/>
-              <w:bottom w:w="120" w:type="dxa"/>
-              <w:right w:w="180" w:type="dxa"/>
-            </w:tcMar>
             <w:hideMark/>
           </w:tcPr>
           <w:p>
             <w:pPr>
-              <w:spacing w:after="0" w:line="360" w:lineRule="auto"/>
+              <w:spacing w:line="360" w:lineRule="auto"/>
+              <w:cnfStyle w:val="000000000000" w:firstRow="0" w:lastRow="0" w:firstColumn="0" w:lastColumn="0" w:oddVBand="0" w:evenVBand="0" w:oddHBand="0" w:evenHBand="0" w:firstRowFirstColumn="0" w:firstRowLastColumn="0" w:lastRowFirstColumn="0" w:lastRowLastColumn="0"/>
               <w:rPr>
                 <w:rFonts w:eastAsia="Times New Roman"/>
                 <w:lang w:val="en-NP" w:eastAsia="en-US"/>
@@ -6223,25 +5814,13 @@
       <w:tr>
         <w:tc>
           <w:tcPr>
+            <w:cnfStyle w:val="001000000000" w:firstRow="0" w:lastRow="0" w:firstColumn="1" w:lastColumn="0" w:oddVBand="0" w:evenVBand="0" w:oddHBand="0" w:evenHBand="0" w:firstRowFirstColumn="0" w:firstRowLastColumn="0" w:lastRowFirstColumn="0" w:lastRowLastColumn="0"/>
             <w:tcW w:w="0" w:type="auto"/>
-            <w:tcBorders>
-              <w:top w:val="single" w:sz="6" w:space="0" w:color="000000"/>
-              <w:left w:val="single" w:sz="6" w:space="0" w:color="000000"/>
-              <w:bottom w:val="single" w:sz="6" w:space="0" w:color="000000"/>
-              <w:right w:val="single" w:sz="6" w:space="0" w:color="000000"/>
-            </w:tcBorders>
-            <w:shd w:val="clear" w:color="auto" w:fill="F8FAFD"/>
-            <w:tcMar>
-              <w:top w:w="120" w:type="dxa"/>
-              <w:left w:w="180" w:type="dxa"/>
-              <w:bottom w:w="120" w:type="dxa"/>
-              <w:right w:w="180" w:type="dxa"/>
-            </w:tcMar>
             <w:hideMark/>
           </w:tcPr>
           <w:p>
             <w:pPr>
-              <w:spacing w:after="0" w:line="360" w:lineRule="auto"/>
+              <w:spacing w:line="360" w:lineRule="auto"/>
               <w:rPr>
                 <w:rFonts w:eastAsia="Times New Roman"/>
                 <w:lang w:val="en-NP" w:eastAsia="en-US"/>
@@ -6260,24 +5839,12 @@
         <w:tc>
           <w:tcPr>
             <w:tcW w:w="0" w:type="auto"/>
-            <w:tcBorders>
-              <w:top w:val="single" w:sz="6" w:space="0" w:color="000000"/>
-              <w:left w:val="single" w:sz="6" w:space="0" w:color="000000"/>
-              <w:bottom w:val="single" w:sz="6" w:space="0" w:color="000000"/>
-              <w:right w:val="single" w:sz="6" w:space="0" w:color="000000"/>
-            </w:tcBorders>
-            <w:shd w:val="clear" w:color="auto" w:fill="F8FAFD"/>
-            <w:tcMar>
-              <w:top w:w="120" w:type="dxa"/>
-              <w:left w:w="180" w:type="dxa"/>
-              <w:bottom w:w="120" w:type="dxa"/>
-              <w:right w:w="180" w:type="dxa"/>
-            </w:tcMar>
             <w:hideMark/>
           </w:tcPr>
           <w:p>
             <w:pPr>
-              <w:spacing w:after="0" w:line="360" w:lineRule="auto"/>
+              <w:spacing w:line="360" w:lineRule="auto"/>
+              <w:cnfStyle w:val="000000000000" w:firstRow="0" w:lastRow="0" w:firstColumn="0" w:lastColumn="0" w:oddVBand="0" w:evenVBand="0" w:oddHBand="0" w:evenHBand="0" w:firstRowFirstColumn="0" w:firstRowLastColumn="0" w:lastRowFirstColumn="0" w:lastRowLastColumn="0"/>
               <w:rPr>
                 <w:rFonts w:eastAsia="Times New Roman"/>
                 <w:lang w:val="en-NP" w:eastAsia="en-US"/>
@@ -6296,24 +5863,12 @@
         <w:tc>
           <w:tcPr>
             <w:tcW w:w="0" w:type="auto"/>
-            <w:tcBorders>
-              <w:top w:val="single" w:sz="6" w:space="0" w:color="000000"/>
-              <w:left w:val="single" w:sz="6" w:space="0" w:color="000000"/>
-              <w:bottom w:val="single" w:sz="6" w:space="0" w:color="000000"/>
-              <w:right w:val="single" w:sz="6" w:space="0" w:color="000000"/>
-            </w:tcBorders>
-            <w:shd w:val="clear" w:color="auto" w:fill="F8FAFD"/>
-            <w:tcMar>
-              <w:top w:w="120" w:type="dxa"/>
-              <w:left w:w="180" w:type="dxa"/>
-              <w:bottom w:w="120" w:type="dxa"/>
-              <w:right w:w="180" w:type="dxa"/>
-            </w:tcMar>
             <w:hideMark/>
           </w:tcPr>
           <w:p>
             <w:pPr>
-              <w:spacing w:after="0" w:line="360" w:lineRule="auto"/>
+              <w:spacing w:line="360" w:lineRule="auto"/>
+              <w:cnfStyle w:val="000000000000" w:firstRow="0" w:lastRow="0" w:firstColumn="0" w:lastColumn="0" w:oddVBand="0" w:evenVBand="0" w:oddHBand="0" w:evenHBand="0" w:firstRowFirstColumn="0" w:firstRowLastColumn="0" w:lastRowFirstColumn="0" w:lastRowLastColumn="0"/>
               <w:rPr>
                 <w:rFonts w:eastAsia="Times New Roman"/>
                 <w:lang w:val="en-NP" w:eastAsia="en-US"/>
@@ -6332,24 +5887,12 @@
         <w:tc>
           <w:tcPr>
             <w:tcW w:w="0" w:type="auto"/>
-            <w:tcBorders>
-              <w:top w:val="single" w:sz="6" w:space="0" w:color="000000"/>
-              <w:left w:val="single" w:sz="6" w:space="0" w:color="000000"/>
-              <w:bottom w:val="single" w:sz="6" w:space="0" w:color="000000"/>
-              <w:right w:val="single" w:sz="6" w:space="0" w:color="000000"/>
-            </w:tcBorders>
-            <w:shd w:val="clear" w:color="auto" w:fill="F8FAFD"/>
-            <w:tcMar>
-              <w:top w:w="120" w:type="dxa"/>
-              <w:left w:w="180" w:type="dxa"/>
-              <w:bottom w:w="120" w:type="dxa"/>
-              <w:right w:w="180" w:type="dxa"/>
-            </w:tcMar>
             <w:hideMark/>
           </w:tcPr>
           <w:p>
             <w:pPr>
-              <w:spacing w:after="0" w:line="360" w:lineRule="auto"/>
+              <w:spacing w:line="360" w:lineRule="auto"/>
+              <w:cnfStyle w:val="000000000000" w:firstRow="0" w:lastRow="0" w:firstColumn="0" w:lastColumn="0" w:oddVBand="0" w:evenVBand="0" w:oddHBand="0" w:evenHBand="0" w:firstRowFirstColumn="0" w:firstRowLastColumn="0" w:lastRowFirstColumn="0" w:lastRowLastColumn="0"/>
               <w:rPr>
                 <w:rFonts w:eastAsia="Times New Roman"/>
                 <w:lang w:val="en-NP" w:eastAsia="en-US"/>
@@ -6369,25 +5912,13 @@
       <w:tr>
         <w:tc>
           <w:tcPr>
+            <w:cnfStyle w:val="001000000000" w:firstRow="0" w:lastRow="0" w:firstColumn="1" w:lastColumn="0" w:oddVBand="0" w:evenVBand="0" w:oddHBand="0" w:evenHBand="0" w:firstRowFirstColumn="0" w:firstRowLastColumn="0" w:lastRowFirstColumn="0" w:lastRowLastColumn="0"/>
             <w:tcW w:w="0" w:type="auto"/>
-            <w:tcBorders>
-              <w:top w:val="single" w:sz="6" w:space="0" w:color="000000"/>
-              <w:left w:val="single" w:sz="6" w:space="0" w:color="000000"/>
-              <w:bottom w:val="single" w:sz="6" w:space="0" w:color="000000"/>
-              <w:right w:val="single" w:sz="6" w:space="0" w:color="000000"/>
-            </w:tcBorders>
-            <w:shd w:val="clear" w:color="auto" w:fill="F8FAFD"/>
-            <w:tcMar>
-              <w:top w:w="120" w:type="dxa"/>
-              <w:left w:w="180" w:type="dxa"/>
-              <w:bottom w:w="120" w:type="dxa"/>
-              <w:right w:w="180" w:type="dxa"/>
-            </w:tcMar>
             <w:hideMark/>
           </w:tcPr>
           <w:p>
             <w:pPr>
-              <w:spacing w:after="0" w:line="360" w:lineRule="auto"/>
+              <w:spacing w:line="360" w:lineRule="auto"/>
               <w:rPr>
                 <w:rFonts w:eastAsia="Times New Roman"/>
                 <w:lang w:val="en-NP" w:eastAsia="en-US"/>
@@ -6399,6 +5930,7 @@
                 <w:color w:val="1F1F1F"/>
                 <w:lang w:val="en-NP" w:eastAsia="en-US"/>
               </w:rPr>
+              <w:lastRenderedPageBreak/>
               <w:t>State</w:t>
             </w:r>
           </w:p>
@@ -6406,24 +5938,12 @@
         <w:tc>
           <w:tcPr>
             <w:tcW w:w="0" w:type="auto"/>
-            <w:tcBorders>
-              <w:top w:val="single" w:sz="6" w:space="0" w:color="000000"/>
-              <w:left w:val="single" w:sz="6" w:space="0" w:color="000000"/>
-              <w:bottom w:val="single" w:sz="6" w:space="0" w:color="000000"/>
-              <w:right w:val="single" w:sz="6" w:space="0" w:color="000000"/>
-            </w:tcBorders>
-            <w:shd w:val="clear" w:color="auto" w:fill="F8FAFD"/>
-            <w:tcMar>
-              <w:top w:w="120" w:type="dxa"/>
-              <w:left w:w="180" w:type="dxa"/>
-              <w:bottom w:w="120" w:type="dxa"/>
-              <w:right w:w="180" w:type="dxa"/>
-            </w:tcMar>
             <w:hideMark/>
           </w:tcPr>
           <w:p>
             <w:pPr>
-              <w:spacing w:after="0" w:line="360" w:lineRule="auto"/>
+              <w:spacing w:line="360" w:lineRule="auto"/>
+              <w:cnfStyle w:val="000000000000" w:firstRow="0" w:lastRow="0" w:firstColumn="0" w:lastColumn="0" w:oddVBand="0" w:evenVBand="0" w:oddHBand="0" w:evenHBand="0" w:firstRowFirstColumn="0" w:firstRowLastColumn="0" w:lastRowFirstColumn="0" w:lastRowLastColumn="0"/>
               <w:rPr>
                 <w:rFonts w:eastAsia="Times New Roman"/>
                 <w:lang w:val="en-NP" w:eastAsia="en-US"/>
@@ -6442,24 +5962,12 @@
         <w:tc>
           <w:tcPr>
             <w:tcW w:w="0" w:type="auto"/>
-            <w:tcBorders>
-              <w:top w:val="single" w:sz="6" w:space="0" w:color="000000"/>
-              <w:left w:val="single" w:sz="6" w:space="0" w:color="000000"/>
-              <w:bottom w:val="single" w:sz="6" w:space="0" w:color="000000"/>
-              <w:right w:val="single" w:sz="6" w:space="0" w:color="000000"/>
-            </w:tcBorders>
-            <w:shd w:val="clear" w:color="auto" w:fill="F8FAFD"/>
-            <w:tcMar>
-              <w:top w:w="120" w:type="dxa"/>
-              <w:left w:w="180" w:type="dxa"/>
-              <w:bottom w:w="120" w:type="dxa"/>
-              <w:right w:w="180" w:type="dxa"/>
-            </w:tcMar>
             <w:hideMark/>
           </w:tcPr>
           <w:p>
             <w:pPr>
-              <w:spacing w:after="0" w:line="360" w:lineRule="auto"/>
+              <w:spacing w:line="360" w:lineRule="auto"/>
+              <w:cnfStyle w:val="000000000000" w:firstRow="0" w:lastRow="0" w:firstColumn="0" w:lastColumn="0" w:oddVBand="0" w:evenVBand="0" w:oddHBand="0" w:evenHBand="0" w:firstRowFirstColumn="0" w:firstRowLastColumn="0" w:lastRowFirstColumn="0" w:lastRowLastColumn="0"/>
               <w:rPr>
                 <w:rFonts w:eastAsia="Times New Roman"/>
                 <w:lang w:val="en-NP" w:eastAsia="en-US"/>
@@ -6478,24 +5986,12 @@
         <w:tc>
           <w:tcPr>
             <w:tcW w:w="0" w:type="auto"/>
-            <w:tcBorders>
-              <w:top w:val="single" w:sz="6" w:space="0" w:color="000000"/>
-              <w:left w:val="single" w:sz="6" w:space="0" w:color="000000"/>
-              <w:bottom w:val="single" w:sz="6" w:space="0" w:color="000000"/>
-              <w:right w:val="single" w:sz="6" w:space="0" w:color="000000"/>
-            </w:tcBorders>
-            <w:shd w:val="clear" w:color="auto" w:fill="F8FAFD"/>
-            <w:tcMar>
-              <w:top w:w="120" w:type="dxa"/>
-              <w:left w:w="180" w:type="dxa"/>
-              <w:bottom w:w="120" w:type="dxa"/>
-              <w:right w:w="180" w:type="dxa"/>
-            </w:tcMar>
             <w:hideMark/>
           </w:tcPr>
           <w:p>
             <w:pPr>
-              <w:spacing w:after="0" w:line="360" w:lineRule="auto"/>
+              <w:spacing w:line="360" w:lineRule="auto"/>
+              <w:cnfStyle w:val="000000000000" w:firstRow="0" w:lastRow="0" w:firstColumn="0" w:lastColumn="0" w:oddVBand="0" w:evenVBand="0" w:oddHBand="0" w:evenHBand="0" w:firstRowFirstColumn="0" w:firstRowLastColumn="0" w:lastRowFirstColumn="0" w:lastRowLastColumn="0"/>
               <w:rPr>
                 <w:rFonts w:eastAsia="Times New Roman"/>
                 <w:lang w:val="en-NP" w:eastAsia="en-US"/>
@@ -6515,25 +6011,13 @@
       <w:tr>
         <w:tc>
           <w:tcPr>
+            <w:cnfStyle w:val="001000000000" w:firstRow="0" w:lastRow="0" w:firstColumn="1" w:lastColumn="0" w:oddVBand="0" w:evenVBand="0" w:oddHBand="0" w:evenHBand="0" w:firstRowFirstColumn="0" w:firstRowLastColumn="0" w:lastRowFirstColumn="0" w:lastRowLastColumn="0"/>
             <w:tcW w:w="0" w:type="auto"/>
-            <w:tcBorders>
-              <w:top w:val="single" w:sz="6" w:space="0" w:color="000000"/>
-              <w:left w:val="single" w:sz="6" w:space="0" w:color="000000"/>
-              <w:bottom w:val="single" w:sz="6" w:space="0" w:color="000000"/>
-              <w:right w:val="single" w:sz="6" w:space="0" w:color="000000"/>
-            </w:tcBorders>
-            <w:shd w:val="clear" w:color="auto" w:fill="F8FAFD"/>
-            <w:tcMar>
-              <w:top w:w="120" w:type="dxa"/>
-              <w:left w:w="180" w:type="dxa"/>
-              <w:bottom w:w="120" w:type="dxa"/>
-              <w:right w:w="180" w:type="dxa"/>
-            </w:tcMar>
             <w:hideMark/>
           </w:tcPr>
           <w:p>
             <w:pPr>
-              <w:spacing w:after="0" w:line="360" w:lineRule="auto"/>
+              <w:spacing w:line="360" w:lineRule="auto"/>
               <w:rPr>
                 <w:rFonts w:eastAsia="Times New Roman"/>
                 <w:lang w:val="en-NP" w:eastAsia="en-US"/>
@@ -6552,24 +6036,12 @@
         <w:tc>
           <w:tcPr>
             <w:tcW w:w="0" w:type="auto"/>
-            <w:tcBorders>
-              <w:top w:val="single" w:sz="6" w:space="0" w:color="000000"/>
-              <w:left w:val="single" w:sz="6" w:space="0" w:color="000000"/>
-              <w:bottom w:val="single" w:sz="6" w:space="0" w:color="000000"/>
-              <w:right w:val="single" w:sz="6" w:space="0" w:color="000000"/>
-            </w:tcBorders>
-            <w:shd w:val="clear" w:color="auto" w:fill="F8FAFD"/>
-            <w:tcMar>
-              <w:top w:w="120" w:type="dxa"/>
-              <w:left w:w="180" w:type="dxa"/>
-              <w:bottom w:w="120" w:type="dxa"/>
-              <w:right w:w="180" w:type="dxa"/>
-            </w:tcMar>
             <w:hideMark/>
           </w:tcPr>
           <w:p>
             <w:pPr>
-              <w:spacing w:after="0" w:line="360" w:lineRule="auto"/>
+              <w:spacing w:line="360" w:lineRule="auto"/>
+              <w:cnfStyle w:val="000000000000" w:firstRow="0" w:lastRow="0" w:firstColumn="0" w:lastColumn="0" w:oddVBand="0" w:evenVBand="0" w:oddHBand="0" w:evenHBand="0" w:firstRowFirstColumn="0" w:firstRowLastColumn="0" w:lastRowFirstColumn="0" w:lastRowLastColumn="0"/>
               <w:rPr>
                 <w:rFonts w:eastAsia="Times New Roman"/>
                 <w:lang w:val="en-NP" w:eastAsia="en-US"/>
@@ -6588,24 +6060,12 @@
         <w:tc>
           <w:tcPr>
             <w:tcW w:w="0" w:type="auto"/>
-            <w:tcBorders>
-              <w:top w:val="single" w:sz="6" w:space="0" w:color="000000"/>
-              <w:left w:val="single" w:sz="6" w:space="0" w:color="000000"/>
-              <w:bottom w:val="single" w:sz="6" w:space="0" w:color="000000"/>
-              <w:right w:val="single" w:sz="6" w:space="0" w:color="000000"/>
-            </w:tcBorders>
-            <w:shd w:val="clear" w:color="auto" w:fill="F8FAFD"/>
-            <w:tcMar>
-              <w:top w:w="120" w:type="dxa"/>
-              <w:left w:w="180" w:type="dxa"/>
-              <w:bottom w:w="120" w:type="dxa"/>
-              <w:right w:w="180" w:type="dxa"/>
-            </w:tcMar>
             <w:hideMark/>
           </w:tcPr>
           <w:p>
             <w:pPr>
-              <w:spacing w:after="0" w:line="360" w:lineRule="auto"/>
+              <w:spacing w:line="360" w:lineRule="auto"/>
+              <w:cnfStyle w:val="000000000000" w:firstRow="0" w:lastRow="0" w:firstColumn="0" w:lastColumn="0" w:oddVBand="0" w:evenVBand="0" w:oddHBand="0" w:evenHBand="0" w:firstRowFirstColumn="0" w:firstRowLastColumn="0" w:lastRowFirstColumn="0" w:lastRowLastColumn="0"/>
               <w:rPr>
                 <w:rFonts w:eastAsia="Times New Roman"/>
                 <w:lang w:val="en-NP" w:eastAsia="en-US"/>
@@ -6624,24 +6084,12 @@
         <w:tc>
           <w:tcPr>
             <w:tcW w:w="0" w:type="auto"/>
-            <w:tcBorders>
-              <w:top w:val="single" w:sz="6" w:space="0" w:color="000000"/>
-              <w:left w:val="single" w:sz="6" w:space="0" w:color="000000"/>
-              <w:bottom w:val="single" w:sz="6" w:space="0" w:color="000000"/>
-              <w:right w:val="single" w:sz="6" w:space="0" w:color="000000"/>
-            </w:tcBorders>
-            <w:shd w:val="clear" w:color="auto" w:fill="F8FAFD"/>
-            <w:tcMar>
-              <w:top w:w="120" w:type="dxa"/>
-              <w:left w:w="180" w:type="dxa"/>
-              <w:bottom w:w="120" w:type="dxa"/>
-              <w:right w:w="180" w:type="dxa"/>
-            </w:tcMar>
             <w:hideMark/>
           </w:tcPr>
           <w:p>
             <w:pPr>
-              <w:spacing w:after="0" w:line="360" w:lineRule="auto"/>
+              <w:spacing w:line="360" w:lineRule="auto"/>
+              <w:cnfStyle w:val="000000000000" w:firstRow="0" w:lastRow="0" w:firstColumn="0" w:lastColumn="0" w:oddVBand="0" w:evenVBand="0" w:oddHBand="0" w:evenHBand="0" w:firstRowFirstColumn="0" w:firstRowLastColumn="0" w:lastRowFirstColumn="0" w:lastRowLastColumn="0"/>
               <w:rPr>
                 <w:rFonts w:eastAsia="Times New Roman"/>
                 <w:lang w:val="en-NP" w:eastAsia="en-US"/>
@@ -6661,25 +6109,13 @@
       <w:tr>
         <w:tc>
           <w:tcPr>
+            <w:cnfStyle w:val="001000000000" w:firstRow="0" w:lastRow="0" w:firstColumn="1" w:lastColumn="0" w:oddVBand="0" w:evenVBand="0" w:oddHBand="0" w:evenHBand="0" w:firstRowFirstColumn="0" w:firstRowLastColumn="0" w:lastRowFirstColumn="0" w:lastRowLastColumn="0"/>
             <w:tcW w:w="0" w:type="auto"/>
-            <w:tcBorders>
-              <w:top w:val="single" w:sz="6" w:space="0" w:color="000000"/>
-              <w:left w:val="single" w:sz="6" w:space="0" w:color="000000"/>
-              <w:bottom w:val="single" w:sz="6" w:space="0" w:color="000000"/>
-              <w:right w:val="single" w:sz="6" w:space="0" w:color="000000"/>
-            </w:tcBorders>
-            <w:shd w:val="clear" w:color="auto" w:fill="F8FAFD"/>
-            <w:tcMar>
-              <w:top w:w="120" w:type="dxa"/>
-              <w:left w:w="180" w:type="dxa"/>
-              <w:bottom w:w="120" w:type="dxa"/>
-              <w:right w:w="180" w:type="dxa"/>
-            </w:tcMar>
             <w:hideMark/>
           </w:tcPr>
           <w:p>
             <w:pPr>
-              <w:spacing w:after="0" w:line="360" w:lineRule="auto"/>
+              <w:spacing w:line="360" w:lineRule="auto"/>
               <w:rPr>
                 <w:rFonts w:eastAsia="Times New Roman"/>
                 <w:lang w:val="en-NP" w:eastAsia="en-US"/>
@@ -6698,24 +6134,12 @@
         <w:tc>
           <w:tcPr>
             <w:tcW w:w="0" w:type="auto"/>
-            <w:tcBorders>
-              <w:top w:val="single" w:sz="6" w:space="0" w:color="000000"/>
-              <w:left w:val="single" w:sz="6" w:space="0" w:color="000000"/>
-              <w:bottom w:val="single" w:sz="6" w:space="0" w:color="000000"/>
-              <w:right w:val="single" w:sz="6" w:space="0" w:color="000000"/>
-            </w:tcBorders>
-            <w:shd w:val="clear" w:color="auto" w:fill="F8FAFD"/>
-            <w:tcMar>
-              <w:top w:w="120" w:type="dxa"/>
-              <w:left w:w="180" w:type="dxa"/>
-              <w:bottom w:w="120" w:type="dxa"/>
-              <w:right w:w="180" w:type="dxa"/>
-            </w:tcMar>
             <w:hideMark/>
           </w:tcPr>
           <w:p>
             <w:pPr>
-              <w:spacing w:after="0" w:line="360" w:lineRule="auto"/>
+              <w:spacing w:line="360" w:lineRule="auto"/>
+              <w:cnfStyle w:val="000000000000" w:firstRow="0" w:lastRow="0" w:firstColumn="0" w:lastColumn="0" w:oddVBand="0" w:evenVBand="0" w:oddHBand="0" w:evenHBand="0" w:firstRowFirstColumn="0" w:firstRowLastColumn="0" w:lastRowFirstColumn="0" w:lastRowLastColumn="0"/>
               <w:rPr>
                 <w:rFonts w:eastAsia="Times New Roman"/>
                 <w:lang w:val="en-NP" w:eastAsia="en-US"/>
@@ -6734,24 +6158,12 @@
         <w:tc>
           <w:tcPr>
             <w:tcW w:w="0" w:type="auto"/>
-            <w:tcBorders>
-              <w:top w:val="single" w:sz="6" w:space="0" w:color="000000"/>
-              <w:left w:val="single" w:sz="6" w:space="0" w:color="000000"/>
-              <w:bottom w:val="single" w:sz="6" w:space="0" w:color="000000"/>
-              <w:right w:val="single" w:sz="6" w:space="0" w:color="000000"/>
-            </w:tcBorders>
-            <w:shd w:val="clear" w:color="auto" w:fill="F8FAFD"/>
-            <w:tcMar>
-              <w:top w:w="120" w:type="dxa"/>
-              <w:left w:w="180" w:type="dxa"/>
-              <w:bottom w:w="120" w:type="dxa"/>
-              <w:right w:w="180" w:type="dxa"/>
-            </w:tcMar>
             <w:hideMark/>
           </w:tcPr>
           <w:p>
             <w:pPr>
-              <w:spacing w:after="0" w:line="360" w:lineRule="auto"/>
+              <w:spacing w:line="360" w:lineRule="auto"/>
+              <w:cnfStyle w:val="000000000000" w:firstRow="0" w:lastRow="0" w:firstColumn="0" w:lastColumn="0" w:oddVBand="0" w:evenVBand="0" w:oddHBand="0" w:evenHBand="0" w:firstRowFirstColumn="0" w:firstRowLastColumn="0" w:lastRowFirstColumn="0" w:lastRowLastColumn="0"/>
               <w:rPr>
                 <w:rFonts w:eastAsia="Times New Roman"/>
                 <w:lang w:val="en-NP" w:eastAsia="en-US"/>
@@ -6770,24 +6182,12 @@
         <w:tc>
           <w:tcPr>
             <w:tcW w:w="0" w:type="auto"/>
-            <w:tcBorders>
-              <w:top w:val="single" w:sz="6" w:space="0" w:color="000000"/>
-              <w:left w:val="single" w:sz="6" w:space="0" w:color="000000"/>
-              <w:bottom w:val="single" w:sz="6" w:space="0" w:color="000000"/>
-              <w:right w:val="single" w:sz="6" w:space="0" w:color="000000"/>
-            </w:tcBorders>
-            <w:shd w:val="clear" w:color="auto" w:fill="F8FAFD"/>
-            <w:tcMar>
-              <w:top w:w="120" w:type="dxa"/>
-              <w:left w:w="180" w:type="dxa"/>
-              <w:bottom w:w="120" w:type="dxa"/>
-              <w:right w:w="180" w:type="dxa"/>
-            </w:tcMar>
             <w:hideMark/>
           </w:tcPr>
           <w:p>
             <w:pPr>
-              <w:spacing w:after="0" w:line="360" w:lineRule="auto"/>
+              <w:spacing w:line="360" w:lineRule="auto"/>
+              <w:cnfStyle w:val="000000000000" w:firstRow="0" w:lastRow="0" w:firstColumn="0" w:lastColumn="0" w:oddVBand="0" w:evenVBand="0" w:oddHBand="0" w:evenHBand="0" w:firstRowFirstColumn="0" w:firstRowLastColumn="0" w:lastRowFirstColumn="0" w:lastRowLastColumn="0"/>
               <w:rPr>
                 <w:rFonts w:eastAsia="Times New Roman"/>
                 <w:lang w:val="en-NP" w:eastAsia="en-US"/>
@@ -6807,25 +6207,13 @@
       <w:tr>
         <w:tc>
           <w:tcPr>
+            <w:cnfStyle w:val="001000000000" w:firstRow="0" w:lastRow="0" w:firstColumn="1" w:lastColumn="0" w:oddVBand="0" w:evenVBand="0" w:oddHBand="0" w:evenHBand="0" w:firstRowFirstColumn="0" w:firstRowLastColumn="0" w:lastRowFirstColumn="0" w:lastRowLastColumn="0"/>
             <w:tcW w:w="0" w:type="auto"/>
-            <w:tcBorders>
-              <w:top w:val="single" w:sz="6" w:space="0" w:color="000000"/>
-              <w:left w:val="single" w:sz="6" w:space="0" w:color="000000"/>
-              <w:bottom w:val="single" w:sz="6" w:space="0" w:color="000000"/>
-              <w:right w:val="single" w:sz="6" w:space="0" w:color="000000"/>
-            </w:tcBorders>
-            <w:shd w:val="clear" w:color="auto" w:fill="F8FAFD"/>
-            <w:tcMar>
-              <w:top w:w="120" w:type="dxa"/>
-              <w:left w:w="180" w:type="dxa"/>
-              <w:bottom w:w="120" w:type="dxa"/>
-              <w:right w:w="180" w:type="dxa"/>
-            </w:tcMar>
             <w:hideMark/>
           </w:tcPr>
           <w:p>
             <w:pPr>
-              <w:spacing w:after="0" w:line="360" w:lineRule="auto"/>
+              <w:spacing w:line="360" w:lineRule="auto"/>
               <w:rPr>
                 <w:rFonts w:eastAsia="Times New Roman"/>
                 <w:lang w:val="en-NP" w:eastAsia="en-US"/>
@@ -6844,24 +6232,12 @@
         <w:tc>
           <w:tcPr>
             <w:tcW w:w="0" w:type="auto"/>
-            <w:tcBorders>
-              <w:top w:val="single" w:sz="6" w:space="0" w:color="000000"/>
-              <w:left w:val="single" w:sz="6" w:space="0" w:color="000000"/>
-              <w:bottom w:val="single" w:sz="6" w:space="0" w:color="000000"/>
-              <w:right w:val="single" w:sz="6" w:space="0" w:color="000000"/>
-            </w:tcBorders>
-            <w:shd w:val="clear" w:color="auto" w:fill="F8FAFD"/>
-            <w:tcMar>
-              <w:top w:w="120" w:type="dxa"/>
-              <w:left w:w="180" w:type="dxa"/>
-              <w:bottom w:w="120" w:type="dxa"/>
-              <w:right w:w="180" w:type="dxa"/>
-            </w:tcMar>
             <w:hideMark/>
           </w:tcPr>
           <w:p>
             <w:pPr>
-              <w:spacing w:after="0" w:line="360" w:lineRule="auto"/>
+              <w:spacing w:line="360" w:lineRule="auto"/>
+              <w:cnfStyle w:val="000000000000" w:firstRow="0" w:lastRow="0" w:firstColumn="0" w:lastColumn="0" w:oddVBand="0" w:evenVBand="0" w:oddHBand="0" w:evenHBand="0" w:firstRowFirstColumn="0" w:firstRowLastColumn="0" w:lastRowFirstColumn="0" w:lastRowLastColumn="0"/>
               <w:rPr>
                 <w:rFonts w:eastAsia="Times New Roman"/>
                 <w:lang w:val="en-NP" w:eastAsia="en-US"/>
@@ -6880,24 +6256,12 @@
         <w:tc>
           <w:tcPr>
             <w:tcW w:w="0" w:type="auto"/>
-            <w:tcBorders>
-              <w:top w:val="single" w:sz="6" w:space="0" w:color="000000"/>
-              <w:left w:val="single" w:sz="6" w:space="0" w:color="000000"/>
-              <w:bottom w:val="single" w:sz="6" w:space="0" w:color="000000"/>
-              <w:right w:val="single" w:sz="6" w:space="0" w:color="000000"/>
-            </w:tcBorders>
-            <w:shd w:val="clear" w:color="auto" w:fill="F8FAFD"/>
-            <w:tcMar>
-              <w:top w:w="120" w:type="dxa"/>
-              <w:left w:w="180" w:type="dxa"/>
-              <w:bottom w:w="120" w:type="dxa"/>
-              <w:right w:w="180" w:type="dxa"/>
-            </w:tcMar>
             <w:hideMark/>
           </w:tcPr>
           <w:p>
             <w:pPr>
-              <w:spacing w:after="0" w:line="360" w:lineRule="auto"/>
+              <w:spacing w:line="360" w:lineRule="auto"/>
+              <w:cnfStyle w:val="000000000000" w:firstRow="0" w:lastRow="0" w:firstColumn="0" w:lastColumn="0" w:oddVBand="0" w:evenVBand="0" w:oddHBand="0" w:evenHBand="0" w:firstRowFirstColumn="0" w:firstRowLastColumn="0" w:lastRowFirstColumn="0" w:lastRowLastColumn="0"/>
               <w:rPr>
                 <w:rFonts w:eastAsia="Times New Roman"/>
                 <w:lang w:val="en-NP" w:eastAsia="en-US"/>
@@ -6916,24 +6280,12 @@
         <w:tc>
           <w:tcPr>
             <w:tcW w:w="0" w:type="auto"/>
-            <w:tcBorders>
-              <w:top w:val="single" w:sz="6" w:space="0" w:color="000000"/>
-              <w:left w:val="single" w:sz="6" w:space="0" w:color="000000"/>
-              <w:bottom w:val="single" w:sz="6" w:space="0" w:color="000000"/>
-              <w:right w:val="single" w:sz="6" w:space="0" w:color="000000"/>
-            </w:tcBorders>
-            <w:shd w:val="clear" w:color="auto" w:fill="F8FAFD"/>
-            <w:tcMar>
-              <w:top w:w="120" w:type="dxa"/>
-              <w:left w:w="180" w:type="dxa"/>
-              <w:bottom w:w="120" w:type="dxa"/>
-              <w:right w:w="180" w:type="dxa"/>
-            </w:tcMar>
             <w:hideMark/>
           </w:tcPr>
           <w:p>
             <w:pPr>
-              <w:spacing w:after="0" w:line="360" w:lineRule="auto"/>
+              <w:spacing w:line="360" w:lineRule="auto"/>
+              <w:cnfStyle w:val="000000000000" w:firstRow="0" w:lastRow="0" w:firstColumn="0" w:lastColumn="0" w:oddVBand="0" w:evenVBand="0" w:oddHBand="0" w:evenHBand="0" w:firstRowFirstColumn="0" w:firstRowLastColumn="0" w:lastRowFirstColumn="0" w:lastRowLastColumn="0"/>
               <w:rPr>
                 <w:rFonts w:eastAsia="Times New Roman"/>
                 <w:lang w:val="en-NP" w:eastAsia="en-US"/>
@@ -6953,25 +6305,13 @@
       <w:tr>
         <w:tc>
           <w:tcPr>
+            <w:cnfStyle w:val="001000000000" w:firstRow="0" w:lastRow="0" w:firstColumn="1" w:lastColumn="0" w:oddVBand="0" w:evenVBand="0" w:oddHBand="0" w:evenHBand="0" w:firstRowFirstColumn="0" w:firstRowLastColumn="0" w:lastRowFirstColumn="0" w:lastRowLastColumn="0"/>
             <w:tcW w:w="0" w:type="auto"/>
-            <w:tcBorders>
-              <w:top w:val="single" w:sz="6" w:space="0" w:color="000000"/>
-              <w:left w:val="single" w:sz="6" w:space="0" w:color="000000"/>
-              <w:bottom w:val="single" w:sz="6" w:space="0" w:color="000000"/>
-              <w:right w:val="single" w:sz="6" w:space="0" w:color="000000"/>
-            </w:tcBorders>
-            <w:shd w:val="clear" w:color="auto" w:fill="F8FAFD"/>
-            <w:tcMar>
-              <w:top w:w="120" w:type="dxa"/>
-              <w:left w:w="180" w:type="dxa"/>
-              <w:bottom w:w="120" w:type="dxa"/>
-              <w:right w:w="180" w:type="dxa"/>
-            </w:tcMar>
             <w:hideMark/>
           </w:tcPr>
           <w:p>
             <w:pPr>
-              <w:spacing w:after="0" w:line="360" w:lineRule="auto"/>
+              <w:spacing w:line="360" w:lineRule="auto"/>
               <w:rPr>
                 <w:rFonts w:eastAsia="Times New Roman"/>
                 <w:lang w:val="en-NP" w:eastAsia="en-US"/>
@@ -6990,24 +6330,12 @@
         <w:tc>
           <w:tcPr>
             <w:tcW w:w="0" w:type="auto"/>
-            <w:tcBorders>
-              <w:top w:val="single" w:sz="6" w:space="0" w:color="000000"/>
-              <w:left w:val="single" w:sz="6" w:space="0" w:color="000000"/>
-              <w:bottom w:val="single" w:sz="6" w:space="0" w:color="000000"/>
-              <w:right w:val="single" w:sz="6" w:space="0" w:color="000000"/>
-            </w:tcBorders>
-            <w:shd w:val="clear" w:color="auto" w:fill="F8FAFD"/>
-            <w:tcMar>
-              <w:top w:w="120" w:type="dxa"/>
-              <w:left w:w="180" w:type="dxa"/>
-              <w:bottom w:w="120" w:type="dxa"/>
-              <w:right w:w="180" w:type="dxa"/>
-            </w:tcMar>
             <w:hideMark/>
           </w:tcPr>
           <w:p>
             <w:pPr>
-              <w:spacing w:after="0" w:line="360" w:lineRule="auto"/>
+              <w:spacing w:line="360" w:lineRule="auto"/>
+              <w:cnfStyle w:val="000000000000" w:firstRow="0" w:lastRow="0" w:firstColumn="0" w:lastColumn="0" w:oddVBand="0" w:evenVBand="0" w:oddHBand="0" w:evenHBand="0" w:firstRowFirstColumn="0" w:firstRowLastColumn="0" w:lastRowFirstColumn="0" w:lastRowLastColumn="0"/>
               <w:rPr>
                 <w:rFonts w:eastAsia="Times New Roman"/>
                 <w:lang w:val="en-NP" w:eastAsia="en-US"/>
@@ -7026,24 +6354,12 @@
         <w:tc>
           <w:tcPr>
             <w:tcW w:w="0" w:type="auto"/>
-            <w:tcBorders>
-              <w:top w:val="single" w:sz="6" w:space="0" w:color="000000"/>
-              <w:left w:val="single" w:sz="6" w:space="0" w:color="000000"/>
-              <w:bottom w:val="single" w:sz="6" w:space="0" w:color="000000"/>
-              <w:right w:val="single" w:sz="6" w:space="0" w:color="000000"/>
-            </w:tcBorders>
-            <w:shd w:val="clear" w:color="auto" w:fill="F8FAFD"/>
-            <w:tcMar>
-              <w:top w:w="120" w:type="dxa"/>
-              <w:left w:w="180" w:type="dxa"/>
-              <w:bottom w:w="120" w:type="dxa"/>
-              <w:right w:w="180" w:type="dxa"/>
-            </w:tcMar>
             <w:hideMark/>
           </w:tcPr>
           <w:p>
             <w:pPr>
-              <w:spacing w:after="0" w:line="360" w:lineRule="auto"/>
+              <w:spacing w:line="360" w:lineRule="auto"/>
+              <w:cnfStyle w:val="000000000000" w:firstRow="0" w:lastRow="0" w:firstColumn="0" w:lastColumn="0" w:oddVBand="0" w:evenVBand="0" w:oddHBand="0" w:evenHBand="0" w:firstRowFirstColumn="0" w:firstRowLastColumn="0" w:lastRowFirstColumn="0" w:lastRowLastColumn="0"/>
               <w:rPr>
                 <w:rFonts w:eastAsia="Times New Roman"/>
                 <w:lang w:val="en-NP" w:eastAsia="en-US"/>
@@ -7062,24 +6378,12 @@
         <w:tc>
           <w:tcPr>
             <w:tcW w:w="0" w:type="auto"/>
-            <w:tcBorders>
-              <w:top w:val="single" w:sz="6" w:space="0" w:color="000000"/>
-              <w:left w:val="single" w:sz="6" w:space="0" w:color="000000"/>
-              <w:bottom w:val="single" w:sz="6" w:space="0" w:color="000000"/>
-              <w:right w:val="single" w:sz="6" w:space="0" w:color="000000"/>
-            </w:tcBorders>
-            <w:shd w:val="clear" w:color="auto" w:fill="F8FAFD"/>
-            <w:tcMar>
-              <w:top w:w="120" w:type="dxa"/>
-              <w:left w:w="180" w:type="dxa"/>
-              <w:bottom w:w="120" w:type="dxa"/>
-              <w:right w:w="180" w:type="dxa"/>
-            </w:tcMar>
             <w:hideMark/>
           </w:tcPr>
           <w:p>
             <w:pPr>
-              <w:spacing w:after="0" w:line="360" w:lineRule="auto"/>
+              <w:spacing w:line="360" w:lineRule="auto"/>
+              <w:cnfStyle w:val="000000000000" w:firstRow="0" w:lastRow="0" w:firstColumn="0" w:lastColumn="0" w:oddVBand="0" w:evenVBand="0" w:oddHBand="0" w:evenHBand="0" w:firstRowFirstColumn="0" w:firstRowLastColumn="0" w:lastRowFirstColumn="0" w:lastRowLastColumn="0"/>
               <w:rPr>
                 <w:rFonts w:eastAsia="Times New Roman"/>
                 <w:lang w:val="en-NP" w:eastAsia="en-US"/>
@@ -7099,25 +6403,13 @@
       <w:tr>
         <w:tc>
           <w:tcPr>
+            <w:cnfStyle w:val="001000000000" w:firstRow="0" w:lastRow="0" w:firstColumn="1" w:lastColumn="0" w:oddVBand="0" w:evenVBand="0" w:oddHBand="0" w:evenHBand="0" w:firstRowFirstColumn="0" w:firstRowLastColumn="0" w:lastRowFirstColumn="0" w:lastRowLastColumn="0"/>
             <w:tcW w:w="0" w:type="auto"/>
-            <w:tcBorders>
-              <w:top w:val="single" w:sz="6" w:space="0" w:color="000000"/>
-              <w:left w:val="single" w:sz="6" w:space="0" w:color="000000"/>
-              <w:bottom w:val="single" w:sz="6" w:space="0" w:color="000000"/>
-              <w:right w:val="single" w:sz="6" w:space="0" w:color="000000"/>
-            </w:tcBorders>
-            <w:shd w:val="clear" w:color="auto" w:fill="F8FAFD"/>
-            <w:tcMar>
-              <w:top w:w="120" w:type="dxa"/>
-              <w:left w:w="180" w:type="dxa"/>
-              <w:bottom w:w="120" w:type="dxa"/>
-              <w:right w:w="180" w:type="dxa"/>
-            </w:tcMar>
             <w:hideMark/>
           </w:tcPr>
           <w:p>
             <w:pPr>
-              <w:spacing w:after="0" w:line="360" w:lineRule="auto"/>
+              <w:spacing w:line="360" w:lineRule="auto"/>
               <w:rPr>
                 <w:rFonts w:eastAsia="Times New Roman"/>
                 <w:lang w:val="en-NP" w:eastAsia="en-US"/>
@@ -7136,24 +6428,12 @@
         <w:tc>
           <w:tcPr>
             <w:tcW w:w="0" w:type="auto"/>
-            <w:tcBorders>
-              <w:top w:val="single" w:sz="6" w:space="0" w:color="000000"/>
-              <w:left w:val="single" w:sz="6" w:space="0" w:color="000000"/>
-              <w:bottom w:val="single" w:sz="6" w:space="0" w:color="000000"/>
-              <w:right w:val="single" w:sz="6" w:space="0" w:color="000000"/>
-            </w:tcBorders>
-            <w:shd w:val="clear" w:color="auto" w:fill="F8FAFD"/>
-            <w:tcMar>
-              <w:top w:w="120" w:type="dxa"/>
-              <w:left w:w="180" w:type="dxa"/>
-              <w:bottom w:w="120" w:type="dxa"/>
-              <w:right w:w="180" w:type="dxa"/>
-            </w:tcMar>
             <w:hideMark/>
           </w:tcPr>
           <w:p>
             <w:pPr>
-              <w:spacing w:after="0" w:line="360" w:lineRule="auto"/>
+              <w:spacing w:line="360" w:lineRule="auto"/>
+              <w:cnfStyle w:val="000000000000" w:firstRow="0" w:lastRow="0" w:firstColumn="0" w:lastColumn="0" w:oddVBand="0" w:evenVBand="0" w:oddHBand="0" w:evenHBand="0" w:firstRowFirstColumn="0" w:firstRowLastColumn="0" w:lastRowFirstColumn="0" w:lastRowLastColumn="0"/>
               <w:rPr>
                 <w:rFonts w:eastAsia="Times New Roman"/>
                 <w:lang w:val="en-NP" w:eastAsia="en-US"/>
@@ -7172,24 +6452,12 @@
         <w:tc>
           <w:tcPr>
             <w:tcW w:w="0" w:type="auto"/>
-            <w:tcBorders>
-              <w:top w:val="single" w:sz="6" w:space="0" w:color="000000"/>
-              <w:left w:val="single" w:sz="6" w:space="0" w:color="000000"/>
-              <w:bottom w:val="single" w:sz="6" w:space="0" w:color="000000"/>
-              <w:right w:val="single" w:sz="6" w:space="0" w:color="000000"/>
-            </w:tcBorders>
-            <w:shd w:val="clear" w:color="auto" w:fill="F8FAFD"/>
-            <w:tcMar>
-              <w:top w:w="120" w:type="dxa"/>
-              <w:left w:w="180" w:type="dxa"/>
-              <w:bottom w:w="120" w:type="dxa"/>
-              <w:right w:w="180" w:type="dxa"/>
-            </w:tcMar>
             <w:hideMark/>
           </w:tcPr>
           <w:p>
             <w:pPr>
-              <w:spacing w:after="0" w:line="360" w:lineRule="auto"/>
+              <w:spacing w:line="360" w:lineRule="auto"/>
+              <w:cnfStyle w:val="000000000000" w:firstRow="0" w:lastRow="0" w:firstColumn="0" w:lastColumn="0" w:oddVBand="0" w:evenVBand="0" w:oddHBand="0" w:evenHBand="0" w:firstRowFirstColumn="0" w:firstRowLastColumn="0" w:lastRowFirstColumn="0" w:lastRowLastColumn="0"/>
               <w:rPr>
                 <w:rFonts w:eastAsia="Times New Roman"/>
                 <w:lang w:val="en-NP" w:eastAsia="en-US"/>
@@ -7208,24 +6476,12 @@
         <w:tc>
           <w:tcPr>
             <w:tcW w:w="0" w:type="auto"/>
-            <w:tcBorders>
-              <w:top w:val="single" w:sz="6" w:space="0" w:color="000000"/>
-              <w:left w:val="single" w:sz="6" w:space="0" w:color="000000"/>
-              <w:bottom w:val="single" w:sz="6" w:space="0" w:color="000000"/>
-              <w:right w:val="single" w:sz="6" w:space="0" w:color="000000"/>
-            </w:tcBorders>
-            <w:shd w:val="clear" w:color="auto" w:fill="F8FAFD"/>
-            <w:tcMar>
-              <w:top w:w="120" w:type="dxa"/>
-              <w:left w:w="180" w:type="dxa"/>
-              <w:bottom w:w="120" w:type="dxa"/>
-              <w:right w:w="180" w:type="dxa"/>
-            </w:tcMar>
             <w:hideMark/>
           </w:tcPr>
           <w:p>
             <w:pPr>
-              <w:spacing w:after="0" w:line="360" w:lineRule="auto"/>
+              <w:spacing w:line="360" w:lineRule="auto"/>
+              <w:cnfStyle w:val="000000000000" w:firstRow="0" w:lastRow="0" w:firstColumn="0" w:lastColumn="0" w:oddVBand="0" w:evenVBand="0" w:oddHBand="0" w:evenHBand="0" w:firstRowFirstColumn="0" w:firstRowLastColumn="0" w:lastRowFirstColumn="0" w:lastRowLastColumn="0"/>
               <w:rPr>
                 <w:rFonts w:eastAsia="Times New Roman"/>
                 <w:lang w:val="en-NP" w:eastAsia="en-US"/>
@@ -7245,25 +6501,13 @@
       <w:tr>
         <w:tc>
           <w:tcPr>
+            <w:cnfStyle w:val="001000000000" w:firstRow="0" w:lastRow="0" w:firstColumn="1" w:lastColumn="0" w:oddVBand="0" w:evenVBand="0" w:oddHBand="0" w:evenHBand="0" w:firstRowFirstColumn="0" w:firstRowLastColumn="0" w:lastRowFirstColumn="0" w:lastRowLastColumn="0"/>
             <w:tcW w:w="0" w:type="auto"/>
-            <w:tcBorders>
-              <w:top w:val="single" w:sz="6" w:space="0" w:color="000000"/>
-              <w:left w:val="single" w:sz="6" w:space="0" w:color="000000"/>
-              <w:bottom w:val="single" w:sz="6" w:space="0" w:color="000000"/>
-              <w:right w:val="single" w:sz="6" w:space="0" w:color="000000"/>
-            </w:tcBorders>
-            <w:shd w:val="clear" w:color="auto" w:fill="F8FAFD"/>
-            <w:tcMar>
-              <w:top w:w="120" w:type="dxa"/>
-              <w:left w:w="180" w:type="dxa"/>
-              <w:bottom w:w="120" w:type="dxa"/>
-              <w:right w:w="180" w:type="dxa"/>
-            </w:tcMar>
             <w:hideMark/>
           </w:tcPr>
           <w:p>
             <w:pPr>
-              <w:spacing w:after="0" w:line="360" w:lineRule="auto"/>
+              <w:spacing w:line="360" w:lineRule="auto"/>
               <w:rPr>
                 <w:rFonts w:eastAsia="Times New Roman"/>
                 <w:lang w:val="en-NP" w:eastAsia="en-US"/>
@@ -7282,24 +6526,12 @@
         <w:tc>
           <w:tcPr>
             <w:tcW w:w="0" w:type="auto"/>
-            <w:tcBorders>
-              <w:top w:val="single" w:sz="6" w:space="0" w:color="000000"/>
-              <w:left w:val="single" w:sz="6" w:space="0" w:color="000000"/>
-              <w:bottom w:val="single" w:sz="6" w:space="0" w:color="000000"/>
-              <w:right w:val="single" w:sz="6" w:space="0" w:color="000000"/>
-            </w:tcBorders>
-            <w:shd w:val="clear" w:color="auto" w:fill="F8FAFD"/>
-            <w:tcMar>
-              <w:top w:w="120" w:type="dxa"/>
-              <w:left w:w="180" w:type="dxa"/>
-              <w:bottom w:w="120" w:type="dxa"/>
-              <w:right w:w="180" w:type="dxa"/>
-            </w:tcMar>
             <w:hideMark/>
           </w:tcPr>
           <w:p>
             <w:pPr>
-              <w:spacing w:after="0" w:line="360" w:lineRule="auto"/>
+              <w:spacing w:line="360" w:lineRule="auto"/>
+              <w:cnfStyle w:val="000000000000" w:firstRow="0" w:lastRow="0" w:firstColumn="0" w:lastColumn="0" w:oddVBand="0" w:evenVBand="0" w:oddHBand="0" w:evenHBand="0" w:firstRowFirstColumn="0" w:firstRowLastColumn="0" w:lastRowFirstColumn="0" w:lastRowLastColumn="0"/>
               <w:rPr>
                 <w:rFonts w:eastAsia="Times New Roman"/>
                 <w:lang w:val="en-NP" w:eastAsia="en-US"/>
@@ -7318,24 +6550,12 @@
         <w:tc>
           <w:tcPr>
             <w:tcW w:w="0" w:type="auto"/>
-            <w:tcBorders>
-              <w:top w:val="single" w:sz="6" w:space="0" w:color="000000"/>
-              <w:left w:val="single" w:sz="6" w:space="0" w:color="000000"/>
-              <w:bottom w:val="single" w:sz="6" w:space="0" w:color="000000"/>
-              <w:right w:val="single" w:sz="6" w:space="0" w:color="000000"/>
-            </w:tcBorders>
-            <w:shd w:val="clear" w:color="auto" w:fill="F8FAFD"/>
-            <w:tcMar>
-              <w:top w:w="120" w:type="dxa"/>
-              <w:left w:w="180" w:type="dxa"/>
-              <w:bottom w:w="120" w:type="dxa"/>
-              <w:right w:w="180" w:type="dxa"/>
-            </w:tcMar>
             <w:hideMark/>
           </w:tcPr>
           <w:p>
             <w:pPr>
-              <w:spacing w:after="0" w:line="360" w:lineRule="auto"/>
+              <w:spacing w:line="360" w:lineRule="auto"/>
+              <w:cnfStyle w:val="000000000000" w:firstRow="0" w:lastRow="0" w:firstColumn="0" w:lastColumn="0" w:oddVBand="0" w:evenVBand="0" w:oddHBand="0" w:evenHBand="0" w:firstRowFirstColumn="0" w:firstRowLastColumn="0" w:lastRowFirstColumn="0" w:lastRowLastColumn="0"/>
               <w:rPr>
                 <w:rFonts w:eastAsia="Times New Roman"/>
                 <w:lang w:val="en-NP" w:eastAsia="en-US"/>
@@ -7354,24 +6574,12 @@
         <w:tc>
           <w:tcPr>
             <w:tcW w:w="0" w:type="auto"/>
-            <w:tcBorders>
-              <w:top w:val="single" w:sz="6" w:space="0" w:color="000000"/>
-              <w:left w:val="single" w:sz="6" w:space="0" w:color="000000"/>
-              <w:bottom w:val="single" w:sz="6" w:space="0" w:color="000000"/>
-              <w:right w:val="single" w:sz="6" w:space="0" w:color="000000"/>
-            </w:tcBorders>
-            <w:shd w:val="clear" w:color="auto" w:fill="F8FAFD"/>
-            <w:tcMar>
-              <w:top w:w="120" w:type="dxa"/>
-              <w:left w:w="180" w:type="dxa"/>
-              <w:bottom w:w="120" w:type="dxa"/>
-              <w:right w:w="180" w:type="dxa"/>
-            </w:tcMar>
             <w:hideMark/>
           </w:tcPr>
           <w:p>
             <w:pPr>
-              <w:spacing w:after="0" w:line="360" w:lineRule="auto"/>
+              <w:spacing w:line="360" w:lineRule="auto"/>
+              <w:cnfStyle w:val="000000000000" w:firstRow="0" w:lastRow="0" w:firstColumn="0" w:lastColumn="0" w:oddVBand="0" w:evenVBand="0" w:oddHBand="0" w:evenHBand="0" w:firstRowFirstColumn="0" w:firstRowLastColumn="0" w:lastRowFirstColumn="0" w:lastRowLastColumn="0"/>
               <w:rPr>
                 <w:rFonts w:eastAsia="Times New Roman"/>
                 <w:lang w:val="en-NP" w:eastAsia="en-US"/>
@@ -7391,25 +6599,13 @@
       <w:tr>
         <w:tc>
           <w:tcPr>
+            <w:cnfStyle w:val="001000000000" w:firstRow="0" w:lastRow="0" w:firstColumn="1" w:lastColumn="0" w:oddVBand="0" w:evenVBand="0" w:oddHBand="0" w:evenHBand="0" w:firstRowFirstColumn="0" w:firstRowLastColumn="0" w:lastRowFirstColumn="0" w:lastRowLastColumn="0"/>
             <w:tcW w:w="0" w:type="auto"/>
-            <w:tcBorders>
-              <w:top w:val="single" w:sz="6" w:space="0" w:color="000000"/>
-              <w:left w:val="single" w:sz="6" w:space="0" w:color="000000"/>
-              <w:bottom w:val="single" w:sz="6" w:space="0" w:color="000000"/>
-              <w:right w:val="single" w:sz="6" w:space="0" w:color="000000"/>
-            </w:tcBorders>
-            <w:shd w:val="clear" w:color="auto" w:fill="F8FAFD"/>
-            <w:tcMar>
-              <w:top w:w="120" w:type="dxa"/>
-              <w:left w:w="180" w:type="dxa"/>
-              <w:bottom w:w="120" w:type="dxa"/>
-              <w:right w:w="180" w:type="dxa"/>
-            </w:tcMar>
             <w:hideMark/>
           </w:tcPr>
           <w:p>
             <w:pPr>
-              <w:spacing w:after="0" w:line="360" w:lineRule="auto"/>
+              <w:spacing w:line="360" w:lineRule="auto"/>
               <w:rPr>
                 <w:rFonts w:eastAsia="Times New Roman"/>
                 <w:lang w:val="en-NP" w:eastAsia="en-US"/>
@@ -7421,7 +6617,6 @@
                 <w:color w:val="1F1F1F"/>
                 <w:lang w:val="en-NP" w:eastAsia="en-US"/>
               </w:rPr>
-              <w:lastRenderedPageBreak/>
               <w:t>unnamed1</w:t>
             </w:r>
           </w:p>
@@ -7429,24 +6624,12 @@
         <w:tc>
           <w:tcPr>
             <w:tcW w:w="0" w:type="auto"/>
-            <w:tcBorders>
-              <w:top w:val="single" w:sz="6" w:space="0" w:color="000000"/>
-              <w:left w:val="single" w:sz="6" w:space="0" w:color="000000"/>
-              <w:bottom w:val="single" w:sz="6" w:space="0" w:color="000000"/>
-              <w:right w:val="single" w:sz="6" w:space="0" w:color="000000"/>
-            </w:tcBorders>
-            <w:shd w:val="clear" w:color="auto" w:fill="F8FAFD"/>
-            <w:tcMar>
-              <w:top w:w="120" w:type="dxa"/>
-              <w:left w:w="180" w:type="dxa"/>
-              <w:bottom w:w="120" w:type="dxa"/>
-              <w:right w:w="180" w:type="dxa"/>
-            </w:tcMar>
             <w:hideMark/>
           </w:tcPr>
           <w:p>
             <w:pPr>
-              <w:spacing w:after="0" w:line="360" w:lineRule="auto"/>
+              <w:spacing w:line="360" w:lineRule="auto"/>
+              <w:cnfStyle w:val="000000000000" w:firstRow="0" w:lastRow="0" w:firstColumn="0" w:lastColumn="0" w:oddVBand="0" w:evenVBand="0" w:oddHBand="0" w:evenHBand="0" w:firstRowFirstColumn="0" w:firstRowLastColumn="0" w:lastRowFirstColumn="0" w:lastRowLastColumn="0"/>
               <w:rPr>
                 <w:rFonts w:eastAsia="Times New Roman"/>
                 <w:lang w:val="en-NP" w:eastAsia="en-US"/>
@@ -7465,24 +6648,12 @@
         <w:tc>
           <w:tcPr>
             <w:tcW w:w="0" w:type="auto"/>
-            <w:tcBorders>
-              <w:top w:val="single" w:sz="6" w:space="0" w:color="000000"/>
-              <w:left w:val="single" w:sz="6" w:space="0" w:color="000000"/>
-              <w:bottom w:val="single" w:sz="6" w:space="0" w:color="000000"/>
-              <w:right w:val="single" w:sz="6" w:space="0" w:color="000000"/>
-            </w:tcBorders>
-            <w:shd w:val="clear" w:color="auto" w:fill="F8FAFD"/>
-            <w:tcMar>
-              <w:top w:w="120" w:type="dxa"/>
-              <w:left w:w="180" w:type="dxa"/>
-              <w:bottom w:w="120" w:type="dxa"/>
-              <w:right w:w="180" w:type="dxa"/>
-            </w:tcMar>
             <w:hideMark/>
           </w:tcPr>
           <w:p>
             <w:pPr>
-              <w:spacing w:after="0" w:line="360" w:lineRule="auto"/>
+              <w:spacing w:line="360" w:lineRule="auto"/>
+              <w:cnfStyle w:val="000000000000" w:firstRow="0" w:lastRow="0" w:firstColumn="0" w:lastColumn="0" w:oddVBand="0" w:evenVBand="0" w:oddHBand="0" w:evenHBand="0" w:firstRowFirstColumn="0" w:firstRowLastColumn="0" w:lastRowFirstColumn="0" w:lastRowLastColumn="0"/>
               <w:rPr>
                 <w:rFonts w:eastAsia="Times New Roman"/>
                 <w:lang w:val="en-NP" w:eastAsia="en-US"/>
@@ -7501,24 +6672,12 @@
         <w:tc>
           <w:tcPr>
             <w:tcW w:w="0" w:type="auto"/>
-            <w:tcBorders>
-              <w:top w:val="single" w:sz="6" w:space="0" w:color="000000"/>
-              <w:left w:val="single" w:sz="6" w:space="0" w:color="000000"/>
-              <w:bottom w:val="single" w:sz="6" w:space="0" w:color="000000"/>
-              <w:right w:val="single" w:sz="6" w:space="0" w:color="000000"/>
-            </w:tcBorders>
-            <w:shd w:val="clear" w:color="auto" w:fill="F8FAFD"/>
-            <w:tcMar>
-              <w:top w:w="120" w:type="dxa"/>
-              <w:left w:w="180" w:type="dxa"/>
-              <w:bottom w:w="120" w:type="dxa"/>
-              <w:right w:w="180" w:type="dxa"/>
-            </w:tcMar>
             <w:hideMark/>
           </w:tcPr>
           <w:p>
             <w:pPr>
-              <w:spacing w:after="0" w:line="360" w:lineRule="auto"/>
+              <w:spacing w:line="360" w:lineRule="auto"/>
+              <w:cnfStyle w:val="000000000000" w:firstRow="0" w:lastRow="0" w:firstColumn="0" w:lastColumn="0" w:oddVBand="0" w:evenVBand="0" w:oddHBand="0" w:evenHBand="0" w:firstRowFirstColumn="0" w:firstRowLastColumn="0" w:lastRowFirstColumn="0" w:lastRowLastColumn="0"/>
               <w:rPr>
                 <w:rFonts w:eastAsia="Times New Roman"/>
                 <w:lang w:val="en-NP" w:eastAsia="en-US"/>
@@ -7581,96 +6740,6 @@
         </w:rPr>
         <w:t>Upon initial inspection, a few data quality challenges were identified. Firstly, there are missing values (NaN) in the crucial Amount and Age columns. Secondly, there are completely empty or irrelevant columns such as unnamed1 and Cust_name that add noise to the dataset. Finally, the raw data needs specific encoding to be read correctly into Python without throwing formatting errors.</w:t>
       </w:r>
-    </w:p>
-    <w:p>
-      <w:pPr>
-        <w:spacing w:after="240" w:line="360" w:lineRule="auto"/>
-        <w:rPr>
-          <w:rFonts w:eastAsia="Times New Roman"/>
-          <w:color w:val="1F1F1F"/>
-          <w:lang w:val="en-NP" w:eastAsia="en-US"/>
-        </w:rPr>
-      </w:pPr>
-    </w:p>
-    <w:p>
-      <w:pPr>
-        <w:spacing w:after="240" w:line="360" w:lineRule="auto"/>
-        <w:rPr>
-          <w:rFonts w:eastAsia="Times New Roman"/>
-          <w:color w:val="1F1F1F"/>
-          <w:lang w:val="en-NP" w:eastAsia="en-US"/>
-        </w:rPr>
-      </w:pPr>
-    </w:p>
-    <w:p>
-      <w:pPr>
-        <w:spacing w:after="240" w:line="360" w:lineRule="auto"/>
-        <w:rPr>
-          <w:rFonts w:eastAsia="Times New Roman"/>
-          <w:color w:val="1F1F1F"/>
-          <w:lang w:val="en-NP" w:eastAsia="en-US"/>
-        </w:rPr>
-      </w:pPr>
-    </w:p>
-    <w:p>
-      <w:pPr>
-        <w:spacing w:after="240" w:line="360" w:lineRule="auto"/>
-        <w:rPr>
-          <w:rFonts w:eastAsia="Times New Roman"/>
-          <w:color w:val="1F1F1F"/>
-          <w:lang w:val="en-NP" w:eastAsia="en-US"/>
-        </w:rPr>
-      </w:pPr>
-    </w:p>
-    <w:p>
-      <w:pPr>
-        <w:spacing w:after="240" w:line="360" w:lineRule="auto"/>
-        <w:rPr>
-          <w:rFonts w:eastAsia="Times New Roman"/>
-          <w:color w:val="1F1F1F"/>
-          <w:lang w:val="en-NP" w:eastAsia="en-US"/>
-        </w:rPr>
-      </w:pPr>
-    </w:p>
-    <w:p>
-      <w:pPr>
-        <w:spacing w:after="240" w:line="360" w:lineRule="auto"/>
-        <w:rPr>
-          <w:rFonts w:eastAsia="Times New Roman"/>
-          <w:color w:val="1F1F1F"/>
-          <w:lang w:val="en-NP" w:eastAsia="en-US"/>
-        </w:rPr>
-      </w:pPr>
-    </w:p>
-    <w:p>
-      <w:pPr>
-        <w:spacing w:after="240" w:line="360" w:lineRule="auto"/>
-        <w:rPr>
-          <w:rFonts w:eastAsia="Times New Roman"/>
-          <w:color w:val="1F1F1F"/>
-          <w:lang w:val="en-NP" w:eastAsia="en-US"/>
-        </w:rPr>
-      </w:pPr>
-    </w:p>
-    <w:p>
-      <w:pPr>
-        <w:spacing w:after="240" w:line="360" w:lineRule="auto"/>
-        <w:rPr>
-          <w:rFonts w:eastAsia="Times New Roman"/>
-          <w:color w:val="1F1F1F"/>
-          <w:lang w:val="en-NP" w:eastAsia="en-US"/>
-        </w:rPr>
-      </w:pPr>
-    </w:p>
-    <w:p>
-      <w:pPr>
-        <w:spacing w:after="240" w:line="360" w:lineRule="auto"/>
-        <w:rPr>
-          <w:rFonts w:eastAsia="Times New Roman"/>
-          <w:color w:val="1F1F1F"/>
-          <w:lang w:val="en-NP" w:eastAsia="en-US"/>
-        </w:rPr>
-      </w:pPr>
     </w:p>
     <w:p>
       <w:pPr>
@@ -7998,44 +7067,94 @@
       </w:pPr>
       <w:r>
         <w:rPr>
+          <w:color w:val="000000"/>
+        </w:rPr>
+        <w:t xml:space="preserve">The dataset was imported using Pandas. A standard import failed due to an unknown encoding style. </w:t>
+      </w:r>
+      <w:r>
+        <w:rPr>
+          <w:color w:val="000000"/>
+        </w:rPr>
+        <w:t>Hence</w:t>
+      </w:r>
+      <w:r>
+        <w:rPr>
+          <w:color w:val="000000"/>
+        </w:rPr>
+        <w:t xml:space="preserve"> the </w:t>
+      </w:r>
+      <w:proofErr w:type="spellStart"/>
+      <w:r>
+        <w:rPr>
+          <w:color w:val="000000"/>
+        </w:rPr>
+        <w:t>chardet</w:t>
+      </w:r>
+      <w:proofErr w:type="spellEnd"/>
+      <w:r>
+        <w:rPr>
+          <w:color w:val="000000"/>
+        </w:rPr>
+        <w:t xml:space="preserve"> library </w:t>
+      </w:r>
+      <w:r>
+        <w:rPr>
+          <w:color w:val="000000"/>
+        </w:rPr>
+        <w:t xml:space="preserve">was introduced </w:t>
+      </w:r>
+      <w:r>
+        <w:rPr>
+          <w:color w:val="000000"/>
+        </w:rPr>
+        <w:t xml:space="preserve">to automatically detect the correct encoding and passed it to </w:t>
+      </w:r>
+      <w:proofErr w:type="spellStart"/>
+      <w:proofErr w:type="gramStart"/>
+      <w:r>
+        <w:rPr>
+          <w:color w:val="000000"/>
+        </w:rPr>
+        <w:t>pd.read</w:t>
+      </w:r>
+      <w:proofErr w:type="gramEnd"/>
+      <w:r>
+        <w:rPr>
+          <w:color w:val="000000"/>
+        </w:rPr>
+        <w:t>_</w:t>
+      </w:r>
+      <w:proofErr w:type="gramStart"/>
+      <w:r>
+        <w:rPr>
+          <w:color w:val="000000"/>
+        </w:rPr>
+        <w:t>csv</w:t>
+      </w:r>
+      <w:proofErr w:type="spellEnd"/>
+      <w:r>
+        <w:rPr>
+          <w:color w:val="000000"/>
+        </w:rPr>
+        <w:t>(</w:t>
+      </w:r>
+      <w:proofErr w:type="gramEnd"/>
+      <w:r>
+        <w:rPr>
+          <w:color w:val="000000"/>
+        </w:rPr>
+        <w:t>). The output of the first 15 rows confirms a successful load without formatting errors.</w:t>
+      </w:r>
+    </w:p>
+    <w:p>
+      <w:pPr>
+        <w:spacing w:after="240" w:line="360" w:lineRule="auto"/>
+        <w:rPr>
           <w:rFonts w:eastAsia="Times New Roman"/>
           <w:color w:val="1F1F1F"/>
           <w:lang w:val="en-NP" w:eastAsia="en-US"/>
         </w:rPr>
-        <w:t xml:space="preserve">The dataset was imported using the Pandas library. Because the CSV file contained </w:t>
-      </w:r>
-      <w:r>
-        <w:rPr>
-          <w:rFonts w:eastAsia="Times New Roman"/>
-          <w:color w:val="1F1F1F"/>
-          <w:lang w:val="en-NP" w:eastAsia="en-US"/>
-        </w:rPr>
-        <w:t>different encoding style, it</w:t>
-      </w:r>
-      <w:r>
-        <w:rPr>
-          <w:rFonts w:eastAsia="Times New Roman"/>
-          <w:color w:val="1F1F1F"/>
-          <w:lang w:val="en-NP" w:eastAsia="en-US"/>
-        </w:rPr>
-        <w:t xml:space="preserve"> caused a standard import to fail</w:t>
-      </w:r>
-      <w:r>
-        <w:rPr>
-          <w:rFonts w:eastAsia="Times New Roman"/>
-          <w:color w:val="1F1F1F"/>
-          <w:lang w:val="en-NP" w:eastAsia="en-US"/>
-        </w:rPr>
-        <w:t>. Hence,</w:t>
-      </w:r>
-      <w:r>
-        <w:rPr>
-          <w:rFonts w:eastAsia="Times New Roman"/>
-          <w:color w:val="1F1F1F"/>
-          <w:lang w:val="en-NP" w:eastAsia="en-US"/>
-        </w:rPr>
-        <w:t xml:space="preserve"> the chardet library was utilized. This automatically detected the correct encoding from the file's raw bytes and passed it into the pd.read_csv() function. The output of the first 15 rows confirms that the data was loaded successfully without any formatting errors.</w:t>
-      </w:r>
+      </w:pPr>
     </w:p>
     <w:p>
       <w:pPr>
@@ -8235,7 +7354,7 @@
         <w:pStyle w:val="Caption"/>
         <w:keepNext/>
       </w:pPr>
-      <w:bookmarkStart w:id="10" w:name="_Toc226119643"/>
+      <w:bookmarkStart w:id="10" w:name="_Toc228188184"/>
       <w:r>
         <w:t xml:space="preserve">Table </w:t>
       </w:r>
@@ -8264,36 +7383,22 @@
     </w:p>
     <w:tbl>
       <w:tblPr>
+        <w:tblStyle w:val="GridTable1Light"/>
         <w:tblW w:w="0" w:type="auto"/>
-        <w:tblCellMar>
-          <w:top w:w="15" w:type="dxa"/>
-          <w:left w:w="15" w:type="dxa"/>
-          <w:bottom w:w="15" w:type="dxa"/>
-          <w:right w:w="15" w:type="dxa"/>
-        </w:tblCellMar>
         <w:tblLook w:val="04A0" w:firstRow="1" w:lastRow="0" w:firstColumn="1" w:lastColumn="0" w:noHBand="0" w:noVBand="1"/>
       </w:tblPr>
       <w:tblGrid>
-        <w:gridCol w:w="2268"/>
-        <w:gridCol w:w="6736"/>
+        <w:gridCol w:w="2124"/>
+        <w:gridCol w:w="6886"/>
       </w:tblGrid>
       <w:tr>
+        <w:trPr>
+          <w:cnfStyle w:val="100000000000" w:firstRow="1" w:lastRow="0" w:firstColumn="0" w:lastColumn="0" w:oddVBand="0" w:evenVBand="0" w:oddHBand="0" w:evenHBand="0" w:firstRowFirstColumn="0" w:firstRowLastColumn="0" w:lastRowFirstColumn="0" w:lastRowLastColumn="0"/>
+        </w:trPr>
         <w:tc>
           <w:tcPr>
+            <w:cnfStyle w:val="001000000000" w:firstRow="0" w:lastRow="0" w:firstColumn="1" w:lastColumn="0" w:oddVBand="0" w:evenVBand="0" w:oddHBand="0" w:evenHBand="0" w:firstRowFirstColumn="0" w:firstRowLastColumn="0" w:lastRowFirstColumn="0" w:lastRowLastColumn="0"/>
             <w:tcW w:w="0" w:type="auto"/>
-            <w:tcBorders>
-              <w:top w:val="single" w:sz="6" w:space="0" w:color="000000"/>
-              <w:left w:val="single" w:sz="6" w:space="0" w:color="000000"/>
-              <w:bottom w:val="single" w:sz="6" w:space="0" w:color="000000"/>
-              <w:right w:val="single" w:sz="6" w:space="0" w:color="000000"/>
-            </w:tcBorders>
-            <w:shd w:val="clear" w:color="auto" w:fill="F8FAFD"/>
-            <w:tcMar>
-              <w:top w:w="120" w:type="dxa"/>
-              <w:left w:w="180" w:type="dxa"/>
-              <w:bottom w:w="120" w:type="dxa"/>
-              <w:right w:w="180" w:type="dxa"/>
-            </w:tcMar>
             <w:hideMark/>
           </w:tcPr>
           <w:p>
@@ -8307,8 +7412,6 @@
             <w:r>
               <w:rPr>
                 <w:rFonts w:eastAsia="Times New Roman"/>
-                <w:b/>
-                <w:bCs/>
                 <w:color w:val="1F1F1F"/>
                 <w:sz w:val="22"/>
                 <w:szCs w:val="22"/>
@@ -8321,24 +7424,12 @@
         <w:tc>
           <w:tcPr>
             <w:tcW w:w="0" w:type="auto"/>
-            <w:tcBorders>
-              <w:top w:val="single" w:sz="6" w:space="0" w:color="000000"/>
-              <w:left w:val="single" w:sz="6" w:space="0" w:color="000000"/>
-              <w:bottom w:val="single" w:sz="6" w:space="0" w:color="000000"/>
-              <w:right w:val="single" w:sz="6" w:space="0" w:color="000000"/>
-            </w:tcBorders>
-            <w:shd w:val="clear" w:color="auto" w:fill="F8FAFD"/>
-            <w:tcMar>
-              <w:top w:w="120" w:type="dxa"/>
-              <w:left w:w="180" w:type="dxa"/>
-              <w:bottom w:w="120" w:type="dxa"/>
-              <w:right w:w="180" w:type="dxa"/>
-            </w:tcMar>
             <w:hideMark/>
           </w:tcPr>
           <w:p>
             <w:pPr>
               <w:spacing w:before="120" w:after="120" w:line="360" w:lineRule="auto"/>
+              <w:cnfStyle w:val="100000000000" w:firstRow="1" w:lastRow="0" w:firstColumn="0" w:lastColumn="0" w:oddVBand="0" w:evenVBand="0" w:oddHBand="0" w:evenHBand="0" w:firstRowFirstColumn="0" w:firstRowLastColumn="0" w:lastRowFirstColumn="0" w:lastRowLastColumn="0"/>
               <w:rPr>
                 <w:rFonts w:eastAsia="Times New Roman"/>
                 <w:lang w:val="en-NP" w:eastAsia="en-US"/>
@@ -8347,8 +7438,6 @@
             <w:r>
               <w:rPr>
                 <w:rFonts w:eastAsia="Times New Roman"/>
-                <w:b/>
-                <w:bCs/>
                 <w:color w:val="1F1F1F"/>
                 <w:sz w:val="22"/>
                 <w:szCs w:val="22"/>
@@ -8362,25 +7451,13 @@
       <w:tr>
         <w:tc>
           <w:tcPr>
+            <w:cnfStyle w:val="001000000000" w:firstRow="0" w:lastRow="0" w:firstColumn="1" w:lastColumn="0" w:oddVBand="0" w:evenVBand="0" w:oddHBand="0" w:evenHBand="0" w:firstRowFirstColumn="0" w:firstRowLastColumn="0" w:lastRowFirstColumn="0" w:lastRowLastColumn="0"/>
             <w:tcW w:w="0" w:type="auto"/>
-            <w:tcBorders>
-              <w:top w:val="single" w:sz="6" w:space="0" w:color="000000"/>
-              <w:left w:val="single" w:sz="6" w:space="0" w:color="000000"/>
-              <w:bottom w:val="single" w:sz="6" w:space="0" w:color="000000"/>
-              <w:right w:val="single" w:sz="6" w:space="0" w:color="000000"/>
-            </w:tcBorders>
-            <w:shd w:val="clear" w:color="auto" w:fill="F8FAFD"/>
-            <w:tcMar>
-              <w:top w:w="120" w:type="dxa"/>
-              <w:left w:w="180" w:type="dxa"/>
-              <w:bottom w:w="120" w:type="dxa"/>
-              <w:right w:w="180" w:type="dxa"/>
-            </w:tcMar>
             <w:hideMark/>
           </w:tcPr>
           <w:p>
             <w:pPr>
-              <w:spacing w:after="0" w:line="360" w:lineRule="auto"/>
+              <w:spacing w:line="360" w:lineRule="auto"/>
               <w:rPr>
                 <w:rFonts w:eastAsia="Times New Roman"/>
                 <w:lang w:val="en-NP" w:eastAsia="en-US"/>
@@ -8389,8 +7466,6 @@
             <w:r>
               <w:rPr>
                 <w:rFonts w:eastAsia="Times New Roman"/>
-                <w:b/>
-                <w:bCs/>
                 <w:color w:val="1F1F1F"/>
                 <w:sz w:val="22"/>
                 <w:szCs w:val="22"/>
@@ -8403,24 +7478,12 @@
         <w:tc>
           <w:tcPr>
             <w:tcW w:w="0" w:type="auto"/>
-            <w:tcBorders>
-              <w:top w:val="single" w:sz="6" w:space="0" w:color="000000"/>
-              <w:left w:val="single" w:sz="6" w:space="0" w:color="000000"/>
-              <w:bottom w:val="single" w:sz="6" w:space="0" w:color="000000"/>
-              <w:right w:val="single" w:sz="6" w:space="0" w:color="000000"/>
-            </w:tcBorders>
-            <w:shd w:val="clear" w:color="auto" w:fill="F8FAFD"/>
-            <w:tcMar>
-              <w:top w:w="120" w:type="dxa"/>
-              <w:left w:w="180" w:type="dxa"/>
-              <w:bottom w:w="120" w:type="dxa"/>
-              <w:right w:w="180" w:type="dxa"/>
-            </w:tcMar>
             <w:hideMark/>
           </w:tcPr>
           <w:p>
             <w:pPr>
-              <w:spacing w:after="0" w:line="360" w:lineRule="auto"/>
+              <w:spacing w:line="360" w:lineRule="auto"/>
+              <w:cnfStyle w:val="000000000000" w:firstRow="0" w:lastRow="0" w:firstColumn="0" w:lastColumn="0" w:oddVBand="0" w:evenVBand="0" w:oddHBand="0" w:evenHBand="0" w:firstRowFirstColumn="0" w:firstRowLastColumn="0" w:lastRowFirstColumn="0" w:lastRowLastColumn="0"/>
               <w:rPr>
                 <w:rFonts w:eastAsia="Times New Roman"/>
                 <w:lang w:val="en-NP" w:eastAsia="en-US"/>
@@ -8442,25 +7505,13 @@
       <w:tr>
         <w:tc>
           <w:tcPr>
+            <w:cnfStyle w:val="001000000000" w:firstRow="0" w:lastRow="0" w:firstColumn="1" w:lastColumn="0" w:oddVBand="0" w:evenVBand="0" w:oddHBand="0" w:evenHBand="0" w:firstRowFirstColumn="0" w:firstRowLastColumn="0" w:lastRowFirstColumn="0" w:lastRowLastColumn="0"/>
             <w:tcW w:w="0" w:type="auto"/>
-            <w:tcBorders>
-              <w:top w:val="single" w:sz="6" w:space="0" w:color="000000"/>
-              <w:left w:val="single" w:sz="6" w:space="0" w:color="000000"/>
-              <w:bottom w:val="single" w:sz="6" w:space="0" w:color="000000"/>
-              <w:right w:val="single" w:sz="6" w:space="0" w:color="000000"/>
-            </w:tcBorders>
-            <w:shd w:val="clear" w:color="auto" w:fill="F8FAFD"/>
-            <w:tcMar>
-              <w:top w:w="120" w:type="dxa"/>
-              <w:left w:w="180" w:type="dxa"/>
-              <w:bottom w:w="120" w:type="dxa"/>
-              <w:right w:w="180" w:type="dxa"/>
-            </w:tcMar>
             <w:hideMark/>
           </w:tcPr>
           <w:p>
             <w:pPr>
-              <w:spacing w:after="0" w:line="360" w:lineRule="auto"/>
+              <w:spacing w:line="360" w:lineRule="auto"/>
               <w:rPr>
                 <w:rFonts w:eastAsia="Times New Roman"/>
                 <w:lang w:val="en-NP" w:eastAsia="en-US"/>
@@ -8469,8 +7520,6 @@
             <w:r>
               <w:rPr>
                 <w:rFonts w:eastAsia="Times New Roman"/>
-                <w:b/>
-                <w:bCs/>
                 <w:color w:val="1F1F1F"/>
                 <w:sz w:val="22"/>
                 <w:szCs w:val="22"/>
@@ -8483,24 +7532,12 @@
         <w:tc>
           <w:tcPr>
             <w:tcW w:w="0" w:type="auto"/>
-            <w:tcBorders>
-              <w:top w:val="single" w:sz="6" w:space="0" w:color="000000"/>
-              <w:left w:val="single" w:sz="6" w:space="0" w:color="000000"/>
-              <w:bottom w:val="single" w:sz="6" w:space="0" w:color="000000"/>
-              <w:right w:val="single" w:sz="6" w:space="0" w:color="000000"/>
-            </w:tcBorders>
-            <w:shd w:val="clear" w:color="auto" w:fill="F8FAFD"/>
-            <w:tcMar>
-              <w:top w:w="120" w:type="dxa"/>
-              <w:left w:w="180" w:type="dxa"/>
-              <w:bottom w:w="120" w:type="dxa"/>
-              <w:right w:w="180" w:type="dxa"/>
-            </w:tcMar>
             <w:hideMark/>
           </w:tcPr>
           <w:p>
             <w:pPr>
-              <w:spacing w:after="0" w:line="360" w:lineRule="auto"/>
+              <w:spacing w:line="360" w:lineRule="auto"/>
+              <w:cnfStyle w:val="000000000000" w:firstRow="0" w:lastRow="0" w:firstColumn="0" w:lastColumn="0" w:oddVBand="0" w:evenVBand="0" w:oddHBand="0" w:evenHBand="0" w:firstRowFirstColumn="0" w:firstRowLastColumn="0" w:lastRowFirstColumn="0" w:lastRowLastColumn="0"/>
               <w:rPr>
                 <w:rFonts w:eastAsia="Times New Roman"/>
                 <w:lang w:val="en-NP" w:eastAsia="en-US"/>
@@ -8522,25 +7559,13 @@
       <w:tr>
         <w:tc>
           <w:tcPr>
+            <w:cnfStyle w:val="001000000000" w:firstRow="0" w:lastRow="0" w:firstColumn="1" w:lastColumn="0" w:oddVBand="0" w:evenVBand="0" w:oddHBand="0" w:evenHBand="0" w:firstRowFirstColumn="0" w:firstRowLastColumn="0" w:lastRowFirstColumn="0" w:lastRowLastColumn="0"/>
             <w:tcW w:w="0" w:type="auto"/>
-            <w:tcBorders>
-              <w:top w:val="single" w:sz="6" w:space="0" w:color="000000"/>
-              <w:left w:val="single" w:sz="6" w:space="0" w:color="000000"/>
-              <w:bottom w:val="single" w:sz="6" w:space="0" w:color="000000"/>
-              <w:right w:val="single" w:sz="6" w:space="0" w:color="000000"/>
-            </w:tcBorders>
-            <w:shd w:val="clear" w:color="auto" w:fill="F8FAFD"/>
-            <w:tcMar>
-              <w:top w:w="120" w:type="dxa"/>
-              <w:left w:w="180" w:type="dxa"/>
-              <w:bottom w:w="120" w:type="dxa"/>
-              <w:right w:w="180" w:type="dxa"/>
-            </w:tcMar>
             <w:hideMark/>
           </w:tcPr>
           <w:p>
             <w:pPr>
-              <w:spacing w:after="0" w:line="360" w:lineRule="auto"/>
+              <w:spacing w:line="360" w:lineRule="auto"/>
               <w:rPr>
                 <w:rFonts w:eastAsia="Times New Roman"/>
                 <w:lang w:val="en-NP" w:eastAsia="en-US"/>
@@ -8549,8 +7574,6 @@
             <w:r>
               <w:rPr>
                 <w:rFonts w:eastAsia="Times New Roman"/>
-                <w:b/>
-                <w:bCs/>
                 <w:color w:val="1F1F1F"/>
                 <w:sz w:val="22"/>
                 <w:szCs w:val="22"/>
@@ -8563,24 +7586,12 @@
         <w:tc>
           <w:tcPr>
             <w:tcW w:w="0" w:type="auto"/>
-            <w:tcBorders>
-              <w:top w:val="single" w:sz="6" w:space="0" w:color="000000"/>
-              <w:left w:val="single" w:sz="6" w:space="0" w:color="000000"/>
-              <w:bottom w:val="single" w:sz="6" w:space="0" w:color="000000"/>
-              <w:right w:val="single" w:sz="6" w:space="0" w:color="000000"/>
-            </w:tcBorders>
-            <w:shd w:val="clear" w:color="auto" w:fill="F8FAFD"/>
-            <w:tcMar>
-              <w:top w:w="120" w:type="dxa"/>
-              <w:left w:w="180" w:type="dxa"/>
-              <w:bottom w:w="120" w:type="dxa"/>
-              <w:right w:w="180" w:type="dxa"/>
-            </w:tcMar>
             <w:hideMark/>
           </w:tcPr>
           <w:p>
             <w:pPr>
-              <w:spacing w:after="0" w:line="360" w:lineRule="auto"/>
+              <w:spacing w:line="360" w:lineRule="auto"/>
+              <w:cnfStyle w:val="000000000000" w:firstRow="0" w:lastRow="0" w:firstColumn="0" w:lastColumn="0" w:oddVBand="0" w:evenVBand="0" w:oddHBand="0" w:evenHBand="0" w:firstRowFirstColumn="0" w:firstRowLastColumn="0" w:lastRowFirstColumn="0" w:lastRowLastColumn="0"/>
               <w:rPr>
                 <w:rFonts w:eastAsia="Times New Roman"/>
                 <w:lang w:val="en-NP" w:eastAsia="en-US"/>
@@ -8602,25 +7613,13 @@
       <w:tr>
         <w:tc>
           <w:tcPr>
+            <w:cnfStyle w:val="001000000000" w:firstRow="0" w:lastRow="0" w:firstColumn="1" w:lastColumn="0" w:oddVBand="0" w:evenVBand="0" w:oddHBand="0" w:evenHBand="0" w:firstRowFirstColumn="0" w:firstRowLastColumn="0" w:lastRowFirstColumn="0" w:lastRowLastColumn="0"/>
             <w:tcW w:w="0" w:type="auto"/>
-            <w:tcBorders>
-              <w:top w:val="single" w:sz="6" w:space="0" w:color="000000"/>
-              <w:left w:val="single" w:sz="6" w:space="0" w:color="000000"/>
-              <w:bottom w:val="single" w:sz="6" w:space="0" w:color="000000"/>
-              <w:right w:val="single" w:sz="6" w:space="0" w:color="000000"/>
-            </w:tcBorders>
-            <w:shd w:val="clear" w:color="auto" w:fill="F8FAFD"/>
-            <w:tcMar>
-              <w:top w:w="120" w:type="dxa"/>
-              <w:left w:w="180" w:type="dxa"/>
-              <w:bottom w:w="120" w:type="dxa"/>
-              <w:right w:w="180" w:type="dxa"/>
-            </w:tcMar>
             <w:hideMark/>
           </w:tcPr>
           <w:p>
             <w:pPr>
-              <w:spacing w:after="0" w:line="360" w:lineRule="auto"/>
+              <w:spacing w:line="360" w:lineRule="auto"/>
               <w:rPr>
                 <w:rFonts w:eastAsia="Times New Roman"/>
                 <w:lang w:val="en-NP" w:eastAsia="en-US"/>
@@ -8629,8 +7628,6 @@
             <w:r>
               <w:rPr>
                 <w:rFonts w:eastAsia="Times New Roman"/>
-                <w:b/>
-                <w:bCs/>
                 <w:color w:val="1F1F1F"/>
                 <w:sz w:val="22"/>
                 <w:szCs w:val="22"/>
@@ -8643,24 +7640,12 @@
         <w:tc>
           <w:tcPr>
             <w:tcW w:w="0" w:type="auto"/>
-            <w:tcBorders>
-              <w:top w:val="single" w:sz="6" w:space="0" w:color="000000"/>
-              <w:left w:val="single" w:sz="6" w:space="0" w:color="000000"/>
-              <w:bottom w:val="single" w:sz="6" w:space="0" w:color="000000"/>
-              <w:right w:val="single" w:sz="6" w:space="0" w:color="000000"/>
-            </w:tcBorders>
-            <w:shd w:val="clear" w:color="auto" w:fill="F8FAFD"/>
-            <w:tcMar>
-              <w:top w:w="120" w:type="dxa"/>
-              <w:left w:w="180" w:type="dxa"/>
-              <w:bottom w:w="120" w:type="dxa"/>
-              <w:right w:w="180" w:type="dxa"/>
-            </w:tcMar>
             <w:hideMark/>
           </w:tcPr>
           <w:p>
             <w:pPr>
-              <w:spacing w:after="0" w:line="360" w:lineRule="auto"/>
+              <w:spacing w:line="360" w:lineRule="auto"/>
+              <w:cnfStyle w:val="000000000000" w:firstRow="0" w:lastRow="0" w:firstColumn="0" w:lastColumn="0" w:oddVBand="0" w:evenVBand="0" w:oddHBand="0" w:evenHBand="0" w:firstRowFirstColumn="0" w:firstRowLastColumn="0" w:lastRowFirstColumn="0" w:lastRowLastColumn="0"/>
               <w:rPr>
                 <w:rFonts w:eastAsia="Times New Roman"/>
                 <w:lang w:val="en-NP" w:eastAsia="en-US"/>
@@ -8680,6 +7665,35 @@
         </w:tc>
       </w:tr>
     </w:tbl>
+    <w:p>
+      <w:pPr>
+        <w:rPr>
+          <w:lang w:val="en-NP" w:eastAsia="en-US"/>
+        </w:rPr>
+      </w:pPr>
+    </w:p>
+    <w:p>
+      <w:pPr>
+        <w:rPr>
+          <w:lang w:val="en-NP" w:eastAsia="en-US"/>
+        </w:rPr>
+      </w:pPr>
+      <w:bookmarkStart w:id="11" w:name="_Toc228188122"/>
+    </w:p>
+    <w:p>
+      <w:pPr>
+        <w:rPr>
+          <w:lang w:val="en-NP" w:eastAsia="en-US"/>
+        </w:rPr>
+      </w:pPr>
+    </w:p>
+    <w:p>
+      <w:pPr>
+        <w:rPr>
+          <w:lang w:val="en-NP" w:eastAsia="en-US"/>
+        </w:rPr>
+      </w:pPr>
+    </w:p>
     <w:p>
       <w:pPr>
         <w:rPr>
@@ -8701,7 +7715,6 @@
           <w:lang w:val="en-NP" w:eastAsia="en-US"/>
         </w:rPr>
       </w:pPr>
-      <w:bookmarkStart w:id="11" w:name="_Toc228188122"/>
       <w:r>
         <w:rPr>
           <w:rFonts w:eastAsia="Times New Roman"/>
@@ -8876,18 +7889,44 @@
           <w:color w:val="1F1F1F"/>
           <w:lang w:val="en-NP" w:eastAsia="en-US"/>
         </w:rPr>
-        <w:t>To accurately analyze demographics, a custom mapping function was created to group numerical ages into life stages: Minor (17 and under), Adult (18 to 54), and Senior (55 and older). The pd.Categorical() function was then used with the parameter ordered=True. Ordinal encoding is vital because it preserves the meaningful sequence of these life stages (Minor &lt; Adult &lt; Senior), enabling logical and mathematical comparisons during analysis.</w:t>
-      </w:r>
-    </w:p>
-    <w:p>
-      <w:pPr>
-        <w:spacing w:after="240" w:line="360" w:lineRule="auto"/>
+        <w:t xml:space="preserve">To accurately analyze demographics, </w:t>
+      </w:r>
+      <w:r>
         <w:rPr>
           <w:rFonts w:eastAsia="Times New Roman"/>
           <w:color w:val="1F1F1F"/>
-          <w:lang w:val="en-NP" w:eastAsia="en-US"/>
-        </w:rPr>
-      </w:pPr>
+          <w:lang w:eastAsia="en-US"/>
+        </w:rPr>
+        <w:t>a</w:t>
+      </w:r>
+      <w:r>
+        <w:rPr>
+          <w:rFonts w:eastAsia="Times New Roman"/>
+          <w:color w:val="1F1F1F"/>
+          <w:lang w:eastAsia="en-US"/>
+        </w:rPr>
+        <w:t xml:space="preserve"> custom mapping function grouped numerical ages into three ordinal life stages: Minor, Adult, and Senior. Using the </w:t>
+      </w:r>
+      <w:proofErr w:type="spellStart"/>
+      <w:proofErr w:type="gramStart"/>
+      <w:r>
+        <w:rPr>
+          <w:rFonts w:eastAsia="Times New Roman"/>
+          <w:color w:val="1F1F1F"/>
+          <w:lang w:eastAsia="en-US"/>
+        </w:rPr>
+        <w:t>pd.Categorical</w:t>
+      </w:r>
+      <w:proofErr w:type="spellEnd"/>
+      <w:proofErr w:type="gramEnd"/>
+      <w:r>
+        <w:rPr>
+          <w:rFonts w:eastAsia="Times New Roman"/>
+          <w:color w:val="1F1F1F"/>
+          <w:lang w:eastAsia="en-US"/>
+        </w:rPr>
+        <w:t>() function with ordered=True preserves the meaningful sequence of these stages for logical and mathematical comparison in analysis.</w:t>
+      </w:r>
     </w:p>
     <w:p>
       <w:pPr>
@@ -8971,7 +8010,6 @@
           <w:szCs w:val="26"/>
           <w:lang w:val="en-NP" w:eastAsia="en-US"/>
         </w:rPr>
-        <w:lastRenderedPageBreak/>
         <w:t>3.2 Create Purchase_Value_Category Column</w:t>
       </w:r>
       <w:bookmarkEnd w:id="14"/>
@@ -8989,6 +8027,7 @@
           <w:lang w:val="en-NP" w:eastAsia="en-US"/>
           <w14:ligatures w14:val="standardContextual"/>
         </w:rPr>
+        <w:lastRenderedPageBreak/>
         <w:drawing>
           <wp:inline distT="0" distB="0" distL="0" distR="0" wp14:anchorId="23CE9572" wp14:editId="195C8FE4">
             <wp:extent cx="5943600" cy="1746250"/>
@@ -9099,9 +8138,55 @@
         <w:rPr>
           <w:rFonts w:eastAsia="Times New Roman"/>
           <w:color w:val="1F1F1F"/>
-          <w:lang w:val="en-NP" w:eastAsia="en-US"/>
-        </w:rPr>
-        <w:t>To segment customers by their spending habits, a new column named Purchase_Value_Category was created. The pd.cut() function was utilized to partition the continuous Amount variable into discrete categories. The thresholds were defined as Low (0-4000), Medium (4001-10000), and High (10000+). This categorization simplifies high-level reporting on customer spending tiers.</w:t>
+          <w:lang w:eastAsia="en-US"/>
+        </w:rPr>
+        <w:t xml:space="preserve">We created </w:t>
+      </w:r>
+      <w:proofErr w:type="spellStart"/>
+      <w:r>
+        <w:rPr>
+          <w:rFonts w:eastAsia="Times New Roman"/>
+          <w:color w:val="1F1F1F"/>
+          <w:lang w:eastAsia="en-US"/>
+        </w:rPr>
+        <w:t>Purchase_Value_Category</w:t>
+      </w:r>
+      <w:proofErr w:type="spellEnd"/>
+      <w:r>
+        <w:rPr>
+          <w:rFonts w:eastAsia="Times New Roman"/>
+          <w:color w:val="1F1F1F"/>
+          <w:lang w:eastAsia="en-US"/>
+        </w:rPr>
+        <w:t xml:space="preserve"> to segment customer spending. The </w:t>
+      </w:r>
+      <w:proofErr w:type="spellStart"/>
+      <w:proofErr w:type="gramStart"/>
+      <w:r>
+        <w:rPr>
+          <w:rFonts w:eastAsia="Times New Roman"/>
+          <w:color w:val="1F1F1F"/>
+          <w:lang w:eastAsia="en-US"/>
+        </w:rPr>
+        <w:t>pd.cut</w:t>
+      </w:r>
+      <w:proofErr w:type="spellEnd"/>
+      <w:r>
+        <w:rPr>
+          <w:rFonts w:eastAsia="Times New Roman"/>
+          <w:color w:val="1F1F1F"/>
+          <w:lang w:eastAsia="en-US"/>
+        </w:rPr>
+        <w:t>(</w:t>
+      </w:r>
+      <w:proofErr w:type="gramEnd"/>
+      <w:r>
+        <w:rPr>
+          <w:rFonts w:eastAsia="Times New Roman"/>
+          <w:color w:val="1F1F1F"/>
+          <w:lang w:eastAsia="en-US"/>
+        </w:rPr>
+        <w:t>) function partitioned the continuous Amount variable into discrete tiers: Low (0-4000), Medium (4001-10000), and High (10000+). This categorization simplifies high-level reporting on customer spending tiers.</w:t>
       </w:r>
     </w:p>
     <w:p>
@@ -9256,7 +8341,6 @@
         <w:spacing w:after="240" w:line="360" w:lineRule="auto"/>
         <w:rPr>
           <w:rFonts w:eastAsia="Times New Roman"/>
-          <w:color w:val="1F1F1F"/>
           <w:lang w:val="en-NP" w:eastAsia="en-US"/>
         </w:rPr>
       </w:pPr>
@@ -9264,19 +8348,46 @@
         <w:rPr>
           <w:rFonts w:eastAsia="Times New Roman"/>
           <w:color w:val="1F1F1F"/>
-          <w:lang w:val="en-NP" w:eastAsia="en-US"/>
-        </w:rPr>
-        <w:t>Irrelevant columns were removed to clean the dataset. Cust_name and User_ID contain personal identifiers that provide no statistical value for aggregate sales analysis, and dropping them maintains data privacy. The unnamed1 column was an empty artefact. Removing these variables reduces dimensionality and saves memory.</w:t>
-      </w:r>
-    </w:p>
-    <w:p>
-      <w:pPr>
-        <w:spacing w:after="240" w:line="360" w:lineRule="auto"/>
+          <w:lang w:eastAsia="en-US"/>
+        </w:rPr>
+        <w:t xml:space="preserve">Irrelevant columns were removed to clean the dataset. </w:t>
+      </w:r>
+      <w:proofErr w:type="spellStart"/>
+      <w:r>
         <w:rPr>
           <w:rFonts w:eastAsia="Times New Roman"/>
-          <w:lang w:val="en-NP" w:eastAsia="en-US"/>
-        </w:rPr>
-      </w:pPr>
+          <w:color w:val="1F1F1F"/>
+          <w:lang w:eastAsia="en-US"/>
+        </w:rPr>
+        <w:t>Cust_name</w:t>
+      </w:r>
+      <w:proofErr w:type="spellEnd"/>
+      <w:r>
+        <w:rPr>
+          <w:rFonts w:eastAsia="Times New Roman"/>
+          <w:color w:val="1F1F1F"/>
+          <w:lang w:eastAsia="en-US"/>
+        </w:rPr>
+        <w:t xml:space="preserve"> and </w:t>
+      </w:r>
+      <w:proofErr w:type="spellStart"/>
+      <w:r>
+        <w:rPr>
+          <w:rFonts w:eastAsia="Times New Roman"/>
+          <w:color w:val="1F1F1F"/>
+          <w:lang w:eastAsia="en-US"/>
+        </w:rPr>
+        <w:t>User_ID</w:t>
+      </w:r>
+      <w:proofErr w:type="spellEnd"/>
+      <w:r>
+        <w:rPr>
+          <w:rFonts w:eastAsia="Times New Roman"/>
+          <w:color w:val="1F1F1F"/>
+          <w:lang w:eastAsia="en-US"/>
+        </w:rPr>
+        <w:t xml:space="preserve"> were dropped to maintain privacy and because they provide no statistical value for aggregate sales analysis. The empty unnamed1 column was also removed. This process reduces dimensionality and saves memory.</w:t>
+      </w:r>
     </w:p>
     <w:p>
       <w:pPr>
@@ -9311,7 +8422,6 @@
           <w:szCs w:val="26"/>
           <w:lang w:val="en-NP" w:eastAsia="en-US"/>
         </w:rPr>
-        <w:lastRenderedPageBreak/>
         <w:t>3.4 Handle Missing Values</w:t>
       </w:r>
       <w:bookmarkEnd w:id="18"/>
@@ -9375,6 +8485,7 @@
           <w:color w:val="1F1F1F"/>
           <w:lang w:val="en-NP" w:eastAsia="en-US"/>
         </w:rPr>
+        <w:lastRenderedPageBreak/>
         <w:t>Mean/Median Imputation:</w:t>
       </w:r>
       <w:r>
@@ -9581,9 +8692,37 @@
         <w:rPr>
           <w:rFonts w:eastAsia="Times New Roman"/>
           <w:color w:val="1F1F1F"/>
-          <w:lang w:val="en-NP" w:eastAsia="en-US"/>
-        </w:rPr>
-        <w:t>A total of 12 rows contained null values in the critical Amount and Age fields. These rows were completely removed using the .dropna() method. Dropping these rows was chosen over imputing (guessing) the values because Amount is our primary outcome variable. Estimating financial sales figures would introduce statistical bias and compromise the integrity of our later analysis.</w:t>
+          <w:lang w:eastAsia="en-US"/>
+        </w:rPr>
+        <w:t xml:space="preserve">Twelve rows containing null values in the critical Amount and Age fields were removed using </w:t>
+      </w:r>
+      <w:proofErr w:type="gramStart"/>
+      <w:r>
+        <w:rPr>
+          <w:rFonts w:eastAsia="Times New Roman"/>
+          <w:color w:val="1F1F1F"/>
+          <w:lang w:eastAsia="en-US"/>
+        </w:rPr>
+        <w:t>the .</w:t>
+      </w:r>
+      <w:proofErr w:type="spellStart"/>
+      <w:r>
+        <w:rPr>
+          <w:rFonts w:eastAsia="Times New Roman"/>
+          <w:color w:val="1F1F1F"/>
+          <w:lang w:eastAsia="en-US"/>
+        </w:rPr>
+        <w:t>dropna</w:t>
+      </w:r>
+      <w:proofErr w:type="spellEnd"/>
+      <w:proofErr w:type="gramEnd"/>
+      <w:r>
+        <w:rPr>
+          <w:rFonts w:eastAsia="Times New Roman"/>
+          <w:color w:val="1F1F1F"/>
+          <w:lang w:eastAsia="en-US"/>
+        </w:rPr>
+        <w:t>() method. Dropping these rows was preferred over imputation because Amount is the primary outcome variable. Estimating financial figures would introduce bias and compromise analysis integrity.</w:t>
       </w:r>
     </w:p>
     <w:p>
@@ -9631,7 +8770,33 @@
         <w:spacing w:after="240" w:line="360" w:lineRule="auto"/>
         <w:rPr>
           <w:rFonts w:eastAsia="Times New Roman"/>
-          <w:color w:val="1F1F1F"/>
+          <w:lang w:val="en-NP" w:eastAsia="en-US"/>
+        </w:rPr>
+      </w:pPr>
+    </w:p>
+    <w:p>
+      <w:pPr>
+        <w:spacing w:after="240" w:line="360" w:lineRule="auto"/>
+        <w:rPr>
+          <w:rFonts w:eastAsia="Times New Roman"/>
+          <w:lang w:val="en-NP" w:eastAsia="en-US"/>
+        </w:rPr>
+      </w:pPr>
+    </w:p>
+    <w:p>
+      <w:pPr>
+        <w:spacing w:after="240" w:line="360" w:lineRule="auto"/>
+        <w:rPr>
+          <w:rFonts w:eastAsia="Times New Roman"/>
+          <w:lang w:val="en-NP" w:eastAsia="en-US"/>
+        </w:rPr>
+      </w:pPr>
+    </w:p>
+    <w:p>
+      <w:pPr>
+        <w:spacing w:after="240" w:line="360" w:lineRule="auto"/>
+        <w:rPr>
+          <w:rFonts w:eastAsia="Times New Roman"/>
           <w:lang w:val="en-NP" w:eastAsia="en-US"/>
         </w:rPr>
       </w:pPr>
@@ -9796,29 +8961,30 @@
     </w:p>
     <w:p>
       <w:pPr>
-        <w:spacing w:after="240" w:line="360" w:lineRule="auto"/>
-        <w:rPr>
-          <w:rFonts w:eastAsia="Times New Roman"/>
+        <w:spacing w:after="0" w:line="240" w:lineRule="auto"/>
+        <w:rPr>
+          <w:rFonts w:ascii="Times New Roman" w:eastAsia="Times New Roman" w:hAnsi="Times New Roman" w:cs="Times New Roman"/>
           <w:lang w:val="en-NP" w:eastAsia="en-US"/>
         </w:rPr>
       </w:pPr>
+      <w:proofErr w:type="gramStart"/>
       <w:r>
         <w:rPr>
           <w:rFonts w:eastAsia="Times New Roman"/>
           <w:color w:val="1F1F1F"/>
-          <w:lang w:val="en-NP" w:eastAsia="en-US"/>
-        </w:rPr>
-        <w:t>To fully grasp the categorical dimensions of the dataset, the unique() method was applied. The output confirmed that there are 5 unique geographic zones (Western, Southern, Central, Northern, Eastern) and 18 distinct product categories (including Auto, Food, Electronics &amp; Gadgets, etc.). Verifying these unique values ensures there are no hidden dummy values or spelling errors before generating visual charts.</w:t>
-      </w:r>
-    </w:p>
-    <w:p>
-      <w:pPr>
-        <w:spacing w:after="0" w:line="240" w:lineRule="auto"/>
-        <w:rPr>
-          <w:rFonts w:ascii="Times New Roman" w:eastAsia="Times New Roman" w:hAnsi="Times New Roman" w:cs="Times New Roman"/>
-          <w:lang w:val="en-NP" w:eastAsia="en-US"/>
-        </w:rPr>
-      </w:pPr>
+          <w:lang w:eastAsia="en-US"/>
+        </w:rPr>
+        <w:t>The .unique</w:t>
+      </w:r>
+      <w:proofErr w:type="gramEnd"/>
+      <w:r>
+        <w:rPr>
+          <w:rFonts w:eastAsia="Times New Roman"/>
+          <w:color w:val="1F1F1F"/>
+          <w:lang w:eastAsia="en-US"/>
+        </w:rPr>
+        <w:t>() method was applied to confirm the categorical dimensions of the dataset. The output verified 5 unique geographic zones and 18 distinct product categories. Verifying these values ensures there are no dummy values or spelling errors before generating charts.</w:t>
+      </w:r>
     </w:p>
     <w:p/>
     <w:p/>
@@ -9869,9 +9035,9 @@
           <w14:ligatures w14:val="standardContextual"/>
         </w:rPr>
         <w:drawing>
-          <wp:inline distT="0" distB="0" distL="0" distR="0" wp14:anchorId="5A94BBAF" wp14:editId="5B3DB964">
-            <wp:extent cx="5727700" cy="1660525"/>
-            <wp:effectExtent l="0" t="0" r="0" b="3175"/>
+          <wp:inline distT="0" distB="0" distL="0" distR="0" wp14:anchorId="5A94BBAF" wp14:editId="4D79AF85">
+            <wp:extent cx="5245711" cy="1520791"/>
+            <wp:effectExtent l="0" t="0" r="0" b="0"/>
             <wp:docPr id="1991698959" name="Picture 1"/>
             <wp:cNvGraphicFramePr>
               <a:graphicFrameLocks xmlns:a="http://schemas.openxmlformats.org/drawingml/2006/main" noChangeAspect="1"/>
@@ -9898,7 +9064,7 @@
                   <pic:spPr>
                     <a:xfrm>
                       <a:off x="0" y="0"/>
-                      <a:ext cx="5727700" cy="1660525"/>
+                      <a:ext cx="5245711" cy="1520791"/>
                     </a:xfrm>
                     <a:prstGeom prst="rect">
                       <a:avLst/>
@@ -9953,9 +9119,9 @@
           <w14:ligatures w14:val="standardContextual"/>
         </w:rPr>
         <w:drawing>
-          <wp:inline distT="0" distB="0" distL="0" distR="0" wp14:anchorId="3D85EEFF" wp14:editId="437E317F">
-            <wp:extent cx="5727700" cy="3465830"/>
-            <wp:effectExtent l="0" t="0" r="0" b="1270"/>
+          <wp:inline distT="0" distB="0" distL="0" distR="0" wp14:anchorId="3D85EEFF" wp14:editId="3E03A818">
+            <wp:extent cx="5245768" cy="3174213"/>
+            <wp:effectExtent l="0" t="0" r="0" b="0"/>
             <wp:docPr id="221937613" name="Picture 2"/>
             <wp:cNvGraphicFramePr>
               <a:graphicFrameLocks xmlns:a="http://schemas.openxmlformats.org/drawingml/2006/main" noChangeAspect="1"/>
@@ -9982,7 +9148,7 @@
                   <pic:spPr>
                     <a:xfrm>
                       <a:off x="0" y="0"/>
-                      <a:ext cx="5727700" cy="3465830"/>
+                      <a:ext cx="5245768" cy="3174213"/>
                     </a:xfrm>
                     <a:prstGeom prst="rect">
                       <a:avLst/>
@@ -10046,144 +9212,161 @@
     </w:p>
     <w:p>
       <w:pPr>
-        <w:rPr>
-          <w:lang w:val="en-NP"/>
-        </w:rPr>
-      </w:pPr>
-      <w:r>
-        <w:rPr>
-          <w:lang w:val="en-NP"/>
-        </w:rPr>
-        <w:t>We calculated key statistics (summary statistics) for the 'Age,' 'Orders,' and 'Amount' columns to better understand the way our numerical data is distributed. We used the .agg() function to compute four main metrics simultaneously:</w:t>
-      </w:r>
-    </w:p>
-    <w:p>
-      <w:pPr>
+        <w:pStyle w:val="NormalWeb"/>
+        <w:spacing w:before="0" w:beforeAutospacing="0" w:after="160" w:afterAutospacing="0" w:line="360" w:lineRule="auto"/>
+      </w:pPr>
+      <w:bookmarkStart w:id="26" w:name="_Toc228188130"/>
+      <w:r>
+        <w:rPr>
+          <w:rFonts w:ascii="Arial" w:hAnsi="Arial" w:cs="Arial"/>
+          <w:color w:val="000000"/>
+        </w:rPr>
+        <w:t>We used the .agg() function to calculate key summary statistics for the 'Age,' 'Orders,' and 'Amount' columns to understand their distribution:</w:t>
+      </w:r>
+    </w:p>
+    <w:p>
+      <w:pPr>
+        <w:pStyle w:val="NormalWeb"/>
         <w:numPr>
           <w:ilvl w:val="0"/>
-          <w:numId w:val="3"/>
+          <w:numId w:val="8"/>
         </w:numPr>
-        <w:rPr>
-          <w:lang w:val="en-NP"/>
-        </w:rPr>
-      </w:pPr>
-      <w:r>
-        <w:rPr>
+        <w:spacing w:before="0" w:beforeAutospacing="0" w:after="0" w:afterAutospacing="0" w:line="360" w:lineRule="auto"/>
+        <w:textAlignment w:val="baseline"/>
+        <w:rPr>
+          <w:rFonts w:ascii="Arial" w:hAnsi="Arial" w:cs="Arial"/>
+          <w:color w:val="000000"/>
+        </w:rPr>
+      </w:pPr>
+      <w:r>
+        <w:rPr>
+          <w:rFonts w:ascii="Arial" w:hAnsi="Arial" w:cs="Arial"/>
           <w:b/>
           <w:bCs/>
-          <w:lang w:val="en-NP"/>
+          <w:color w:val="000000"/>
         </w:rPr>
         <w:t>Mean:</w:t>
       </w:r>
       <w:r>
         <w:rPr>
-          <w:lang w:val="en-NP"/>
-        </w:rPr>
-        <w:t xml:space="preserve"> The average value for each column.</w:t>
-      </w:r>
-    </w:p>
-    <w:p>
-      <w:pPr>
+          <w:rFonts w:ascii="Arial" w:hAnsi="Arial" w:cs="Arial"/>
+          <w:color w:val="000000"/>
+        </w:rPr>
+        <w:t xml:space="preserve"> Average value.</w:t>
+      </w:r>
+    </w:p>
+    <w:p>
+      <w:pPr>
+        <w:pStyle w:val="NormalWeb"/>
         <w:numPr>
           <w:ilvl w:val="0"/>
-          <w:numId w:val="3"/>
+          <w:numId w:val="8"/>
         </w:numPr>
-        <w:rPr>
-          <w:lang w:val="en-NP"/>
-        </w:rPr>
-      </w:pPr>
-      <w:r>
-        <w:rPr>
+        <w:spacing w:before="0" w:beforeAutospacing="0" w:after="0" w:afterAutospacing="0" w:line="360" w:lineRule="auto"/>
+        <w:textAlignment w:val="baseline"/>
+        <w:rPr>
+          <w:rFonts w:ascii="Arial" w:hAnsi="Arial" w:cs="Arial"/>
+          <w:color w:val="000000"/>
+        </w:rPr>
+      </w:pPr>
+      <w:r>
+        <w:rPr>
+          <w:rFonts w:ascii="Arial" w:hAnsi="Arial" w:cs="Arial"/>
           <w:b/>
           <w:bCs/>
-          <w:lang w:val="en-NP"/>
+          <w:color w:val="000000"/>
         </w:rPr>
         <w:t>Standard Deviation (std):</w:t>
       </w:r>
       <w:r>
         <w:rPr>
-          <w:lang w:val="en-NP"/>
-        </w:rPr>
-        <w:t xml:space="preserve"> Shows how much the data points are spread out from the average.</w:t>
-      </w:r>
-    </w:p>
-    <w:p>
-      <w:pPr>
+          <w:rFonts w:ascii="Arial" w:hAnsi="Arial" w:cs="Arial"/>
+          <w:color w:val="000000"/>
+        </w:rPr>
+        <w:t xml:space="preserve"> Data spread from the average.</w:t>
+      </w:r>
+    </w:p>
+    <w:p>
+      <w:pPr>
+        <w:pStyle w:val="NormalWeb"/>
         <w:numPr>
           <w:ilvl w:val="0"/>
-          <w:numId w:val="3"/>
+          <w:numId w:val="8"/>
         </w:numPr>
-        <w:rPr>
-          <w:lang w:val="en-NP"/>
-        </w:rPr>
-      </w:pPr>
-      <w:r>
-        <w:rPr>
+        <w:spacing w:before="0" w:beforeAutospacing="0" w:after="0" w:afterAutospacing="0" w:line="360" w:lineRule="auto"/>
+        <w:textAlignment w:val="baseline"/>
+        <w:rPr>
+          <w:rFonts w:ascii="Arial" w:hAnsi="Arial" w:cs="Arial"/>
+          <w:color w:val="000000"/>
+        </w:rPr>
+      </w:pPr>
+      <w:r>
+        <w:rPr>
+          <w:rFonts w:ascii="Arial" w:hAnsi="Arial" w:cs="Arial"/>
           <w:b/>
           <w:bCs/>
-          <w:lang w:val="en-NP"/>
+          <w:color w:val="000000"/>
         </w:rPr>
         <w:t>Skewness:</w:t>
       </w:r>
       <w:r>
         <w:rPr>
-          <w:lang w:val="en-NP"/>
-        </w:rPr>
-        <w:t xml:space="preserve"> Measures if the data is unbalanced (asymmetrical). For instance, a positive skew in 'Amount' suggests that most purchases are small, but there are a few very large outliers.</w:t>
-      </w:r>
-    </w:p>
-    <w:p>
-      <w:pPr>
+          <w:rFonts w:ascii="Arial" w:hAnsi="Arial" w:cs="Arial"/>
+          <w:color w:val="000000"/>
+        </w:rPr>
+        <w:t xml:space="preserve"> Measures data asymmetry (e.g., positive skew in 'Amount' suggests small purchases with large outliers).</w:t>
+      </w:r>
+    </w:p>
+    <w:p>
+      <w:pPr>
+        <w:pStyle w:val="NormalWeb"/>
         <w:numPr>
           <w:ilvl w:val="0"/>
-          <w:numId w:val="3"/>
+          <w:numId w:val="8"/>
         </w:numPr>
+        <w:spacing w:before="0" w:beforeAutospacing="0" w:after="0" w:afterAutospacing="0" w:line="360" w:lineRule="auto"/>
+        <w:textAlignment w:val="baseline"/>
+        <w:rPr>
+          <w:rFonts w:ascii="Arial" w:hAnsi="Arial" w:cs="Arial"/>
+          <w:color w:val="000000"/>
+        </w:rPr>
+      </w:pPr>
+      <w:r>
+        <w:rPr>
+          <w:rFonts w:ascii="Arial" w:hAnsi="Arial" w:cs="Arial"/>
+          <w:b/>
+          <w:color w:val="000000"/>
+        </w:rPr>
+        <w:t>Kurtosis</w:t>
+      </w:r>
+      <w:r>
+        <w:rPr>
+          <w:rFonts w:ascii="Arial" w:hAnsi="Arial" w:cs="Arial"/>
+          <w:bCs/>
+          <w:color w:val="000000"/>
+        </w:rPr>
+        <w:t>:</w:t>
+      </w:r>
+      <w:r>
+        <w:rPr>
+          <w:rFonts w:ascii="Arial" w:hAnsi="Arial" w:cs="Arial"/>
+          <w:color w:val="000000"/>
+        </w:rPr>
+        <w:t xml:space="preserve"> Identifies if data has heavy tails (extreme outliers).</w:t>
+      </w:r>
+    </w:p>
+    <w:p>
+      <w:pPr>
+        <w:pStyle w:val="Heading2"/>
         <w:rPr>
           <w:lang w:val="en-NP"/>
         </w:rPr>
       </w:pPr>
       <w:r>
         <w:rPr>
-          <w:b/>
-          <w:bCs/>
           <w:lang w:val="en-NP"/>
         </w:rPr>
         <w:lastRenderedPageBreak/>
-        <w:t>Kurtosis:</w:t>
-      </w:r>
-      <w:r>
-        <w:rPr>
-          <w:lang w:val="en-NP"/>
-        </w:rPr>
-        <w:t xml:space="preserve"> Helps to </w:t>
-      </w:r>
-      <w:r>
-        <w:rPr>
-          <w:i/>
-          <w:iCs/>
-          <w:lang w:val="en-NP"/>
-        </w:rPr>
-        <w:t>identify</w:t>
-      </w:r>
-      <w:r>
-        <w:rPr>
-          <w:lang w:val="en-NP"/>
-        </w:rPr>
-        <w:t xml:space="preserve"> whether the data has heavy tails (meaning it has extreme outliers).</w:t>
-      </w:r>
-    </w:p>
-    <w:p>
-      <w:pPr>
-        <w:pStyle w:val="Heading2"/>
-        <w:rPr>
-          <w:lang w:val="en-NP"/>
-        </w:rPr>
-      </w:pPr>
-      <w:bookmarkStart w:id="26" w:name="_Toc228188130"/>
-      <w:r>
-        <w:rPr>
-          <w:lang w:val="en-NP"/>
-        </w:rPr>
         <w:t>4.2 Correlation Analysis</w:t>
       </w:r>
       <w:bookmarkEnd w:id="26"/>
@@ -10201,9 +9384,9 @@
           <w14:ligatures w14:val="standardContextual"/>
         </w:rPr>
         <w:drawing>
-          <wp:inline distT="0" distB="0" distL="0" distR="0" wp14:anchorId="218F8ABE" wp14:editId="2E27E879">
-            <wp:extent cx="5727700" cy="2004060"/>
-            <wp:effectExtent l="0" t="0" r="0" b="2540"/>
+          <wp:inline distT="0" distB="0" distL="0" distR="0" wp14:anchorId="218F8ABE" wp14:editId="50999925">
+            <wp:extent cx="4869177" cy="1703672"/>
+            <wp:effectExtent l="0" t="0" r="0" b="0"/>
             <wp:docPr id="2051796850" name="Picture 4"/>
             <wp:cNvGraphicFramePr>
               <a:graphicFrameLocks xmlns:a="http://schemas.openxmlformats.org/drawingml/2006/main" noChangeAspect="1"/>
@@ -10216,7 +9399,7 @@
                     <pic:cNvPicPr/>
                   </pic:nvPicPr>
                   <pic:blipFill>
-                    <a:blip r:embed="rId22">
+                    <a:blip r:embed="rId22" cstate="print">
                       <a:extLst>
                         <a:ext uri="{28A0092B-C50C-407E-A947-70E740481C1C}">
                           <a14:useLocalDpi xmlns:a14="http://schemas.microsoft.com/office/drawing/2010/main" val="0"/>
@@ -10230,7 +9413,7 @@
                   <pic:spPr>
                     <a:xfrm>
                       <a:off x="0" y="0"/>
-                      <a:ext cx="5727700" cy="2004060"/>
+                      <a:ext cx="4891578" cy="1711510"/>
                     </a:xfrm>
                     <a:prstGeom prst="rect">
                       <a:avLst/>
@@ -10287,8 +9470,8 @@
           <w14:ligatures w14:val="standardContextual"/>
         </w:rPr>
         <w:drawing>
-          <wp:inline distT="0" distB="0" distL="0" distR="0" wp14:anchorId="417A8CBA" wp14:editId="325C250A">
-            <wp:extent cx="5727700" cy="4358640"/>
+          <wp:inline distT="0" distB="0" distL="0" distR="0" wp14:anchorId="417A8CBA" wp14:editId="25D0A6BE">
+            <wp:extent cx="4880008" cy="3713567"/>
             <wp:effectExtent l="0" t="0" r="0" b="0"/>
             <wp:docPr id="537915563" name="Picture 3"/>
             <wp:cNvGraphicFramePr>
@@ -10316,7 +9499,7 @@
                   <pic:spPr>
                     <a:xfrm>
                       <a:off x="0" y="0"/>
-                      <a:ext cx="5727700" cy="4358640"/>
+                      <a:ext cx="4884945" cy="3717324"/>
                     </a:xfrm>
                     <a:prstGeom prst="rect">
                       <a:avLst/>
@@ -10372,231 +9555,27 @@
     <w:p>
       <w:pPr>
         <w:rPr>
+          <w:lang w:val="en-NP"/>
+        </w:rPr>
+      </w:pPr>
+      <w:r>
+        <w:rPr>
           <w:b/>
           <w:bCs/>
           <w:lang w:val="en-NP"/>
         </w:rPr>
-      </w:pPr>
-    </w:p>
-    <w:p>
-      <w:pPr>
-        <w:rPr>
-          <w:b/>
-          <w:bCs/>
+        <w:t>Explanation:</w:t>
+      </w:r>
+    </w:p>
+    <w:p>
+      <w:pPr>
+        <w:rPr>
           <w:lang w:val="en-NP"/>
         </w:rPr>
       </w:pPr>
-    </w:p>
-    <w:p>
-      <w:pPr>
-        <w:rPr>
-          <w:lang w:val="en-NP"/>
-        </w:rPr>
-      </w:pPr>
-      <w:r>
-        <w:rPr>
-          <w:b/>
-          <w:bCs/>
-          <w:lang w:val="en-NP"/>
-        </w:rPr>
-        <w:lastRenderedPageBreak/>
-        <w:t>Explanation:</w:t>
-      </w:r>
-    </w:p>
-    <w:p>
-      <w:pPr>
-        <w:rPr>
-          <w:lang w:val="en-NP"/>
-        </w:rPr>
-      </w:pPr>
-      <w:r>
-        <w:rPr>
-          <w:lang w:val="en-NP"/>
-        </w:rPr>
-        <w:t xml:space="preserve">We performed a correlation analysis to </w:t>
-      </w:r>
-      <w:r>
-        <w:rPr>
-          <w:i/>
-          <w:iCs/>
-          <w:lang w:val="en-NP"/>
-        </w:rPr>
-        <w:t>determine</w:t>
-      </w:r>
-      <w:r>
-        <w:rPr>
-          <w:lang w:val="en-NP"/>
-        </w:rPr>
-        <w:t xml:space="preserve"> if there is a statistical link (relationship) between the numerical variables. We used the Pearson correlation method to calculate the links between all pairs, which we then visualized using a Seaborn heatmap. In this heatmap, values that are close to 1 show a strong positive relationship (for example, if 'Orders' increase, the 'Amount' spent also increases). Values closer to 0 indicate no meaningful relationship. Displaying this information as a heatmap makes it easy to quickly </w:t>
-      </w:r>
-      <w:r>
-        <w:rPr>
-          <w:i/>
-          <w:iCs/>
-          <w:lang w:val="en-NP"/>
-        </w:rPr>
-        <w:t>discern</w:t>
-      </w:r>
-      <w:r>
-        <w:rPr>
-          <w:lang w:val="en-NP"/>
-        </w:rPr>
-        <w:t xml:space="preserve"> which variables </w:t>
-      </w:r>
-      <w:r>
-        <w:rPr>
-          <w:i/>
-          <w:iCs/>
-          <w:lang w:val="en-NP"/>
-        </w:rPr>
-        <w:t>coincide</w:t>
-      </w:r>
-      <w:r>
-        <w:rPr>
-          <w:lang w:val="en-NP"/>
-        </w:rPr>
-        <w:t xml:space="preserve"> (move together).</w:t>
-      </w:r>
-    </w:p>
-    <w:p>
-      <w:pPr>
-        <w:rPr>
-          <w:lang w:val="en-NP"/>
-        </w:rPr>
-      </w:pPr>
-    </w:p>
-    <w:p>
-      <w:pPr>
-        <w:rPr>
-          <w:lang w:val="en-NP"/>
-        </w:rPr>
-      </w:pPr>
-    </w:p>
-    <w:p>
-      <w:pPr>
-        <w:rPr>
-          <w:lang w:val="en-NP"/>
-        </w:rPr>
-      </w:pPr>
-    </w:p>
-    <w:p>
-      <w:pPr>
-        <w:rPr>
-          <w:lang w:val="en-NP"/>
-        </w:rPr>
-      </w:pPr>
-    </w:p>
-    <w:p>
-      <w:pPr>
-        <w:rPr>
-          <w:lang w:val="en-NP"/>
-        </w:rPr>
-      </w:pPr>
-    </w:p>
-    <w:p>
-      <w:pPr>
-        <w:rPr>
-          <w:lang w:val="en-NP"/>
-        </w:rPr>
-      </w:pPr>
-    </w:p>
-    <w:p>
-      <w:pPr>
-        <w:rPr>
-          <w:lang w:val="en-NP"/>
-        </w:rPr>
-      </w:pPr>
-    </w:p>
-    <w:p>
-      <w:pPr>
-        <w:rPr>
-          <w:lang w:val="en-NP"/>
-        </w:rPr>
-      </w:pPr>
-    </w:p>
-    <w:p>
-      <w:pPr>
-        <w:rPr>
-          <w:lang w:val="en-NP"/>
-        </w:rPr>
-      </w:pPr>
-    </w:p>
-    <w:p>
-      <w:pPr>
-        <w:rPr>
-          <w:lang w:val="en-NP"/>
-        </w:rPr>
-      </w:pPr>
-    </w:p>
-    <w:p>
-      <w:pPr>
-        <w:rPr>
-          <w:lang w:val="en-NP"/>
-        </w:rPr>
-      </w:pPr>
-    </w:p>
-    <w:p>
-      <w:pPr>
-        <w:rPr>
-          <w:lang w:val="en-NP"/>
-        </w:rPr>
-      </w:pPr>
-    </w:p>
-    <w:p>
-      <w:pPr>
-        <w:rPr>
-          <w:lang w:val="en-NP"/>
-        </w:rPr>
-      </w:pPr>
-    </w:p>
-    <w:p>
-      <w:pPr>
-        <w:rPr>
-          <w:lang w:val="en-NP"/>
-        </w:rPr>
-      </w:pPr>
-    </w:p>
-    <w:p>
-      <w:pPr>
-        <w:rPr>
-          <w:lang w:val="en-NP"/>
-        </w:rPr>
-      </w:pPr>
-    </w:p>
-    <w:p>
-      <w:pPr>
-        <w:rPr>
-          <w:lang w:val="en-NP"/>
-        </w:rPr>
-      </w:pPr>
-    </w:p>
-    <w:p>
-      <w:pPr>
-        <w:rPr>
-          <w:lang w:val="en-NP"/>
-        </w:rPr>
-      </w:pPr>
-    </w:p>
-    <w:p>
-      <w:pPr>
-        <w:rPr>
-          <w:lang w:val="en-NP"/>
-        </w:rPr>
-      </w:pPr>
-    </w:p>
-    <w:p>
-      <w:pPr>
-        <w:rPr>
-          <w:lang w:val="en-NP"/>
-        </w:rPr>
-      </w:pPr>
-    </w:p>
-    <w:p>
-      <w:pPr>
-        <w:rPr>
-          <w:lang w:val="en-NP"/>
-        </w:rPr>
-      </w:pPr>
+      <w:r>
+        <w:t>A correlation analysis was performed using the Pearson method to find statistical relationships between numerical variables, visualized with a Seaborn heatmap. Values near 1 indicate a strong positive relationship (e.g., as 'Orders' increase, 'Amount' increases), while values near 0 show no relationship. This heatmap allows for quick discernment of co-moving variables.</w:t>
+      </w:r>
     </w:p>
     <w:p>
       <w:pPr>
@@ -10626,7 +9605,6 @@
         <w:rPr>
           <w:lang w:val="en-NP"/>
         </w:rPr>
-        <w:lastRenderedPageBreak/>
         <w:t>5. Comprehensive Data Discovery</w:t>
       </w:r>
       <w:bookmarkEnd w:id="29"/>
@@ -10875,30 +9853,17 @@
     </w:p>
     <w:p>
       <w:pPr>
+        <w:pStyle w:val="Heading3"/>
         <w:rPr>
           <w:lang w:val="en-NP"/>
         </w:rPr>
       </w:pPr>
-    </w:p>
-    <w:p>
-      <w:pPr>
+      <w:bookmarkStart w:id="34" w:name="_Toc228188134"/>
+      <w:r>
         <w:rPr>
           <w:lang w:val="en-NP"/>
         </w:rPr>
-      </w:pPr>
-    </w:p>
-    <w:p>
-      <w:pPr>
-        <w:pStyle w:val="Heading3"/>
-        <w:rPr>
-          <w:lang w:val="en-NP"/>
-        </w:rPr>
-      </w:pPr>
-      <w:bookmarkStart w:id="34" w:name="_Toc228188134"/>
-      <w:r>
-        <w:rPr>
-          <w:lang w:val="en-NP"/>
-        </w:rPr>
+        <w:lastRenderedPageBreak/>
         <w:t xml:space="preserve">5.1.2. </w:t>
       </w:r>
       <w:r>
@@ -11173,6 +10138,7 @@
         <w:rPr>
           <w:lang w:val="en-NP"/>
         </w:rPr>
+        <w:lastRenderedPageBreak/>
         <w:t xml:space="preserve">5.1.3. </w:t>
       </w:r>
       <w:r>
@@ -11290,7 +10256,7 @@
           <w14:ligatures w14:val="standardContextual"/>
         </w:rPr>
         <w:drawing>
-          <wp:inline distT="0" distB="0" distL="0" distR="0" wp14:anchorId="3878F21F" wp14:editId="6A9782C9">
+          <wp:inline distT="0" distB="0" distL="0" distR="0" wp14:anchorId="3878F21F" wp14:editId="5D4DCBEC">
             <wp:extent cx="5727700" cy="3740150"/>
             <wp:effectExtent l="0" t="0" r="0" b="6350"/>
             <wp:docPr id="503386566" name="Picture 24"/>
@@ -11647,7 +10613,7 @@
           <w14:ligatures w14:val="standardContextual"/>
         </w:rPr>
         <w:drawing>
-          <wp:inline distT="0" distB="0" distL="0" distR="0" wp14:anchorId="74B65082" wp14:editId="66BAD37B">
+          <wp:inline distT="0" distB="0" distL="0" distR="0" wp14:anchorId="74B65082" wp14:editId="624A73EA">
             <wp:extent cx="5727700" cy="2244725"/>
             <wp:effectExtent l="0" t="0" r="0" b="3175"/>
             <wp:docPr id="520018879" name="Picture 26"/>
@@ -11899,6 +10865,7 @@
         <w:rPr>
           <w:b/>
           <w:bCs/>
+          <w:noProof/>
           <w:lang w:val="en-NP"/>
         </w:rPr>
         <w:drawing>
@@ -11977,6 +10944,7 @@
       </w:pPr>
       <w:r>
         <w:rPr>
+          <w:noProof/>
           <w:lang w:val="en-NP"/>
         </w:rPr>
         <w:drawing>
@@ -12242,11 +11210,23 @@
         </w:rPr>
       </w:pPr>
       <w:r>
+        <w:t xml:space="preserve">A One-Way ANOVA test investigated if professional background influences spending. </w:t>
+      </w:r>
+      <w:proofErr w:type="spellStart"/>
+      <w:r>
+        <w:t>Analyzing</w:t>
+      </w:r>
+      <w:proofErr w:type="spellEnd"/>
+      <w:r>
+        <w:t xml:space="preserve"> variance, we checked if the p-value met the 0.05 threshold. Significance confirms occupation is a substantial factor in determining spending levels.</w:t>
+      </w:r>
+    </w:p>
+    <w:p>
+      <w:pPr>
         <w:rPr>
           <w:lang w:val="en-NP"/>
         </w:rPr>
-        <w:t>A One-Way ANOVA test was utilized to investigate if professional background influences purchasing behavior. By analyzing variance within and between groups, we determine if the p-value meets the 0.05 threshold. Reaching this level of significance allows us to conclude that occupation is a substantial factor in determining spending levels.</w:t>
-      </w:r>
+      </w:pPr>
     </w:p>
     <w:p>
       <w:pPr>
@@ -12299,31 +11279,16 @@
     </w:p>
     <w:p>
       <w:pPr>
+        <w:pStyle w:val="Heading2"/>
         <w:rPr>
           <w:lang w:val="en-NP"/>
         </w:rPr>
       </w:pPr>
-    </w:p>
-    <w:p>
-      <w:pPr>
+      <w:bookmarkStart w:id="50" w:name="_Toc228188140"/>
+      <w:r>
         <w:rPr>
           <w:lang w:val="en-NP"/>
         </w:rPr>
-      </w:pPr>
-    </w:p>
-    <w:p>
-      <w:pPr>
-        <w:pStyle w:val="Heading2"/>
-        <w:rPr>
-          <w:lang w:val="en-NP"/>
-        </w:rPr>
-      </w:pPr>
-      <w:bookmarkStart w:id="50" w:name="_Toc228188140"/>
-      <w:r>
-        <w:rPr>
-          <w:lang w:val="en-NP"/>
-        </w:rPr>
-        <w:lastRenderedPageBreak/>
         <w:t xml:space="preserve">6.2 Chi-Square </w:t>
       </w:r>
       <w:r>
@@ -12369,8 +11334,10 @@
         <w:rPr>
           <w:b/>
           <w:bCs/>
+          <w:noProof/>
           <w:lang w:val="en-NP"/>
         </w:rPr>
+        <w:lastRenderedPageBreak/>
         <w:drawing>
           <wp:inline distT="0" distB="0" distL="0" distR="0" wp14:anchorId="0BC0A61B" wp14:editId="14B190A3">
             <wp:extent cx="233680" cy="233680"/>
@@ -12447,6 +11414,7 @@
       </w:pPr>
       <w:r>
         <w:rPr>
+          <w:noProof/>
           <w:lang w:val="en-NP"/>
         </w:rPr>
         <w:drawing>
@@ -12526,7 +11494,7 @@
           <w14:ligatures w14:val="standardContextual"/>
         </w:rPr>
         <w:drawing>
-          <wp:inline distT="0" distB="0" distL="0" distR="0" wp14:anchorId="67B48E4B" wp14:editId="27E51C3B">
+          <wp:inline distT="0" distB="0" distL="0" distR="0" wp14:anchorId="67B48E4B" wp14:editId="3588F5CC">
             <wp:extent cx="5727700" cy="1864360"/>
             <wp:effectExtent l="0" t="0" r="0" b="2540"/>
             <wp:docPr id="1423414603" name="Picture 32"/>
@@ -12707,11 +11675,22 @@
         </w:rPr>
       </w:pPr>
       <w:r>
+        <w:t>The Chi-Square test determined if regionality affects product selection. By using contingency tables to measure frequency, we evaluated the p-value. If significant, the findings confirm that specific geographic zones exhibit distinct preferences for merchandise.</w:t>
+      </w:r>
+    </w:p>
+    <w:p>
+      <w:pPr>
         <w:rPr>
           <w:lang w:val="en-NP"/>
         </w:rPr>
-        <w:t>The Chi-Square test of independence was employed to determine if regionality affects product selection. By constructing contingency tables to measure frequency distribution, we evaluate the resulting p-value. If significant, the findings confirm that specific geographic zones exhibit distinct preferences for certain merchandise.</w:t>
-      </w:r>
+      </w:pPr>
+    </w:p>
+    <w:p>
+      <w:pPr>
+        <w:rPr>
+          <w:lang w:val="en-NP"/>
+        </w:rPr>
+      </w:pPr>
     </w:p>
     <w:p>
       <w:pPr>
@@ -12799,44 +11778,14 @@
         </w:rPr>
       </w:pPr>
       <w:r>
-        <w:rPr>
-          <w:lang w:val="en-NP"/>
-        </w:rPr>
-        <w:t>This analysis has successfully converted complex transaction data into strategic insights regarding sales performance.</w:t>
-      </w:r>
-    </w:p>
-    <w:p>
-      <w:pPr>
-        <w:rPr>
-          <w:lang w:val="en-NP"/>
-        </w:rPr>
-      </w:pPr>
-      <w:r>
-        <w:rPr>
-          <w:lang w:val="en-NP"/>
-        </w:rPr>
-        <w:t>Through data refinement, we identified key patterns including high-performing regions, gender-based preferences, and purchasing power across age groups. These findings highlight the most profitable markets and demographic segments for the organization.</w:t>
-      </w:r>
-    </w:p>
-    <w:p>
-      <w:pPr>
-        <w:rPr>
-          <w:lang w:val="en-NP"/>
-        </w:rPr>
-      </w:pPr>
-      <w:r>
-        <w:rPr>
-          <w:lang w:val="en-NP"/>
-        </w:rPr>
-        <w:t>Ultimately, these visual trends were corroborated by formal statistical evidence. The ANOVA and Chi-Square tests validated the significant roles that occupation and geography play in consumer behavior. These empirical results provide a robust foundation for optimizing inventory, targeting key audiences, and enhancing regional marketing strategies for upcoming seasons.</w:t>
-      </w:r>
-    </w:p>
-    <w:p>
-      <w:pPr>
-        <w:rPr>
-          <w:lang w:val="en-NP"/>
-        </w:rPr>
-      </w:pPr>
+        <w:t xml:space="preserve">This analysis converted transaction data into strategic sales insights. We identified key patterns—including high-performing regions and demographic preferences—that highlight the most profitable segments. Formal statistical tests (ANOVA and Chi-Square) validated that occupation and geography significantly influence consumer </w:t>
+      </w:r>
+      <w:r>
+        <w:t>behaviour</w:t>
+      </w:r>
+      <w:r>
+        <w:t>, providing a robust foundation for optimizing inventory and marketing strategies.</w:t>
+      </w:r>
     </w:p>
     <w:p/>
     <w:sectPr>
@@ -13875,122 +12824,9 @@
     </w:lvl>
   </w:abstractNum>
   <w:abstractNum w:abstractNumId="5" w15:restartNumberingAfterBreak="0">
-    <w:nsid w:val="6F805921"/>
+    <w:nsid w:val="69256EFE"/>
     <w:multiLevelType w:val="multilevel"/>
-    <w:tmpl w:val="1436BDD6"/>
-    <w:lvl w:ilvl="0">
-      <w:start w:val="1"/>
-      <w:numFmt w:val="decimal"/>
-      <w:lvlText w:val="%1."/>
-      <w:lvlJc w:val="left"/>
-      <w:pPr>
-        <w:tabs>
-          <w:tab w:val="num" w:pos="720"/>
-        </w:tabs>
-        <w:ind w:left="720" w:hanging="360"/>
-      </w:pPr>
-    </w:lvl>
-    <w:lvl w:ilvl="1" w:tentative="1">
-      <w:start w:val="1"/>
-      <w:numFmt w:val="decimal"/>
-      <w:lvlText w:val="%2."/>
-      <w:lvlJc w:val="left"/>
-      <w:pPr>
-        <w:tabs>
-          <w:tab w:val="num" w:pos="1440"/>
-        </w:tabs>
-        <w:ind w:left="1440" w:hanging="360"/>
-      </w:pPr>
-    </w:lvl>
-    <w:lvl w:ilvl="2" w:tentative="1">
-      <w:start w:val="1"/>
-      <w:numFmt w:val="decimal"/>
-      <w:lvlText w:val="%3."/>
-      <w:lvlJc w:val="left"/>
-      <w:pPr>
-        <w:tabs>
-          <w:tab w:val="num" w:pos="2160"/>
-        </w:tabs>
-        <w:ind w:left="2160" w:hanging="360"/>
-      </w:pPr>
-    </w:lvl>
-    <w:lvl w:ilvl="3" w:tentative="1">
-      <w:start w:val="1"/>
-      <w:numFmt w:val="decimal"/>
-      <w:lvlText w:val="%4."/>
-      <w:lvlJc w:val="left"/>
-      <w:pPr>
-        <w:tabs>
-          <w:tab w:val="num" w:pos="2880"/>
-        </w:tabs>
-        <w:ind w:left="2880" w:hanging="360"/>
-      </w:pPr>
-    </w:lvl>
-    <w:lvl w:ilvl="4" w:tentative="1">
-      <w:start w:val="1"/>
-      <w:numFmt w:val="decimal"/>
-      <w:lvlText w:val="%5."/>
-      <w:lvlJc w:val="left"/>
-      <w:pPr>
-        <w:tabs>
-          <w:tab w:val="num" w:pos="3600"/>
-        </w:tabs>
-        <w:ind w:left="3600" w:hanging="360"/>
-      </w:pPr>
-    </w:lvl>
-    <w:lvl w:ilvl="5" w:tentative="1">
-      <w:start w:val="1"/>
-      <w:numFmt w:val="decimal"/>
-      <w:lvlText w:val="%6."/>
-      <w:lvlJc w:val="left"/>
-      <w:pPr>
-        <w:tabs>
-          <w:tab w:val="num" w:pos="4320"/>
-        </w:tabs>
-        <w:ind w:left="4320" w:hanging="360"/>
-      </w:pPr>
-    </w:lvl>
-    <w:lvl w:ilvl="6" w:tentative="1">
-      <w:start w:val="1"/>
-      <w:numFmt w:val="decimal"/>
-      <w:lvlText w:val="%7."/>
-      <w:lvlJc w:val="left"/>
-      <w:pPr>
-        <w:tabs>
-          <w:tab w:val="num" w:pos="5040"/>
-        </w:tabs>
-        <w:ind w:left="5040" w:hanging="360"/>
-      </w:pPr>
-    </w:lvl>
-    <w:lvl w:ilvl="7" w:tentative="1">
-      <w:start w:val="1"/>
-      <w:numFmt w:val="decimal"/>
-      <w:lvlText w:val="%8."/>
-      <w:lvlJc w:val="left"/>
-      <w:pPr>
-        <w:tabs>
-          <w:tab w:val="num" w:pos="5760"/>
-        </w:tabs>
-        <w:ind w:left="5760" w:hanging="360"/>
-      </w:pPr>
-    </w:lvl>
-    <w:lvl w:ilvl="8" w:tentative="1">
-      <w:start w:val="1"/>
-      <w:numFmt w:val="decimal"/>
-      <w:lvlText w:val="%9."/>
-      <w:lvlJc w:val="left"/>
-      <w:pPr>
-        <w:tabs>
-          <w:tab w:val="num" w:pos="6480"/>
-        </w:tabs>
-        <w:ind w:left="6480" w:hanging="360"/>
-      </w:pPr>
-    </w:lvl>
-  </w:abstractNum>
-  <w:abstractNum w:abstractNumId="6" w15:restartNumberingAfterBreak="0">
-    <w:nsid w:val="7FC03929"/>
-    <w:multiLevelType w:val="multilevel"/>
-    <w:tmpl w:val="382080A2"/>
+    <w:tmpl w:val="BE263034"/>
     <w:lvl w:ilvl="0">
       <w:start w:val="1"/>
       <w:numFmt w:val="bullet"/>
@@ -14136,11 +12972,273 @@
       </w:rPr>
     </w:lvl>
   </w:abstractNum>
+  <w:abstractNum w:abstractNumId="6" w15:restartNumberingAfterBreak="0">
+    <w:nsid w:val="6F805921"/>
+    <w:multiLevelType w:val="multilevel"/>
+    <w:tmpl w:val="1436BDD6"/>
+    <w:lvl w:ilvl="0">
+      <w:start w:val="1"/>
+      <w:numFmt w:val="decimal"/>
+      <w:lvlText w:val="%1."/>
+      <w:lvlJc w:val="left"/>
+      <w:pPr>
+        <w:tabs>
+          <w:tab w:val="num" w:pos="720"/>
+        </w:tabs>
+        <w:ind w:left="720" w:hanging="360"/>
+      </w:pPr>
+    </w:lvl>
+    <w:lvl w:ilvl="1" w:tentative="1">
+      <w:start w:val="1"/>
+      <w:numFmt w:val="decimal"/>
+      <w:lvlText w:val="%2."/>
+      <w:lvlJc w:val="left"/>
+      <w:pPr>
+        <w:tabs>
+          <w:tab w:val="num" w:pos="1440"/>
+        </w:tabs>
+        <w:ind w:left="1440" w:hanging="360"/>
+      </w:pPr>
+    </w:lvl>
+    <w:lvl w:ilvl="2" w:tentative="1">
+      <w:start w:val="1"/>
+      <w:numFmt w:val="decimal"/>
+      <w:lvlText w:val="%3."/>
+      <w:lvlJc w:val="left"/>
+      <w:pPr>
+        <w:tabs>
+          <w:tab w:val="num" w:pos="2160"/>
+        </w:tabs>
+        <w:ind w:left="2160" w:hanging="360"/>
+      </w:pPr>
+    </w:lvl>
+    <w:lvl w:ilvl="3" w:tentative="1">
+      <w:start w:val="1"/>
+      <w:numFmt w:val="decimal"/>
+      <w:lvlText w:val="%4."/>
+      <w:lvlJc w:val="left"/>
+      <w:pPr>
+        <w:tabs>
+          <w:tab w:val="num" w:pos="2880"/>
+        </w:tabs>
+        <w:ind w:left="2880" w:hanging="360"/>
+      </w:pPr>
+    </w:lvl>
+    <w:lvl w:ilvl="4" w:tentative="1">
+      <w:start w:val="1"/>
+      <w:numFmt w:val="decimal"/>
+      <w:lvlText w:val="%5."/>
+      <w:lvlJc w:val="left"/>
+      <w:pPr>
+        <w:tabs>
+          <w:tab w:val="num" w:pos="3600"/>
+        </w:tabs>
+        <w:ind w:left="3600" w:hanging="360"/>
+      </w:pPr>
+    </w:lvl>
+    <w:lvl w:ilvl="5" w:tentative="1">
+      <w:start w:val="1"/>
+      <w:numFmt w:val="decimal"/>
+      <w:lvlText w:val="%6."/>
+      <w:lvlJc w:val="left"/>
+      <w:pPr>
+        <w:tabs>
+          <w:tab w:val="num" w:pos="4320"/>
+        </w:tabs>
+        <w:ind w:left="4320" w:hanging="360"/>
+      </w:pPr>
+    </w:lvl>
+    <w:lvl w:ilvl="6" w:tentative="1">
+      <w:start w:val="1"/>
+      <w:numFmt w:val="decimal"/>
+      <w:lvlText w:val="%7."/>
+      <w:lvlJc w:val="left"/>
+      <w:pPr>
+        <w:tabs>
+          <w:tab w:val="num" w:pos="5040"/>
+        </w:tabs>
+        <w:ind w:left="5040" w:hanging="360"/>
+      </w:pPr>
+    </w:lvl>
+    <w:lvl w:ilvl="7" w:tentative="1">
+      <w:start w:val="1"/>
+      <w:numFmt w:val="decimal"/>
+      <w:lvlText w:val="%8."/>
+      <w:lvlJc w:val="left"/>
+      <w:pPr>
+        <w:tabs>
+          <w:tab w:val="num" w:pos="5760"/>
+        </w:tabs>
+        <w:ind w:left="5760" w:hanging="360"/>
+      </w:pPr>
+    </w:lvl>
+    <w:lvl w:ilvl="8" w:tentative="1">
+      <w:start w:val="1"/>
+      <w:numFmt w:val="decimal"/>
+      <w:lvlText w:val="%9."/>
+      <w:lvlJc w:val="left"/>
+      <w:pPr>
+        <w:tabs>
+          <w:tab w:val="num" w:pos="6480"/>
+        </w:tabs>
+        <w:ind w:left="6480" w:hanging="360"/>
+      </w:pPr>
+    </w:lvl>
+  </w:abstractNum>
+  <w:abstractNum w:abstractNumId="7" w15:restartNumberingAfterBreak="0">
+    <w:nsid w:val="7FC03929"/>
+    <w:multiLevelType w:val="multilevel"/>
+    <w:tmpl w:val="382080A2"/>
+    <w:lvl w:ilvl="0">
+      <w:start w:val="1"/>
+      <w:numFmt w:val="bullet"/>
+      <w:lvlText w:val=""/>
+      <w:lvlJc w:val="left"/>
+      <w:pPr>
+        <w:tabs>
+          <w:tab w:val="num" w:pos="720"/>
+        </w:tabs>
+        <w:ind w:left="720" w:hanging="360"/>
+      </w:pPr>
+      <w:rPr>
+        <w:rFonts w:ascii="Symbol" w:hAnsi="Symbol" w:hint="default"/>
+        <w:sz w:val="20"/>
+      </w:rPr>
+    </w:lvl>
+    <w:lvl w:ilvl="1" w:tentative="1">
+      <w:start w:val="1"/>
+      <w:numFmt w:val="bullet"/>
+      <w:lvlText w:val="o"/>
+      <w:lvlJc w:val="left"/>
+      <w:pPr>
+        <w:tabs>
+          <w:tab w:val="num" w:pos="1440"/>
+        </w:tabs>
+        <w:ind w:left="1440" w:hanging="360"/>
+      </w:pPr>
+      <w:rPr>
+        <w:rFonts w:ascii="Courier New" w:hAnsi="Courier New" w:hint="default"/>
+        <w:sz w:val="20"/>
+      </w:rPr>
+    </w:lvl>
+    <w:lvl w:ilvl="2" w:tentative="1">
+      <w:start w:val="1"/>
+      <w:numFmt w:val="bullet"/>
+      <w:lvlText w:val=""/>
+      <w:lvlJc w:val="left"/>
+      <w:pPr>
+        <w:tabs>
+          <w:tab w:val="num" w:pos="2160"/>
+        </w:tabs>
+        <w:ind w:left="2160" w:hanging="360"/>
+      </w:pPr>
+      <w:rPr>
+        <w:rFonts w:ascii="Wingdings" w:hAnsi="Wingdings" w:hint="default"/>
+        <w:sz w:val="20"/>
+      </w:rPr>
+    </w:lvl>
+    <w:lvl w:ilvl="3" w:tentative="1">
+      <w:start w:val="1"/>
+      <w:numFmt w:val="bullet"/>
+      <w:lvlText w:val=""/>
+      <w:lvlJc w:val="left"/>
+      <w:pPr>
+        <w:tabs>
+          <w:tab w:val="num" w:pos="2880"/>
+        </w:tabs>
+        <w:ind w:left="2880" w:hanging="360"/>
+      </w:pPr>
+      <w:rPr>
+        <w:rFonts w:ascii="Wingdings" w:hAnsi="Wingdings" w:hint="default"/>
+        <w:sz w:val="20"/>
+      </w:rPr>
+    </w:lvl>
+    <w:lvl w:ilvl="4" w:tentative="1">
+      <w:start w:val="1"/>
+      <w:numFmt w:val="bullet"/>
+      <w:lvlText w:val=""/>
+      <w:lvlJc w:val="left"/>
+      <w:pPr>
+        <w:tabs>
+          <w:tab w:val="num" w:pos="3600"/>
+        </w:tabs>
+        <w:ind w:left="3600" w:hanging="360"/>
+      </w:pPr>
+      <w:rPr>
+        <w:rFonts w:ascii="Wingdings" w:hAnsi="Wingdings" w:hint="default"/>
+        <w:sz w:val="20"/>
+      </w:rPr>
+    </w:lvl>
+    <w:lvl w:ilvl="5" w:tentative="1">
+      <w:start w:val="1"/>
+      <w:numFmt w:val="bullet"/>
+      <w:lvlText w:val=""/>
+      <w:lvlJc w:val="left"/>
+      <w:pPr>
+        <w:tabs>
+          <w:tab w:val="num" w:pos="4320"/>
+        </w:tabs>
+        <w:ind w:left="4320" w:hanging="360"/>
+      </w:pPr>
+      <w:rPr>
+        <w:rFonts w:ascii="Wingdings" w:hAnsi="Wingdings" w:hint="default"/>
+        <w:sz w:val="20"/>
+      </w:rPr>
+    </w:lvl>
+    <w:lvl w:ilvl="6" w:tentative="1">
+      <w:start w:val="1"/>
+      <w:numFmt w:val="bullet"/>
+      <w:lvlText w:val=""/>
+      <w:lvlJc w:val="left"/>
+      <w:pPr>
+        <w:tabs>
+          <w:tab w:val="num" w:pos="5040"/>
+        </w:tabs>
+        <w:ind w:left="5040" w:hanging="360"/>
+      </w:pPr>
+      <w:rPr>
+        <w:rFonts w:ascii="Wingdings" w:hAnsi="Wingdings" w:hint="default"/>
+        <w:sz w:val="20"/>
+      </w:rPr>
+    </w:lvl>
+    <w:lvl w:ilvl="7" w:tentative="1">
+      <w:start w:val="1"/>
+      <w:numFmt w:val="bullet"/>
+      <w:lvlText w:val=""/>
+      <w:lvlJc w:val="left"/>
+      <w:pPr>
+        <w:tabs>
+          <w:tab w:val="num" w:pos="5760"/>
+        </w:tabs>
+        <w:ind w:left="5760" w:hanging="360"/>
+      </w:pPr>
+      <w:rPr>
+        <w:rFonts w:ascii="Wingdings" w:hAnsi="Wingdings" w:hint="default"/>
+        <w:sz w:val="20"/>
+      </w:rPr>
+    </w:lvl>
+    <w:lvl w:ilvl="8" w:tentative="1">
+      <w:start w:val="1"/>
+      <w:numFmt w:val="bullet"/>
+      <w:lvlText w:val=""/>
+      <w:lvlJc w:val="left"/>
+      <w:pPr>
+        <w:tabs>
+          <w:tab w:val="num" w:pos="6480"/>
+        </w:tabs>
+        <w:ind w:left="6480" w:hanging="360"/>
+      </w:pPr>
+      <w:rPr>
+        <w:rFonts w:ascii="Wingdings" w:hAnsi="Wingdings" w:hint="default"/>
+        <w:sz w:val="20"/>
+      </w:rPr>
+    </w:lvl>
+  </w:abstractNum>
   <w:num w:numId="1" w16cid:durableId="1438795845">
     <w:abstractNumId w:val="1"/>
   </w:num>
   <w:num w:numId="2" w16cid:durableId="572008286">
-    <w:abstractNumId w:val="5"/>
+    <w:abstractNumId w:val="6"/>
   </w:num>
   <w:num w:numId="3" w16cid:durableId="983463173">
     <w:abstractNumId w:val="4"/>
@@ -14149,13 +13247,16 @@
     <w:abstractNumId w:val="2"/>
   </w:num>
   <w:num w:numId="5" w16cid:durableId="534656764">
-    <w:abstractNumId w:val="6"/>
+    <w:abstractNumId w:val="7"/>
   </w:num>
   <w:num w:numId="6" w16cid:durableId="1011955425">
     <w:abstractNumId w:val="3"/>
   </w:num>
   <w:num w:numId="7" w16cid:durableId="1424572960">
     <w:abstractNumId w:val="0"/>
+  </w:num>
+  <w:num w:numId="8" w16cid:durableId="1326088098">
+    <w:abstractNumId w:val="5"/>
   </w:num>
 </w:numbering>
 </file>
@@ -15177,7 +14278,6 @@
     <w:name w:val="Normal (Web)"/>
     <w:basedOn w:val="Normal"/>
     <w:uiPriority w:val="99"/>
-    <w:semiHidden/>
     <w:unhideWhenUsed/>
     <w:rsid w:val="00AC1324"/>
     <w:pPr>
@@ -15418,6 +14518,63 @@
     <w:pPr>
       <w:spacing w:after="0"/>
     </w:pPr>
+  </w:style>
+  <w:style w:type="table" w:styleId="GridTable1Light">
+    <w:name w:val="Grid Table 1 Light"/>
+    <w:basedOn w:val="TableNormal"/>
+    <w:uiPriority w:val="46"/>
+    <w:rsid w:val="00634A3F"/>
+    <w:pPr>
+      <w:spacing w:after="0" w:line="240" w:lineRule="auto"/>
+    </w:pPr>
+    <w:tblPr>
+      <w:tblStyleRowBandSize w:val="1"/>
+      <w:tblStyleColBandSize w:val="1"/>
+      <w:tblBorders>
+        <w:top w:val="single" w:sz="4" w:space="0" w:color="999999" w:themeColor="text1" w:themeTint="66"/>
+        <w:left w:val="single" w:sz="4" w:space="0" w:color="999999" w:themeColor="text1" w:themeTint="66"/>
+        <w:bottom w:val="single" w:sz="4" w:space="0" w:color="999999" w:themeColor="text1" w:themeTint="66"/>
+        <w:right w:val="single" w:sz="4" w:space="0" w:color="999999" w:themeColor="text1" w:themeTint="66"/>
+        <w:insideH w:val="single" w:sz="4" w:space="0" w:color="999999" w:themeColor="text1" w:themeTint="66"/>
+        <w:insideV w:val="single" w:sz="4" w:space="0" w:color="999999" w:themeColor="text1" w:themeTint="66"/>
+      </w:tblBorders>
+    </w:tblPr>
+    <w:tblStylePr w:type="firstRow">
+      <w:rPr>
+        <w:b/>
+        <w:bCs/>
+      </w:rPr>
+      <w:tblPr/>
+      <w:tcPr>
+        <w:tcBorders>
+          <w:bottom w:val="single" w:sz="12" w:space="0" w:color="666666" w:themeColor="text1" w:themeTint="99"/>
+        </w:tcBorders>
+      </w:tcPr>
+    </w:tblStylePr>
+    <w:tblStylePr w:type="lastRow">
+      <w:rPr>
+        <w:b/>
+        <w:bCs/>
+      </w:rPr>
+      <w:tblPr/>
+      <w:tcPr>
+        <w:tcBorders>
+          <w:top w:val="double" w:sz="2" w:space="0" w:color="666666" w:themeColor="text1" w:themeTint="99"/>
+        </w:tcBorders>
+      </w:tcPr>
+    </w:tblStylePr>
+    <w:tblStylePr w:type="firstCol">
+      <w:rPr>
+        <w:b/>
+        <w:bCs/>
+      </w:rPr>
+    </w:tblStylePr>
+    <w:tblStylePr w:type="lastCol">
+      <w:rPr>
+        <w:b/>
+        <w:bCs/>
+      </w:rPr>
+    </w:tblStylePr>
   </w:style>
 </w:styles>
 </file>
@@ -15673,12 +14830,14 @@
   </w:compat>
   <w:rsids>
     <w:rsidRoot w:val="00B44355"/>
-    <w:rsid w:val="006D68A3"/>
     <w:rsid w:val="007863D9"/>
+    <w:rsid w:val="007B0170"/>
     <w:rsid w:val="009526D4"/>
     <w:rsid w:val="00B44355"/>
+    <w:rsid w:val="00C12F7A"/>
     <w:rsid w:val="00D6081B"/>
     <w:rsid w:val="00E23C07"/>
+    <w:rsid w:val="00F7196F"/>
   </w:rsids>
   <m:mathPr>
     <m:mathFont m:val="Cambria Math"/>
